--- a/2303A53009-lab10.3-(AI).docx
+++ b/2303A53009-lab10.3-(AI).docx
@@ -37,20 +37,20 @@
         <w:rPr>
           <w:b/>
         </w:rPr>
-        <w:t>Name:</w:t>
-      </w:r>
-      <w:r>
-        <w:rPr>
+        <w:t xml:space="preserve">Name: </w:t>
+      </w:r>
+      <w:proofErr w:type="spellStart"/>
+      <w:proofErr w:type="gramStart"/>
+      <w:r>
+        <w:rPr>
+          <w:rFonts w:ascii="Arial" w:eastAsia="Arial" w:hAnsi="Arial" w:cs="Arial"/>
           <w:b/>
+          <w:sz w:val="28"/>
         </w:rPr>
         <w:t>V.Sriram</w:t>
       </w:r>
-      <w:r>
-        <w:rPr>
-          <w:b/>
-        </w:rPr>
-        <w:t xml:space="preserve"> </w:t>
-      </w:r>
+      <w:proofErr w:type="spellEnd"/>
+      <w:proofErr w:type="gramEnd"/>
     </w:p>
     <w:p>
       <w:pPr>
@@ -493,7 +493,7 @@
           <w:noProof/>
         </w:rPr>
         <w:drawing>
-          <wp:inline distT="0" distB="0" distL="0" distR="0" wp14:anchorId="5B0B4714" wp14:editId="5AB2B928">
+          <wp:inline distT="0" distB="0" distL="0" distR="0" wp14:anchorId="37434AA4" wp14:editId="2B933724">
             <wp:extent cx="5655310" cy="2621280"/>
             <wp:effectExtent l="0" t="0" r="0" b="0"/>
             <wp:docPr id="198" name="Picture 198"/>
@@ -665,7 +665,7 @@
           <w:noProof/>
         </w:rPr>
         <w:drawing>
-          <wp:inline distT="0" distB="0" distL="0" distR="0" wp14:anchorId="15762D25" wp14:editId="71AE9059">
+          <wp:inline distT="0" distB="0" distL="0" distR="0" wp14:anchorId="49B73772" wp14:editId="14D6E250">
             <wp:extent cx="5655310" cy="1005205"/>
             <wp:effectExtent l="0" t="0" r="0" b="0"/>
             <wp:docPr id="200" name="Picture 200"/>
@@ -1303,7 +1303,7 @@
           <w:noProof/>
         </w:rPr>
         <w:drawing>
-          <wp:inline distT="0" distB="0" distL="0" distR="0" wp14:anchorId="50E4911B" wp14:editId="6B9F8C80">
+          <wp:inline distT="0" distB="0" distL="0" distR="0" wp14:anchorId="12B4DEFF" wp14:editId="3FDB9E80">
             <wp:extent cx="5655310" cy="2923540"/>
             <wp:effectExtent l="0" t="0" r="0" b="0"/>
             <wp:docPr id="393" name="Picture 393"/>
@@ -1378,7 +1378,7 @@
           <w:noProof/>
         </w:rPr>
         <w:drawing>
-          <wp:inline distT="0" distB="0" distL="0" distR="0" wp14:anchorId="62DE0694" wp14:editId="7AAF542C">
+          <wp:inline distT="0" distB="0" distL="0" distR="0" wp14:anchorId="675C6160" wp14:editId="5E1087A6">
             <wp:extent cx="5655310" cy="1442085"/>
             <wp:effectExtent l="0" t="0" r="0" b="0"/>
             <wp:docPr id="395" name="Picture 395"/>
@@ -2081,7 +2081,7 @@
           <w:noProof/>
         </w:rPr>
         <w:drawing>
-          <wp:inline distT="0" distB="0" distL="0" distR="0" wp14:anchorId="333D1837" wp14:editId="49D6D61D">
+          <wp:inline distT="0" distB="0" distL="0" distR="0" wp14:anchorId="3B30DB19" wp14:editId="5C522838">
             <wp:extent cx="5655310" cy="2286635"/>
             <wp:effectExtent l="0" t="0" r="0" b="0"/>
             <wp:docPr id="588" name="Picture 588"/>
@@ -2150,7 +2150,7 @@
           <w:noProof/>
         </w:rPr>
         <w:drawing>
-          <wp:inline distT="0" distB="0" distL="0" distR="0" wp14:anchorId="51E0F219" wp14:editId="3DB48193">
+          <wp:inline distT="0" distB="0" distL="0" distR="0" wp14:anchorId="56DDD9E3" wp14:editId="17FCC8BC">
             <wp:extent cx="5655310" cy="1130300"/>
             <wp:effectExtent l="0" t="0" r="0" b="0"/>
             <wp:docPr id="669" name="Picture 669"/>
@@ -2845,10 +2845,10 @@
         <mc:AlternateContent>
           <mc:Choice Requires="wpg">
             <w:drawing>
-              <wp:inline distT="0" distB="0" distL="0" distR="0" wp14:anchorId="50DBABBC" wp14:editId="16582224">
+              <wp:inline distT="0" distB="0" distL="0" distR="0" wp14:anchorId="57ADA405" wp14:editId="3B7A37D9">
                 <wp:extent cx="5656834" cy="20574"/>
                 <wp:effectExtent l="0" t="0" r="0" b="0"/>
-                <wp:docPr id="9110" name="Group 9110"/>
+                <wp:docPr id="8568" name="Group 8568"/>
                 <wp:cNvGraphicFramePr/>
                 <a:graphic xmlns:a="http://schemas.openxmlformats.org/drawingml/2006/main">
                   <a:graphicData uri="http://schemas.microsoft.com/office/word/2010/wordprocessingGroup">
@@ -3356,7 +3356,7 @@
           </mc:Choice>
           <mc:Fallback xmlns:a="http://schemas.openxmlformats.org/drawingml/2006/main">
             <w:pict>
-              <v:group id="Group 9110" style="width:445.42pt;height:1.62pt;mso-position-horizontal-relative:char;mso-position-vertical-relative:line" coordsize="56568,205">
+              <v:group id="Group 8568" style="width:445.42pt;height:1.62pt;mso-position-horizontal-relative:char;mso-position-vertical-relative:line" coordsize="56568,205">
                 <v:shape id="Shape 10068" style="position:absolute;width:56553;height:196;left:0;top:0;" coordsize="5655310,19685" path="m0,0l5655310,0l5655310,19685l0,19685l0,0">
                   <v:stroke weight="0pt" endcap="flat" joinstyle="miter" miterlimit="10" on="false" color="#000000" opacity="0"/>
                   <v:fill on="true" color="#a0a0a0"/>
@@ -3501,10 +3501,10 @@
         <mc:AlternateContent>
           <mc:Choice Requires="wpg">
             <w:drawing>
-              <wp:inline distT="0" distB="0" distL="0" distR="0" wp14:anchorId="4E22868F" wp14:editId="1D9100BB">
+              <wp:inline distT="0" distB="0" distL="0" distR="0" wp14:anchorId="5ABD461D" wp14:editId="2A37AEE9">
                 <wp:extent cx="5656834" cy="21336"/>
                 <wp:effectExtent l="0" t="0" r="0" b="0"/>
-                <wp:docPr id="9118" name="Group 9118"/>
+                <wp:docPr id="8569" name="Group 8569"/>
                 <wp:cNvGraphicFramePr/>
                 <a:graphic xmlns:a="http://schemas.openxmlformats.org/drawingml/2006/main">
                   <a:graphicData uri="http://schemas.microsoft.com/office/word/2010/wordprocessingGroup">
@@ -4012,7 +4012,7 @@
           </mc:Choice>
           <mc:Fallback xmlns:a="http://schemas.openxmlformats.org/drawingml/2006/main">
             <w:pict>
-              <v:group id="Group 9118" style="width:445.42pt;height:1.67999pt;mso-position-horizontal-relative:char;mso-position-vertical-relative:line" coordsize="56568,213">
+              <v:group id="Group 8569" style="width:445.42pt;height:1.67999pt;mso-position-horizontal-relative:char;mso-position-vertical-relative:line" coordsize="56568,213">
                 <v:shape id="Shape 10088" style="position:absolute;width:56553;height:203;left:0;top:0;" coordsize="5655310,20320" path="m0,0l5655310,0l5655310,20320l0,20320l0,0">
                   <v:stroke weight="0pt" endcap="flat" joinstyle="miter" miterlimit="10" on="false" color="#000000" opacity="0"/>
                   <v:fill on="true" color="#a0a0a0"/>
@@ -4097,7 +4097,7 @@
           <w:noProof/>
         </w:rPr>
         <w:drawing>
-          <wp:inline distT="0" distB="0" distL="0" distR="0" wp14:anchorId="5ED5C52C" wp14:editId="49FA0E83">
+          <wp:inline distT="0" distB="0" distL="0" distR="0" wp14:anchorId="353DFB75" wp14:editId="25E4970A">
             <wp:extent cx="5655310" cy="2506980"/>
             <wp:effectExtent l="0" t="0" r="0" b="0"/>
             <wp:docPr id="918" name="Picture 918"/>
@@ -4166,7 +4166,7 @@
           <w:noProof/>
         </w:rPr>
         <w:drawing>
-          <wp:inline distT="0" distB="0" distL="0" distR="0" wp14:anchorId="190B9627" wp14:editId="6C8C127C">
+          <wp:inline distT="0" distB="0" distL="0" distR="0" wp14:anchorId="4D8324D0" wp14:editId="3B2812A9">
             <wp:extent cx="5655310" cy="854710"/>
             <wp:effectExtent l="0" t="0" r="0" b="0"/>
             <wp:docPr id="920" name="Picture 920"/>
@@ -5014,7 +5014,7 @@
           <w:noProof/>
         </w:rPr>
         <w:drawing>
-          <wp:inline distT="0" distB="0" distL="0" distR="0" wp14:anchorId="54AE015A" wp14:editId="3276BF86">
+          <wp:inline distT="0" distB="0" distL="0" distR="0" wp14:anchorId="0B60A1BC" wp14:editId="15294F97">
             <wp:extent cx="5655310" cy="2407920"/>
             <wp:effectExtent l="0" t="0" r="0" b="0"/>
             <wp:docPr id="1151" name="Picture 1151"/>
@@ -5090,10 +5090,858 @@
 <file path=word/numbering.xml><?xml version="1.0" encoding="utf-8"?>
 <w:numbering xmlns:wpc="http://schemas.microsoft.com/office/word/2010/wordprocessingCanvas" xmlns:cx="http://schemas.microsoft.com/office/drawing/2014/chartex" xmlns:cx1="http://schemas.microsoft.com/office/drawing/2015/9/8/chartex" xmlns:cx2="http://schemas.microsoft.com/office/drawing/2015/10/21/chartex" xmlns:cx3="http://schemas.microsoft.com/office/drawing/2016/5/9/chartex" xmlns:cx4="http://schemas.microsoft.com/office/drawing/2016/5/10/chartex" xmlns:cx5="http://schemas.microsoft.com/office/drawing/2016/5/11/chartex" xmlns:cx6="http://schemas.microsoft.com/office/drawing/2016/5/12/chartex" xmlns:cx7="http://schemas.microsoft.com/office/drawing/2016/5/13/chartex" xmlns:cx8="http://schemas.microsoft.com/office/drawing/2016/5/14/chartex" xmlns:mc="http://schemas.openxmlformats.org/markup-compatibility/2006" xmlns:aink="http://schemas.microsoft.com/office/drawing/2016/ink" xmlns:am3d="http://schemas.microsoft.com/office/drawing/2017/model3d" xmlns:o="urn:schemas-microsoft-com:office:office" xmlns:oel="http://schemas.microsoft.com/office/2019/extlst" xmlns:r="http://schemas.openxmlformats.org/officeDocument/2006/relationships" xmlns:m="http://schemas.openxmlformats.org/officeDocument/2006/math" xmlns:v="urn:schemas-microsoft-com:vml" xmlns:wp14="http://schemas.microsoft.com/office/word/2010/wordprocessingDrawing" xmlns:wp="http://schemas.openxmlformats.org/drawingml/2006/wordprocessingDrawing" xmlns:w10="urn:schemas-microsoft-com:office:word" xmlns:w="http://schemas.openxmlformats.org/wordprocessingml/2006/main" xmlns:w14="http://schemas.microsoft.com/office/word/2010/wordml" xmlns:w15="http://schemas.microsoft.com/office/word/2012/wordml" xmlns:w16cex="http://schemas.microsoft.com/office/word/2018/wordml/cex" xmlns:w16cid="http://schemas.microsoft.com/office/word/2016/wordml/cid" xmlns:w16="http://schemas.microsoft.com/office/word/2018/wordml" xmlns:w16du="http://schemas.microsoft.com/office/word/2023/wordml/word16du" xmlns:w16sdtdh="http://schemas.microsoft.com/office/word/2020/wordml/sdtdatahash" xmlns:w16sdtfl="http://schemas.microsoft.com/office/word/2024/wordml/sdtformatlock" xmlns:w16se="http://schemas.microsoft.com/office/word/2015/wordml/symex" xmlns:wpg="http://schemas.microsoft.com/office/word/2010/wordprocessingGroup" xmlns:wpi="http://schemas.microsoft.com/office/word/2010/wordprocessingInk" xmlns:wne="http://schemas.microsoft.com/office/word/2006/wordml" xmlns:wps="http://schemas.microsoft.com/office/word/2010/wordprocessingShape" mc:Ignorable="w14 w15 w16se w16cid w16 w16cex w16sdtdh w16sdtfl w16du wp14">
   <w:abstractNum w:abstractNumId="0" w15:restartNumberingAfterBreak="0">
-    <w:nsid w:val="0FE3290D"/>
+    <w:nsid w:val="02C27D7A"/>
     <w:multiLevelType w:val="hybridMultilevel"/>
-    <w:tmpl w:val="0A888748"/>
-    <w:lvl w:ilvl="0" w:tplc="61AC6A56">
+    <w:tmpl w:val="07524E9A"/>
+    <w:lvl w:ilvl="0" w:tplc="D51C4D0C">
+      <w:start w:val="3"/>
+      <w:numFmt w:val="decimal"/>
+      <w:lvlText w:val="%1."/>
+      <w:lvlJc w:val="left"/>
+      <w:pPr>
+        <w:ind w:left="254"/>
+      </w:pPr>
+      <w:rPr>
+        <w:rFonts w:ascii="Calibri" w:eastAsia="Calibri" w:hAnsi="Calibri" w:cs="Calibri"/>
+        <w:b w:val="0"/>
+        <w:i w:val="0"/>
+        <w:strike w:val="0"/>
+        <w:dstrike w:val="0"/>
+        <w:color w:val="000000"/>
+        <w:sz w:val="26"/>
+        <w:szCs w:val="26"/>
+        <w:u w:val="none" w:color="000000"/>
+        <w:bdr w:val="none" w:sz="0" w:space="0" w:color="auto"/>
+        <w:shd w:val="clear" w:color="auto" w:fill="auto"/>
+        <w:vertAlign w:val="baseline"/>
+      </w:rPr>
+    </w:lvl>
+    <w:lvl w:ilvl="1" w:tplc="39DAEA64">
+      <w:start w:val="1"/>
+      <w:numFmt w:val="lowerLetter"/>
+      <w:lvlText w:val="%2"/>
+      <w:lvlJc w:val="left"/>
+      <w:pPr>
+        <w:ind w:left="1080"/>
+      </w:pPr>
+      <w:rPr>
+        <w:rFonts w:ascii="Calibri" w:eastAsia="Calibri" w:hAnsi="Calibri" w:cs="Calibri"/>
+        <w:b w:val="0"/>
+        <w:i w:val="0"/>
+        <w:strike w:val="0"/>
+        <w:dstrike w:val="0"/>
+        <w:color w:val="000000"/>
+        <w:sz w:val="26"/>
+        <w:szCs w:val="26"/>
+        <w:u w:val="none" w:color="000000"/>
+        <w:bdr w:val="none" w:sz="0" w:space="0" w:color="auto"/>
+        <w:shd w:val="clear" w:color="auto" w:fill="auto"/>
+        <w:vertAlign w:val="baseline"/>
+      </w:rPr>
+    </w:lvl>
+    <w:lvl w:ilvl="2" w:tplc="BE52CABA">
+      <w:start w:val="1"/>
+      <w:numFmt w:val="lowerRoman"/>
+      <w:lvlText w:val="%3"/>
+      <w:lvlJc w:val="left"/>
+      <w:pPr>
+        <w:ind w:left="1800"/>
+      </w:pPr>
+      <w:rPr>
+        <w:rFonts w:ascii="Calibri" w:eastAsia="Calibri" w:hAnsi="Calibri" w:cs="Calibri"/>
+        <w:b w:val="0"/>
+        <w:i w:val="0"/>
+        <w:strike w:val="0"/>
+        <w:dstrike w:val="0"/>
+        <w:color w:val="000000"/>
+        <w:sz w:val="26"/>
+        <w:szCs w:val="26"/>
+        <w:u w:val="none" w:color="000000"/>
+        <w:bdr w:val="none" w:sz="0" w:space="0" w:color="auto"/>
+        <w:shd w:val="clear" w:color="auto" w:fill="auto"/>
+        <w:vertAlign w:val="baseline"/>
+      </w:rPr>
+    </w:lvl>
+    <w:lvl w:ilvl="3" w:tplc="BA9C6AEC">
+      <w:start w:val="1"/>
+      <w:numFmt w:val="decimal"/>
+      <w:lvlText w:val="%4"/>
+      <w:lvlJc w:val="left"/>
+      <w:pPr>
+        <w:ind w:left="2520"/>
+      </w:pPr>
+      <w:rPr>
+        <w:rFonts w:ascii="Calibri" w:eastAsia="Calibri" w:hAnsi="Calibri" w:cs="Calibri"/>
+        <w:b w:val="0"/>
+        <w:i w:val="0"/>
+        <w:strike w:val="0"/>
+        <w:dstrike w:val="0"/>
+        <w:color w:val="000000"/>
+        <w:sz w:val="26"/>
+        <w:szCs w:val="26"/>
+        <w:u w:val="none" w:color="000000"/>
+        <w:bdr w:val="none" w:sz="0" w:space="0" w:color="auto"/>
+        <w:shd w:val="clear" w:color="auto" w:fill="auto"/>
+        <w:vertAlign w:val="baseline"/>
+      </w:rPr>
+    </w:lvl>
+    <w:lvl w:ilvl="4" w:tplc="5C8E4B16">
+      <w:start w:val="1"/>
+      <w:numFmt w:val="lowerLetter"/>
+      <w:lvlText w:val="%5"/>
+      <w:lvlJc w:val="left"/>
+      <w:pPr>
+        <w:ind w:left="3240"/>
+      </w:pPr>
+      <w:rPr>
+        <w:rFonts w:ascii="Calibri" w:eastAsia="Calibri" w:hAnsi="Calibri" w:cs="Calibri"/>
+        <w:b w:val="0"/>
+        <w:i w:val="0"/>
+        <w:strike w:val="0"/>
+        <w:dstrike w:val="0"/>
+        <w:color w:val="000000"/>
+        <w:sz w:val="26"/>
+        <w:szCs w:val="26"/>
+        <w:u w:val="none" w:color="000000"/>
+        <w:bdr w:val="none" w:sz="0" w:space="0" w:color="auto"/>
+        <w:shd w:val="clear" w:color="auto" w:fill="auto"/>
+        <w:vertAlign w:val="baseline"/>
+      </w:rPr>
+    </w:lvl>
+    <w:lvl w:ilvl="5" w:tplc="EE22406C">
+      <w:start w:val="1"/>
+      <w:numFmt w:val="lowerRoman"/>
+      <w:lvlText w:val="%6"/>
+      <w:lvlJc w:val="left"/>
+      <w:pPr>
+        <w:ind w:left="3960"/>
+      </w:pPr>
+      <w:rPr>
+        <w:rFonts w:ascii="Calibri" w:eastAsia="Calibri" w:hAnsi="Calibri" w:cs="Calibri"/>
+        <w:b w:val="0"/>
+        <w:i w:val="0"/>
+        <w:strike w:val="0"/>
+        <w:dstrike w:val="0"/>
+        <w:color w:val="000000"/>
+        <w:sz w:val="26"/>
+        <w:szCs w:val="26"/>
+        <w:u w:val="none" w:color="000000"/>
+        <w:bdr w:val="none" w:sz="0" w:space="0" w:color="auto"/>
+        <w:shd w:val="clear" w:color="auto" w:fill="auto"/>
+        <w:vertAlign w:val="baseline"/>
+      </w:rPr>
+    </w:lvl>
+    <w:lvl w:ilvl="6" w:tplc="F8A69970">
+      <w:start w:val="1"/>
+      <w:numFmt w:val="decimal"/>
+      <w:lvlText w:val="%7"/>
+      <w:lvlJc w:val="left"/>
+      <w:pPr>
+        <w:ind w:left="4680"/>
+      </w:pPr>
+      <w:rPr>
+        <w:rFonts w:ascii="Calibri" w:eastAsia="Calibri" w:hAnsi="Calibri" w:cs="Calibri"/>
+        <w:b w:val="0"/>
+        <w:i w:val="0"/>
+        <w:strike w:val="0"/>
+        <w:dstrike w:val="0"/>
+        <w:color w:val="000000"/>
+        <w:sz w:val="26"/>
+        <w:szCs w:val="26"/>
+        <w:u w:val="none" w:color="000000"/>
+        <w:bdr w:val="none" w:sz="0" w:space="0" w:color="auto"/>
+        <w:shd w:val="clear" w:color="auto" w:fill="auto"/>
+        <w:vertAlign w:val="baseline"/>
+      </w:rPr>
+    </w:lvl>
+    <w:lvl w:ilvl="7" w:tplc="025615B8">
+      <w:start w:val="1"/>
+      <w:numFmt w:val="lowerLetter"/>
+      <w:lvlText w:val="%8"/>
+      <w:lvlJc w:val="left"/>
+      <w:pPr>
+        <w:ind w:left="5400"/>
+      </w:pPr>
+      <w:rPr>
+        <w:rFonts w:ascii="Calibri" w:eastAsia="Calibri" w:hAnsi="Calibri" w:cs="Calibri"/>
+        <w:b w:val="0"/>
+        <w:i w:val="0"/>
+        <w:strike w:val="0"/>
+        <w:dstrike w:val="0"/>
+        <w:color w:val="000000"/>
+        <w:sz w:val="26"/>
+        <w:szCs w:val="26"/>
+        <w:u w:val="none" w:color="000000"/>
+        <w:bdr w:val="none" w:sz="0" w:space="0" w:color="auto"/>
+        <w:shd w:val="clear" w:color="auto" w:fill="auto"/>
+        <w:vertAlign w:val="baseline"/>
+      </w:rPr>
+    </w:lvl>
+    <w:lvl w:ilvl="8" w:tplc="7FE26BFE">
+      <w:start w:val="1"/>
+      <w:numFmt w:val="lowerRoman"/>
+      <w:lvlText w:val="%9"/>
+      <w:lvlJc w:val="left"/>
+      <w:pPr>
+        <w:ind w:left="6120"/>
+      </w:pPr>
+      <w:rPr>
+        <w:rFonts w:ascii="Calibri" w:eastAsia="Calibri" w:hAnsi="Calibri" w:cs="Calibri"/>
+        <w:b w:val="0"/>
+        <w:i w:val="0"/>
+        <w:strike w:val="0"/>
+        <w:dstrike w:val="0"/>
+        <w:color w:val="000000"/>
+        <w:sz w:val="26"/>
+        <w:szCs w:val="26"/>
+        <w:u w:val="none" w:color="000000"/>
+        <w:bdr w:val="none" w:sz="0" w:space="0" w:color="auto"/>
+        <w:shd w:val="clear" w:color="auto" w:fill="auto"/>
+        <w:vertAlign w:val="baseline"/>
+      </w:rPr>
+    </w:lvl>
+  </w:abstractNum>
+  <w:abstractNum w:abstractNumId="1" w15:restartNumberingAfterBreak="0">
+    <w:nsid w:val="0A0B6896"/>
+    <w:multiLevelType w:val="hybridMultilevel"/>
+    <w:tmpl w:val="3FE0F09C"/>
+    <w:lvl w:ilvl="0" w:tplc="46B63500">
+      <w:start w:val="4"/>
+      <w:numFmt w:val="decimal"/>
+      <w:lvlText w:val="%1."/>
+      <w:lvlJc w:val="left"/>
+      <w:pPr>
+        <w:ind w:left="254"/>
+      </w:pPr>
+      <w:rPr>
+        <w:rFonts w:ascii="Calibri" w:eastAsia="Calibri" w:hAnsi="Calibri" w:cs="Calibri"/>
+        <w:b w:val="0"/>
+        <w:i w:val="0"/>
+        <w:strike w:val="0"/>
+        <w:dstrike w:val="0"/>
+        <w:color w:val="000000"/>
+        <w:sz w:val="26"/>
+        <w:szCs w:val="26"/>
+        <w:u w:val="none" w:color="000000"/>
+        <w:bdr w:val="none" w:sz="0" w:space="0" w:color="auto"/>
+        <w:shd w:val="clear" w:color="auto" w:fill="auto"/>
+        <w:vertAlign w:val="baseline"/>
+      </w:rPr>
+    </w:lvl>
+    <w:lvl w:ilvl="1" w:tplc="CFD83228">
+      <w:start w:val="1"/>
+      <w:numFmt w:val="decimal"/>
+      <w:lvlText w:val="%2."/>
+      <w:lvlJc w:val="left"/>
+      <w:pPr>
+        <w:ind w:left="712"/>
+      </w:pPr>
+      <w:rPr>
+        <w:rFonts w:ascii="Calibri" w:eastAsia="Calibri" w:hAnsi="Calibri" w:cs="Calibri"/>
+        <w:b w:val="0"/>
+        <w:i w:val="0"/>
+        <w:strike w:val="0"/>
+        <w:dstrike w:val="0"/>
+        <w:color w:val="000000"/>
+        <w:sz w:val="26"/>
+        <w:szCs w:val="26"/>
+        <w:u w:val="none" w:color="000000"/>
+        <w:bdr w:val="none" w:sz="0" w:space="0" w:color="auto"/>
+        <w:shd w:val="clear" w:color="auto" w:fill="auto"/>
+        <w:vertAlign w:val="baseline"/>
+      </w:rPr>
+    </w:lvl>
+    <w:lvl w:ilvl="2" w:tplc="72860DDE">
+      <w:start w:val="1"/>
+      <w:numFmt w:val="lowerRoman"/>
+      <w:lvlText w:val="%3"/>
+      <w:lvlJc w:val="left"/>
+      <w:pPr>
+        <w:ind w:left="1440"/>
+      </w:pPr>
+      <w:rPr>
+        <w:rFonts w:ascii="Calibri" w:eastAsia="Calibri" w:hAnsi="Calibri" w:cs="Calibri"/>
+        <w:b w:val="0"/>
+        <w:i w:val="0"/>
+        <w:strike w:val="0"/>
+        <w:dstrike w:val="0"/>
+        <w:color w:val="000000"/>
+        <w:sz w:val="26"/>
+        <w:szCs w:val="26"/>
+        <w:u w:val="none" w:color="000000"/>
+        <w:bdr w:val="none" w:sz="0" w:space="0" w:color="auto"/>
+        <w:shd w:val="clear" w:color="auto" w:fill="auto"/>
+        <w:vertAlign w:val="baseline"/>
+      </w:rPr>
+    </w:lvl>
+    <w:lvl w:ilvl="3" w:tplc="61C2B004">
+      <w:start w:val="1"/>
+      <w:numFmt w:val="decimal"/>
+      <w:lvlText w:val="%4"/>
+      <w:lvlJc w:val="left"/>
+      <w:pPr>
+        <w:ind w:left="2160"/>
+      </w:pPr>
+      <w:rPr>
+        <w:rFonts w:ascii="Calibri" w:eastAsia="Calibri" w:hAnsi="Calibri" w:cs="Calibri"/>
+        <w:b w:val="0"/>
+        <w:i w:val="0"/>
+        <w:strike w:val="0"/>
+        <w:dstrike w:val="0"/>
+        <w:color w:val="000000"/>
+        <w:sz w:val="26"/>
+        <w:szCs w:val="26"/>
+        <w:u w:val="none" w:color="000000"/>
+        <w:bdr w:val="none" w:sz="0" w:space="0" w:color="auto"/>
+        <w:shd w:val="clear" w:color="auto" w:fill="auto"/>
+        <w:vertAlign w:val="baseline"/>
+      </w:rPr>
+    </w:lvl>
+    <w:lvl w:ilvl="4" w:tplc="2AB4B262">
+      <w:start w:val="1"/>
+      <w:numFmt w:val="lowerLetter"/>
+      <w:lvlText w:val="%5"/>
+      <w:lvlJc w:val="left"/>
+      <w:pPr>
+        <w:ind w:left="2880"/>
+      </w:pPr>
+      <w:rPr>
+        <w:rFonts w:ascii="Calibri" w:eastAsia="Calibri" w:hAnsi="Calibri" w:cs="Calibri"/>
+        <w:b w:val="0"/>
+        <w:i w:val="0"/>
+        <w:strike w:val="0"/>
+        <w:dstrike w:val="0"/>
+        <w:color w:val="000000"/>
+        <w:sz w:val="26"/>
+        <w:szCs w:val="26"/>
+        <w:u w:val="none" w:color="000000"/>
+        <w:bdr w:val="none" w:sz="0" w:space="0" w:color="auto"/>
+        <w:shd w:val="clear" w:color="auto" w:fill="auto"/>
+        <w:vertAlign w:val="baseline"/>
+      </w:rPr>
+    </w:lvl>
+    <w:lvl w:ilvl="5" w:tplc="DC962416">
+      <w:start w:val="1"/>
+      <w:numFmt w:val="lowerRoman"/>
+      <w:lvlText w:val="%6"/>
+      <w:lvlJc w:val="left"/>
+      <w:pPr>
+        <w:ind w:left="3600"/>
+      </w:pPr>
+      <w:rPr>
+        <w:rFonts w:ascii="Calibri" w:eastAsia="Calibri" w:hAnsi="Calibri" w:cs="Calibri"/>
+        <w:b w:val="0"/>
+        <w:i w:val="0"/>
+        <w:strike w:val="0"/>
+        <w:dstrike w:val="0"/>
+        <w:color w:val="000000"/>
+        <w:sz w:val="26"/>
+        <w:szCs w:val="26"/>
+        <w:u w:val="none" w:color="000000"/>
+        <w:bdr w:val="none" w:sz="0" w:space="0" w:color="auto"/>
+        <w:shd w:val="clear" w:color="auto" w:fill="auto"/>
+        <w:vertAlign w:val="baseline"/>
+      </w:rPr>
+    </w:lvl>
+    <w:lvl w:ilvl="6" w:tplc="C97C3198">
+      <w:start w:val="1"/>
+      <w:numFmt w:val="decimal"/>
+      <w:lvlText w:val="%7"/>
+      <w:lvlJc w:val="left"/>
+      <w:pPr>
+        <w:ind w:left="4320"/>
+      </w:pPr>
+      <w:rPr>
+        <w:rFonts w:ascii="Calibri" w:eastAsia="Calibri" w:hAnsi="Calibri" w:cs="Calibri"/>
+        <w:b w:val="0"/>
+        <w:i w:val="0"/>
+        <w:strike w:val="0"/>
+        <w:dstrike w:val="0"/>
+        <w:color w:val="000000"/>
+        <w:sz w:val="26"/>
+        <w:szCs w:val="26"/>
+        <w:u w:val="none" w:color="000000"/>
+        <w:bdr w:val="none" w:sz="0" w:space="0" w:color="auto"/>
+        <w:shd w:val="clear" w:color="auto" w:fill="auto"/>
+        <w:vertAlign w:val="baseline"/>
+      </w:rPr>
+    </w:lvl>
+    <w:lvl w:ilvl="7" w:tplc="1CAE8BFC">
+      <w:start w:val="1"/>
+      <w:numFmt w:val="lowerLetter"/>
+      <w:lvlText w:val="%8"/>
+      <w:lvlJc w:val="left"/>
+      <w:pPr>
+        <w:ind w:left="5040"/>
+      </w:pPr>
+      <w:rPr>
+        <w:rFonts w:ascii="Calibri" w:eastAsia="Calibri" w:hAnsi="Calibri" w:cs="Calibri"/>
+        <w:b w:val="0"/>
+        <w:i w:val="0"/>
+        <w:strike w:val="0"/>
+        <w:dstrike w:val="0"/>
+        <w:color w:val="000000"/>
+        <w:sz w:val="26"/>
+        <w:szCs w:val="26"/>
+        <w:u w:val="none" w:color="000000"/>
+        <w:bdr w:val="none" w:sz="0" w:space="0" w:color="auto"/>
+        <w:shd w:val="clear" w:color="auto" w:fill="auto"/>
+        <w:vertAlign w:val="baseline"/>
+      </w:rPr>
+    </w:lvl>
+    <w:lvl w:ilvl="8" w:tplc="AB4ACCA8">
+      <w:start w:val="1"/>
+      <w:numFmt w:val="lowerRoman"/>
+      <w:lvlText w:val="%9"/>
+      <w:lvlJc w:val="left"/>
+      <w:pPr>
+        <w:ind w:left="5760"/>
+      </w:pPr>
+      <w:rPr>
+        <w:rFonts w:ascii="Calibri" w:eastAsia="Calibri" w:hAnsi="Calibri" w:cs="Calibri"/>
+        <w:b w:val="0"/>
+        <w:i w:val="0"/>
+        <w:strike w:val="0"/>
+        <w:dstrike w:val="0"/>
+        <w:color w:val="000000"/>
+        <w:sz w:val="26"/>
+        <w:szCs w:val="26"/>
+        <w:u w:val="none" w:color="000000"/>
+        <w:bdr w:val="none" w:sz="0" w:space="0" w:color="auto"/>
+        <w:shd w:val="clear" w:color="auto" w:fill="auto"/>
+        <w:vertAlign w:val="baseline"/>
+      </w:rPr>
+    </w:lvl>
+  </w:abstractNum>
+  <w:abstractNum w:abstractNumId="2" w15:restartNumberingAfterBreak="0">
+    <w:nsid w:val="0FEE3DB2"/>
+    <w:multiLevelType w:val="hybridMultilevel"/>
+    <w:tmpl w:val="122211B8"/>
+    <w:lvl w:ilvl="0" w:tplc="06D0947A">
+      <w:start w:val="1"/>
+      <w:numFmt w:val="decimal"/>
+      <w:lvlText w:val="%1."/>
+      <w:lvlJc w:val="left"/>
+      <w:pPr>
+        <w:ind w:left="254"/>
+      </w:pPr>
+      <w:rPr>
+        <w:rFonts w:ascii="Calibri" w:eastAsia="Calibri" w:hAnsi="Calibri" w:cs="Calibri"/>
+        <w:b w:val="0"/>
+        <w:i w:val="0"/>
+        <w:strike w:val="0"/>
+        <w:dstrike w:val="0"/>
+        <w:color w:val="000000"/>
+        <w:sz w:val="26"/>
+        <w:szCs w:val="26"/>
+        <w:u w:val="none" w:color="000000"/>
+        <w:bdr w:val="none" w:sz="0" w:space="0" w:color="auto"/>
+        <w:shd w:val="clear" w:color="auto" w:fill="auto"/>
+        <w:vertAlign w:val="baseline"/>
+      </w:rPr>
+    </w:lvl>
+    <w:lvl w:ilvl="1" w:tplc="6EF87E48">
+      <w:start w:val="1"/>
+      <w:numFmt w:val="lowerLetter"/>
+      <w:lvlText w:val="%2"/>
+      <w:lvlJc w:val="left"/>
+      <w:pPr>
+        <w:ind w:left="1080"/>
+      </w:pPr>
+      <w:rPr>
+        <w:rFonts w:ascii="Calibri" w:eastAsia="Calibri" w:hAnsi="Calibri" w:cs="Calibri"/>
+        <w:b w:val="0"/>
+        <w:i w:val="0"/>
+        <w:strike w:val="0"/>
+        <w:dstrike w:val="0"/>
+        <w:color w:val="000000"/>
+        <w:sz w:val="26"/>
+        <w:szCs w:val="26"/>
+        <w:u w:val="none" w:color="000000"/>
+        <w:bdr w:val="none" w:sz="0" w:space="0" w:color="auto"/>
+        <w:shd w:val="clear" w:color="auto" w:fill="auto"/>
+        <w:vertAlign w:val="baseline"/>
+      </w:rPr>
+    </w:lvl>
+    <w:lvl w:ilvl="2" w:tplc="2CBA661E">
+      <w:start w:val="1"/>
+      <w:numFmt w:val="lowerRoman"/>
+      <w:lvlText w:val="%3"/>
+      <w:lvlJc w:val="left"/>
+      <w:pPr>
+        <w:ind w:left="1800"/>
+      </w:pPr>
+      <w:rPr>
+        <w:rFonts w:ascii="Calibri" w:eastAsia="Calibri" w:hAnsi="Calibri" w:cs="Calibri"/>
+        <w:b w:val="0"/>
+        <w:i w:val="0"/>
+        <w:strike w:val="0"/>
+        <w:dstrike w:val="0"/>
+        <w:color w:val="000000"/>
+        <w:sz w:val="26"/>
+        <w:szCs w:val="26"/>
+        <w:u w:val="none" w:color="000000"/>
+        <w:bdr w:val="none" w:sz="0" w:space="0" w:color="auto"/>
+        <w:shd w:val="clear" w:color="auto" w:fill="auto"/>
+        <w:vertAlign w:val="baseline"/>
+      </w:rPr>
+    </w:lvl>
+    <w:lvl w:ilvl="3" w:tplc="EDDA4648">
+      <w:start w:val="1"/>
+      <w:numFmt w:val="decimal"/>
+      <w:lvlText w:val="%4"/>
+      <w:lvlJc w:val="left"/>
+      <w:pPr>
+        <w:ind w:left="2520"/>
+      </w:pPr>
+      <w:rPr>
+        <w:rFonts w:ascii="Calibri" w:eastAsia="Calibri" w:hAnsi="Calibri" w:cs="Calibri"/>
+        <w:b w:val="0"/>
+        <w:i w:val="0"/>
+        <w:strike w:val="0"/>
+        <w:dstrike w:val="0"/>
+        <w:color w:val="000000"/>
+        <w:sz w:val="26"/>
+        <w:szCs w:val="26"/>
+        <w:u w:val="none" w:color="000000"/>
+        <w:bdr w:val="none" w:sz="0" w:space="0" w:color="auto"/>
+        <w:shd w:val="clear" w:color="auto" w:fill="auto"/>
+        <w:vertAlign w:val="baseline"/>
+      </w:rPr>
+    </w:lvl>
+    <w:lvl w:ilvl="4" w:tplc="99EC73A4">
+      <w:start w:val="1"/>
+      <w:numFmt w:val="lowerLetter"/>
+      <w:lvlText w:val="%5"/>
+      <w:lvlJc w:val="left"/>
+      <w:pPr>
+        <w:ind w:left="3240"/>
+      </w:pPr>
+      <w:rPr>
+        <w:rFonts w:ascii="Calibri" w:eastAsia="Calibri" w:hAnsi="Calibri" w:cs="Calibri"/>
+        <w:b w:val="0"/>
+        <w:i w:val="0"/>
+        <w:strike w:val="0"/>
+        <w:dstrike w:val="0"/>
+        <w:color w:val="000000"/>
+        <w:sz w:val="26"/>
+        <w:szCs w:val="26"/>
+        <w:u w:val="none" w:color="000000"/>
+        <w:bdr w:val="none" w:sz="0" w:space="0" w:color="auto"/>
+        <w:shd w:val="clear" w:color="auto" w:fill="auto"/>
+        <w:vertAlign w:val="baseline"/>
+      </w:rPr>
+    </w:lvl>
+    <w:lvl w:ilvl="5" w:tplc="D14A7D6E">
+      <w:start w:val="1"/>
+      <w:numFmt w:val="lowerRoman"/>
+      <w:lvlText w:val="%6"/>
+      <w:lvlJc w:val="left"/>
+      <w:pPr>
+        <w:ind w:left="3960"/>
+      </w:pPr>
+      <w:rPr>
+        <w:rFonts w:ascii="Calibri" w:eastAsia="Calibri" w:hAnsi="Calibri" w:cs="Calibri"/>
+        <w:b w:val="0"/>
+        <w:i w:val="0"/>
+        <w:strike w:val="0"/>
+        <w:dstrike w:val="0"/>
+        <w:color w:val="000000"/>
+        <w:sz w:val="26"/>
+        <w:szCs w:val="26"/>
+        <w:u w:val="none" w:color="000000"/>
+        <w:bdr w:val="none" w:sz="0" w:space="0" w:color="auto"/>
+        <w:shd w:val="clear" w:color="auto" w:fill="auto"/>
+        <w:vertAlign w:val="baseline"/>
+      </w:rPr>
+    </w:lvl>
+    <w:lvl w:ilvl="6" w:tplc="83BADBE8">
+      <w:start w:val="1"/>
+      <w:numFmt w:val="decimal"/>
+      <w:lvlText w:val="%7"/>
+      <w:lvlJc w:val="left"/>
+      <w:pPr>
+        <w:ind w:left="4680"/>
+      </w:pPr>
+      <w:rPr>
+        <w:rFonts w:ascii="Calibri" w:eastAsia="Calibri" w:hAnsi="Calibri" w:cs="Calibri"/>
+        <w:b w:val="0"/>
+        <w:i w:val="0"/>
+        <w:strike w:val="0"/>
+        <w:dstrike w:val="0"/>
+        <w:color w:val="000000"/>
+        <w:sz w:val="26"/>
+        <w:szCs w:val="26"/>
+        <w:u w:val="none" w:color="000000"/>
+        <w:bdr w:val="none" w:sz="0" w:space="0" w:color="auto"/>
+        <w:shd w:val="clear" w:color="auto" w:fill="auto"/>
+        <w:vertAlign w:val="baseline"/>
+      </w:rPr>
+    </w:lvl>
+    <w:lvl w:ilvl="7" w:tplc="F41696D8">
+      <w:start w:val="1"/>
+      <w:numFmt w:val="lowerLetter"/>
+      <w:lvlText w:val="%8"/>
+      <w:lvlJc w:val="left"/>
+      <w:pPr>
+        <w:ind w:left="5400"/>
+      </w:pPr>
+      <w:rPr>
+        <w:rFonts w:ascii="Calibri" w:eastAsia="Calibri" w:hAnsi="Calibri" w:cs="Calibri"/>
+        <w:b w:val="0"/>
+        <w:i w:val="0"/>
+        <w:strike w:val="0"/>
+        <w:dstrike w:val="0"/>
+        <w:color w:val="000000"/>
+        <w:sz w:val="26"/>
+        <w:szCs w:val="26"/>
+        <w:u w:val="none" w:color="000000"/>
+        <w:bdr w:val="none" w:sz="0" w:space="0" w:color="auto"/>
+        <w:shd w:val="clear" w:color="auto" w:fill="auto"/>
+        <w:vertAlign w:val="baseline"/>
+      </w:rPr>
+    </w:lvl>
+    <w:lvl w:ilvl="8" w:tplc="6D4C9332">
+      <w:start w:val="1"/>
+      <w:numFmt w:val="lowerRoman"/>
+      <w:lvlText w:val="%9"/>
+      <w:lvlJc w:val="left"/>
+      <w:pPr>
+        <w:ind w:left="6120"/>
+      </w:pPr>
+      <w:rPr>
+        <w:rFonts w:ascii="Calibri" w:eastAsia="Calibri" w:hAnsi="Calibri" w:cs="Calibri"/>
+        <w:b w:val="0"/>
+        <w:i w:val="0"/>
+        <w:strike w:val="0"/>
+        <w:dstrike w:val="0"/>
+        <w:color w:val="000000"/>
+        <w:sz w:val="26"/>
+        <w:szCs w:val="26"/>
+        <w:u w:val="none" w:color="000000"/>
+        <w:bdr w:val="none" w:sz="0" w:space="0" w:color="auto"/>
+        <w:shd w:val="clear" w:color="auto" w:fill="auto"/>
+        <w:vertAlign w:val="baseline"/>
+      </w:rPr>
+    </w:lvl>
+  </w:abstractNum>
+  <w:abstractNum w:abstractNumId="3" w15:restartNumberingAfterBreak="0">
+    <w:nsid w:val="19A3357D"/>
+    <w:multiLevelType w:val="hybridMultilevel"/>
+    <w:tmpl w:val="5F54A610"/>
+    <w:lvl w:ilvl="0" w:tplc="5EFEC010">
+      <w:start w:val="1"/>
+      <w:numFmt w:val="bullet"/>
+      <w:lvlText w:val="-"/>
+      <w:lvlJc w:val="left"/>
+      <w:pPr>
+        <w:ind w:left="137"/>
+      </w:pPr>
+      <w:rPr>
+        <w:rFonts w:ascii="Calibri" w:eastAsia="Calibri" w:hAnsi="Calibri" w:cs="Calibri"/>
+        <w:b w:val="0"/>
+        <w:i w:val="0"/>
+        <w:strike w:val="0"/>
+        <w:dstrike w:val="0"/>
+        <w:color w:val="000000"/>
+        <w:sz w:val="26"/>
+        <w:szCs w:val="26"/>
+        <w:u w:val="none" w:color="000000"/>
+        <w:bdr w:val="none" w:sz="0" w:space="0" w:color="auto"/>
+        <w:shd w:val="clear" w:color="auto" w:fill="auto"/>
+        <w:vertAlign w:val="baseline"/>
+      </w:rPr>
+    </w:lvl>
+    <w:lvl w:ilvl="1" w:tplc="9C4EF65A">
+      <w:start w:val="1"/>
+      <w:numFmt w:val="bullet"/>
+      <w:lvlText w:val="o"/>
+      <w:lvlJc w:val="left"/>
+      <w:pPr>
+        <w:ind w:left="1255"/>
+      </w:pPr>
+      <w:rPr>
+        <w:rFonts w:ascii="Calibri" w:eastAsia="Calibri" w:hAnsi="Calibri" w:cs="Calibri"/>
+        <w:b w:val="0"/>
+        <w:i w:val="0"/>
+        <w:strike w:val="0"/>
+        <w:dstrike w:val="0"/>
+        <w:color w:val="000000"/>
+        <w:sz w:val="26"/>
+        <w:szCs w:val="26"/>
+        <w:u w:val="none" w:color="000000"/>
+        <w:bdr w:val="none" w:sz="0" w:space="0" w:color="auto"/>
+        <w:shd w:val="clear" w:color="auto" w:fill="auto"/>
+        <w:vertAlign w:val="baseline"/>
+      </w:rPr>
+    </w:lvl>
+    <w:lvl w:ilvl="2" w:tplc="775804F2">
+      <w:start w:val="1"/>
+      <w:numFmt w:val="bullet"/>
+      <w:lvlText w:val="▪"/>
+      <w:lvlJc w:val="left"/>
+      <w:pPr>
+        <w:ind w:left="1975"/>
+      </w:pPr>
+      <w:rPr>
+        <w:rFonts w:ascii="Calibri" w:eastAsia="Calibri" w:hAnsi="Calibri" w:cs="Calibri"/>
+        <w:b w:val="0"/>
+        <w:i w:val="0"/>
+        <w:strike w:val="0"/>
+        <w:dstrike w:val="0"/>
+        <w:color w:val="000000"/>
+        <w:sz w:val="26"/>
+        <w:szCs w:val="26"/>
+        <w:u w:val="none" w:color="000000"/>
+        <w:bdr w:val="none" w:sz="0" w:space="0" w:color="auto"/>
+        <w:shd w:val="clear" w:color="auto" w:fill="auto"/>
+        <w:vertAlign w:val="baseline"/>
+      </w:rPr>
+    </w:lvl>
+    <w:lvl w:ilvl="3" w:tplc="07129440">
+      <w:start w:val="1"/>
+      <w:numFmt w:val="bullet"/>
+      <w:lvlText w:val="•"/>
+      <w:lvlJc w:val="left"/>
+      <w:pPr>
+        <w:ind w:left="2695"/>
+      </w:pPr>
+      <w:rPr>
+        <w:rFonts w:ascii="Calibri" w:eastAsia="Calibri" w:hAnsi="Calibri" w:cs="Calibri"/>
+        <w:b w:val="0"/>
+        <w:i w:val="0"/>
+        <w:strike w:val="0"/>
+        <w:dstrike w:val="0"/>
+        <w:color w:val="000000"/>
+        <w:sz w:val="26"/>
+        <w:szCs w:val="26"/>
+        <w:u w:val="none" w:color="000000"/>
+        <w:bdr w:val="none" w:sz="0" w:space="0" w:color="auto"/>
+        <w:shd w:val="clear" w:color="auto" w:fill="auto"/>
+        <w:vertAlign w:val="baseline"/>
+      </w:rPr>
+    </w:lvl>
+    <w:lvl w:ilvl="4" w:tplc="C9E868F0">
+      <w:start w:val="1"/>
+      <w:numFmt w:val="bullet"/>
+      <w:lvlText w:val="o"/>
+      <w:lvlJc w:val="left"/>
+      <w:pPr>
+        <w:ind w:left="3415"/>
+      </w:pPr>
+      <w:rPr>
+        <w:rFonts w:ascii="Calibri" w:eastAsia="Calibri" w:hAnsi="Calibri" w:cs="Calibri"/>
+        <w:b w:val="0"/>
+        <w:i w:val="0"/>
+        <w:strike w:val="0"/>
+        <w:dstrike w:val="0"/>
+        <w:color w:val="000000"/>
+        <w:sz w:val="26"/>
+        <w:szCs w:val="26"/>
+        <w:u w:val="none" w:color="000000"/>
+        <w:bdr w:val="none" w:sz="0" w:space="0" w:color="auto"/>
+        <w:shd w:val="clear" w:color="auto" w:fill="auto"/>
+        <w:vertAlign w:val="baseline"/>
+      </w:rPr>
+    </w:lvl>
+    <w:lvl w:ilvl="5" w:tplc="3A3C8084">
+      <w:start w:val="1"/>
+      <w:numFmt w:val="bullet"/>
+      <w:lvlText w:val="▪"/>
+      <w:lvlJc w:val="left"/>
+      <w:pPr>
+        <w:ind w:left="4135"/>
+      </w:pPr>
+      <w:rPr>
+        <w:rFonts w:ascii="Calibri" w:eastAsia="Calibri" w:hAnsi="Calibri" w:cs="Calibri"/>
+        <w:b w:val="0"/>
+        <w:i w:val="0"/>
+        <w:strike w:val="0"/>
+        <w:dstrike w:val="0"/>
+        <w:color w:val="000000"/>
+        <w:sz w:val="26"/>
+        <w:szCs w:val="26"/>
+        <w:u w:val="none" w:color="000000"/>
+        <w:bdr w:val="none" w:sz="0" w:space="0" w:color="auto"/>
+        <w:shd w:val="clear" w:color="auto" w:fill="auto"/>
+        <w:vertAlign w:val="baseline"/>
+      </w:rPr>
+    </w:lvl>
+    <w:lvl w:ilvl="6" w:tplc="D52A2648">
+      <w:start w:val="1"/>
+      <w:numFmt w:val="bullet"/>
+      <w:lvlText w:val="•"/>
+      <w:lvlJc w:val="left"/>
+      <w:pPr>
+        <w:ind w:left="4855"/>
+      </w:pPr>
+      <w:rPr>
+        <w:rFonts w:ascii="Calibri" w:eastAsia="Calibri" w:hAnsi="Calibri" w:cs="Calibri"/>
+        <w:b w:val="0"/>
+        <w:i w:val="0"/>
+        <w:strike w:val="0"/>
+        <w:dstrike w:val="0"/>
+        <w:color w:val="000000"/>
+        <w:sz w:val="26"/>
+        <w:szCs w:val="26"/>
+        <w:u w:val="none" w:color="000000"/>
+        <w:bdr w:val="none" w:sz="0" w:space="0" w:color="auto"/>
+        <w:shd w:val="clear" w:color="auto" w:fill="auto"/>
+        <w:vertAlign w:val="baseline"/>
+      </w:rPr>
+    </w:lvl>
+    <w:lvl w:ilvl="7" w:tplc="06CE75C2">
+      <w:start w:val="1"/>
+      <w:numFmt w:val="bullet"/>
+      <w:lvlText w:val="o"/>
+      <w:lvlJc w:val="left"/>
+      <w:pPr>
+        <w:ind w:left="5575"/>
+      </w:pPr>
+      <w:rPr>
+        <w:rFonts w:ascii="Calibri" w:eastAsia="Calibri" w:hAnsi="Calibri" w:cs="Calibri"/>
+        <w:b w:val="0"/>
+        <w:i w:val="0"/>
+        <w:strike w:val="0"/>
+        <w:dstrike w:val="0"/>
+        <w:color w:val="000000"/>
+        <w:sz w:val="26"/>
+        <w:szCs w:val="26"/>
+        <w:u w:val="none" w:color="000000"/>
+        <w:bdr w:val="none" w:sz="0" w:space="0" w:color="auto"/>
+        <w:shd w:val="clear" w:color="auto" w:fill="auto"/>
+        <w:vertAlign w:val="baseline"/>
+      </w:rPr>
+    </w:lvl>
+    <w:lvl w:ilvl="8" w:tplc="13A60E72">
+      <w:start w:val="1"/>
+      <w:numFmt w:val="bullet"/>
+      <w:lvlText w:val="▪"/>
+      <w:lvlJc w:val="left"/>
+      <w:pPr>
+        <w:ind w:left="6295"/>
+      </w:pPr>
+      <w:rPr>
+        <w:rFonts w:ascii="Calibri" w:eastAsia="Calibri" w:hAnsi="Calibri" w:cs="Calibri"/>
+        <w:b w:val="0"/>
+        <w:i w:val="0"/>
+        <w:strike w:val="0"/>
+        <w:dstrike w:val="0"/>
+        <w:color w:val="000000"/>
+        <w:sz w:val="26"/>
+        <w:szCs w:val="26"/>
+        <w:u w:val="none" w:color="000000"/>
+        <w:bdr w:val="none" w:sz="0" w:space="0" w:color="auto"/>
+        <w:shd w:val="clear" w:color="auto" w:fill="auto"/>
+        <w:vertAlign w:val="baseline"/>
+      </w:rPr>
+    </w:lvl>
+  </w:abstractNum>
+  <w:abstractNum w:abstractNumId="4" w15:restartNumberingAfterBreak="0">
+    <w:nsid w:val="1B4D225B"/>
+    <w:multiLevelType w:val="hybridMultilevel"/>
+    <w:tmpl w:val="6D34E3AC"/>
+    <w:lvl w:ilvl="0" w:tplc="D07A6784">
       <w:start w:val="8"/>
       <w:numFmt w:val="decimal"/>
       <w:lvlText w:val="%1."/>
@@ -5116,7 +5964,7 @@
         <w:vertAlign w:val="baseline"/>
       </w:rPr>
     </w:lvl>
-    <w:lvl w:ilvl="1" w:tplc="F418DEA4">
+    <w:lvl w:ilvl="1" w:tplc="9AE84B92">
       <w:start w:val="1"/>
       <w:numFmt w:val="lowerLetter"/>
       <w:lvlText w:val="%2"/>
@@ -5139,7 +5987,7 @@
         <w:vertAlign w:val="baseline"/>
       </w:rPr>
     </w:lvl>
-    <w:lvl w:ilvl="2" w:tplc="E32CA918">
+    <w:lvl w:ilvl="2" w:tplc="7E10A9DA">
       <w:start w:val="1"/>
       <w:numFmt w:val="lowerRoman"/>
       <w:lvlText w:val="%3"/>
@@ -5162,7 +6010,7 @@
         <w:vertAlign w:val="baseline"/>
       </w:rPr>
     </w:lvl>
-    <w:lvl w:ilvl="3" w:tplc="91C47E6C">
+    <w:lvl w:ilvl="3" w:tplc="BBEE42C4">
       <w:start w:val="1"/>
       <w:numFmt w:val="decimal"/>
       <w:lvlText w:val="%4"/>
@@ -5185,7 +6033,7 @@
         <w:vertAlign w:val="baseline"/>
       </w:rPr>
     </w:lvl>
-    <w:lvl w:ilvl="4" w:tplc="98047B52">
+    <w:lvl w:ilvl="4" w:tplc="CF58DDC0">
       <w:start w:val="1"/>
       <w:numFmt w:val="lowerLetter"/>
       <w:lvlText w:val="%5"/>
@@ -5208,7 +6056,7 @@
         <w:vertAlign w:val="baseline"/>
       </w:rPr>
     </w:lvl>
-    <w:lvl w:ilvl="5" w:tplc="63A66D7C">
+    <w:lvl w:ilvl="5" w:tplc="8E70CCFE">
       <w:start w:val="1"/>
       <w:numFmt w:val="lowerRoman"/>
       <w:lvlText w:val="%6"/>
@@ -5231,7 +6079,7 @@
         <w:vertAlign w:val="baseline"/>
       </w:rPr>
     </w:lvl>
-    <w:lvl w:ilvl="6" w:tplc="8EBC3120">
+    <w:lvl w:ilvl="6" w:tplc="A19A0A92">
       <w:start w:val="1"/>
       <w:numFmt w:val="decimal"/>
       <w:lvlText w:val="%7"/>
@@ -5254,7 +6102,7 @@
         <w:vertAlign w:val="baseline"/>
       </w:rPr>
     </w:lvl>
-    <w:lvl w:ilvl="7" w:tplc="F0300D26">
+    <w:lvl w:ilvl="7" w:tplc="F1CE2CD6">
       <w:start w:val="1"/>
       <w:numFmt w:val="lowerLetter"/>
       <w:lvlText w:val="%8"/>
@@ -5277,7 +6125,7 @@
         <w:vertAlign w:val="baseline"/>
       </w:rPr>
     </w:lvl>
-    <w:lvl w:ilvl="8" w:tplc="DCAE82C4">
+    <w:lvl w:ilvl="8" w:tplc="7B04C3B0">
       <w:start w:val="1"/>
       <w:numFmt w:val="lowerRoman"/>
       <w:lvlText w:val="%9"/>
@@ -5301,648 +6149,11 @@
       </w:rPr>
     </w:lvl>
   </w:abstractNum>
-  <w:abstractNum w:abstractNumId="1" w15:restartNumberingAfterBreak="0">
-    <w:nsid w:val="10AD7CB7"/>
+  <w:abstractNum w:abstractNumId="5" w15:restartNumberingAfterBreak="0">
+    <w:nsid w:val="1C3C4FDD"/>
     <w:multiLevelType w:val="hybridMultilevel"/>
-    <w:tmpl w:val="7C88118A"/>
-    <w:lvl w:ilvl="0" w:tplc="41189B3E">
-      <w:start w:val="1"/>
-      <w:numFmt w:val="decimal"/>
-      <w:lvlText w:val="%1."/>
-      <w:lvlJc w:val="left"/>
-      <w:pPr>
-        <w:ind w:left="259"/>
-      </w:pPr>
-      <w:rPr>
-        <w:rFonts w:ascii="Calibri" w:eastAsia="Calibri" w:hAnsi="Calibri" w:cs="Calibri"/>
-        <w:b/>
-        <w:bCs/>
-        <w:i w:val="0"/>
-        <w:strike w:val="0"/>
-        <w:dstrike w:val="0"/>
-        <w:color w:val="000000"/>
-        <w:sz w:val="26"/>
-        <w:szCs w:val="26"/>
-        <w:u w:val="none" w:color="000000"/>
-        <w:bdr w:val="none" w:sz="0" w:space="0" w:color="auto"/>
-        <w:shd w:val="clear" w:color="auto" w:fill="auto"/>
-        <w:vertAlign w:val="baseline"/>
-      </w:rPr>
-    </w:lvl>
-    <w:lvl w:ilvl="1" w:tplc="07268BA0">
-      <w:start w:val="1"/>
-      <w:numFmt w:val="bullet"/>
-      <w:lvlText w:val="•"/>
-      <w:lvlJc w:val="left"/>
-      <w:pPr>
-        <w:ind w:left="720"/>
-      </w:pPr>
-      <w:rPr>
-        <w:rFonts w:ascii="Arial" w:eastAsia="Arial" w:hAnsi="Arial" w:cs="Arial"/>
-        <w:b w:val="0"/>
-        <w:i w:val="0"/>
-        <w:strike w:val="0"/>
-        <w:dstrike w:val="0"/>
-        <w:color w:val="000000"/>
-        <w:sz w:val="20"/>
-        <w:szCs w:val="20"/>
-        <w:u w:val="none" w:color="000000"/>
-        <w:bdr w:val="none" w:sz="0" w:space="0" w:color="auto"/>
-        <w:shd w:val="clear" w:color="auto" w:fill="auto"/>
-        <w:vertAlign w:val="baseline"/>
-      </w:rPr>
-    </w:lvl>
-    <w:lvl w:ilvl="2" w:tplc="EB4A2F5C">
-      <w:start w:val="1"/>
-      <w:numFmt w:val="bullet"/>
-      <w:lvlText w:val="▪"/>
-      <w:lvlJc w:val="left"/>
-      <w:pPr>
-        <w:ind w:left="1440"/>
-      </w:pPr>
-      <w:rPr>
-        <w:rFonts w:ascii="Segoe UI Symbol" w:eastAsia="Segoe UI Symbol" w:hAnsi="Segoe UI Symbol" w:cs="Segoe UI Symbol"/>
-        <w:b w:val="0"/>
-        <w:i w:val="0"/>
-        <w:strike w:val="0"/>
-        <w:dstrike w:val="0"/>
-        <w:color w:val="000000"/>
-        <w:sz w:val="20"/>
-        <w:szCs w:val="20"/>
-        <w:u w:val="none" w:color="000000"/>
-        <w:bdr w:val="none" w:sz="0" w:space="0" w:color="auto"/>
-        <w:shd w:val="clear" w:color="auto" w:fill="auto"/>
-        <w:vertAlign w:val="baseline"/>
-      </w:rPr>
-    </w:lvl>
-    <w:lvl w:ilvl="3" w:tplc="2BE0AFC8">
-      <w:start w:val="1"/>
-      <w:numFmt w:val="bullet"/>
-      <w:lvlText w:val="•"/>
-      <w:lvlJc w:val="left"/>
-      <w:pPr>
-        <w:ind w:left="2160"/>
-      </w:pPr>
-      <w:rPr>
-        <w:rFonts w:ascii="Arial" w:eastAsia="Arial" w:hAnsi="Arial" w:cs="Arial"/>
-        <w:b w:val="0"/>
-        <w:i w:val="0"/>
-        <w:strike w:val="0"/>
-        <w:dstrike w:val="0"/>
-        <w:color w:val="000000"/>
-        <w:sz w:val="20"/>
-        <w:szCs w:val="20"/>
-        <w:u w:val="none" w:color="000000"/>
-        <w:bdr w:val="none" w:sz="0" w:space="0" w:color="auto"/>
-        <w:shd w:val="clear" w:color="auto" w:fill="auto"/>
-        <w:vertAlign w:val="baseline"/>
-      </w:rPr>
-    </w:lvl>
-    <w:lvl w:ilvl="4" w:tplc="03A89FD2">
-      <w:start w:val="1"/>
-      <w:numFmt w:val="bullet"/>
-      <w:lvlText w:val="o"/>
-      <w:lvlJc w:val="left"/>
-      <w:pPr>
-        <w:ind w:left="2880"/>
-      </w:pPr>
-      <w:rPr>
-        <w:rFonts w:ascii="Segoe UI Symbol" w:eastAsia="Segoe UI Symbol" w:hAnsi="Segoe UI Symbol" w:cs="Segoe UI Symbol"/>
-        <w:b w:val="0"/>
-        <w:i w:val="0"/>
-        <w:strike w:val="0"/>
-        <w:dstrike w:val="0"/>
-        <w:color w:val="000000"/>
-        <w:sz w:val="20"/>
-        <w:szCs w:val="20"/>
-        <w:u w:val="none" w:color="000000"/>
-        <w:bdr w:val="none" w:sz="0" w:space="0" w:color="auto"/>
-        <w:shd w:val="clear" w:color="auto" w:fill="auto"/>
-        <w:vertAlign w:val="baseline"/>
-      </w:rPr>
-    </w:lvl>
-    <w:lvl w:ilvl="5" w:tplc="E40AD32C">
-      <w:start w:val="1"/>
-      <w:numFmt w:val="bullet"/>
-      <w:lvlText w:val="▪"/>
-      <w:lvlJc w:val="left"/>
-      <w:pPr>
-        <w:ind w:left="3600"/>
-      </w:pPr>
-      <w:rPr>
-        <w:rFonts w:ascii="Segoe UI Symbol" w:eastAsia="Segoe UI Symbol" w:hAnsi="Segoe UI Symbol" w:cs="Segoe UI Symbol"/>
-        <w:b w:val="0"/>
-        <w:i w:val="0"/>
-        <w:strike w:val="0"/>
-        <w:dstrike w:val="0"/>
-        <w:color w:val="000000"/>
-        <w:sz w:val="20"/>
-        <w:szCs w:val="20"/>
-        <w:u w:val="none" w:color="000000"/>
-        <w:bdr w:val="none" w:sz="0" w:space="0" w:color="auto"/>
-        <w:shd w:val="clear" w:color="auto" w:fill="auto"/>
-        <w:vertAlign w:val="baseline"/>
-      </w:rPr>
-    </w:lvl>
-    <w:lvl w:ilvl="6" w:tplc="DA4C3D46">
-      <w:start w:val="1"/>
-      <w:numFmt w:val="bullet"/>
-      <w:lvlText w:val="•"/>
-      <w:lvlJc w:val="left"/>
-      <w:pPr>
-        <w:ind w:left="4320"/>
-      </w:pPr>
-      <w:rPr>
-        <w:rFonts w:ascii="Arial" w:eastAsia="Arial" w:hAnsi="Arial" w:cs="Arial"/>
-        <w:b w:val="0"/>
-        <w:i w:val="0"/>
-        <w:strike w:val="0"/>
-        <w:dstrike w:val="0"/>
-        <w:color w:val="000000"/>
-        <w:sz w:val="20"/>
-        <w:szCs w:val="20"/>
-        <w:u w:val="none" w:color="000000"/>
-        <w:bdr w:val="none" w:sz="0" w:space="0" w:color="auto"/>
-        <w:shd w:val="clear" w:color="auto" w:fill="auto"/>
-        <w:vertAlign w:val="baseline"/>
-      </w:rPr>
-    </w:lvl>
-    <w:lvl w:ilvl="7" w:tplc="190C5588">
-      <w:start w:val="1"/>
-      <w:numFmt w:val="bullet"/>
-      <w:lvlText w:val="o"/>
-      <w:lvlJc w:val="left"/>
-      <w:pPr>
-        <w:ind w:left="5040"/>
-      </w:pPr>
-      <w:rPr>
-        <w:rFonts w:ascii="Segoe UI Symbol" w:eastAsia="Segoe UI Symbol" w:hAnsi="Segoe UI Symbol" w:cs="Segoe UI Symbol"/>
-        <w:b w:val="0"/>
-        <w:i w:val="0"/>
-        <w:strike w:val="0"/>
-        <w:dstrike w:val="0"/>
-        <w:color w:val="000000"/>
-        <w:sz w:val="20"/>
-        <w:szCs w:val="20"/>
-        <w:u w:val="none" w:color="000000"/>
-        <w:bdr w:val="none" w:sz="0" w:space="0" w:color="auto"/>
-        <w:shd w:val="clear" w:color="auto" w:fill="auto"/>
-        <w:vertAlign w:val="baseline"/>
-      </w:rPr>
-    </w:lvl>
-    <w:lvl w:ilvl="8" w:tplc="D13EF0B8">
-      <w:start w:val="1"/>
-      <w:numFmt w:val="bullet"/>
-      <w:lvlText w:val="▪"/>
-      <w:lvlJc w:val="left"/>
-      <w:pPr>
-        <w:ind w:left="5760"/>
-      </w:pPr>
-      <w:rPr>
-        <w:rFonts w:ascii="Segoe UI Symbol" w:eastAsia="Segoe UI Symbol" w:hAnsi="Segoe UI Symbol" w:cs="Segoe UI Symbol"/>
-        <w:b w:val="0"/>
-        <w:i w:val="0"/>
-        <w:strike w:val="0"/>
-        <w:dstrike w:val="0"/>
-        <w:color w:val="000000"/>
-        <w:sz w:val="20"/>
-        <w:szCs w:val="20"/>
-        <w:u w:val="none" w:color="000000"/>
-        <w:bdr w:val="none" w:sz="0" w:space="0" w:color="auto"/>
-        <w:shd w:val="clear" w:color="auto" w:fill="auto"/>
-        <w:vertAlign w:val="baseline"/>
-      </w:rPr>
-    </w:lvl>
-  </w:abstractNum>
-  <w:abstractNum w:abstractNumId="2" w15:restartNumberingAfterBreak="0">
-    <w:nsid w:val="11546D29"/>
-    <w:multiLevelType w:val="hybridMultilevel"/>
-    <w:tmpl w:val="CAE69362"/>
-    <w:lvl w:ilvl="0" w:tplc="956A9734">
-      <w:start w:val="1"/>
-      <w:numFmt w:val="decimal"/>
-      <w:lvlText w:val="%1."/>
-      <w:lvlJc w:val="left"/>
-      <w:pPr>
-        <w:ind w:left="254"/>
-      </w:pPr>
-      <w:rPr>
-        <w:rFonts w:ascii="Calibri" w:eastAsia="Calibri" w:hAnsi="Calibri" w:cs="Calibri"/>
-        <w:b w:val="0"/>
-        <w:i w:val="0"/>
-        <w:strike w:val="0"/>
-        <w:dstrike w:val="0"/>
-        <w:color w:val="000000"/>
-        <w:sz w:val="26"/>
-        <w:szCs w:val="26"/>
-        <w:u w:val="none" w:color="000000"/>
-        <w:bdr w:val="none" w:sz="0" w:space="0" w:color="auto"/>
-        <w:shd w:val="clear" w:color="auto" w:fill="auto"/>
-        <w:vertAlign w:val="baseline"/>
-      </w:rPr>
-    </w:lvl>
-    <w:lvl w:ilvl="1" w:tplc="5270F104">
-      <w:start w:val="1"/>
-      <w:numFmt w:val="lowerLetter"/>
-      <w:lvlText w:val="%2"/>
-      <w:lvlJc w:val="left"/>
-      <w:pPr>
-        <w:ind w:left="1080"/>
-      </w:pPr>
-      <w:rPr>
-        <w:rFonts w:ascii="Calibri" w:eastAsia="Calibri" w:hAnsi="Calibri" w:cs="Calibri"/>
-        <w:b w:val="0"/>
-        <w:i w:val="0"/>
-        <w:strike w:val="0"/>
-        <w:dstrike w:val="0"/>
-        <w:color w:val="000000"/>
-        <w:sz w:val="26"/>
-        <w:szCs w:val="26"/>
-        <w:u w:val="none" w:color="000000"/>
-        <w:bdr w:val="none" w:sz="0" w:space="0" w:color="auto"/>
-        <w:shd w:val="clear" w:color="auto" w:fill="auto"/>
-        <w:vertAlign w:val="baseline"/>
-      </w:rPr>
-    </w:lvl>
-    <w:lvl w:ilvl="2" w:tplc="D0FE50A0">
-      <w:start w:val="1"/>
-      <w:numFmt w:val="lowerRoman"/>
-      <w:lvlText w:val="%3"/>
-      <w:lvlJc w:val="left"/>
-      <w:pPr>
-        <w:ind w:left="1800"/>
-      </w:pPr>
-      <w:rPr>
-        <w:rFonts w:ascii="Calibri" w:eastAsia="Calibri" w:hAnsi="Calibri" w:cs="Calibri"/>
-        <w:b w:val="0"/>
-        <w:i w:val="0"/>
-        <w:strike w:val="0"/>
-        <w:dstrike w:val="0"/>
-        <w:color w:val="000000"/>
-        <w:sz w:val="26"/>
-        <w:szCs w:val="26"/>
-        <w:u w:val="none" w:color="000000"/>
-        <w:bdr w:val="none" w:sz="0" w:space="0" w:color="auto"/>
-        <w:shd w:val="clear" w:color="auto" w:fill="auto"/>
-        <w:vertAlign w:val="baseline"/>
-      </w:rPr>
-    </w:lvl>
-    <w:lvl w:ilvl="3" w:tplc="8D36D3EA">
-      <w:start w:val="1"/>
-      <w:numFmt w:val="decimal"/>
-      <w:lvlText w:val="%4"/>
-      <w:lvlJc w:val="left"/>
-      <w:pPr>
-        <w:ind w:left="2520"/>
-      </w:pPr>
-      <w:rPr>
-        <w:rFonts w:ascii="Calibri" w:eastAsia="Calibri" w:hAnsi="Calibri" w:cs="Calibri"/>
-        <w:b w:val="0"/>
-        <w:i w:val="0"/>
-        <w:strike w:val="0"/>
-        <w:dstrike w:val="0"/>
-        <w:color w:val="000000"/>
-        <w:sz w:val="26"/>
-        <w:szCs w:val="26"/>
-        <w:u w:val="none" w:color="000000"/>
-        <w:bdr w:val="none" w:sz="0" w:space="0" w:color="auto"/>
-        <w:shd w:val="clear" w:color="auto" w:fill="auto"/>
-        <w:vertAlign w:val="baseline"/>
-      </w:rPr>
-    </w:lvl>
-    <w:lvl w:ilvl="4" w:tplc="3E28E12C">
-      <w:start w:val="1"/>
-      <w:numFmt w:val="lowerLetter"/>
-      <w:lvlText w:val="%5"/>
-      <w:lvlJc w:val="left"/>
-      <w:pPr>
-        <w:ind w:left="3240"/>
-      </w:pPr>
-      <w:rPr>
-        <w:rFonts w:ascii="Calibri" w:eastAsia="Calibri" w:hAnsi="Calibri" w:cs="Calibri"/>
-        <w:b w:val="0"/>
-        <w:i w:val="0"/>
-        <w:strike w:val="0"/>
-        <w:dstrike w:val="0"/>
-        <w:color w:val="000000"/>
-        <w:sz w:val="26"/>
-        <w:szCs w:val="26"/>
-        <w:u w:val="none" w:color="000000"/>
-        <w:bdr w:val="none" w:sz="0" w:space="0" w:color="auto"/>
-        <w:shd w:val="clear" w:color="auto" w:fill="auto"/>
-        <w:vertAlign w:val="baseline"/>
-      </w:rPr>
-    </w:lvl>
-    <w:lvl w:ilvl="5" w:tplc="DD629C24">
-      <w:start w:val="1"/>
-      <w:numFmt w:val="lowerRoman"/>
-      <w:lvlText w:val="%6"/>
-      <w:lvlJc w:val="left"/>
-      <w:pPr>
-        <w:ind w:left="3960"/>
-      </w:pPr>
-      <w:rPr>
-        <w:rFonts w:ascii="Calibri" w:eastAsia="Calibri" w:hAnsi="Calibri" w:cs="Calibri"/>
-        <w:b w:val="0"/>
-        <w:i w:val="0"/>
-        <w:strike w:val="0"/>
-        <w:dstrike w:val="0"/>
-        <w:color w:val="000000"/>
-        <w:sz w:val="26"/>
-        <w:szCs w:val="26"/>
-        <w:u w:val="none" w:color="000000"/>
-        <w:bdr w:val="none" w:sz="0" w:space="0" w:color="auto"/>
-        <w:shd w:val="clear" w:color="auto" w:fill="auto"/>
-        <w:vertAlign w:val="baseline"/>
-      </w:rPr>
-    </w:lvl>
-    <w:lvl w:ilvl="6" w:tplc="9EC6B372">
-      <w:start w:val="1"/>
-      <w:numFmt w:val="decimal"/>
-      <w:lvlText w:val="%7"/>
-      <w:lvlJc w:val="left"/>
-      <w:pPr>
-        <w:ind w:left="4680"/>
-      </w:pPr>
-      <w:rPr>
-        <w:rFonts w:ascii="Calibri" w:eastAsia="Calibri" w:hAnsi="Calibri" w:cs="Calibri"/>
-        <w:b w:val="0"/>
-        <w:i w:val="0"/>
-        <w:strike w:val="0"/>
-        <w:dstrike w:val="0"/>
-        <w:color w:val="000000"/>
-        <w:sz w:val="26"/>
-        <w:szCs w:val="26"/>
-        <w:u w:val="none" w:color="000000"/>
-        <w:bdr w:val="none" w:sz="0" w:space="0" w:color="auto"/>
-        <w:shd w:val="clear" w:color="auto" w:fill="auto"/>
-        <w:vertAlign w:val="baseline"/>
-      </w:rPr>
-    </w:lvl>
-    <w:lvl w:ilvl="7" w:tplc="B914C808">
-      <w:start w:val="1"/>
-      <w:numFmt w:val="lowerLetter"/>
-      <w:lvlText w:val="%8"/>
-      <w:lvlJc w:val="left"/>
-      <w:pPr>
-        <w:ind w:left="5400"/>
-      </w:pPr>
-      <w:rPr>
-        <w:rFonts w:ascii="Calibri" w:eastAsia="Calibri" w:hAnsi="Calibri" w:cs="Calibri"/>
-        <w:b w:val="0"/>
-        <w:i w:val="0"/>
-        <w:strike w:val="0"/>
-        <w:dstrike w:val="0"/>
-        <w:color w:val="000000"/>
-        <w:sz w:val="26"/>
-        <w:szCs w:val="26"/>
-        <w:u w:val="none" w:color="000000"/>
-        <w:bdr w:val="none" w:sz="0" w:space="0" w:color="auto"/>
-        <w:shd w:val="clear" w:color="auto" w:fill="auto"/>
-        <w:vertAlign w:val="baseline"/>
-      </w:rPr>
-    </w:lvl>
-    <w:lvl w:ilvl="8" w:tplc="7B96901C">
-      <w:start w:val="1"/>
-      <w:numFmt w:val="lowerRoman"/>
-      <w:lvlText w:val="%9"/>
-      <w:lvlJc w:val="left"/>
-      <w:pPr>
-        <w:ind w:left="6120"/>
-      </w:pPr>
-      <w:rPr>
-        <w:rFonts w:ascii="Calibri" w:eastAsia="Calibri" w:hAnsi="Calibri" w:cs="Calibri"/>
-        <w:b w:val="0"/>
-        <w:i w:val="0"/>
-        <w:strike w:val="0"/>
-        <w:dstrike w:val="0"/>
-        <w:color w:val="000000"/>
-        <w:sz w:val="26"/>
-        <w:szCs w:val="26"/>
-        <w:u w:val="none" w:color="000000"/>
-        <w:bdr w:val="none" w:sz="0" w:space="0" w:color="auto"/>
-        <w:shd w:val="clear" w:color="auto" w:fill="auto"/>
-        <w:vertAlign w:val="baseline"/>
-      </w:rPr>
-    </w:lvl>
-  </w:abstractNum>
-  <w:abstractNum w:abstractNumId="3" w15:restartNumberingAfterBreak="0">
-    <w:nsid w:val="14053ABC"/>
-    <w:multiLevelType w:val="hybridMultilevel"/>
-    <w:tmpl w:val="FF9813F4"/>
-    <w:lvl w:ilvl="0" w:tplc="FD7E995C">
-      <w:start w:val="1"/>
-      <w:numFmt w:val="bullet"/>
-      <w:lvlText w:val="o"/>
-      <w:lvlJc w:val="left"/>
-      <w:pPr>
-        <w:ind w:left="194"/>
-      </w:pPr>
-      <w:rPr>
-        <w:rFonts w:ascii="Calibri" w:eastAsia="Calibri" w:hAnsi="Calibri" w:cs="Calibri"/>
-        <w:b w:val="0"/>
-        <w:i w:val="0"/>
-        <w:strike w:val="0"/>
-        <w:dstrike w:val="0"/>
-        <w:color w:val="000000"/>
-        <w:sz w:val="26"/>
-        <w:szCs w:val="26"/>
-        <w:u w:val="none" w:color="000000"/>
-        <w:bdr w:val="none" w:sz="0" w:space="0" w:color="auto"/>
-        <w:shd w:val="clear" w:color="auto" w:fill="auto"/>
-        <w:vertAlign w:val="baseline"/>
-      </w:rPr>
-    </w:lvl>
-    <w:lvl w:ilvl="1" w:tplc="CBF06088">
-      <w:start w:val="1"/>
-      <w:numFmt w:val="bullet"/>
-      <w:lvlText w:val="o"/>
-      <w:lvlJc w:val="left"/>
-      <w:pPr>
-        <w:ind w:left="1080"/>
-      </w:pPr>
-      <w:rPr>
-        <w:rFonts w:ascii="Calibri" w:eastAsia="Calibri" w:hAnsi="Calibri" w:cs="Calibri"/>
-        <w:b w:val="0"/>
-        <w:i w:val="0"/>
-        <w:strike w:val="0"/>
-        <w:dstrike w:val="0"/>
-        <w:color w:val="000000"/>
-        <w:sz w:val="26"/>
-        <w:szCs w:val="26"/>
-        <w:u w:val="none" w:color="000000"/>
-        <w:bdr w:val="none" w:sz="0" w:space="0" w:color="auto"/>
-        <w:shd w:val="clear" w:color="auto" w:fill="auto"/>
-        <w:vertAlign w:val="baseline"/>
-      </w:rPr>
-    </w:lvl>
-    <w:lvl w:ilvl="2" w:tplc="9EDE4208">
-      <w:start w:val="1"/>
-      <w:numFmt w:val="bullet"/>
-      <w:lvlText w:val="▪"/>
-      <w:lvlJc w:val="left"/>
-      <w:pPr>
-        <w:ind w:left="1800"/>
-      </w:pPr>
-      <w:rPr>
-        <w:rFonts w:ascii="Calibri" w:eastAsia="Calibri" w:hAnsi="Calibri" w:cs="Calibri"/>
-        <w:b w:val="0"/>
-        <w:i w:val="0"/>
-        <w:strike w:val="0"/>
-        <w:dstrike w:val="0"/>
-        <w:color w:val="000000"/>
-        <w:sz w:val="26"/>
-        <w:szCs w:val="26"/>
-        <w:u w:val="none" w:color="000000"/>
-        <w:bdr w:val="none" w:sz="0" w:space="0" w:color="auto"/>
-        <w:shd w:val="clear" w:color="auto" w:fill="auto"/>
-        <w:vertAlign w:val="baseline"/>
-      </w:rPr>
-    </w:lvl>
-    <w:lvl w:ilvl="3" w:tplc="91CE027C">
-      <w:start w:val="1"/>
-      <w:numFmt w:val="bullet"/>
-      <w:lvlText w:val="•"/>
-      <w:lvlJc w:val="left"/>
-      <w:pPr>
-        <w:ind w:left="2520"/>
-      </w:pPr>
-      <w:rPr>
-        <w:rFonts w:ascii="Calibri" w:eastAsia="Calibri" w:hAnsi="Calibri" w:cs="Calibri"/>
-        <w:b w:val="0"/>
-        <w:i w:val="0"/>
-        <w:strike w:val="0"/>
-        <w:dstrike w:val="0"/>
-        <w:color w:val="000000"/>
-        <w:sz w:val="26"/>
-        <w:szCs w:val="26"/>
-        <w:u w:val="none" w:color="000000"/>
-        <w:bdr w:val="none" w:sz="0" w:space="0" w:color="auto"/>
-        <w:shd w:val="clear" w:color="auto" w:fill="auto"/>
-        <w:vertAlign w:val="baseline"/>
-      </w:rPr>
-    </w:lvl>
-    <w:lvl w:ilvl="4" w:tplc="CDF0ED68">
-      <w:start w:val="1"/>
-      <w:numFmt w:val="bullet"/>
-      <w:lvlText w:val="o"/>
-      <w:lvlJc w:val="left"/>
-      <w:pPr>
-        <w:ind w:left="3240"/>
-      </w:pPr>
-      <w:rPr>
-        <w:rFonts w:ascii="Calibri" w:eastAsia="Calibri" w:hAnsi="Calibri" w:cs="Calibri"/>
-        <w:b w:val="0"/>
-        <w:i w:val="0"/>
-        <w:strike w:val="0"/>
-        <w:dstrike w:val="0"/>
-        <w:color w:val="000000"/>
-        <w:sz w:val="26"/>
-        <w:szCs w:val="26"/>
-        <w:u w:val="none" w:color="000000"/>
-        <w:bdr w:val="none" w:sz="0" w:space="0" w:color="auto"/>
-        <w:shd w:val="clear" w:color="auto" w:fill="auto"/>
-        <w:vertAlign w:val="baseline"/>
-      </w:rPr>
-    </w:lvl>
-    <w:lvl w:ilvl="5" w:tplc="3E3AA992">
-      <w:start w:val="1"/>
-      <w:numFmt w:val="bullet"/>
-      <w:lvlText w:val="▪"/>
-      <w:lvlJc w:val="left"/>
-      <w:pPr>
-        <w:ind w:left="3960"/>
-      </w:pPr>
-      <w:rPr>
-        <w:rFonts w:ascii="Calibri" w:eastAsia="Calibri" w:hAnsi="Calibri" w:cs="Calibri"/>
-        <w:b w:val="0"/>
-        <w:i w:val="0"/>
-        <w:strike w:val="0"/>
-        <w:dstrike w:val="0"/>
-        <w:color w:val="000000"/>
-        <w:sz w:val="26"/>
-        <w:szCs w:val="26"/>
-        <w:u w:val="none" w:color="000000"/>
-        <w:bdr w:val="none" w:sz="0" w:space="0" w:color="auto"/>
-        <w:shd w:val="clear" w:color="auto" w:fill="auto"/>
-        <w:vertAlign w:val="baseline"/>
-      </w:rPr>
-    </w:lvl>
-    <w:lvl w:ilvl="6" w:tplc="FA760B76">
-      <w:start w:val="1"/>
-      <w:numFmt w:val="bullet"/>
-      <w:lvlText w:val="•"/>
-      <w:lvlJc w:val="left"/>
-      <w:pPr>
-        <w:ind w:left="4680"/>
-      </w:pPr>
-      <w:rPr>
-        <w:rFonts w:ascii="Calibri" w:eastAsia="Calibri" w:hAnsi="Calibri" w:cs="Calibri"/>
-        <w:b w:val="0"/>
-        <w:i w:val="0"/>
-        <w:strike w:val="0"/>
-        <w:dstrike w:val="0"/>
-        <w:color w:val="000000"/>
-        <w:sz w:val="26"/>
-        <w:szCs w:val="26"/>
-        <w:u w:val="none" w:color="000000"/>
-        <w:bdr w:val="none" w:sz="0" w:space="0" w:color="auto"/>
-        <w:shd w:val="clear" w:color="auto" w:fill="auto"/>
-        <w:vertAlign w:val="baseline"/>
-      </w:rPr>
-    </w:lvl>
-    <w:lvl w:ilvl="7" w:tplc="1B1EA910">
-      <w:start w:val="1"/>
-      <w:numFmt w:val="bullet"/>
-      <w:lvlText w:val="o"/>
-      <w:lvlJc w:val="left"/>
-      <w:pPr>
-        <w:ind w:left="5400"/>
-      </w:pPr>
-      <w:rPr>
-        <w:rFonts w:ascii="Calibri" w:eastAsia="Calibri" w:hAnsi="Calibri" w:cs="Calibri"/>
-        <w:b w:val="0"/>
-        <w:i w:val="0"/>
-        <w:strike w:val="0"/>
-        <w:dstrike w:val="0"/>
-        <w:color w:val="000000"/>
-        <w:sz w:val="26"/>
-        <w:szCs w:val="26"/>
-        <w:u w:val="none" w:color="000000"/>
-        <w:bdr w:val="none" w:sz="0" w:space="0" w:color="auto"/>
-        <w:shd w:val="clear" w:color="auto" w:fill="auto"/>
-        <w:vertAlign w:val="baseline"/>
-      </w:rPr>
-    </w:lvl>
-    <w:lvl w:ilvl="8" w:tplc="5F20E45C">
-      <w:start w:val="1"/>
-      <w:numFmt w:val="bullet"/>
-      <w:lvlText w:val="▪"/>
-      <w:lvlJc w:val="left"/>
-      <w:pPr>
-        <w:ind w:left="6120"/>
-      </w:pPr>
-      <w:rPr>
-        <w:rFonts w:ascii="Calibri" w:eastAsia="Calibri" w:hAnsi="Calibri" w:cs="Calibri"/>
-        <w:b w:val="0"/>
-        <w:i w:val="0"/>
-        <w:strike w:val="0"/>
-        <w:dstrike w:val="0"/>
-        <w:color w:val="000000"/>
-        <w:sz w:val="26"/>
-        <w:szCs w:val="26"/>
-        <w:u w:val="none" w:color="000000"/>
-        <w:bdr w:val="none" w:sz="0" w:space="0" w:color="auto"/>
-        <w:shd w:val="clear" w:color="auto" w:fill="auto"/>
-        <w:vertAlign w:val="baseline"/>
-      </w:rPr>
-    </w:lvl>
-  </w:abstractNum>
-  <w:abstractNum w:abstractNumId="4" w15:restartNumberingAfterBreak="0">
-    <w:nsid w:val="186756F5"/>
-    <w:multiLevelType w:val="hybridMultilevel"/>
-    <w:tmpl w:val="9D9038B2"/>
-    <w:lvl w:ilvl="0" w:tplc="78442914">
+    <w:tmpl w:val="54B05E68"/>
+    <w:lvl w:ilvl="0" w:tplc="483457DC">
       <w:start w:val="4"/>
       <w:numFmt w:val="decimal"/>
       <w:lvlText w:val="%1."/>
@@ -5965,7 +6176,7 @@
         <w:vertAlign w:val="baseline"/>
       </w:rPr>
     </w:lvl>
-    <w:lvl w:ilvl="1" w:tplc="5DA02858">
+    <w:lvl w:ilvl="1" w:tplc="2BB2D02E">
       <w:start w:val="1"/>
       <w:numFmt w:val="lowerLetter"/>
       <w:lvlText w:val="%2"/>
@@ -5988,7 +6199,7 @@
         <w:vertAlign w:val="baseline"/>
       </w:rPr>
     </w:lvl>
-    <w:lvl w:ilvl="2" w:tplc="114C10F2">
+    <w:lvl w:ilvl="2" w:tplc="2008454C">
       <w:start w:val="1"/>
       <w:numFmt w:val="lowerRoman"/>
       <w:lvlText w:val="%3"/>
@@ -6011,7 +6222,7 @@
         <w:vertAlign w:val="baseline"/>
       </w:rPr>
     </w:lvl>
-    <w:lvl w:ilvl="3" w:tplc="57D2AACC">
+    <w:lvl w:ilvl="3" w:tplc="04B02D2A">
       <w:start w:val="1"/>
       <w:numFmt w:val="decimal"/>
       <w:lvlText w:val="%4"/>
@@ -6034,7 +6245,7 @@
         <w:vertAlign w:val="baseline"/>
       </w:rPr>
     </w:lvl>
-    <w:lvl w:ilvl="4" w:tplc="DDAA5126">
+    <w:lvl w:ilvl="4" w:tplc="29BA3DFC">
       <w:start w:val="1"/>
       <w:numFmt w:val="lowerLetter"/>
       <w:lvlText w:val="%5"/>
@@ -6057,7 +6268,7 @@
         <w:vertAlign w:val="baseline"/>
       </w:rPr>
     </w:lvl>
-    <w:lvl w:ilvl="5" w:tplc="91E0A5D2">
+    <w:lvl w:ilvl="5" w:tplc="735ACFD8">
       <w:start w:val="1"/>
       <w:numFmt w:val="lowerRoman"/>
       <w:lvlText w:val="%6"/>
@@ -6080,7 +6291,7 @@
         <w:vertAlign w:val="baseline"/>
       </w:rPr>
     </w:lvl>
-    <w:lvl w:ilvl="6" w:tplc="DF78A0DA">
+    <w:lvl w:ilvl="6" w:tplc="290AC586">
       <w:start w:val="1"/>
       <w:numFmt w:val="decimal"/>
       <w:lvlText w:val="%7"/>
@@ -6103,7 +6314,7 @@
         <w:vertAlign w:val="baseline"/>
       </w:rPr>
     </w:lvl>
-    <w:lvl w:ilvl="7" w:tplc="6644C460">
+    <w:lvl w:ilvl="7" w:tplc="291694EC">
       <w:start w:val="1"/>
       <w:numFmt w:val="lowerLetter"/>
       <w:lvlText w:val="%8"/>
@@ -6126,7 +6337,7 @@
         <w:vertAlign w:val="baseline"/>
       </w:rPr>
     </w:lvl>
-    <w:lvl w:ilvl="8" w:tplc="449A3A3A">
+    <w:lvl w:ilvl="8" w:tplc="C99E3E04">
       <w:start w:val="1"/>
       <w:numFmt w:val="lowerRoman"/>
       <w:lvlText w:val="%9"/>
@@ -6150,11 +6361,1919 @@
       </w:rPr>
     </w:lvl>
   </w:abstractNum>
-  <w:abstractNum w:abstractNumId="5" w15:restartNumberingAfterBreak="0">
-    <w:nsid w:val="2CC958AF"/>
+  <w:abstractNum w:abstractNumId="6" w15:restartNumberingAfterBreak="0">
+    <w:nsid w:val="21991538"/>
     <w:multiLevelType w:val="hybridMultilevel"/>
-    <w:tmpl w:val="D10087EA"/>
-    <w:lvl w:ilvl="0" w:tplc="B35667D8">
+    <w:tmpl w:val="5B7E505C"/>
+    <w:lvl w:ilvl="0" w:tplc="641CF00A">
+      <w:start w:val="3"/>
+      <w:numFmt w:val="decimal"/>
+      <w:lvlText w:val="%1."/>
+      <w:lvlJc w:val="left"/>
+      <w:pPr>
+        <w:ind w:left="254"/>
+      </w:pPr>
+      <w:rPr>
+        <w:rFonts w:ascii="Calibri" w:eastAsia="Calibri" w:hAnsi="Calibri" w:cs="Calibri"/>
+        <w:b w:val="0"/>
+        <w:i w:val="0"/>
+        <w:strike w:val="0"/>
+        <w:dstrike w:val="0"/>
+        <w:color w:val="000000"/>
+        <w:sz w:val="26"/>
+        <w:szCs w:val="26"/>
+        <w:u w:val="none" w:color="000000"/>
+        <w:bdr w:val="none" w:sz="0" w:space="0" w:color="auto"/>
+        <w:shd w:val="clear" w:color="auto" w:fill="auto"/>
+        <w:vertAlign w:val="baseline"/>
+      </w:rPr>
+    </w:lvl>
+    <w:lvl w:ilvl="1" w:tplc="69D6B56C">
+      <w:start w:val="1"/>
+      <w:numFmt w:val="lowerLetter"/>
+      <w:lvlText w:val="%2"/>
+      <w:lvlJc w:val="left"/>
+      <w:pPr>
+        <w:ind w:left="1080"/>
+      </w:pPr>
+      <w:rPr>
+        <w:rFonts w:ascii="Calibri" w:eastAsia="Calibri" w:hAnsi="Calibri" w:cs="Calibri"/>
+        <w:b w:val="0"/>
+        <w:i w:val="0"/>
+        <w:strike w:val="0"/>
+        <w:dstrike w:val="0"/>
+        <w:color w:val="000000"/>
+        <w:sz w:val="26"/>
+        <w:szCs w:val="26"/>
+        <w:u w:val="none" w:color="000000"/>
+        <w:bdr w:val="none" w:sz="0" w:space="0" w:color="auto"/>
+        <w:shd w:val="clear" w:color="auto" w:fill="auto"/>
+        <w:vertAlign w:val="baseline"/>
+      </w:rPr>
+    </w:lvl>
+    <w:lvl w:ilvl="2" w:tplc="996E95DE">
+      <w:start w:val="1"/>
+      <w:numFmt w:val="lowerRoman"/>
+      <w:lvlText w:val="%3"/>
+      <w:lvlJc w:val="left"/>
+      <w:pPr>
+        <w:ind w:left="1800"/>
+      </w:pPr>
+      <w:rPr>
+        <w:rFonts w:ascii="Calibri" w:eastAsia="Calibri" w:hAnsi="Calibri" w:cs="Calibri"/>
+        <w:b w:val="0"/>
+        <w:i w:val="0"/>
+        <w:strike w:val="0"/>
+        <w:dstrike w:val="0"/>
+        <w:color w:val="000000"/>
+        <w:sz w:val="26"/>
+        <w:szCs w:val="26"/>
+        <w:u w:val="none" w:color="000000"/>
+        <w:bdr w:val="none" w:sz="0" w:space="0" w:color="auto"/>
+        <w:shd w:val="clear" w:color="auto" w:fill="auto"/>
+        <w:vertAlign w:val="baseline"/>
+      </w:rPr>
+    </w:lvl>
+    <w:lvl w:ilvl="3" w:tplc="C9EE68AE">
+      <w:start w:val="1"/>
+      <w:numFmt w:val="decimal"/>
+      <w:lvlText w:val="%4"/>
+      <w:lvlJc w:val="left"/>
+      <w:pPr>
+        <w:ind w:left="2520"/>
+      </w:pPr>
+      <w:rPr>
+        <w:rFonts w:ascii="Calibri" w:eastAsia="Calibri" w:hAnsi="Calibri" w:cs="Calibri"/>
+        <w:b w:val="0"/>
+        <w:i w:val="0"/>
+        <w:strike w:val="0"/>
+        <w:dstrike w:val="0"/>
+        <w:color w:val="000000"/>
+        <w:sz w:val="26"/>
+        <w:szCs w:val="26"/>
+        <w:u w:val="none" w:color="000000"/>
+        <w:bdr w:val="none" w:sz="0" w:space="0" w:color="auto"/>
+        <w:shd w:val="clear" w:color="auto" w:fill="auto"/>
+        <w:vertAlign w:val="baseline"/>
+      </w:rPr>
+    </w:lvl>
+    <w:lvl w:ilvl="4" w:tplc="6BD435F6">
+      <w:start w:val="1"/>
+      <w:numFmt w:val="lowerLetter"/>
+      <w:lvlText w:val="%5"/>
+      <w:lvlJc w:val="left"/>
+      <w:pPr>
+        <w:ind w:left="3240"/>
+      </w:pPr>
+      <w:rPr>
+        <w:rFonts w:ascii="Calibri" w:eastAsia="Calibri" w:hAnsi="Calibri" w:cs="Calibri"/>
+        <w:b w:val="0"/>
+        <w:i w:val="0"/>
+        <w:strike w:val="0"/>
+        <w:dstrike w:val="0"/>
+        <w:color w:val="000000"/>
+        <w:sz w:val="26"/>
+        <w:szCs w:val="26"/>
+        <w:u w:val="none" w:color="000000"/>
+        <w:bdr w:val="none" w:sz="0" w:space="0" w:color="auto"/>
+        <w:shd w:val="clear" w:color="auto" w:fill="auto"/>
+        <w:vertAlign w:val="baseline"/>
+      </w:rPr>
+    </w:lvl>
+    <w:lvl w:ilvl="5" w:tplc="9112F196">
+      <w:start w:val="1"/>
+      <w:numFmt w:val="lowerRoman"/>
+      <w:lvlText w:val="%6"/>
+      <w:lvlJc w:val="left"/>
+      <w:pPr>
+        <w:ind w:left="3960"/>
+      </w:pPr>
+      <w:rPr>
+        <w:rFonts w:ascii="Calibri" w:eastAsia="Calibri" w:hAnsi="Calibri" w:cs="Calibri"/>
+        <w:b w:val="0"/>
+        <w:i w:val="0"/>
+        <w:strike w:val="0"/>
+        <w:dstrike w:val="0"/>
+        <w:color w:val="000000"/>
+        <w:sz w:val="26"/>
+        <w:szCs w:val="26"/>
+        <w:u w:val="none" w:color="000000"/>
+        <w:bdr w:val="none" w:sz="0" w:space="0" w:color="auto"/>
+        <w:shd w:val="clear" w:color="auto" w:fill="auto"/>
+        <w:vertAlign w:val="baseline"/>
+      </w:rPr>
+    </w:lvl>
+    <w:lvl w:ilvl="6" w:tplc="A6FA6E3E">
+      <w:start w:val="1"/>
+      <w:numFmt w:val="decimal"/>
+      <w:lvlText w:val="%7"/>
+      <w:lvlJc w:val="left"/>
+      <w:pPr>
+        <w:ind w:left="4680"/>
+      </w:pPr>
+      <w:rPr>
+        <w:rFonts w:ascii="Calibri" w:eastAsia="Calibri" w:hAnsi="Calibri" w:cs="Calibri"/>
+        <w:b w:val="0"/>
+        <w:i w:val="0"/>
+        <w:strike w:val="0"/>
+        <w:dstrike w:val="0"/>
+        <w:color w:val="000000"/>
+        <w:sz w:val="26"/>
+        <w:szCs w:val="26"/>
+        <w:u w:val="none" w:color="000000"/>
+        <w:bdr w:val="none" w:sz="0" w:space="0" w:color="auto"/>
+        <w:shd w:val="clear" w:color="auto" w:fill="auto"/>
+        <w:vertAlign w:val="baseline"/>
+      </w:rPr>
+    </w:lvl>
+    <w:lvl w:ilvl="7" w:tplc="D22C6F46">
+      <w:start w:val="1"/>
+      <w:numFmt w:val="lowerLetter"/>
+      <w:lvlText w:val="%8"/>
+      <w:lvlJc w:val="left"/>
+      <w:pPr>
+        <w:ind w:left="5400"/>
+      </w:pPr>
+      <w:rPr>
+        <w:rFonts w:ascii="Calibri" w:eastAsia="Calibri" w:hAnsi="Calibri" w:cs="Calibri"/>
+        <w:b w:val="0"/>
+        <w:i w:val="0"/>
+        <w:strike w:val="0"/>
+        <w:dstrike w:val="0"/>
+        <w:color w:val="000000"/>
+        <w:sz w:val="26"/>
+        <w:szCs w:val="26"/>
+        <w:u w:val="none" w:color="000000"/>
+        <w:bdr w:val="none" w:sz="0" w:space="0" w:color="auto"/>
+        <w:shd w:val="clear" w:color="auto" w:fill="auto"/>
+        <w:vertAlign w:val="baseline"/>
+      </w:rPr>
+    </w:lvl>
+    <w:lvl w:ilvl="8" w:tplc="581C807C">
+      <w:start w:val="1"/>
+      <w:numFmt w:val="lowerRoman"/>
+      <w:lvlText w:val="%9"/>
+      <w:lvlJc w:val="left"/>
+      <w:pPr>
+        <w:ind w:left="6120"/>
+      </w:pPr>
+      <w:rPr>
+        <w:rFonts w:ascii="Calibri" w:eastAsia="Calibri" w:hAnsi="Calibri" w:cs="Calibri"/>
+        <w:b w:val="0"/>
+        <w:i w:val="0"/>
+        <w:strike w:val="0"/>
+        <w:dstrike w:val="0"/>
+        <w:color w:val="000000"/>
+        <w:sz w:val="26"/>
+        <w:szCs w:val="26"/>
+        <w:u w:val="none" w:color="000000"/>
+        <w:bdr w:val="none" w:sz="0" w:space="0" w:color="auto"/>
+        <w:shd w:val="clear" w:color="auto" w:fill="auto"/>
+        <w:vertAlign w:val="baseline"/>
+      </w:rPr>
+    </w:lvl>
+  </w:abstractNum>
+  <w:abstractNum w:abstractNumId="7" w15:restartNumberingAfterBreak="0">
+    <w:nsid w:val="2A1F2F8A"/>
+    <w:multiLevelType w:val="hybridMultilevel"/>
+    <w:tmpl w:val="F8D4703E"/>
+    <w:lvl w:ilvl="0" w:tplc="8384F5A2">
+      <w:start w:val="1"/>
+      <w:numFmt w:val="bullet"/>
+      <w:lvlText w:val="o"/>
+      <w:lvlJc w:val="left"/>
+      <w:pPr>
+        <w:ind w:left="10"/>
+      </w:pPr>
+      <w:rPr>
+        <w:rFonts w:ascii="Calibri" w:eastAsia="Calibri" w:hAnsi="Calibri" w:cs="Calibri"/>
+        <w:b w:val="0"/>
+        <w:i w:val="0"/>
+        <w:strike w:val="0"/>
+        <w:dstrike w:val="0"/>
+        <w:color w:val="000000"/>
+        <w:sz w:val="26"/>
+        <w:szCs w:val="26"/>
+        <w:u w:val="none" w:color="000000"/>
+        <w:bdr w:val="none" w:sz="0" w:space="0" w:color="auto"/>
+        <w:shd w:val="clear" w:color="auto" w:fill="auto"/>
+        <w:vertAlign w:val="baseline"/>
+      </w:rPr>
+    </w:lvl>
+    <w:lvl w:ilvl="1" w:tplc="D4A2D042">
+      <w:start w:val="1"/>
+      <w:numFmt w:val="bullet"/>
+      <w:lvlText w:val="o"/>
+      <w:lvlJc w:val="left"/>
+      <w:pPr>
+        <w:ind w:left="1080"/>
+      </w:pPr>
+      <w:rPr>
+        <w:rFonts w:ascii="Calibri" w:eastAsia="Calibri" w:hAnsi="Calibri" w:cs="Calibri"/>
+        <w:b w:val="0"/>
+        <w:i w:val="0"/>
+        <w:strike w:val="0"/>
+        <w:dstrike w:val="0"/>
+        <w:color w:val="000000"/>
+        <w:sz w:val="26"/>
+        <w:szCs w:val="26"/>
+        <w:u w:val="none" w:color="000000"/>
+        <w:bdr w:val="none" w:sz="0" w:space="0" w:color="auto"/>
+        <w:shd w:val="clear" w:color="auto" w:fill="auto"/>
+        <w:vertAlign w:val="baseline"/>
+      </w:rPr>
+    </w:lvl>
+    <w:lvl w:ilvl="2" w:tplc="03263ACC">
+      <w:start w:val="1"/>
+      <w:numFmt w:val="bullet"/>
+      <w:lvlText w:val="▪"/>
+      <w:lvlJc w:val="left"/>
+      <w:pPr>
+        <w:ind w:left="1800"/>
+      </w:pPr>
+      <w:rPr>
+        <w:rFonts w:ascii="Calibri" w:eastAsia="Calibri" w:hAnsi="Calibri" w:cs="Calibri"/>
+        <w:b w:val="0"/>
+        <w:i w:val="0"/>
+        <w:strike w:val="0"/>
+        <w:dstrike w:val="0"/>
+        <w:color w:val="000000"/>
+        <w:sz w:val="26"/>
+        <w:szCs w:val="26"/>
+        <w:u w:val="none" w:color="000000"/>
+        <w:bdr w:val="none" w:sz="0" w:space="0" w:color="auto"/>
+        <w:shd w:val="clear" w:color="auto" w:fill="auto"/>
+        <w:vertAlign w:val="baseline"/>
+      </w:rPr>
+    </w:lvl>
+    <w:lvl w:ilvl="3" w:tplc="05C831D2">
+      <w:start w:val="1"/>
+      <w:numFmt w:val="bullet"/>
+      <w:lvlText w:val="•"/>
+      <w:lvlJc w:val="left"/>
+      <w:pPr>
+        <w:ind w:left="2520"/>
+      </w:pPr>
+      <w:rPr>
+        <w:rFonts w:ascii="Calibri" w:eastAsia="Calibri" w:hAnsi="Calibri" w:cs="Calibri"/>
+        <w:b w:val="0"/>
+        <w:i w:val="0"/>
+        <w:strike w:val="0"/>
+        <w:dstrike w:val="0"/>
+        <w:color w:val="000000"/>
+        <w:sz w:val="26"/>
+        <w:szCs w:val="26"/>
+        <w:u w:val="none" w:color="000000"/>
+        <w:bdr w:val="none" w:sz="0" w:space="0" w:color="auto"/>
+        <w:shd w:val="clear" w:color="auto" w:fill="auto"/>
+        <w:vertAlign w:val="baseline"/>
+      </w:rPr>
+    </w:lvl>
+    <w:lvl w:ilvl="4" w:tplc="B746AD20">
+      <w:start w:val="1"/>
+      <w:numFmt w:val="bullet"/>
+      <w:lvlText w:val="o"/>
+      <w:lvlJc w:val="left"/>
+      <w:pPr>
+        <w:ind w:left="3240"/>
+      </w:pPr>
+      <w:rPr>
+        <w:rFonts w:ascii="Calibri" w:eastAsia="Calibri" w:hAnsi="Calibri" w:cs="Calibri"/>
+        <w:b w:val="0"/>
+        <w:i w:val="0"/>
+        <w:strike w:val="0"/>
+        <w:dstrike w:val="0"/>
+        <w:color w:val="000000"/>
+        <w:sz w:val="26"/>
+        <w:szCs w:val="26"/>
+        <w:u w:val="none" w:color="000000"/>
+        <w:bdr w:val="none" w:sz="0" w:space="0" w:color="auto"/>
+        <w:shd w:val="clear" w:color="auto" w:fill="auto"/>
+        <w:vertAlign w:val="baseline"/>
+      </w:rPr>
+    </w:lvl>
+    <w:lvl w:ilvl="5" w:tplc="2A62395C">
+      <w:start w:val="1"/>
+      <w:numFmt w:val="bullet"/>
+      <w:lvlText w:val="▪"/>
+      <w:lvlJc w:val="left"/>
+      <w:pPr>
+        <w:ind w:left="3960"/>
+      </w:pPr>
+      <w:rPr>
+        <w:rFonts w:ascii="Calibri" w:eastAsia="Calibri" w:hAnsi="Calibri" w:cs="Calibri"/>
+        <w:b w:val="0"/>
+        <w:i w:val="0"/>
+        <w:strike w:val="0"/>
+        <w:dstrike w:val="0"/>
+        <w:color w:val="000000"/>
+        <w:sz w:val="26"/>
+        <w:szCs w:val="26"/>
+        <w:u w:val="none" w:color="000000"/>
+        <w:bdr w:val="none" w:sz="0" w:space="0" w:color="auto"/>
+        <w:shd w:val="clear" w:color="auto" w:fill="auto"/>
+        <w:vertAlign w:val="baseline"/>
+      </w:rPr>
+    </w:lvl>
+    <w:lvl w:ilvl="6" w:tplc="F5240856">
+      <w:start w:val="1"/>
+      <w:numFmt w:val="bullet"/>
+      <w:lvlText w:val="•"/>
+      <w:lvlJc w:val="left"/>
+      <w:pPr>
+        <w:ind w:left="4680"/>
+      </w:pPr>
+      <w:rPr>
+        <w:rFonts w:ascii="Calibri" w:eastAsia="Calibri" w:hAnsi="Calibri" w:cs="Calibri"/>
+        <w:b w:val="0"/>
+        <w:i w:val="0"/>
+        <w:strike w:val="0"/>
+        <w:dstrike w:val="0"/>
+        <w:color w:val="000000"/>
+        <w:sz w:val="26"/>
+        <w:szCs w:val="26"/>
+        <w:u w:val="none" w:color="000000"/>
+        <w:bdr w:val="none" w:sz="0" w:space="0" w:color="auto"/>
+        <w:shd w:val="clear" w:color="auto" w:fill="auto"/>
+        <w:vertAlign w:val="baseline"/>
+      </w:rPr>
+    </w:lvl>
+    <w:lvl w:ilvl="7" w:tplc="08D40AAC">
+      <w:start w:val="1"/>
+      <w:numFmt w:val="bullet"/>
+      <w:lvlText w:val="o"/>
+      <w:lvlJc w:val="left"/>
+      <w:pPr>
+        <w:ind w:left="5400"/>
+      </w:pPr>
+      <w:rPr>
+        <w:rFonts w:ascii="Calibri" w:eastAsia="Calibri" w:hAnsi="Calibri" w:cs="Calibri"/>
+        <w:b w:val="0"/>
+        <w:i w:val="0"/>
+        <w:strike w:val="0"/>
+        <w:dstrike w:val="0"/>
+        <w:color w:val="000000"/>
+        <w:sz w:val="26"/>
+        <w:szCs w:val="26"/>
+        <w:u w:val="none" w:color="000000"/>
+        <w:bdr w:val="none" w:sz="0" w:space="0" w:color="auto"/>
+        <w:shd w:val="clear" w:color="auto" w:fill="auto"/>
+        <w:vertAlign w:val="baseline"/>
+      </w:rPr>
+    </w:lvl>
+    <w:lvl w:ilvl="8" w:tplc="C29A0DF4">
+      <w:start w:val="1"/>
+      <w:numFmt w:val="bullet"/>
+      <w:lvlText w:val="▪"/>
+      <w:lvlJc w:val="left"/>
+      <w:pPr>
+        <w:ind w:left="6120"/>
+      </w:pPr>
+      <w:rPr>
+        <w:rFonts w:ascii="Calibri" w:eastAsia="Calibri" w:hAnsi="Calibri" w:cs="Calibri"/>
+        <w:b w:val="0"/>
+        <w:i w:val="0"/>
+        <w:strike w:val="0"/>
+        <w:dstrike w:val="0"/>
+        <w:color w:val="000000"/>
+        <w:sz w:val="26"/>
+        <w:szCs w:val="26"/>
+        <w:u w:val="none" w:color="000000"/>
+        <w:bdr w:val="none" w:sz="0" w:space="0" w:color="auto"/>
+        <w:shd w:val="clear" w:color="auto" w:fill="auto"/>
+        <w:vertAlign w:val="baseline"/>
+      </w:rPr>
+    </w:lvl>
+  </w:abstractNum>
+  <w:abstractNum w:abstractNumId="8" w15:restartNumberingAfterBreak="0">
+    <w:nsid w:val="30724CF5"/>
+    <w:multiLevelType w:val="hybridMultilevel"/>
+    <w:tmpl w:val="32AC3FD2"/>
+    <w:lvl w:ilvl="0" w:tplc="AF76E8D8">
+      <w:start w:val="1"/>
+      <w:numFmt w:val="decimal"/>
+      <w:lvlText w:val="%1."/>
+      <w:lvlJc w:val="left"/>
+      <w:pPr>
+        <w:ind w:left="254"/>
+      </w:pPr>
+      <w:rPr>
+        <w:rFonts w:ascii="Calibri" w:eastAsia="Calibri" w:hAnsi="Calibri" w:cs="Calibri"/>
+        <w:b w:val="0"/>
+        <w:i w:val="0"/>
+        <w:strike w:val="0"/>
+        <w:dstrike w:val="0"/>
+        <w:color w:val="000000"/>
+        <w:sz w:val="26"/>
+        <w:szCs w:val="26"/>
+        <w:u w:val="none" w:color="000000"/>
+        <w:bdr w:val="none" w:sz="0" w:space="0" w:color="auto"/>
+        <w:shd w:val="clear" w:color="auto" w:fill="auto"/>
+        <w:vertAlign w:val="baseline"/>
+      </w:rPr>
+    </w:lvl>
+    <w:lvl w:ilvl="1" w:tplc="69EE2C1E">
+      <w:start w:val="1"/>
+      <w:numFmt w:val="lowerLetter"/>
+      <w:lvlText w:val="%2"/>
+      <w:lvlJc w:val="left"/>
+      <w:pPr>
+        <w:ind w:left="1080"/>
+      </w:pPr>
+      <w:rPr>
+        <w:rFonts w:ascii="Calibri" w:eastAsia="Calibri" w:hAnsi="Calibri" w:cs="Calibri"/>
+        <w:b w:val="0"/>
+        <w:i w:val="0"/>
+        <w:strike w:val="0"/>
+        <w:dstrike w:val="0"/>
+        <w:color w:val="000000"/>
+        <w:sz w:val="26"/>
+        <w:szCs w:val="26"/>
+        <w:u w:val="none" w:color="000000"/>
+        <w:bdr w:val="none" w:sz="0" w:space="0" w:color="auto"/>
+        <w:shd w:val="clear" w:color="auto" w:fill="auto"/>
+        <w:vertAlign w:val="baseline"/>
+      </w:rPr>
+    </w:lvl>
+    <w:lvl w:ilvl="2" w:tplc="D46238B8">
+      <w:start w:val="1"/>
+      <w:numFmt w:val="lowerRoman"/>
+      <w:lvlText w:val="%3"/>
+      <w:lvlJc w:val="left"/>
+      <w:pPr>
+        <w:ind w:left="1800"/>
+      </w:pPr>
+      <w:rPr>
+        <w:rFonts w:ascii="Calibri" w:eastAsia="Calibri" w:hAnsi="Calibri" w:cs="Calibri"/>
+        <w:b w:val="0"/>
+        <w:i w:val="0"/>
+        <w:strike w:val="0"/>
+        <w:dstrike w:val="0"/>
+        <w:color w:val="000000"/>
+        <w:sz w:val="26"/>
+        <w:szCs w:val="26"/>
+        <w:u w:val="none" w:color="000000"/>
+        <w:bdr w:val="none" w:sz="0" w:space="0" w:color="auto"/>
+        <w:shd w:val="clear" w:color="auto" w:fill="auto"/>
+        <w:vertAlign w:val="baseline"/>
+      </w:rPr>
+    </w:lvl>
+    <w:lvl w:ilvl="3" w:tplc="41BE91D0">
+      <w:start w:val="1"/>
+      <w:numFmt w:val="decimal"/>
+      <w:lvlText w:val="%4"/>
+      <w:lvlJc w:val="left"/>
+      <w:pPr>
+        <w:ind w:left="2520"/>
+      </w:pPr>
+      <w:rPr>
+        <w:rFonts w:ascii="Calibri" w:eastAsia="Calibri" w:hAnsi="Calibri" w:cs="Calibri"/>
+        <w:b w:val="0"/>
+        <w:i w:val="0"/>
+        <w:strike w:val="0"/>
+        <w:dstrike w:val="0"/>
+        <w:color w:val="000000"/>
+        <w:sz w:val="26"/>
+        <w:szCs w:val="26"/>
+        <w:u w:val="none" w:color="000000"/>
+        <w:bdr w:val="none" w:sz="0" w:space="0" w:color="auto"/>
+        <w:shd w:val="clear" w:color="auto" w:fill="auto"/>
+        <w:vertAlign w:val="baseline"/>
+      </w:rPr>
+    </w:lvl>
+    <w:lvl w:ilvl="4" w:tplc="43BC093E">
+      <w:start w:val="1"/>
+      <w:numFmt w:val="lowerLetter"/>
+      <w:lvlText w:val="%5"/>
+      <w:lvlJc w:val="left"/>
+      <w:pPr>
+        <w:ind w:left="3240"/>
+      </w:pPr>
+      <w:rPr>
+        <w:rFonts w:ascii="Calibri" w:eastAsia="Calibri" w:hAnsi="Calibri" w:cs="Calibri"/>
+        <w:b w:val="0"/>
+        <w:i w:val="0"/>
+        <w:strike w:val="0"/>
+        <w:dstrike w:val="0"/>
+        <w:color w:val="000000"/>
+        <w:sz w:val="26"/>
+        <w:szCs w:val="26"/>
+        <w:u w:val="none" w:color="000000"/>
+        <w:bdr w:val="none" w:sz="0" w:space="0" w:color="auto"/>
+        <w:shd w:val="clear" w:color="auto" w:fill="auto"/>
+        <w:vertAlign w:val="baseline"/>
+      </w:rPr>
+    </w:lvl>
+    <w:lvl w:ilvl="5" w:tplc="D938F5AE">
+      <w:start w:val="1"/>
+      <w:numFmt w:val="lowerRoman"/>
+      <w:lvlText w:val="%6"/>
+      <w:lvlJc w:val="left"/>
+      <w:pPr>
+        <w:ind w:left="3960"/>
+      </w:pPr>
+      <w:rPr>
+        <w:rFonts w:ascii="Calibri" w:eastAsia="Calibri" w:hAnsi="Calibri" w:cs="Calibri"/>
+        <w:b w:val="0"/>
+        <w:i w:val="0"/>
+        <w:strike w:val="0"/>
+        <w:dstrike w:val="0"/>
+        <w:color w:val="000000"/>
+        <w:sz w:val="26"/>
+        <w:szCs w:val="26"/>
+        <w:u w:val="none" w:color="000000"/>
+        <w:bdr w:val="none" w:sz="0" w:space="0" w:color="auto"/>
+        <w:shd w:val="clear" w:color="auto" w:fill="auto"/>
+        <w:vertAlign w:val="baseline"/>
+      </w:rPr>
+    </w:lvl>
+    <w:lvl w:ilvl="6" w:tplc="CA90AD06">
+      <w:start w:val="1"/>
+      <w:numFmt w:val="decimal"/>
+      <w:lvlText w:val="%7"/>
+      <w:lvlJc w:val="left"/>
+      <w:pPr>
+        <w:ind w:left="4680"/>
+      </w:pPr>
+      <w:rPr>
+        <w:rFonts w:ascii="Calibri" w:eastAsia="Calibri" w:hAnsi="Calibri" w:cs="Calibri"/>
+        <w:b w:val="0"/>
+        <w:i w:val="0"/>
+        <w:strike w:val="0"/>
+        <w:dstrike w:val="0"/>
+        <w:color w:val="000000"/>
+        <w:sz w:val="26"/>
+        <w:szCs w:val="26"/>
+        <w:u w:val="none" w:color="000000"/>
+        <w:bdr w:val="none" w:sz="0" w:space="0" w:color="auto"/>
+        <w:shd w:val="clear" w:color="auto" w:fill="auto"/>
+        <w:vertAlign w:val="baseline"/>
+      </w:rPr>
+    </w:lvl>
+    <w:lvl w:ilvl="7" w:tplc="578AD120">
+      <w:start w:val="1"/>
+      <w:numFmt w:val="lowerLetter"/>
+      <w:lvlText w:val="%8"/>
+      <w:lvlJc w:val="left"/>
+      <w:pPr>
+        <w:ind w:left="5400"/>
+      </w:pPr>
+      <w:rPr>
+        <w:rFonts w:ascii="Calibri" w:eastAsia="Calibri" w:hAnsi="Calibri" w:cs="Calibri"/>
+        <w:b w:val="0"/>
+        <w:i w:val="0"/>
+        <w:strike w:val="0"/>
+        <w:dstrike w:val="0"/>
+        <w:color w:val="000000"/>
+        <w:sz w:val="26"/>
+        <w:szCs w:val="26"/>
+        <w:u w:val="none" w:color="000000"/>
+        <w:bdr w:val="none" w:sz="0" w:space="0" w:color="auto"/>
+        <w:shd w:val="clear" w:color="auto" w:fill="auto"/>
+        <w:vertAlign w:val="baseline"/>
+      </w:rPr>
+    </w:lvl>
+    <w:lvl w:ilvl="8" w:tplc="65D4E988">
+      <w:start w:val="1"/>
+      <w:numFmt w:val="lowerRoman"/>
+      <w:lvlText w:val="%9"/>
+      <w:lvlJc w:val="left"/>
+      <w:pPr>
+        <w:ind w:left="6120"/>
+      </w:pPr>
+      <w:rPr>
+        <w:rFonts w:ascii="Calibri" w:eastAsia="Calibri" w:hAnsi="Calibri" w:cs="Calibri"/>
+        <w:b w:val="0"/>
+        <w:i w:val="0"/>
+        <w:strike w:val="0"/>
+        <w:dstrike w:val="0"/>
+        <w:color w:val="000000"/>
+        <w:sz w:val="26"/>
+        <w:szCs w:val="26"/>
+        <w:u w:val="none" w:color="000000"/>
+        <w:bdr w:val="none" w:sz="0" w:space="0" w:color="auto"/>
+        <w:shd w:val="clear" w:color="auto" w:fill="auto"/>
+        <w:vertAlign w:val="baseline"/>
+      </w:rPr>
+    </w:lvl>
+  </w:abstractNum>
+  <w:abstractNum w:abstractNumId="9" w15:restartNumberingAfterBreak="0">
+    <w:nsid w:val="36B04D6E"/>
+    <w:multiLevelType w:val="hybridMultilevel"/>
+    <w:tmpl w:val="7C845A3A"/>
+    <w:lvl w:ilvl="0" w:tplc="B5FE7E52">
+      <w:start w:val="1"/>
+      <w:numFmt w:val="decimal"/>
+      <w:lvlText w:val="%1."/>
+      <w:lvlJc w:val="left"/>
+      <w:pPr>
+        <w:ind w:left="254"/>
+      </w:pPr>
+      <w:rPr>
+        <w:rFonts w:ascii="Calibri" w:eastAsia="Calibri" w:hAnsi="Calibri" w:cs="Calibri"/>
+        <w:b w:val="0"/>
+        <w:i w:val="0"/>
+        <w:strike w:val="0"/>
+        <w:dstrike w:val="0"/>
+        <w:color w:val="000000"/>
+        <w:sz w:val="26"/>
+        <w:szCs w:val="26"/>
+        <w:u w:val="none" w:color="000000"/>
+        <w:bdr w:val="none" w:sz="0" w:space="0" w:color="auto"/>
+        <w:shd w:val="clear" w:color="auto" w:fill="auto"/>
+        <w:vertAlign w:val="baseline"/>
+      </w:rPr>
+    </w:lvl>
+    <w:lvl w:ilvl="1" w:tplc="9B742D00">
+      <w:start w:val="1"/>
+      <w:numFmt w:val="lowerLetter"/>
+      <w:lvlText w:val="%2"/>
+      <w:lvlJc w:val="left"/>
+      <w:pPr>
+        <w:ind w:left="1080"/>
+      </w:pPr>
+      <w:rPr>
+        <w:rFonts w:ascii="Calibri" w:eastAsia="Calibri" w:hAnsi="Calibri" w:cs="Calibri"/>
+        <w:b w:val="0"/>
+        <w:i w:val="0"/>
+        <w:strike w:val="0"/>
+        <w:dstrike w:val="0"/>
+        <w:color w:val="000000"/>
+        <w:sz w:val="26"/>
+        <w:szCs w:val="26"/>
+        <w:u w:val="none" w:color="000000"/>
+        <w:bdr w:val="none" w:sz="0" w:space="0" w:color="auto"/>
+        <w:shd w:val="clear" w:color="auto" w:fill="auto"/>
+        <w:vertAlign w:val="baseline"/>
+      </w:rPr>
+    </w:lvl>
+    <w:lvl w:ilvl="2" w:tplc="E10407E8">
+      <w:start w:val="1"/>
+      <w:numFmt w:val="lowerRoman"/>
+      <w:lvlText w:val="%3"/>
+      <w:lvlJc w:val="left"/>
+      <w:pPr>
+        <w:ind w:left="1800"/>
+      </w:pPr>
+      <w:rPr>
+        <w:rFonts w:ascii="Calibri" w:eastAsia="Calibri" w:hAnsi="Calibri" w:cs="Calibri"/>
+        <w:b w:val="0"/>
+        <w:i w:val="0"/>
+        <w:strike w:val="0"/>
+        <w:dstrike w:val="0"/>
+        <w:color w:val="000000"/>
+        <w:sz w:val="26"/>
+        <w:szCs w:val="26"/>
+        <w:u w:val="none" w:color="000000"/>
+        <w:bdr w:val="none" w:sz="0" w:space="0" w:color="auto"/>
+        <w:shd w:val="clear" w:color="auto" w:fill="auto"/>
+        <w:vertAlign w:val="baseline"/>
+      </w:rPr>
+    </w:lvl>
+    <w:lvl w:ilvl="3" w:tplc="B768803E">
+      <w:start w:val="1"/>
+      <w:numFmt w:val="decimal"/>
+      <w:lvlText w:val="%4"/>
+      <w:lvlJc w:val="left"/>
+      <w:pPr>
+        <w:ind w:left="2520"/>
+      </w:pPr>
+      <w:rPr>
+        <w:rFonts w:ascii="Calibri" w:eastAsia="Calibri" w:hAnsi="Calibri" w:cs="Calibri"/>
+        <w:b w:val="0"/>
+        <w:i w:val="0"/>
+        <w:strike w:val="0"/>
+        <w:dstrike w:val="0"/>
+        <w:color w:val="000000"/>
+        <w:sz w:val="26"/>
+        <w:szCs w:val="26"/>
+        <w:u w:val="none" w:color="000000"/>
+        <w:bdr w:val="none" w:sz="0" w:space="0" w:color="auto"/>
+        <w:shd w:val="clear" w:color="auto" w:fill="auto"/>
+        <w:vertAlign w:val="baseline"/>
+      </w:rPr>
+    </w:lvl>
+    <w:lvl w:ilvl="4" w:tplc="62642EB2">
+      <w:start w:val="1"/>
+      <w:numFmt w:val="lowerLetter"/>
+      <w:lvlText w:val="%5"/>
+      <w:lvlJc w:val="left"/>
+      <w:pPr>
+        <w:ind w:left="3240"/>
+      </w:pPr>
+      <w:rPr>
+        <w:rFonts w:ascii="Calibri" w:eastAsia="Calibri" w:hAnsi="Calibri" w:cs="Calibri"/>
+        <w:b w:val="0"/>
+        <w:i w:val="0"/>
+        <w:strike w:val="0"/>
+        <w:dstrike w:val="0"/>
+        <w:color w:val="000000"/>
+        <w:sz w:val="26"/>
+        <w:szCs w:val="26"/>
+        <w:u w:val="none" w:color="000000"/>
+        <w:bdr w:val="none" w:sz="0" w:space="0" w:color="auto"/>
+        <w:shd w:val="clear" w:color="auto" w:fill="auto"/>
+        <w:vertAlign w:val="baseline"/>
+      </w:rPr>
+    </w:lvl>
+    <w:lvl w:ilvl="5" w:tplc="C2B88DBC">
+      <w:start w:val="1"/>
+      <w:numFmt w:val="lowerRoman"/>
+      <w:lvlText w:val="%6"/>
+      <w:lvlJc w:val="left"/>
+      <w:pPr>
+        <w:ind w:left="3960"/>
+      </w:pPr>
+      <w:rPr>
+        <w:rFonts w:ascii="Calibri" w:eastAsia="Calibri" w:hAnsi="Calibri" w:cs="Calibri"/>
+        <w:b w:val="0"/>
+        <w:i w:val="0"/>
+        <w:strike w:val="0"/>
+        <w:dstrike w:val="0"/>
+        <w:color w:val="000000"/>
+        <w:sz w:val="26"/>
+        <w:szCs w:val="26"/>
+        <w:u w:val="none" w:color="000000"/>
+        <w:bdr w:val="none" w:sz="0" w:space="0" w:color="auto"/>
+        <w:shd w:val="clear" w:color="auto" w:fill="auto"/>
+        <w:vertAlign w:val="baseline"/>
+      </w:rPr>
+    </w:lvl>
+    <w:lvl w:ilvl="6" w:tplc="01DA8978">
+      <w:start w:val="1"/>
+      <w:numFmt w:val="decimal"/>
+      <w:lvlText w:val="%7"/>
+      <w:lvlJc w:val="left"/>
+      <w:pPr>
+        <w:ind w:left="4680"/>
+      </w:pPr>
+      <w:rPr>
+        <w:rFonts w:ascii="Calibri" w:eastAsia="Calibri" w:hAnsi="Calibri" w:cs="Calibri"/>
+        <w:b w:val="0"/>
+        <w:i w:val="0"/>
+        <w:strike w:val="0"/>
+        <w:dstrike w:val="0"/>
+        <w:color w:val="000000"/>
+        <w:sz w:val="26"/>
+        <w:szCs w:val="26"/>
+        <w:u w:val="none" w:color="000000"/>
+        <w:bdr w:val="none" w:sz="0" w:space="0" w:color="auto"/>
+        <w:shd w:val="clear" w:color="auto" w:fill="auto"/>
+        <w:vertAlign w:val="baseline"/>
+      </w:rPr>
+    </w:lvl>
+    <w:lvl w:ilvl="7" w:tplc="410CDBEE">
+      <w:start w:val="1"/>
+      <w:numFmt w:val="lowerLetter"/>
+      <w:lvlText w:val="%8"/>
+      <w:lvlJc w:val="left"/>
+      <w:pPr>
+        <w:ind w:left="5400"/>
+      </w:pPr>
+      <w:rPr>
+        <w:rFonts w:ascii="Calibri" w:eastAsia="Calibri" w:hAnsi="Calibri" w:cs="Calibri"/>
+        <w:b w:val="0"/>
+        <w:i w:val="0"/>
+        <w:strike w:val="0"/>
+        <w:dstrike w:val="0"/>
+        <w:color w:val="000000"/>
+        <w:sz w:val="26"/>
+        <w:szCs w:val="26"/>
+        <w:u w:val="none" w:color="000000"/>
+        <w:bdr w:val="none" w:sz="0" w:space="0" w:color="auto"/>
+        <w:shd w:val="clear" w:color="auto" w:fill="auto"/>
+        <w:vertAlign w:val="baseline"/>
+      </w:rPr>
+    </w:lvl>
+    <w:lvl w:ilvl="8" w:tplc="E29E892E">
+      <w:start w:val="1"/>
+      <w:numFmt w:val="lowerRoman"/>
+      <w:lvlText w:val="%9"/>
+      <w:lvlJc w:val="left"/>
+      <w:pPr>
+        <w:ind w:left="6120"/>
+      </w:pPr>
+      <w:rPr>
+        <w:rFonts w:ascii="Calibri" w:eastAsia="Calibri" w:hAnsi="Calibri" w:cs="Calibri"/>
+        <w:b w:val="0"/>
+        <w:i w:val="0"/>
+        <w:strike w:val="0"/>
+        <w:dstrike w:val="0"/>
+        <w:color w:val="000000"/>
+        <w:sz w:val="26"/>
+        <w:szCs w:val="26"/>
+        <w:u w:val="none" w:color="000000"/>
+        <w:bdr w:val="none" w:sz="0" w:space="0" w:color="auto"/>
+        <w:shd w:val="clear" w:color="auto" w:fill="auto"/>
+        <w:vertAlign w:val="baseline"/>
+      </w:rPr>
+    </w:lvl>
+  </w:abstractNum>
+  <w:abstractNum w:abstractNumId="10" w15:restartNumberingAfterBreak="0">
+    <w:nsid w:val="3A6B5A65"/>
+    <w:multiLevelType w:val="hybridMultilevel"/>
+    <w:tmpl w:val="5EAEA97A"/>
+    <w:lvl w:ilvl="0" w:tplc="39B2E564">
+      <w:start w:val="10"/>
+      <w:numFmt w:val="decimal"/>
+      <w:lvlText w:val="%1."/>
+      <w:lvlJc w:val="left"/>
+      <w:pPr>
+        <w:ind w:left="10"/>
+      </w:pPr>
+      <w:rPr>
+        <w:rFonts w:ascii="Calibri" w:eastAsia="Calibri" w:hAnsi="Calibri" w:cs="Calibri"/>
+        <w:b w:val="0"/>
+        <w:i w:val="0"/>
+        <w:strike w:val="0"/>
+        <w:dstrike w:val="0"/>
+        <w:color w:val="000000"/>
+        <w:sz w:val="26"/>
+        <w:szCs w:val="26"/>
+        <w:u w:val="none" w:color="000000"/>
+        <w:bdr w:val="none" w:sz="0" w:space="0" w:color="auto"/>
+        <w:shd w:val="clear" w:color="auto" w:fill="auto"/>
+        <w:vertAlign w:val="baseline"/>
+      </w:rPr>
+    </w:lvl>
+    <w:lvl w:ilvl="1" w:tplc="BF826E9E">
+      <w:start w:val="1"/>
+      <w:numFmt w:val="lowerLetter"/>
+      <w:lvlText w:val="%2"/>
+      <w:lvlJc w:val="left"/>
+      <w:pPr>
+        <w:ind w:left="1080"/>
+      </w:pPr>
+      <w:rPr>
+        <w:rFonts w:ascii="Calibri" w:eastAsia="Calibri" w:hAnsi="Calibri" w:cs="Calibri"/>
+        <w:b w:val="0"/>
+        <w:i w:val="0"/>
+        <w:strike w:val="0"/>
+        <w:dstrike w:val="0"/>
+        <w:color w:val="000000"/>
+        <w:sz w:val="26"/>
+        <w:szCs w:val="26"/>
+        <w:u w:val="none" w:color="000000"/>
+        <w:bdr w:val="none" w:sz="0" w:space="0" w:color="auto"/>
+        <w:shd w:val="clear" w:color="auto" w:fill="auto"/>
+        <w:vertAlign w:val="baseline"/>
+      </w:rPr>
+    </w:lvl>
+    <w:lvl w:ilvl="2" w:tplc="397CC354">
+      <w:start w:val="1"/>
+      <w:numFmt w:val="lowerRoman"/>
+      <w:lvlText w:val="%3"/>
+      <w:lvlJc w:val="left"/>
+      <w:pPr>
+        <w:ind w:left="1800"/>
+      </w:pPr>
+      <w:rPr>
+        <w:rFonts w:ascii="Calibri" w:eastAsia="Calibri" w:hAnsi="Calibri" w:cs="Calibri"/>
+        <w:b w:val="0"/>
+        <w:i w:val="0"/>
+        <w:strike w:val="0"/>
+        <w:dstrike w:val="0"/>
+        <w:color w:val="000000"/>
+        <w:sz w:val="26"/>
+        <w:szCs w:val="26"/>
+        <w:u w:val="none" w:color="000000"/>
+        <w:bdr w:val="none" w:sz="0" w:space="0" w:color="auto"/>
+        <w:shd w:val="clear" w:color="auto" w:fill="auto"/>
+        <w:vertAlign w:val="baseline"/>
+      </w:rPr>
+    </w:lvl>
+    <w:lvl w:ilvl="3" w:tplc="E8827DFE">
+      <w:start w:val="1"/>
+      <w:numFmt w:val="decimal"/>
+      <w:lvlText w:val="%4"/>
+      <w:lvlJc w:val="left"/>
+      <w:pPr>
+        <w:ind w:left="2520"/>
+      </w:pPr>
+      <w:rPr>
+        <w:rFonts w:ascii="Calibri" w:eastAsia="Calibri" w:hAnsi="Calibri" w:cs="Calibri"/>
+        <w:b w:val="0"/>
+        <w:i w:val="0"/>
+        <w:strike w:val="0"/>
+        <w:dstrike w:val="0"/>
+        <w:color w:val="000000"/>
+        <w:sz w:val="26"/>
+        <w:szCs w:val="26"/>
+        <w:u w:val="none" w:color="000000"/>
+        <w:bdr w:val="none" w:sz="0" w:space="0" w:color="auto"/>
+        <w:shd w:val="clear" w:color="auto" w:fill="auto"/>
+        <w:vertAlign w:val="baseline"/>
+      </w:rPr>
+    </w:lvl>
+    <w:lvl w:ilvl="4" w:tplc="F678E6F0">
+      <w:start w:val="1"/>
+      <w:numFmt w:val="lowerLetter"/>
+      <w:lvlText w:val="%5"/>
+      <w:lvlJc w:val="left"/>
+      <w:pPr>
+        <w:ind w:left="3240"/>
+      </w:pPr>
+      <w:rPr>
+        <w:rFonts w:ascii="Calibri" w:eastAsia="Calibri" w:hAnsi="Calibri" w:cs="Calibri"/>
+        <w:b w:val="0"/>
+        <w:i w:val="0"/>
+        <w:strike w:val="0"/>
+        <w:dstrike w:val="0"/>
+        <w:color w:val="000000"/>
+        <w:sz w:val="26"/>
+        <w:szCs w:val="26"/>
+        <w:u w:val="none" w:color="000000"/>
+        <w:bdr w:val="none" w:sz="0" w:space="0" w:color="auto"/>
+        <w:shd w:val="clear" w:color="auto" w:fill="auto"/>
+        <w:vertAlign w:val="baseline"/>
+      </w:rPr>
+    </w:lvl>
+    <w:lvl w:ilvl="5" w:tplc="48AA0742">
+      <w:start w:val="1"/>
+      <w:numFmt w:val="lowerRoman"/>
+      <w:lvlText w:val="%6"/>
+      <w:lvlJc w:val="left"/>
+      <w:pPr>
+        <w:ind w:left="3960"/>
+      </w:pPr>
+      <w:rPr>
+        <w:rFonts w:ascii="Calibri" w:eastAsia="Calibri" w:hAnsi="Calibri" w:cs="Calibri"/>
+        <w:b w:val="0"/>
+        <w:i w:val="0"/>
+        <w:strike w:val="0"/>
+        <w:dstrike w:val="0"/>
+        <w:color w:val="000000"/>
+        <w:sz w:val="26"/>
+        <w:szCs w:val="26"/>
+        <w:u w:val="none" w:color="000000"/>
+        <w:bdr w:val="none" w:sz="0" w:space="0" w:color="auto"/>
+        <w:shd w:val="clear" w:color="auto" w:fill="auto"/>
+        <w:vertAlign w:val="baseline"/>
+      </w:rPr>
+    </w:lvl>
+    <w:lvl w:ilvl="6" w:tplc="C67E6594">
+      <w:start w:val="1"/>
+      <w:numFmt w:val="decimal"/>
+      <w:lvlText w:val="%7"/>
+      <w:lvlJc w:val="left"/>
+      <w:pPr>
+        <w:ind w:left="4680"/>
+      </w:pPr>
+      <w:rPr>
+        <w:rFonts w:ascii="Calibri" w:eastAsia="Calibri" w:hAnsi="Calibri" w:cs="Calibri"/>
+        <w:b w:val="0"/>
+        <w:i w:val="0"/>
+        <w:strike w:val="0"/>
+        <w:dstrike w:val="0"/>
+        <w:color w:val="000000"/>
+        <w:sz w:val="26"/>
+        <w:szCs w:val="26"/>
+        <w:u w:val="none" w:color="000000"/>
+        <w:bdr w:val="none" w:sz="0" w:space="0" w:color="auto"/>
+        <w:shd w:val="clear" w:color="auto" w:fill="auto"/>
+        <w:vertAlign w:val="baseline"/>
+      </w:rPr>
+    </w:lvl>
+    <w:lvl w:ilvl="7" w:tplc="61CEAD2E">
+      <w:start w:val="1"/>
+      <w:numFmt w:val="lowerLetter"/>
+      <w:lvlText w:val="%8"/>
+      <w:lvlJc w:val="left"/>
+      <w:pPr>
+        <w:ind w:left="5400"/>
+      </w:pPr>
+      <w:rPr>
+        <w:rFonts w:ascii="Calibri" w:eastAsia="Calibri" w:hAnsi="Calibri" w:cs="Calibri"/>
+        <w:b w:val="0"/>
+        <w:i w:val="0"/>
+        <w:strike w:val="0"/>
+        <w:dstrike w:val="0"/>
+        <w:color w:val="000000"/>
+        <w:sz w:val="26"/>
+        <w:szCs w:val="26"/>
+        <w:u w:val="none" w:color="000000"/>
+        <w:bdr w:val="none" w:sz="0" w:space="0" w:color="auto"/>
+        <w:shd w:val="clear" w:color="auto" w:fill="auto"/>
+        <w:vertAlign w:val="baseline"/>
+      </w:rPr>
+    </w:lvl>
+    <w:lvl w:ilvl="8" w:tplc="5A1A138C">
+      <w:start w:val="1"/>
+      <w:numFmt w:val="lowerRoman"/>
+      <w:lvlText w:val="%9"/>
+      <w:lvlJc w:val="left"/>
+      <w:pPr>
+        <w:ind w:left="6120"/>
+      </w:pPr>
+      <w:rPr>
+        <w:rFonts w:ascii="Calibri" w:eastAsia="Calibri" w:hAnsi="Calibri" w:cs="Calibri"/>
+        <w:b w:val="0"/>
+        <w:i w:val="0"/>
+        <w:strike w:val="0"/>
+        <w:dstrike w:val="0"/>
+        <w:color w:val="000000"/>
+        <w:sz w:val="26"/>
+        <w:szCs w:val="26"/>
+        <w:u w:val="none" w:color="000000"/>
+        <w:bdr w:val="none" w:sz="0" w:space="0" w:color="auto"/>
+        <w:shd w:val="clear" w:color="auto" w:fill="auto"/>
+        <w:vertAlign w:val="baseline"/>
+      </w:rPr>
+    </w:lvl>
+  </w:abstractNum>
+  <w:abstractNum w:abstractNumId="11" w15:restartNumberingAfterBreak="0">
+    <w:nsid w:val="3E1F7246"/>
+    <w:multiLevelType w:val="hybridMultilevel"/>
+    <w:tmpl w:val="735C1564"/>
+    <w:lvl w:ilvl="0" w:tplc="0720B52A">
+      <w:start w:val="1"/>
+      <w:numFmt w:val="bullet"/>
+      <w:lvlText w:val="o"/>
+      <w:lvlJc w:val="left"/>
+      <w:pPr>
+        <w:ind w:left="194"/>
+      </w:pPr>
+      <w:rPr>
+        <w:rFonts w:ascii="Calibri" w:eastAsia="Calibri" w:hAnsi="Calibri" w:cs="Calibri"/>
+        <w:b w:val="0"/>
+        <w:i w:val="0"/>
+        <w:strike w:val="0"/>
+        <w:dstrike w:val="0"/>
+        <w:color w:val="000000"/>
+        <w:sz w:val="26"/>
+        <w:szCs w:val="26"/>
+        <w:u w:val="none" w:color="000000"/>
+        <w:bdr w:val="none" w:sz="0" w:space="0" w:color="auto"/>
+        <w:shd w:val="clear" w:color="auto" w:fill="auto"/>
+        <w:vertAlign w:val="baseline"/>
+      </w:rPr>
+    </w:lvl>
+    <w:lvl w:ilvl="1" w:tplc="AF12D50C">
+      <w:start w:val="1"/>
+      <w:numFmt w:val="bullet"/>
+      <w:lvlText w:val="o"/>
+      <w:lvlJc w:val="left"/>
+      <w:pPr>
+        <w:ind w:left="1080"/>
+      </w:pPr>
+      <w:rPr>
+        <w:rFonts w:ascii="Calibri" w:eastAsia="Calibri" w:hAnsi="Calibri" w:cs="Calibri"/>
+        <w:b w:val="0"/>
+        <w:i w:val="0"/>
+        <w:strike w:val="0"/>
+        <w:dstrike w:val="0"/>
+        <w:color w:val="000000"/>
+        <w:sz w:val="26"/>
+        <w:szCs w:val="26"/>
+        <w:u w:val="none" w:color="000000"/>
+        <w:bdr w:val="none" w:sz="0" w:space="0" w:color="auto"/>
+        <w:shd w:val="clear" w:color="auto" w:fill="auto"/>
+        <w:vertAlign w:val="baseline"/>
+      </w:rPr>
+    </w:lvl>
+    <w:lvl w:ilvl="2" w:tplc="E9D676E6">
+      <w:start w:val="1"/>
+      <w:numFmt w:val="bullet"/>
+      <w:lvlText w:val="▪"/>
+      <w:lvlJc w:val="left"/>
+      <w:pPr>
+        <w:ind w:left="1800"/>
+      </w:pPr>
+      <w:rPr>
+        <w:rFonts w:ascii="Calibri" w:eastAsia="Calibri" w:hAnsi="Calibri" w:cs="Calibri"/>
+        <w:b w:val="0"/>
+        <w:i w:val="0"/>
+        <w:strike w:val="0"/>
+        <w:dstrike w:val="0"/>
+        <w:color w:val="000000"/>
+        <w:sz w:val="26"/>
+        <w:szCs w:val="26"/>
+        <w:u w:val="none" w:color="000000"/>
+        <w:bdr w:val="none" w:sz="0" w:space="0" w:color="auto"/>
+        <w:shd w:val="clear" w:color="auto" w:fill="auto"/>
+        <w:vertAlign w:val="baseline"/>
+      </w:rPr>
+    </w:lvl>
+    <w:lvl w:ilvl="3" w:tplc="B2FE3692">
+      <w:start w:val="1"/>
+      <w:numFmt w:val="bullet"/>
+      <w:lvlText w:val="•"/>
+      <w:lvlJc w:val="left"/>
+      <w:pPr>
+        <w:ind w:left="2520"/>
+      </w:pPr>
+      <w:rPr>
+        <w:rFonts w:ascii="Calibri" w:eastAsia="Calibri" w:hAnsi="Calibri" w:cs="Calibri"/>
+        <w:b w:val="0"/>
+        <w:i w:val="0"/>
+        <w:strike w:val="0"/>
+        <w:dstrike w:val="0"/>
+        <w:color w:val="000000"/>
+        <w:sz w:val="26"/>
+        <w:szCs w:val="26"/>
+        <w:u w:val="none" w:color="000000"/>
+        <w:bdr w:val="none" w:sz="0" w:space="0" w:color="auto"/>
+        <w:shd w:val="clear" w:color="auto" w:fill="auto"/>
+        <w:vertAlign w:val="baseline"/>
+      </w:rPr>
+    </w:lvl>
+    <w:lvl w:ilvl="4" w:tplc="D39EE92E">
+      <w:start w:val="1"/>
+      <w:numFmt w:val="bullet"/>
+      <w:lvlText w:val="o"/>
+      <w:lvlJc w:val="left"/>
+      <w:pPr>
+        <w:ind w:left="3240"/>
+      </w:pPr>
+      <w:rPr>
+        <w:rFonts w:ascii="Calibri" w:eastAsia="Calibri" w:hAnsi="Calibri" w:cs="Calibri"/>
+        <w:b w:val="0"/>
+        <w:i w:val="0"/>
+        <w:strike w:val="0"/>
+        <w:dstrike w:val="0"/>
+        <w:color w:val="000000"/>
+        <w:sz w:val="26"/>
+        <w:szCs w:val="26"/>
+        <w:u w:val="none" w:color="000000"/>
+        <w:bdr w:val="none" w:sz="0" w:space="0" w:color="auto"/>
+        <w:shd w:val="clear" w:color="auto" w:fill="auto"/>
+        <w:vertAlign w:val="baseline"/>
+      </w:rPr>
+    </w:lvl>
+    <w:lvl w:ilvl="5" w:tplc="4FAABC32">
+      <w:start w:val="1"/>
+      <w:numFmt w:val="bullet"/>
+      <w:lvlText w:val="▪"/>
+      <w:lvlJc w:val="left"/>
+      <w:pPr>
+        <w:ind w:left="3960"/>
+      </w:pPr>
+      <w:rPr>
+        <w:rFonts w:ascii="Calibri" w:eastAsia="Calibri" w:hAnsi="Calibri" w:cs="Calibri"/>
+        <w:b w:val="0"/>
+        <w:i w:val="0"/>
+        <w:strike w:val="0"/>
+        <w:dstrike w:val="0"/>
+        <w:color w:val="000000"/>
+        <w:sz w:val="26"/>
+        <w:szCs w:val="26"/>
+        <w:u w:val="none" w:color="000000"/>
+        <w:bdr w:val="none" w:sz="0" w:space="0" w:color="auto"/>
+        <w:shd w:val="clear" w:color="auto" w:fill="auto"/>
+        <w:vertAlign w:val="baseline"/>
+      </w:rPr>
+    </w:lvl>
+    <w:lvl w:ilvl="6" w:tplc="54C8E8DA">
+      <w:start w:val="1"/>
+      <w:numFmt w:val="bullet"/>
+      <w:lvlText w:val="•"/>
+      <w:lvlJc w:val="left"/>
+      <w:pPr>
+        <w:ind w:left="4680"/>
+      </w:pPr>
+      <w:rPr>
+        <w:rFonts w:ascii="Calibri" w:eastAsia="Calibri" w:hAnsi="Calibri" w:cs="Calibri"/>
+        <w:b w:val="0"/>
+        <w:i w:val="0"/>
+        <w:strike w:val="0"/>
+        <w:dstrike w:val="0"/>
+        <w:color w:val="000000"/>
+        <w:sz w:val="26"/>
+        <w:szCs w:val="26"/>
+        <w:u w:val="none" w:color="000000"/>
+        <w:bdr w:val="none" w:sz="0" w:space="0" w:color="auto"/>
+        <w:shd w:val="clear" w:color="auto" w:fill="auto"/>
+        <w:vertAlign w:val="baseline"/>
+      </w:rPr>
+    </w:lvl>
+    <w:lvl w:ilvl="7" w:tplc="72743612">
+      <w:start w:val="1"/>
+      <w:numFmt w:val="bullet"/>
+      <w:lvlText w:val="o"/>
+      <w:lvlJc w:val="left"/>
+      <w:pPr>
+        <w:ind w:left="5400"/>
+      </w:pPr>
+      <w:rPr>
+        <w:rFonts w:ascii="Calibri" w:eastAsia="Calibri" w:hAnsi="Calibri" w:cs="Calibri"/>
+        <w:b w:val="0"/>
+        <w:i w:val="0"/>
+        <w:strike w:val="0"/>
+        <w:dstrike w:val="0"/>
+        <w:color w:val="000000"/>
+        <w:sz w:val="26"/>
+        <w:szCs w:val="26"/>
+        <w:u w:val="none" w:color="000000"/>
+        <w:bdr w:val="none" w:sz="0" w:space="0" w:color="auto"/>
+        <w:shd w:val="clear" w:color="auto" w:fill="auto"/>
+        <w:vertAlign w:val="baseline"/>
+      </w:rPr>
+    </w:lvl>
+    <w:lvl w:ilvl="8" w:tplc="A1ACB342">
+      <w:start w:val="1"/>
+      <w:numFmt w:val="bullet"/>
+      <w:lvlText w:val="▪"/>
+      <w:lvlJc w:val="left"/>
+      <w:pPr>
+        <w:ind w:left="6120"/>
+      </w:pPr>
+      <w:rPr>
+        <w:rFonts w:ascii="Calibri" w:eastAsia="Calibri" w:hAnsi="Calibri" w:cs="Calibri"/>
+        <w:b w:val="0"/>
+        <w:i w:val="0"/>
+        <w:strike w:val="0"/>
+        <w:dstrike w:val="0"/>
+        <w:color w:val="000000"/>
+        <w:sz w:val="26"/>
+        <w:szCs w:val="26"/>
+        <w:u w:val="none" w:color="000000"/>
+        <w:bdr w:val="none" w:sz="0" w:space="0" w:color="auto"/>
+        <w:shd w:val="clear" w:color="auto" w:fill="auto"/>
+        <w:vertAlign w:val="baseline"/>
+      </w:rPr>
+    </w:lvl>
+  </w:abstractNum>
+  <w:abstractNum w:abstractNumId="12" w15:restartNumberingAfterBreak="0">
+    <w:nsid w:val="3E7C50B5"/>
+    <w:multiLevelType w:val="hybridMultilevel"/>
+    <w:tmpl w:val="D9D41AC4"/>
+    <w:lvl w:ilvl="0" w:tplc="57469F66">
+      <w:start w:val="3"/>
+      <w:numFmt w:val="decimal"/>
+      <w:lvlText w:val="%1."/>
+      <w:lvlJc w:val="left"/>
+      <w:pPr>
+        <w:ind w:left="254"/>
+      </w:pPr>
+      <w:rPr>
+        <w:rFonts w:ascii="Calibri" w:eastAsia="Calibri" w:hAnsi="Calibri" w:cs="Calibri"/>
+        <w:b w:val="0"/>
+        <w:i w:val="0"/>
+        <w:strike w:val="0"/>
+        <w:dstrike w:val="0"/>
+        <w:color w:val="000000"/>
+        <w:sz w:val="26"/>
+        <w:szCs w:val="26"/>
+        <w:u w:val="none" w:color="000000"/>
+        <w:bdr w:val="none" w:sz="0" w:space="0" w:color="auto"/>
+        <w:shd w:val="clear" w:color="auto" w:fill="auto"/>
+        <w:vertAlign w:val="baseline"/>
+      </w:rPr>
+    </w:lvl>
+    <w:lvl w:ilvl="1" w:tplc="B5A86644">
+      <w:start w:val="1"/>
+      <w:numFmt w:val="lowerLetter"/>
+      <w:lvlText w:val="%2"/>
+      <w:lvlJc w:val="left"/>
+      <w:pPr>
+        <w:ind w:left="1080"/>
+      </w:pPr>
+      <w:rPr>
+        <w:rFonts w:ascii="Calibri" w:eastAsia="Calibri" w:hAnsi="Calibri" w:cs="Calibri"/>
+        <w:b w:val="0"/>
+        <w:i w:val="0"/>
+        <w:strike w:val="0"/>
+        <w:dstrike w:val="0"/>
+        <w:color w:val="000000"/>
+        <w:sz w:val="26"/>
+        <w:szCs w:val="26"/>
+        <w:u w:val="none" w:color="000000"/>
+        <w:bdr w:val="none" w:sz="0" w:space="0" w:color="auto"/>
+        <w:shd w:val="clear" w:color="auto" w:fill="auto"/>
+        <w:vertAlign w:val="baseline"/>
+      </w:rPr>
+    </w:lvl>
+    <w:lvl w:ilvl="2" w:tplc="AF2237C8">
+      <w:start w:val="1"/>
+      <w:numFmt w:val="lowerRoman"/>
+      <w:lvlText w:val="%3"/>
+      <w:lvlJc w:val="left"/>
+      <w:pPr>
+        <w:ind w:left="1800"/>
+      </w:pPr>
+      <w:rPr>
+        <w:rFonts w:ascii="Calibri" w:eastAsia="Calibri" w:hAnsi="Calibri" w:cs="Calibri"/>
+        <w:b w:val="0"/>
+        <w:i w:val="0"/>
+        <w:strike w:val="0"/>
+        <w:dstrike w:val="0"/>
+        <w:color w:val="000000"/>
+        <w:sz w:val="26"/>
+        <w:szCs w:val="26"/>
+        <w:u w:val="none" w:color="000000"/>
+        <w:bdr w:val="none" w:sz="0" w:space="0" w:color="auto"/>
+        <w:shd w:val="clear" w:color="auto" w:fill="auto"/>
+        <w:vertAlign w:val="baseline"/>
+      </w:rPr>
+    </w:lvl>
+    <w:lvl w:ilvl="3" w:tplc="6E040EC0">
+      <w:start w:val="1"/>
+      <w:numFmt w:val="decimal"/>
+      <w:lvlText w:val="%4"/>
+      <w:lvlJc w:val="left"/>
+      <w:pPr>
+        <w:ind w:left="2520"/>
+      </w:pPr>
+      <w:rPr>
+        <w:rFonts w:ascii="Calibri" w:eastAsia="Calibri" w:hAnsi="Calibri" w:cs="Calibri"/>
+        <w:b w:val="0"/>
+        <w:i w:val="0"/>
+        <w:strike w:val="0"/>
+        <w:dstrike w:val="0"/>
+        <w:color w:val="000000"/>
+        <w:sz w:val="26"/>
+        <w:szCs w:val="26"/>
+        <w:u w:val="none" w:color="000000"/>
+        <w:bdr w:val="none" w:sz="0" w:space="0" w:color="auto"/>
+        <w:shd w:val="clear" w:color="auto" w:fill="auto"/>
+        <w:vertAlign w:val="baseline"/>
+      </w:rPr>
+    </w:lvl>
+    <w:lvl w:ilvl="4" w:tplc="20D4B230">
+      <w:start w:val="1"/>
+      <w:numFmt w:val="lowerLetter"/>
+      <w:lvlText w:val="%5"/>
+      <w:lvlJc w:val="left"/>
+      <w:pPr>
+        <w:ind w:left="3240"/>
+      </w:pPr>
+      <w:rPr>
+        <w:rFonts w:ascii="Calibri" w:eastAsia="Calibri" w:hAnsi="Calibri" w:cs="Calibri"/>
+        <w:b w:val="0"/>
+        <w:i w:val="0"/>
+        <w:strike w:val="0"/>
+        <w:dstrike w:val="0"/>
+        <w:color w:val="000000"/>
+        <w:sz w:val="26"/>
+        <w:szCs w:val="26"/>
+        <w:u w:val="none" w:color="000000"/>
+        <w:bdr w:val="none" w:sz="0" w:space="0" w:color="auto"/>
+        <w:shd w:val="clear" w:color="auto" w:fill="auto"/>
+        <w:vertAlign w:val="baseline"/>
+      </w:rPr>
+    </w:lvl>
+    <w:lvl w:ilvl="5" w:tplc="79EE2438">
+      <w:start w:val="1"/>
+      <w:numFmt w:val="lowerRoman"/>
+      <w:lvlText w:val="%6"/>
+      <w:lvlJc w:val="left"/>
+      <w:pPr>
+        <w:ind w:left="3960"/>
+      </w:pPr>
+      <w:rPr>
+        <w:rFonts w:ascii="Calibri" w:eastAsia="Calibri" w:hAnsi="Calibri" w:cs="Calibri"/>
+        <w:b w:val="0"/>
+        <w:i w:val="0"/>
+        <w:strike w:val="0"/>
+        <w:dstrike w:val="0"/>
+        <w:color w:val="000000"/>
+        <w:sz w:val="26"/>
+        <w:szCs w:val="26"/>
+        <w:u w:val="none" w:color="000000"/>
+        <w:bdr w:val="none" w:sz="0" w:space="0" w:color="auto"/>
+        <w:shd w:val="clear" w:color="auto" w:fill="auto"/>
+        <w:vertAlign w:val="baseline"/>
+      </w:rPr>
+    </w:lvl>
+    <w:lvl w:ilvl="6" w:tplc="EF309768">
+      <w:start w:val="1"/>
+      <w:numFmt w:val="decimal"/>
+      <w:lvlText w:val="%7"/>
+      <w:lvlJc w:val="left"/>
+      <w:pPr>
+        <w:ind w:left="4680"/>
+      </w:pPr>
+      <w:rPr>
+        <w:rFonts w:ascii="Calibri" w:eastAsia="Calibri" w:hAnsi="Calibri" w:cs="Calibri"/>
+        <w:b w:val="0"/>
+        <w:i w:val="0"/>
+        <w:strike w:val="0"/>
+        <w:dstrike w:val="0"/>
+        <w:color w:val="000000"/>
+        <w:sz w:val="26"/>
+        <w:szCs w:val="26"/>
+        <w:u w:val="none" w:color="000000"/>
+        <w:bdr w:val="none" w:sz="0" w:space="0" w:color="auto"/>
+        <w:shd w:val="clear" w:color="auto" w:fill="auto"/>
+        <w:vertAlign w:val="baseline"/>
+      </w:rPr>
+    </w:lvl>
+    <w:lvl w:ilvl="7" w:tplc="DC9E4C08">
+      <w:start w:val="1"/>
+      <w:numFmt w:val="lowerLetter"/>
+      <w:lvlText w:val="%8"/>
+      <w:lvlJc w:val="left"/>
+      <w:pPr>
+        <w:ind w:left="5400"/>
+      </w:pPr>
+      <w:rPr>
+        <w:rFonts w:ascii="Calibri" w:eastAsia="Calibri" w:hAnsi="Calibri" w:cs="Calibri"/>
+        <w:b w:val="0"/>
+        <w:i w:val="0"/>
+        <w:strike w:val="0"/>
+        <w:dstrike w:val="0"/>
+        <w:color w:val="000000"/>
+        <w:sz w:val="26"/>
+        <w:szCs w:val="26"/>
+        <w:u w:val="none" w:color="000000"/>
+        <w:bdr w:val="none" w:sz="0" w:space="0" w:color="auto"/>
+        <w:shd w:val="clear" w:color="auto" w:fill="auto"/>
+        <w:vertAlign w:val="baseline"/>
+      </w:rPr>
+    </w:lvl>
+    <w:lvl w:ilvl="8" w:tplc="24E6CD98">
+      <w:start w:val="1"/>
+      <w:numFmt w:val="lowerRoman"/>
+      <w:lvlText w:val="%9"/>
+      <w:lvlJc w:val="left"/>
+      <w:pPr>
+        <w:ind w:left="6120"/>
+      </w:pPr>
+      <w:rPr>
+        <w:rFonts w:ascii="Calibri" w:eastAsia="Calibri" w:hAnsi="Calibri" w:cs="Calibri"/>
+        <w:b w:val="0"/>
+        <w:i w:val="0"/>
+        <w:strike w:val="0"/>
+        <w:dstrike w:val="0"/>
+        <w:color w:val="000000"/>
+        <w:sz w:val="26"/>
+        <w:szCs w:val="26"/>
+        <w:u w:val="none" w:color="000000"/>
+        <w:bdr w:val="none" w:sz="0" w:space="0" w:color="auto"/>
+        <w:shd w:val="clear" w:color="auto" w:fill="auto"/>
+        <w:vertAlign w:val="baseline"/>
+      </w:rPr>
+    </w:lvl>
+  </w:abstractNum>
+  <w:abstractNum w:abstractNumId="13" w15:restartNumberingAfterBreak="0">
+    <w:nsid w:val="4AFF65E5"/>
+    <w:multiLevelType w:val="hybridMultilevel"/>
+    <w:tmpl w:val="AF76E27C"/>
+    <w:lvl w:ilvl="0" w:tplc="62DE5CD4">
+      <w:start w:val="1"/>
+      <w:numFmt w:val="decimal"/>
+      <w:lvlText w:val="%1."/>
+      <w:lvlJc w:val="left"/>
+      <w:pPr>
+        <w:ind w:left="254"/>
+      </w:pPr>
+      <w:rPr>
+        <w:rFonts w:ascii="Calibri" w:eastAsia="Calibri" w:hAnsi="Calibri" w:cs="Calibri"/>
+        <w:b w:val="0"/>
+        <w:i w:val="0"/>
+        <w:strike w:val="0"/>
+        <w:dstrike w:val="0"/>
+        <w:color w:val="000000"/>
+        <w:sz w:val="26"/>
+        <w:szCs w:val="26"/>
+        <w:u w:val="none" w:color="000000"/>
+        <w:bdr w:val="none" w:sz="0" w:space="0" w:color="auto"/>
+        <w:shd w:val="clear" w:color="auto" w:fill="auto"/>
+        <w:vertAlign w:val="baseline"/>
+      </w:rPr>
+    </w:lvl>
+    <w:lvl w:ilvl="1" w:tplc="A2925076">
+      <w:start w:val="1"/>
+      <w:numFmt w:val="lowerLetter"/>
+      <w:lvlText w:val="%2"/>
+      <w:lvlJc w:val="left"/>
+      <w:pPr>
+        <w:ind w:left="1080"/>
+      </w:pPr>
+      <w:rPr>
+        <w:rFonts w:ascii="Calibri" w:eastAsia="Calibri" w:hAnsi="Calibri" w:cs="Calibri"/>
+        <w:b w:val="0"/>
+        <w:i w:val="0"/>
+        <w:strike w:val="0"/>
+        <w:dstrike w:val="0"/>
+        <w:color w:val="000000"/>
+        <w:sz w:val="26"/>
+        <w:szCs w:val="26"/>
+        <w:u w:val="none" w:color="000000"/>
+        <w:bdr w:val="none" w:sz="0" w:space="0" w:color="auto"/>
+        <w:shd w:val="clear" w:color="auto" w:fill="auto"/>
+        <w:vertAlign w:val="baseline"/>
+      </w:rPr>
+    </w:lvl>
+    <w:lvl w:ilvl="2" w:tplc="56546EA2">
+      <w:start w:val="1"/>
+      <w:numFmt w:val="lowerRoman"/>
+      <w:lvlText w:val="%3"/>
+      <w:lvlJc w:val="left"/>
+      <w:pPr>
+        <w:ind w:left="1800"/>
+      </w:pPr>
+      <w:rPr>
+        <w:rFonts w:ascii="Calibri" w:eastAsia="Calibri" w:hAnsi="Calibri" w:cs="Calibri"/>
+        <w:b w:val="0"/>
+        <w:i w:val="0"/>
+        <w:strike w:val="0"/>
+        <w:dstrike w:val="0"/>
+        <w:color w:val="000000"/>
+        <w:sz w:val="26"/>
+        <w:szCs w:val="26"/>
+        <w:u w:val="none" w:color="000000"/>
+        <w:bdr w:val="none" w:sz="0" w:space="0" w:color="auto"/>
+        <w:shd w:val="clear" w:color="auto" w:fill="auto"/>
+        <w:vertAlign w:val="baseline"/>
+      </w:rPr>
+    </w:lvl>
+    <w:lvl w:ilvl="3" w:tplc="DD2459B6">
+      <w:start w:val="1"/>
+      <w:numFmt w:val="decimal"/>
+      <w:lvlText w:val="%4"/>
+      <w:lvlJc w:val="left"/>
+      <w:pPr>
+        <w:ind w:left="2520"/>
+      </w:pPr>
+      <w:rPr>
+        <w:rFonts w:ascii="Calibri" w:eastAsia="Calibri" w:hAnsi="Calibri" w:cs="Calibri"/>
+        <w:b w:val="0"/>
+        <w:i w:val="0"/>
+        <w:strike w:val="0"/>
+        <w:dstrike w:val="0"/>
+        <w:color w:val="000000"/>
+        <w:sz w:val="26"/>
+        <w:szCs w:val="26"/>
+        <w:u w:val="none" w:color="000000"/>
+        <w:bdr w:val="none" w:sz="0" w:space="0" w:color="auto"/>
+        <w:shd w:val="clear" w:color="auto" w:fill="auto"/>
+        <w:vertAlign w:val="baseline"/>
+      </w:rPr>
+    </w:lvl>
+    <w:lvl w:ilvl="4" w:tplc="ED429B50">
+      <w:start w:val="1"/>
+      <w:numFmt w:val="lowerLetter"/>
+      <w:lvlText w:val="%5"/>
+      <w:lvlJc w:val="left"/>
+      <w:pPr>
+        <w:ind w:left="3240"/>
+      </w:pPr>
+      <w:rPr>
+        <w:rFonts w:ascii="Calibri" w:eastAsia="Calibri" w:hAnsi="Calibri" w:cs="Calibri"/>
+        <w:b w:val="0"/>
+        <w:i w:val="0"/>
+        <w:strike w:val="0"/>
+        <w:dstrike w:val="0"/>
+        <w:color w:val="000000"/>
+        <w:sz w:val="26"/>
+        <w:szCs w:val="26"/>
+        <w:u w:val="none" w:color="000000"/>
+        <w:bdr w:val="none" w:sz="0" w:space="0" w:color="auto"/>
+        <w:shd w:val="clear" w:color="auto" w:fill="auto"/>
+        <w:vertAlign w:val="baseline"/>
+      </w:rPr>
+    </w:lvl>
+    <w:lvl w:ilvl="5" w:tplc="EF286BDC">
+      <w:start w:val="1"/>
+      <w:numFmt w:val="lowerRoman"/>
+      <w:lvlText w:val="%6"/>
+      <w:lvlJc w:val="left"/>
+      <w:pPr>
+        <w:ind w:left="3960"/>
+      </w:pPr>
+      <w:rPr>
+        <w:rFonts w:ascii="Calibri" w:eastAsia="Calibri" w:hAnsi="Calibri" w:cs="Calibri"/>
+        <w:b w:val="0"/>
+        <w:i w:val="0"/>
+        <w:strike w:val="0"/>
+        <w:dstrike w:val="0"/>
+        <w:color w:val="000000"/>
+        <w:sz w:val="26"/>
+        <w:szCs w:val="26"/>
+        <w:u w:val="none" w:color="000000"/>
+        <w:bdr w:val="none" w:sz="0" w:space="0" w:color="auto"/>
+        <w:shd w:val="clear" w:color="auto" w:fill="auto"/>
+        <w:vertAlign w:val="baseline"/>
+      </w:rPr>
+    </w:lvl>
+    <w:lvl w:ilvl="6" w:tplc="333041D8">
+      <w:start w:val="1"/>
+      <w:numFmt w:val="decimal"/>
+      <w:lvlText w:val="%7"/>
+      <w:lvlJc w:val="left"/>
+      <w:pPr>
+        <w:ind w:left="4680"/>
+      </w:pPr>
+      <w:rPr>
+        <w:rFonts w:ascii="Calibri" w:eastAsia="Calibri" w:hAnsi="Calibri" w:cs="Calibri"/>
+        <w:b w:val="0"/>
+        <w:i w:val="0"/>
+        <w:strike w:val="0"/>
+        <w:dstrike w:val="0"/>
+        <w:color w:val="000000"/>
+        <w:sz w:val="26"/>
+        <w:szCs w:val="26"/>
+        <w:u w:val="none" w:color="000000"/>
+        <w:bdr w:val="none" w:sz="0" w:space="0" w:color="auto"/>
+        <w:shd w:val="clear" w:color="auto" w:fill="auto"/>
+        <w:vertAlign w:val="baseline"/>
+      </w:rPr>
+    </w:lvl>
+    <w:lvl w:ilvl="7" w:tplc="9198E6E4">
+      <w:start w:val="1"/>
+      <w:numFmt w:val="lowerLetter"/>
+      <w:lvlText w:val="%8"/>
+      <w:lvlJc w:val="left"/>
+      <w:pPr>
+        <w:ind w:left="5400"/>
+      </w:pPr>
+      <w:rPr>
+        <w:rFonts w:ascii="Calibri" w:eastAsia="Calibri" w:hAnsi="Calibri" w:cs="Calibri"/>
+        <w:b w:val="0"/>
+        <w:i w:val="0"/>
+        <w:strike w:val="0"/>
+        <w:dstrike w:val="0"/>
+        <w:color w:val="000000"/>
+        <w:sz w:val="26"/>
+        <w:szCs w:val="26"/>
+        <w:u w:val="none" w:color="000000"/>
+        <w:bdr w:val="none" w:sz="0" w:space="0" w:color="auto"/>
+        <w:shd w:val="clear" w:color="auto" w:fill="auto"/>
+        <w:vertAlign w:val="baseline"/>
+      </w:rPr>
+    </w:lvl>
+    <w:lvl w:ilvl="8" w:tplc="7862DDE6">
+      <w:start w:val="1"/>
+      <w:numFmt w:val="lowerRoman"/>
+      <w:lvlText w:val="%9"/>
+      <w:lvlJc w:val="left"/>
+      <w:pPr>
+        <w:ind w:left="6120"/>
+      </w:pPr>
+      <w:rPr>
+        <w:rFonts w:ascii="Calibri" w:eastAsia="Calibri" w:hAnsi="Calibri" w:cs="Calibri"/>
+        <w:b w:val="0"/>
+        <w:i w:val="0"/>
+        <w:strike w:val="0"/>
+        <w:dstrike w:val="0"/>
+        <w:color w:val="000000"/>
+        <w:sz w:val="26"/>
+        <w:szCs w:val="26"/>
+        <w:u w:val="none" w:color="000000"/>
+        <w:bdr w:val="none" w:sz="0" w:space="0" w:color="auto"/>
+        <w:shd w:val="clear" w:color="auto" w:fill="auto"/>
+        <w:vertAlign w:val="baseline"/>
+      </w:rPr>
+    </w:lvl>
+  </w:abstractNum>
+  <w:abstractNum w:abstractNumId="14" w15:restartNumberingAfterBreak="0">
+    <w:nsid w:val="4C6F7397"/>
+    <w:multiLevelType w:val="hybridMultilevel"/>
+    <w:tmpl w:val="962CB28E"/>
+    <w:lvl w:ilvl="0" w:tplc="A3B28698">
+      <w:start w:val="1"/>
+      <w:numFmt w:val="lowerLetter"/>
+      <w:lvlText w:val="%1."/>
+      <w:lvlJc w:val="left"/>
+      <w:pPr>
+        <w:ind w:left="260"/>
+      </w:pPr>
+      <w:rPr>
+        <w:rFonts w:ascii="Calibri" w:eastAsia="Calibri" w:hAnsi="Calibri" w:cs="Calibri"/>
+        <w:b w:val="0"/>
+        <w:i w:val="0"/>
+        <w:strike w:val="0"/>
+        <w:dstrike w:val="0"/>
+        <w:color w:val="000000"/>
+        <w:sz w:val="26"/>
+        <w:szCs w:val="26"/>
+        <w:u w:val="none" w:color="000000"/>
+        <w:bdr w:val="none" w:sz="0" w:space="0" w:color="auto"/>
+        <w:shd w:val="clear" w:color="auto" w:fill="auto"/>
+        <w:vertAlign w:val="baseline"/>
+      </w:rPr>
+    </w:lvl>
+    <w:lvl w:ilvl="1" w:tplc="E9EA6614">
+      <w:start w:val="1"/>
+      <w:numFmt w:val="lowerLetter"/>
+      <w:lvlText w:val="%2"/>
+      <w:lvlJc w:val="left"/>
+      <w:pPr>
+        <w:ind w:left="1080"/>
+      </w:pPr>
+      <w:rPr>
+        <w:rFonts w:ascii="Calibri" w:eastAsia="Calibri" w:hAnsi="Calibri" w:cs="Calibri"/>
+        <w:b w:val="0"/>
+        <w:i w:val="0"/>
+        <w:strike w:val="0"/>
+        <w:dstrike w:val="0"/>
+        <w:color w:val="000000"/>
+        <w:sz w:val="26"/>
+        <w:szCs w:val="26"/>
+        <w:u w:val="none" w:color="000000"/>
+        <w:bdr w:val="none" w:sz="0" w:space="0" w:color="auto"/>
+        <w:shd w:val="clear" w:color="auto" w:fill="auto"/>
+        <w:vertAlign w:val="baseline"/>
+      </w:rPr>
+    </w:lvl>
+    <w:lvl w:ilvl="2" w:tplc="A8986CA8">
+      <w:start w:val="1"/>
+      <w:numFmt w:val="lowerRoman"/>
+      <w:lvlText w:val="%3"/>
+      <w:lvlJc w:val="left"/>
+      <w:pPr>
+        <w:ind w:left="1800"/>
+      </w:pPr>
+      <w:rPr>
+        <w:rFonts w:ascii="Calibri" w:eastAsia="Calibri" w:hAnsi="Calibri" w:cs="Calibri"/>
+        <w:b w:val="0"/>
+        <w:i w:val="0"/>
+        <w:strike w:val="0"/>
+        <w:dstrike w:val="0"/>
+        <w:color w:val="000000"/>
+        <w:sz w:val="26"/>
+        <w:szCs w:val="26"/>
+        <w:u w:val="none" w:color="000000"/>
+        <w:bdr w:val="none" w:sz="0" w:space="0" w:color="auto"/>
+        <w:shd w:val="clear" w:color="auto" w:fill="auto"/>
+        <w:vertAlign w:val="baseline"/>
+      </w:rPr>
+    </w:lvl>
+    <w:lvl w:ilvl="3" w:tplc="0428F370">
+      <w:start w:val="1"/>
+      <w:numFmt w:val="decimal"/>
+      <w:lvlText w:val="%4"/>
+      <w:lvlJc w:val="left"/>
+      <w:pPr>
+        <w:ind w:left="2520"/>
+      </w:pPr>
+      <w:rPr>
+        <w:rFonts w:ascii="Calibri" w:eastAsia="Calibri" w:hAnsi="Calibri" w:cs="Calibri"/>
+        <w:b w:val="0"/>
+        <w:i w:val="0"/>
+        <w:strike w:val="0"/>
+        <w:dstrike w:val="0"/>
+        <w:color w:val="000000"/>
+        <w:sz w:val="26"/>
+        <w:szCs w:val="26"/>
+        <w:u w:val="none" w:color="000000"/>
+        <w:bdr w:val="none" w:sz="0" w:space="0" w:color="auto"/>
+        <w:shd w:val="clear" w:color="auto" w:fill="auto"/>
+        <w:vertAlign w:val="baseline"/>
+      </w:rPr>
+    </w:lvl>
+    <w:lvl w:ilvl="4" w:tplc="BF5843AE">
+      <w:start w:val="1"/>
+      <w:numFmt w:val="lowerLetter"/>
+      <w:lvlText w:val="%5"/>
+      <w:lvlJc w:val="left"/>
+      <w:pPr>
+        <w:ind w:left="3240"/>
+      </w:pPr>
+      <w:rPr>
+        <w:rFonts w:ascii="Calibri" w:eastAsia="Calibri" w:hAnsi="Calibri" w:cs="Calibri"/>
+        <w:b w:val="0"/>
+        <w:i w:val="0"/>
+        <w:strike w:val="0"/>
+        <w:dstrike w:val="0"/>
+        <w:color w:val="000000"/>
+        <w:sz w:val="26"/>
+        <w:szCs w:val="26"/>
+        <w:u w:val="none" w:color="000000"/>
+        <w:bdr w:val="none" w:sz="0" w:space="0" w:color="auto"/>
+        <w:shd w:val="clear" w:color="auto" w:fill="auto"/>
+        <w:vertAlign w:val="baseline"/>
+      </w:rPr>
+    </w:lvl>
+    <w:lvl w:ilvl="5" w:tplc="C18E1502">
+      <w:start w:val="1"/>
+      <w:numFmt w:val="lowerRoman"/>
+      <w:lvlText w:val="%6"/>
+      <w:lvlJc w:val="left"/>
+      <w:pPr>
+        <w:ind w:left="3960"/>
+      </w:pPr>
+      <w:rPr>
+        <w:rFonts w:ascii="Calibri" w:eastAsia="Calibri" w:hAnsi="Calibri" w:cs="Calibri"/>
+        <w:b w:val="0"/>
+        <w:i w:val="0"/>
+        <w:strike w:val="0"/>
+        <w:dstrike w:val="0"/>
+        <w:color w:val="000000"/>
+        <w:sz w:val="26"/>
+        <w:szCs w:val="26"/>
+        <w:u w:val="none" w:color="000000"/>
+        <w:bdr w:val="none" w:sz="0" w:space="0" w:color="auto"/>
+        <w:shd w:val="clear" w:color="auto" w:fill="auto"/>
+        <w:vertAlign w:val="baseline"/>
+      </w:rPr>
+    </w:lvl>
+    <w:lvl w:ilvl="6" w:tplc="670A42A8">
+      <w:start w:val="1"/>
+      <w:numFmt w:val="decimal"/>
+      <w:lvlText w:val="%7"/>
+      <w:lvlJc w:val="left"/>
+      <w:pPr>
+        <w:ind w:left="4680"/>
+      </w:pPr>
+      <w:rPr>
+        <w:rFonts w:ascii="Calibri" w:eastAsia="Calibri" w:hAnsi="Calibri" w:cs="Calibri"/>
+        <w:b w:val="0"/>
+        <w:i w:val="0"/>
+        <w:strike w:val="0"/>
+        <w:dstrike w:val="0"/>
+        <w:color w:val="000000"/>
+        <w:sz w:val="26"/>
+        <w:szCs w:val="26"/>
+        <w:u w:val="none" w:color="000000"/>
+        <w:bdr w:val="none" w:sz="0" w:space="0" w:color="auto"/>
+        <w:shd w:val="clear" w:color="auto" w:fill="auto"/>
+        <w:vertAlign w:val="baseline"/>
+      </w:rPr>
+    </w:lvl>
+    <w:lvl w:ilvl="7" w:tplc="A8D81A3A">
+      <w:start w:val="1"/>
+      <w:numFmt w:val="lowerLetter"/>
+      <w:lvlText w:val="%8"/>
+      <w:lvlJc w:val="left"/>
+      <w:pPr>
+        <w:ind w:left="5400"/>
+      </w:pPr>
+      <w:rPr>
+        <w:rFonts w:ascii="Calibri" w:eastAsia="Calibri" w:hAnsi="Calibri" w:cs="Calibri"/>
+        <w:b w:val="0"/>
+        <w:i w:val="0"/>
+        <w:strike w:val="0"/>
+        <w:dstrike w:val="0"/>
+        <w:color w:val="000000"/>
+        <w:sz w:val="26"/>
+        <w:szCs w:val="26"/>
+        <w:u w:val="none" w:color="000000"/>
+        <w:bdr w:val="none" w:sz="0" w:space="0" w:color="auto"/>
+        <w:shd w:val="clear" w:color="auto" w:fill="auto"/>
+        <w:vertAlign w:val="baseline"/>
+      </w:rPr>
+    </w:lvl>
+    <w:lvl w:ilvl="8" w:tplc="95D0D648">
+      <w:start w:val="1"/>
+      <w:numFmt w:val="lowerRoman"/>
+      <w:lvlText w:val="%9"/>
+      <w:lvlJc w:val="left"/>
+      <w:pPr>
+        <w:ind w:left="6120"/>
+      </w:pPr>
+      <w:rPr>
+        <w:rFonts w:ascii="Calibri" w:eastAsia="Calibri" w:hAnsi="Calibri" w:cs="Calibri"/>
+        <w:b w:val="0"/>
+        <w:i w:val="0"/>
+        <w:strike w:val="0"/>
+        <w:dstrike w:val="0"/>
+        <w:color w:val="000000"/>
+        <w:sz w:val="26"/>
+        <w:szCs w:val="26"/>
+        <w:u w:val="none" w:color="000000"/>
+        <w:bdr w:val="none" w:sz="0" w:space="0" w:color="auto"/>
+        <w:shd w:val="clear" w:color="auto" w:fill="auto"/>
+        <w:vertAlign w:val="baseline"/>
+      </w:rPr>
+    </w:lvl>
+  </w:abstractNum>
+  <w:abstractNum w:abstractNumId="15" w15:restartNumberingAfterBreak="0">
+    <w:nsid w:val="50284812"/>
+    <w:multiLevelType w:val="hybridMultilevel"/>
+    <w:tmpl w:val="2528E23E"/>
+    <w:lvl w:ilvl="0" w:tplc="184C5C62">
       <w:start w:val="1"/>
       <w:numFmt w:val="bullet"/>
       <w:lvlText w:val="-"/>
@@ -6177,820 +8296,397 @@
         <w:vertAlign w:val="baseline"/>
       </w:rPr>
     </w:lvl>
-    <w:lvl w:ilvl="1" w:tplc="687E01E4">
+    <w:lvl w:ilvl="1" w:tplc="8C3083CA">
+      <w:start w:val="1"/>
+      <w:numFmt w:val="bullet"/>
+      <w:lvlText w:val="•"/>
+      <w:lvlJc w:val="left"/>
+      <w:pPr>
+        <w:ind w:left="720"/>
+      </w:pPr>
+      <w:rPr>
+        <w:rFonts w:ascii="Arial" w:eastAsia="Arial" w:hAnsi="Arial" w:cs="Arial"/>
+        <w:b w:val="0"/>
+        <w:i w:val="0"/>
+        <w:strike w:val="0"/>
+        <w:dstrike w:val="0"/>
+        <w:color w:val="000000"/>
+        <w:sz w:val="20"/>
+        <w:szCs w:val="20"/>
+        <w:u w:val="none" w:color="000000"/>
+        <w:bdr w:val="none" w:sz="0" w:space="0" w:color="auto"/>
+        <w:shd w:val="clear" w:color="auto" w:fill="auto"/>
+        <w:vertAlign w:val="baseline"/>
+      </w:rPr>
+    </w:lvl>
+    <w:lvl w:ilvl="2" w:tplc="71BA668C">
+      <w:start w:val="1"/>
+      <w:numFmt w:val="bullet"/>
+      <w:lvlText w:val="▪"/>
+      <w:lvlJc w:val="left"/>
+      <w:pPr>
+        <w:ind w:left="1440"/>
+      </w:pPr>
+      <w:rPr>
+        <w:rFonts w:ascii="Segoe UI Symbol" w:eastAsia="Segoe UI Symbol" w:hAnsi="Segoe UI Symbol" w:cs="Segoe UI Symbol"/>
+        <w:b w:val="0"/>
+        <w:i w:val="0"/>
+        <w:strike w:val="0"/>
+        <w:dstrike w:val="0"/>
+        <w:color w:val="000000"/>
+        <w:sz w:val="20"/>
+        <w:szCs w:val="20"/>
+        <w:u w:val="none" w:color="000000"/>
+        <w:bdr w:val="none" w:sz="0" w:space="0" w:color="auto"/>
+        <w:shd w:val="clear" w:color="auto" w:fill="auto"/>
+        <w:vertAlign w:val="baseline"/>
+      </w:rPr>
+    </w:lvl>
+    <w:lvl w:ilvl="3" w:tplc="93801960">
+      <w:start w:val="1"/>
+      <w:numFmt w:val="bullet"/>
+      <w:lvlText w:val="•"/>
+      <w:lvlJc w:val="left"/>
+      <w:pPr>
+        <w:ind w:left="2160"/>
+      </w:pPr>
+      <w:rPr>
+        <w:rFonts w:ascii="Arial" w:eastAsia="Arial" w:hAnsi="Arial" w:cs="Arial"/>
+        <w:b w:val="0"/>
+        <w:i w:val="0"/>
+        <w:strike w:val="0"/>
+        <w:dstrike w:val="0"/>
+        <w:color w:val="000000"/>
+        <w:sz w:val="20"/>
+        <w:szCs w:val="20"/>
+        <w:u w:val="none" w:color="000000"/>
+        <w:bdr w:val="none" w:sz="0" w:space="0" w:color="auto"/>
+        <w:shd w:val="clear" w:color="auto" w:fill="auto"/>
+        <w:vertAlign w:val="baseline"/>
+      </w:rPr>
+    </w:lvl>
+    <w:lvl w:ilvl="4" w:tplc="C09CC2F6">
       <w:start w:val="1"/>
       <w:numFmt w:val="bullet"/>
       <w:lvlText w:val="o"/>
       <w:lvlJc w:val="left"/>
       <w:pPr>
-        <w:ind w:left="1255"/>
-      </w:pPr>
-      <w:rPr>
-        <w:rFonts w:ascii="Calibri" w:eastAsia="Calibri" w:hAnsi="Calibri" w:cs="Calibri"/>
-        <w:b w:val="0"/>
-        <w:i w:val="0"/>
-        <w:strike w:val="0"/>
-        <w:dstrike w:val="0"/>
-        <w:color w:val="000000"/>
-        <w:sz w:val="26"/>
-        <w:szCs w:val="26"/>
-        <w:u w:val="none" w:color="000000"/>
-        <w:bdr w:val="none" w:sz="0" w:space="0" w:color="auto"/>
-        <w:shd w:val="clear" w:color="auto" w:fill="auto"/>
-        <w:vertAlign w:val="baseline"/>
-      </w:rPr>
-    </w:lvl>
-    <w:lvl w:ilvl="2" w:tplc="FF8E8C50">
+        <w:ind w:left="2880"/>
+      </w:pPr>
+      <w:rPr>
+        <w:rFonts w:ascii="Segoe UI Symbol" w:eastAsia="Segoe UI Symbol" w:hAnsi="Segoe UI Symbol" w:cs="Segoe UI Symbol"/>
+        <w:b w:val="0"/>
+        <w:i w:val="0"/>
+        <w:strike w:val="0"/>
+        <w:dstrike w:val="0"/>
+        <w:color w:val="000000"/>
+        <w:sz w:val="20"/>
+        <w:szCs w:val="20"/>
+        <w:u w:val="none" w:color="000000"/>
+        <w:bdr w:val="none" w:sz="0" w:space="0" w:color="auto"/>
+        <w:shd w:val="clear" w:color="auto" w:fill="auto"/>
+        <w:vertAlign w:val="baseline"/>
+      </w:rPr>
+    </w:lvl>
+    <w:lvl w:ilvl="5" w:tplc="CB3E83E6">
       <w:start w:val="1"/>
       <w:numFmt w:val="bullet"/>
       <w:lvlText w:val="▪"/>
       <w:lvlJc w:val="left"/>
       <w:pPr>
-        <w:ind w:left="1975"/>
-      </w:pPr>
-      <w:rPr>
-        <w:rFonts w:ascii="Calibri" w:eastAsia="Calibri" w:hAnsi="Calibri" w:cs="Calibri"/>
-        <w:b w:val="0"/>
-        <w:i w:val="0"/>
-        <w:strike w:val="0"/>
-        <w:dstrike w:val="0"/>
-        <w:color w:val="000000"/>
-        <w:sz w:val="26"/>
-        <w:szCs w:val="26"/>
-        <w:u w:val="none" w:color="000000"/>
-        <w:bdr w:val="none" w:sz="0" w:space="0" w:color="auto"/>
-        <w:shd w:val="clear" w:color="auto" w:fill="auto"/>
-        <w:vertAlign w:val="baseline"/>
-      </w:rPr>
-    </w:lvl>
-    <w:lvl w:ilvl="3" w:tplc="4554342C">
+        <w:ind w:left="3600"/>
+      </w:pPr>
+      <w:rPr>
+        <w:rFonts w:ascii="Segoe UI Symbol" w:eastAsia="Segoe UI Symbol" w:hAnsi="Segoe UI Symbol" w:cs="Segoe UI Symbol"/>
+        <w:b w:val="0"/>
+        <w:i w:val="0"/>
+        <w:strike w:val="0"/>
+        <w:dstrike w:val="0"/>
+        <w:color w:val="000000"/>
+        <w:sz w:val="20"/>
+        <w:szCs w:val="20"/>
+        <w:u w:val="none" w:color="000000"/>
+        <w:bdr w:val="none" w:sz="0" w:space="0" w:color="auto"/>
+        <w:shd w:val="clear" w:color="auto" w:fill="auto"/>
+        <w:vertAlign w:val="baseline"/>
+      </w:rPr>
+    </w:lvl>
+    <w:lvl w:ilvl="6" w:tplc="B8426828">
       <w:start w:val="1"/>
       <w:numFmt w:val="bullet"/>
       <w:lvlText w:val="•"/>
       <w:lvlJc w:val="left"/>
       <w:pPr>
-        <w:ind w:left="2695"/>
-      </w:pPr>
-      <w:rPr>
-        <w:rFonts w:ascii="Calibri" w:eastAsia="Calibri" w:hAnsi="Calibri" w:cs="Calibri"/>
-        <w:b w:val="0"/>
-        <w:i w:val="0"/>
-        <w:strike w:val="0"/>
-        <w:dstrike w:val="0"/>
-        <w:color w:val="000000"/>
-        <w:sz w:val="26"/>
-        <w:szCs w:val="26"/>
-        <w:u w:val="none" w:color="000000"/>
-        <w:bdr w:val="none" w:sz="0" w:space="0" w:color="auto"/>
-        <w:shd w:val="clear" w:color="auto" w:fill="auto"/>
-        <w:vertAlign w:val="baseline"/>
-      </w:rPr>
-    </w:lvl>
-    <w:lvl w:ilvl="4" w:tplc="DF5C5C12">
+        <w:ind w:left="4320"/>
+      </w:pPr>
+      <w:rPr>
+        <w:rFonts w:ascii="Arial" w:eastAsia="Arial" w:hAnsi="Arial" w:cs="Arial"/>
+        <w:b w:val="0"/>
+        <w:i w:val="0"/>
+        <w:strike w:val="0"/>
+        <w:dstrike w:val="0"/>
+        <w:color w:val="000000"/>
+        <w:sz w:val="20"/>
+        <w:szCs w:val="20"/>
+        <w:u w:val="none" w:color="000000"/>
+        <w:bdr w:val="none" w:sz="0" w:space="0" w:color="auto"/>
+        <w:shd w:val="clear" w:color="auto" w:fill="auto"/>
+        <w:vertAlign w:val="baseline"/>
+      </w:rPr>
+    </w:lvl>
+    <w:lvl w:ilvl="7" w:tplc="4B904E00">
       <w:start w:val="1"/>
       <w:numFmt w:val="bullet"/>
       <w:lvlText w:val="o"/>
       <w:lvlJc w:val="left"/>
       <w:pPr>
-        <w:ind w:left="3415"/>
-      </w:pPr>
-      <w:rPr>
-        <w:rFonts w:ascii="Calibri" w:eastAsia="Calibri" w:hAnsi="Calibri" w:cs="Calibri"/>
-        <w:b w:val="0"/>
-        <w:i w:val="0"/>
-        <w:strike w:val="0"/>
-        <w:dstrike w:val="0"/>
-        <w:color w:val="000000"/>
-        <w:sz w:val="26"/>
-        <w:szCs w:val="26"/>
-        <w:u w:val="none" w:color="000000"/>
-        <w:bdr w:val="none" w:sz="0" w:space="0" w:color="auto"/>
-        <w:shd w:val="clear" w:color="auto" w:fill="auto"/>
-        <w:vertAlign w:val="baseline"/>
-      </w:rPr>
-    </w:lvl>
-    <w:lvl w:ilvl="5" w:tplc="77963F84">
+        <w:ind w:left="5040"/>
+      </w:pPr>
+      <w:rPr>
+        <w:rFonts w:ascii="Segoe UI Symbol" w:eastAsia="Segoe UI Symbol" w:hAnsi="Segoe UI Symbol" w:cs="Segoe UI Symbol"/>
+        <w:b w:val="0"/>
+        <w:i w:val="0"/>
+        <w:strike w:val="0"/>
+        <w:dstrike w:val="0"/>
+        <w:color w:val="000000"/>
+        <w:sz w:val="20"/>
+        <w:szCs w:val="20"/>
+        <w:u w:val="none" w:color="000000"/>
+        <w:bdr w:val="none" w:sz="0" w:space="0" w:color="auto"/>
+        <w:shd w:val="clear" w:color="auto" w:fill="auto"/>
+        <w:vertAlign w:val="baseline"/>
+      </w:rPr>
+    </w:lvl>
+    <w:lvl w:ilvl="8" w:tplc="C2E443D4">
       <w:start w:val="1"/>
       <w:numFmt w:val="bullet"/>
       <w:lvlText w:val="▪"/>
       <w:lvlJc w:val="left"/>
       <w:pPr>
-        <w:ind w:left="4135"/>
-      </w:pPr>
-      <w:rPr>
-        <w:rFonts w:ascii="Calibri" w:eastAsia="Calibri" w:hAnsi="Calibri" w:cs="Calibri"/>
-        <w:b w:val="0"/>
-        <w:i w:val="0"/>
-        <w:strike w:val="0"/>
-        <w:dstrike w:val="0"/>
-        <w:color w:val="000000"/>
-        <w:sz w:val="26"/>
-        <w:szCs w:val="26"/>
-        <w:u w:val="none" w:color="000000"/>
-        <w:bdr w:val="none" w:sz="0" w:space="0" w:color="auto"/>
-        <w:shd w:val="clear" w:color="auto" w:fill="auto"/>
-        <w:vertAlign w:val="baseline"/>
-      </w:rPr>
-    </w:lvl>
-    <w:lvl w:ilvl="6" w:tplc="221AA618">
+        <w:ind w:left="5760"/>
+      </w:pPr>
+      <w:rPr>
+        <w:rFonts w:ascii="Segoe UI Symbol" w:eastAsia="Segoe UI Symbol" w:hAnsi="Segoe UI Symbol" w:cs="Segoe UI Symbol"/>
+        <w:b w:val="0"/>
+        <w:i w:val="0"/>
+        <w:strike w:val="0"/>
+        <w:dstrike w:val="0"/>
+        <w:color w:val="000000"/>
+        <w:sz w:val="20"/>
+        <w:szCs w:val="20"/>
+        <w:u w:val="none" w:color="000000"/>
+        <w:bdr w:val="none" w:sz="0" w:space="0" w:color="auto"/>
+        <w:shd w:val="clear" w:color="auto" w:fill="auto"/>
+        <w:vertAlign w:val="baseline"/>
+      </w:rPr>
+    </w:lvl>
+  </w:abstractNum>
+  <w:abstractNum w:abstractNumId="16" w15:restartNumberingAfterBreak="0">
+    <w:nsid w:val="551D076F"/>
+    <w:multiLevelType w:val="hybridMultilevel"/>
+    <w:tmpl w:val="DF569452"/>
+    <w:lvl w:ilvl="0" w:tplc="7D941628">
+      <w:start w:val="1"/>
+      <w:numFmt w:val="decimal"/>
+      <w:lvlText w:val="%1."/>
+      <w:lvlJc w:val="left"/>
+      <w:pPr>
+        <w:ind w:left="259"/>
+      </w:pPr>
+      <w:rPr>
+        <w:rFonts w:ascii="Calibri" w:eastAsia="Calibri" w:hAnsi="Calibri" w:cs="Calibri"/>
+        <w:b/>
+        <w:bCs/>
+        <w:i w:val="0"/>
+        <w:strike w:val="0"/>
+        <w:dstrike w:val="0"/>
+        <w:color w:val="000000"/>
+        <w:sz w:val="26"/>
+        <w:szCs w:val="26"/>
+        <w:u w:val="none" w:color="000000"/>
+        <w:bdr w:val="none" w:sz="0" w:space="0" w:color="auto"/>
+        <w:shd w:val="clear" w:color="auto" w:fill="auto"/>
+        <w:vertAlign w:val="baseline"/>
+      </w:rPr>
+    </w:lvl>
+    <w:lvl w:ilvl="1" w:tplc="56489478">
       <w:start w:val="1"/>
       <w:numFmt w:val="bullet"/>
       <w:lvlText w:val="•"/>
       <w:lvlJc w:val="left"/>
       <w:pPr>
-        <w:ind w:left="4855"/>
-      </w:pPr>
-      <w:rPr>
-        <w:rFonts w:ascii="Calibri" w:eastAsia="Calibri" w:hAnsi="Calibri" w:cs="Calibri"/>
-        <w:b w:val="0"/>
-        <w:i w:val="0"/>
-        <w:strike w:val="0"/>
-        <w:dstrike w:val="0"/>
-        <w:color w:val="000000"/>
-        <w:sz w:val="26"/>
-        <w:szCs w:val="26"/>
-        <w:u w:val="none" w:color="000000"/>
-        <w:bdr w:val="none" w:sz="0" w:space="0" w:color="auto"/>
-        <w:shd w:val="clear" w:color="auto" w:fill="auto"/>
-        <w:vertAlign w:val="baseline"/>
-      </w:rPr>
-    </w:lvl>
-    <w:lvl w:ilvl="7" w:tplc="73CA9E46">
+        <w:ind w:left="720"/>
+      </w:pPr>
+      <w:rPr>
+        <w:rFonts w:ascii="Arial" w:eastAsia="Arial" w:hAnsi="Arial" w:cs="Arial"/>
+        <w:b w:val="0"/>
+        <w:i w:val="0"/>
+        <w:strike w:val="0"/>
+        <w:dstrike w:val="0"/>
+        <w:color w:val="000000"/>
+        <w:sz w:val="20"/>
+        <w:szCs w:val="20"/>
+        <w:u w:val="none" w:color="000000"/>
+        <w:bdr w:val="none" w:sz="0" w:space="0" w:color="auto"/>
+        <w:shd w:val="clear" w:color="auto" w:fill="auto"/>
+        <w:vertAlign w:val="baseline"/>
+      </w:rPr>
+    </w:lvl>
+    <w:lvl w:ilvl="2" w:tplc="3F18100E">
+      <w:start w:val="1"/>
+      <w:numFmt w:val="bullet"/>
+      <w:lvlText w:val="▪"/>
+      <w:lvlJc w:val="left"/>
+      <w:pPr>
+        <w:ind w:left="1440"/>
+      </w:pPr>
+      <w:rPr>
+        <w:rFonts w:ascii="Segoe UI Symbol" w:eastAsia="Segoe UI Symbol" w:hAnsi="Segoe UI Symbol" w:cs="Segoe UI Symbol"/>
+        <w:b w:val="0"/>
+        <w:i w:val="0"/>
+        <w:strike w:val="0"/>
+        <w:dstrike w:val="0"/>
+        <w:color w:val="000000"/>
+        <w:sz w:val="20"/>
+        <w:szCs w:val="20"/>
+        <w:u w:val="none" w:color="000000"/>
+        <w:bdr w:val="none" w:sz="0" w:space="0" w:color="auto"/>
+        <w:shd w:val="clear" w:color="auto" w:fill="auto"/>
+        <w:vertAlign w:val="baseline"/>
+      </w:rPr>
+    </w:lvl>
+    <w:lvl w:ilvl="3" w:tplc="46D85A0A">
+      <w:start w:val="1"/>
+      <w:numFmt w:val="bullet"/>
+      <w:lvlText w:val="•"/>
+      <w:lvlJc w:val="left"/>
+      <w:pPr>
+        <w:ind w:left="2160"/>
+      </w:pPr>
+      <w:rPr>
+        <w:rFonts w:ascii="Arial" w:eastAsia="Arial" w:hAnsi="Arial" w:cs="Arial"/>
+        <w:b w:val="0"/>
+        <w:i w:val="0"/>
+        <w:strike w:val="0"/>
+        <w:dstrike w:val="0"/>
+        <w:color w:val="000000"/>
+        <w:sz w:val="20"/>
+        <w:szCs w:val="20"/>
+        <w:u w:val="none" w:color="000000"/>
+        <w:bdr w:val="none" w:sz="0" w:space="0" w:color="auto"/>
+        <w:shd w:val="clear" w:color="auto" w:fill="auto"/>
+        <w:vertAlign w:val="baseline"/>
+      </w:rPr>
+    </w:lvl>
+    <w:lvl w:ilvl="4" w:tplc="B3E83D46">
       <w:start w:val="1"/>
       <w:numFmt w:val="bullet"/>
       <w:lvlText w:val="o"/>
       <w:lvlJc w:val="left"/>
       <w:pPr>
-        <w:ind w:left="5575"/>
-      </w:pPr>
-      <w:rPr>
-        <w:rFonts w:ascii="Calibri" w:eastAsia="Calibri" w:hAnsi="Calibri" w:cs="Calibri"/>
-        <w:b w:val="0"/>
-        <w:i w:val="0"/>
-        <w:strike w:val="0"/>
-        <w:dstrike w:val="0"/>
-        <w:color w:val="000000"/>
-        <w:sz w:val="26"/>
-        <w:szCs w:val="26"/>
-        <w:u w:val="none" w:color="000000"/>
-        <w:bdr w:val="none" w:sz="0" w:space="0" w:color="auto"/>
-        <w:shd w:val="clear" w:color="auto" w:fill="auto"/>
-        <w:vertAlign w:val="baseline"/>
-      </w:rPr>
-    </w:lvl>
-    <w:lvl w:ilvl="8" w:tplc="547477CA">
+        <w:ind w:left="2880"/>
+      </w:pPr>
+      <w:rPr>
+        <w:rFonts w:ascii="Segoe UI Symbol" w:eastAsia="Segoe UI Symbol" w:hAnsi="Segoe UI Symbol" w:cs="Segoe UI Symbol"/>
+        <w:b w:val="0"/>
+        <w:i w:val="0"/>
+        <w:strike w:val="0"/>
+        <w:dstrike w:val="0"/>
+        <w:color w:val="000000"/>
+        <w:sz w:val="20"/>
+        <w:szCs w:val="20"/>
+        <w:u w:val="none" w:color="000000"/>
+        <w:bdr w:val="none" w:sz="0" w:space="0" w:color="auto"/>
+        <w:shd w:val="clear" w:color="auto" w:fill="auto"/>
+        <w:vertAlign w:val="baseline"/>
+      </w:rPr>
+    </w:lvl>
+    <w:lvl w:ilvl="5" w:tplc="2DF0E088">
       <w:start w:val="1"/>
       <w:numFmt w:val="bullet"/>
       <w:lvlText w:val="▪"/>
       <w:lvlJc w:val="left"/>
       <w:pPr>
-        <w:ind w:left="6295"/>
-      </w:pPr>
-      <w:rPr>
-        <w:rFonts w:ascii="Calibri" w:eastAsia="Calibri" w:hAnsi="Calibri" w:cs="Calibri"/>
-        <w:b w:val="0"/>
-        <w:i w:val="0"/>
-        <w:strike w:val="0"/>
-        <w:dstrike w:val="0"/>
-        <w:color w:val="000000"/>
-        <w:sz w:val="26"/>
-        <w:szCs w:val="26"/>
-        <w:u w:val="none" w:color="000000"/>
-        <w:bdr w:val="none" w:sz="0" w:space="0" w:color="auto"/>
-        <w:shd w:val="clear" w:color="auto" w:fill="auto"/>
-        <w:vertAlign w:val="baseline"/>
-      </w:rPr>
-    </w:lvl>
-  </w:abstractNum>
-  <w:abstractNum w:abstractNumId="6" w15:restartNumberingAfterBreak="0">
-    <w:nsid w:val="2E1769A8"/>
-    <w:multiLevelType w:val="hybridMultilevel"/>
-    <w:tmpl w:val="480076B8"/>
-    <w:lvl w:ilvl="0" w:tplc="D070D724">
-      <w:start w:val="1"/>
-      <w:numFmt w:val="decimal"/>
-      <w:lvlText w:val="%1."/>
-      <w:lvlJc w:val="left"/>
-      <w:pPr>
-        <w:ind w:left="254"/>
-      </w:pPr>
-      <w:rPr>
-        <w:rFonts w:ascii="Calibri" w:eastAsia="Calibri" w:hAnsi="Calibri" w:cs="Calibri"/>
-        <w:b w:val="0"/>
-        <w:i w:val="0"/>
-        <w:strike w:val="0"/>
-        <w:dstrike w:val="0"/>
-        <w:color w:val="000000"/>
-        <w:sz w:val="26"/>
-        <w:szCs w:val="26"/>
-        <w:u w:val="none" w:color="000000"/>
-        <w:bdr w:val="none" w:sz="0" w:space="0" w:color="auto"/>
-        <w:shd w:val="clear" w:color="auto" w:fill="auto"/>
-        <w:vertAlign w:val="baseline"/>
-      </w:rPr>
-    </w:lvl>
-    <w:lvl w:ilvl="1" w:tplc="1416FA76">
-      <w:start w:val="1"/>
-      <w:numFmt w:val="lowerLetter"/>
-      <w:lvlText w:val="%2"/>
-      <w:lvlJc w:val="left"/>
-      <w:pPr>
-        <w:ind w:left="1080"/>
-      </w:pPr>
-      <w:rPr>
-        <w:rFonts w:ascii="Calibri" w:eastAsia="Calibri" w:hAnsi="Calibri" w:cs="Calibri"/>
-        <w:b w:val="0"/>
-        <w:i w:val="0"/>
-        <w:strike w:val="0"/>
-        <w:dstrike w:val="0"/>
-        <w:color w:val="000000"/>
-        <w:sz w:val="26"/>
-        <w:szCs w:val="26"/>
-        <w:u w:val="none" w:color="000000"/>
-        <w:bdr w:val="none" w:sz="0" w:space="0" w:color="auto"/>
-        <w:shd w:val="clear" w:color="auto" w:fill="auto"/>
-        <w:vertAlign w:val="baseline"/>
-      </w:rPr>
-    </w:lvl>
-    <w:lvl w:ilvl="2" w:tplc="3B06B522">
-      <w:start w:val="1"/>
-      <w:numFmt w:val="lowerRoman"/>
-      <w:lvlText w:val="%3"/>
-      <w:lvlJc w:val="left"/>
-      <w:pPr>
-        <w:ind w:left="1800"/>
-      </w:pPr>
-      <w:rPr>
-        <w:rFonts w:ascii="Calibri" w:eastAsia="Calibri" w:hAnsi="Calibri" w:cs="Calibri"/>
-        <w:b w:val="0"/>
-        <w:i w:val="0"/>
-        <w:strike w:val="0"/>
-        <w:dstrike w:val="0"/>
-        <w:color w:val="000000"/>
-        <w:sz w:val="26"/>
-        <w:szCs w:val="26"/>
-        <w:u w:val="none" w:color="000000"/>
-        <w:bdr w:val="none" w:sz="0" w:space="0" w:color="auto"/>
-        <w:shd w:val="clear" w:color="auto" w:fill="auto"/>
-        <w:vertAlign w:val="baseline"/>
-      </w:rPr>
-    </w:lvl>
-    <w:lvl w:ilvl="3" w:tplc="5FD01664">
-      <w:start w:val="1"/>
-      <w:numFmt w:val="decimal"/>
-      <w:lvlText w:val="%4"/>
-      <w:lvlJc w:val="left"/>
-      <w:pPr>
-        <w:ind w:left="2520"/>
-      </w:pPr>
-      <w:rPr>
-        <w:rFonts w:ascii="Calibri" w:eastAsia="Calibri" w:hAnsi="Calibri" w:cs="Calibri"/>
-        <w:b w:val="0"/>
-        <w:i w:val="0"/>
-        <w:strike w:val="0"/>
-        <w:dstrike w:val="0"/>
-        <w:color w:val="000000"/>
-        <w:sz w:val="26"/>
-        <w:szCs w:val="26"/>
-        <w:u w:val="none" w:color="000000"/>
-        <w:bdr w:val="none" w:sz="0" w:space="0" w:color="auto"/>
-        <w:shd w:val="clear" w:color="auto" w:fill="auto"/>
-        <w:vertAlign w:val="baseline"/>
-      </w:rPr>
-    </w:lvl>
-    <w:lvl w:ilvl="4" w:tplc="59322E84">
-      <w:start w:val="1"/>
-      <w:numFmt w:val="lowerLetter"/>
-      <w:lvlText w:val="%5"/>
-      <w:lvlJc w:val="left"/>
-      <w:pPr>
-        <w:ind w:left="3240"/>
-      </w:pPr>
-      <w:rPr>
-        <w:rFonts w:ascii="Calibri" w:eastAsia="Calibri" w:hAnsi="Calibri" w:cs="Calibri"/>
-        <w:b w:val="0"/>
-        <w:i w:val="0"/>
-        <w:strike w:val="0"/>
-        <w:dstrike w:val="0"/>
-        <w:color w:val="000000"/>
-        <w:sz w:val="26"/>
-        <w:szCs w:val="26"/>
-        <w:u w:val="none" w:color="000000"/>
-        <w:bdr w:val="none" w:sz="0" w:space="0" w:color="auto"/>
-        <w:shd w:val="clear" w:color="auto" w:fill="auto"/>
-        <w:vertAlign w:val="baseline"/>
-      </w:rPr>
-    </w:lvl>
-    <w:lvl w:ilvl="5" w:tplc="F99425D4">
-      <w:start w:val="1"/>
-      <w:numFmt w:val="lowerRoman"/>
-      <w:lvlText w:val="%6"/>
-      <w:lvlJc w:val="left"/>
-      <w:pPr>
-        <w:ind w:left="3960"/>
-      </w:pPr>
-      <w:rPr>
-        <w:rFonts w:ascii="Calibri" w:eastAsia="Calibri" w:hAnsi="Calibri" w:cs="Calibri"/>
-        <w:b w:val="0"/>
-        <w:i w:val="0"/>
-        <w:strike w:val="0"/>
-        <w:dstrike w:val="0"/>
-        <w:color w:val="000000"/>
-        <w:sz w:val="26"/>
-        <w:szCs w:val="26"/>
-        <w:u w:val="none" w:color="000000"/>
-        <w:bdr w:val="none" w:sz="0" w:space="0" w:color="auto"/>
-        <w:shd w:val="clear" w:color="auto" w:fill="auto"/>
-        <w:vertAlign w:val="baseline"/>
-      </w:rPr>
-    </w:lvl>
-    <w:lvl w:ilvl="6" w:tplc="88D284AC">
-      <w:start w:val="1"/>
-      <w:numFmt w:val="decimal"/>
-      <w:lvlText w:val="%7"/>
-      <w:lvlJc w:val="left"/>
-      <w:pPr>
-        <w:ind w:left="4680"/>
-      </w:pPr>
-      <w:rPr>
-        <w:rFonts w:ascii="Calibri" w:eastAsia="Calibri" w:hAnsi="Calibri" w:cs="Calibri"/>
-        <w:b w:val="0"/>
-        <w:i w:val="0"/>
-        <w:strike w:val="0"/>
-        <w:dstrike w:val="0"/>
-        <w:color w:val="000000"/>
-        <w:sz w:val="26"/>
-        <w:szCs w:val="26"/>
-        <w:u w:val="none" w:color="000000"/>
-        <w:bdr w:val="none" w:sz="0" w:space="0" w:color="auto"/>
-        <w:shd w:val="clear" w:color="auto" w:fill="auto"/>
-        <w:vertAlign w:val="baseline"/>
-      </w:rPr>
-    </w:lvl>
-    <w:lvl w:ilvl="7" w:tplc="1CB6E910">
-      <w:start w:val="1"/>
-      <w:numFmt w:val="lowerLetter"/>
-      <w:lvlText w:val="%8"/>
-      <w:lvlJc w:val="left"/>
-      <w:pPr>
-        <w:ind w:left="5400"/>
-      </w:pPr>
-      <w:rPr>
-        <w:rFonts w:ascii="Calibri" w:eastAsia="Calibri" w:hAnsi="Calibri" w:cs="Calibri"/>
-        <w:b w:val="0"/>
-        <w:i w:val="0"/>
-        <w:strike w:val="0"/>
-        <w:dstrike w:val="0"/>
-        <w:color w:val="000000"/>
-        <w:sz w:val="26"/>
-        <w:szCs w:val="26"/>
-        <w:u w:val="none" w:color="000000"/>
-        <w:bdr w:val="none" w:sz="0" w:space="0" w:color="auto"/>
-        <w:shd w:val="clear" w:color="auto" w:fill="auto"/>
-        <w:vertAlign w:val="baseline"/>
-      </w:rPr>
-    </w:lvl>
-    <w:lvl w:ilvl="8" w:tplc="9F7835E0">
-      <w:start w:val="1"/>
-      <w:numFmt w:val="lowerRoman"/>
-      <w:lvlText w:val="%9"/>
-      <w:lvlJc w:val="left"/>
-      <w:pPr>
-        <w:ind w:left="6120"/>
-      </w:pPr>
-      <w:rPr>
-        <w:rFonts w:ascii="Calibri" w:eastAsia="Calibri" w:hAnsi="Calibri" w:cs="Calibri"/>
-        <w:b w:val="0"/>
-        <w:i w:val="0"/>
-        <w:strike w:val="0"/>
-        <w:dstrike w:val="0"/>
-        <w:color w:val="000000"/>
-        <w:sz w:val="26"/>
-        <w:szCs w:val="26"/>
-        <w:u w:val="none" w:color="000000"/>
-        <w:bdr w:val="none" w:sz="0" w:space="0" w:color="auto"/>
-        <w:shd w:val="clear" w:color="auto" w:fill="auto"/>
-        <w:vertAlign w:val="baseline"/>
-      </w:rPr>
-    </w:lvl>
-  </w:abstractNum>
-  <w:abstractNum w:abstractNumId="7" w15:restartNumberingAfterBreak="0">
-    <w:nsid w:val="374E71E5"/>
-    <w:multiLevelType w:val="hybridMultilevel"/>
-    <w:tmpl w:val="48D81F18"/>
-    <w:lvl w:ilvl="0" w:tplc="4154914A">
-      <w:start w:val="4"/>
-      <w:numFmt w:val="decimal"/>
-      <w:lvlText w:val="%1."/>
-      <w:lvlJc w:val="left"/>
-      <w:pPr>
-        <w:ind w:left="254"/>
-      </w:pPr>
-      <w:rPr>
-        <w:rFonts w:ascii="Calibri" w:eastAsia="Calibri" w:hAnsi="Calibri" w:cs="Calibri"/>
-        <w:b w:val="0"/>
-        <w:i w:val="0"/>
-        <w:strike w:val="0"/>
-        <w:dstrike w:val="0"/>
-        <w:color w:val="000000"/>
-        <w:sz w:val="26"/>
-        <w:szCs w:val="26"/>
-        <w:u w:val="none" w:color="000000"/>
-        <w:bdr w:val="none" w:sz="0" w:space="0" w:color="auto"/>
-        <w:shd w:val="clear" w:color="auto" w:fill="auto"/>
-        <w:vertAlign w:val="baseline"/>
-      </w:rPr>
-    </w:lvl>
-    <w:lvl w:ilvl="1" w:tplc="4BE85946">
-      <w:start w:val="1"/>
-      <w:numFmt w:val="decimal"/>
-      <w:lvlText w:val="%2."/>
-      <w:lvlJc w:val="left"/>
-      <w:pPr>
-        <w:ind w:left="712"/>
-      </w:pPr>
-      <w:rPr>
-        <w:rFonts w:ascii="Calibri" w:eastAsia="Calibri" w:hAnsi="Calibri" w:cs="Calibri"/>
-        <w:b w:val="0"/>
-        <w:i w:val="0"/>
-        <w:strike w:val="0"/>
-        <w:dstrike w:val="0"/>
-        <w:color w:val="000000"/>
-        <w:sz w:val="26"/>
-        <w:szCs w:val="26"/>
-        <w:u w:val="none" w:color="000000"/>
-        <w:bdr w:val="none" w:sz="0" w:space="0" w:color="auto"/>
-        <w:shd w:val="clear" w:color="auto" w:fill="auto"/>
-        <w:vertAlign w:val="baseline"/>
-      </w:rPr>
-    </w:lvl>
-    <w:lvl w:ilvl="2" w:tplc="53FC3F88">
-      <w:start w:val="1"/>
-      <w:numFmt w:val="lowerRoman"/>
-      <w:lvlText w:val="%3"/>
-      <w:lvlJc w:val="left"/>
-      <w:pPr>
-        <w:ind w:left="1440"/>
-      </w:pPr>
-      <w:rPr>
-        <w:rFonts w:ascii="Calibri" w:eastAsia="Calibri" w:hAnsi="Calibri" w:cs="Calibri"/>
-        <w:b w:val="0"/>
-        <w:i w:val="0"/>
-        <w:strike w:val="0"/>
-        <w:dstrike w:val="0"/>
-        <w:color w:val="000000"/>
-        <w:sz w:val="26"/>
-        <w:szCs w:val="26"/>
-        <w:u w:val="none" w:color="000000"/>
-        <w:bdr w:val="none" w:sz="0" w:space="0" w:color="auto"/>
-        <w:shd w:val="clear" w:color="auto" w:fill="auto"/>
-        <w:vertAlign w:val="baseline"/>
-      </w:rPr>
-    </w:lvl>
-    <w:lvl w:ilvl="3" w:tplc="BE0A073C">
-      <w:start w:val="1"/>
-      <w:numFmt w:val="decimal"/>
-      <w:lvlText w:val="%4"/>
-      <w:lvlJc w:val="left"/>
-      <w:pPr>
-        <w:ind w:left="2160"/>
-      </w:pPr>
-      <w:rPr>
-        <w:rFonts w:ascii="Calibri" w:eastAsia="Calibri" w:hAnsi="Calibri" w:cs="Calibri"/>
-        <w:b w:val="0"/>
-        <w:i w:val="0"/>
-        <w:strike w:val="0"/>
-        <w:dstrike w:val="0"/>
-        <w:color w:val="000000"/>
-        <w:sz w:val="26"/>
-        <w:szCs w:val="26"/>
-        <w:u w:val="none" w:color="000000"/>
-        <w:bdr w:val="none" w:sz="0" w:space="0" w:color="auto"/>
-        <w:shd w:val="clear" w:color="auto" w:fill="auto"/>
-        <w:vertAlign w:val="baseline"/>
-      </w:rPr>
-    </w:lvl>
-    <w:lvl w:ilvl="4" w:tplc="FB2ECF24">
-      <w:start w:val="1"/>
-      <w:numFmt w:val="lowerLetter"/>
-      <w:lvlText w:val="%5"/>
-      <w:lvlJc w:val="left"/>
-      <w:pPr>
-        <w:ind w:left="2880"/>
-      </w:pPr>
-      <w:rPr>
-        <w:rFonts w:ascii="Calibri" w:eastAsia="Calibri" w:hAnsi="Calibri" w:cs="Calibri"/>
-        <w:b w:val="0"/>
-        <w:i w:val="0"/>
-        <w:strike w:val="0"/>
-        <w:dstrike w:val="0"/>
-        <w:color w:val="000000"/>
-        <w:sz w:val="26"/>
-        <w:szCs w:val="26"/>
-        <w:u w:val="none" w:color="000000"/>
-        <w:bdr w:val="none" w:sz="0" w:space="0" w:color="auto"/>
-        <w:shd w:val="clear" w:color="auto" w:fill="auto"/>
-        <w:vertAlign w:val="baseline"/>
-      </w:rPr>
-    </w:lvl>
-    <w:lvl w:ilvl="5" w:tplc="17BA8D40">
-      <w:start w:val="1"/>
-      <w:numFmt w:val="lowerRoman"/>
-      <w:lvlText w:val="%6"/>
-      <w:lvlJc w:val="left"/>
-      <w:pPr>
         <w:ind w:left="3600"/>
       </w:pPr>
       <w:rPr>
-        <w:rFonts w:ascii="Calibri" w:eastAsia="Calibri" w:hAnsi="Calibri" w:cs="Calibri"/>
-        <w:b w:val="0"/>
-        <w:i w:val="0"/>
-        <w:strike w:val="0"/>
-        <w:dstrike w:val="0"/>
-        <w:color w:val="000000"/>
-        <w:sz w:val="26"/>
-        <w:szCs w:val="26"/>
-        <w:u w:val="none" w:color="000000"/>
-        <w:bdr w:val="none" w:sz="0" w:space="0" w:color="auto"/>
-        <w:shd w:val="clear" w:color="auto" w:fill="auto"/>
-        <w:vertAlign w:val="baseline"/>
-      </w:rPr>
-    </w:lvl>
-    <w:lvl w:ilvl="6" w:tplc="6268C3F0">
-      <w:start w:val="1"/>
-      <w:numFmt w:val="decimal"/>
-      <w:lvlText w:val="%7"/>
+        <w:rFonts w:ascii="Segoe UI Symbol" w:eastAsia="Segoe UI Symbol" w:hAnsi="Segoe UI Symbol" w:cs="Segoe UI Symbol"/>
+        <w:b w:val="0"/>
+        <w:i w:val="0"/>
+        <w:strike w:val="0"/>
+        <w:dstrike w:val="0"/>
+        <w:color w:val="000000"/>
+        <w:sz w:val="20"/>
+        <w:szCs w:val="20"/>
+        <w:u w:val="none" w:color="000000"/>
+        <w:bdr w:val="none" w:sz="0" w:space="0" w:color="auto"/>
+        <w:shd w:val="clear" w:color="auto" w:fill="auto"/>
+        <w:vertAlign w:val="baseline"/>
+      </w:rPr>
+    </w:lvl>
+    <w:lvl w:ilvl="6" w:tplc="7ACECB9C">
+      <w:start w:val="1"/>
+      <w:numFmt w:val="bullet"/>
+      <w:lvlText w:val="•"/>
       <w:lvlJc w:val="left"/>
       <w:pPr>
         <w:ind w:left="4320"/>
       </w:pPr>
       <w:rPr>
-        <w:rFonts w:ascii="Calibri" w:eastAsia="Calibri" w:hAnsi="Calibri" w:cs="Calibri"/>
-        <w:b w:val="0"/>
-        <w:i w:val="0"/>
-        <w:strike w:val="0"/>
-        <w:dstrike w:val="0"/>
-        <w:color w:val="000000"/>
-        <w:sz w:val="26"/>
-        <w:szCs w:val="26"/>
-        <w:u w:val="none" w:color="000000"/>
-        <w:bdr w:val="none" w:sz="0" w:space="0" w:color="auto"/>
-        <w:shd w:val="clear" w:color="auto" w:fill="auto"/>
-        <w:vertAlign w:val="baseline"/>
-      </w:rPr>
-    </w:lvl>
-    <w:lvl w:ilvl="7" w:tplc="7E96AE86">
-      <w:start w:val="1"/>
-      <w:numFmt w:val="lowerLetter"/>
-      <w:lvlText w:val="%8"/>
-      <w:lvlJc w:val="left"/>
-      <w:pPr>
-        <w:ind w:left="5040"/>
-      </w:pPr>
-      <w:rPr>
-        <w:rFonts w:ascii="Calibri" w:eastAsia="Calibri" w:hAnsi="Calibri" w:cs="Calibri"/>
-        <w:b w:val="0"/>
-        <w:i w:val="0"/>
-        <w:strike w:val="0"/>
-        <w:dstrike w:val="0"/>
-        <w:color w:val="000000"/>
-        <w:sz w:val="26"/>
-        <w:szCs w:val="26"/>
-        <w:u w:val="none" w:color="000000"/>
-        <w:bdr w:val="none" w:sz="0" w:space="0" w:color="auto"/>
-        <w:shd w:val="clear" w:color="auto" w:fill="auto"/>
-        <w:vertAlign w:val="baseline"/>
-      </w:rPr>
-    </w:lvl>
-    <w:lvl w:ilvl="8" w:tplc="C3D2FE8A">
-      <w:start w:val="1"/>
-      <w:numFmt w:val="lowerRoman"/>
-      <w:lvlText w:val="%9"/>
-      <w:lvlJc w:val="left"/>
-      <w:pPr>
-        <w:ind w:left="5760"/>
-      </w:pPr>
-      <w:rPr>
-        <w:rFonts w:ascii="Calibri" w:eastAsia="Calibri" w:hAnsi="Calibri" w:cs="Calibri"/>
-        <w:b w:val="0"/>
-        <w:i w:val="0"/>
-        <w:strike w:val="0"/>
-        <w:dstrike w:val="0"/>
-        <w:color w:val="000000"/>
-        <w:sz w:val="26"/>
-        <w:szCs w:val="26"/>
-        <w:u w:val="none" w:color="000000"/>
-        <w:bdr w:val="none" w:sz="0" w:space="0" w:color="auto"/>
-        <w:shd w:val="clear" w:color="auto" w:fill="auto"/>
-        <w:vertAlign w:val="baseline"/>
-      </w:rPr>
-    </w:lvl>
-  </w:abstractNum>
-  <w:abstractNum w:abstractNumId="8" w15:restartNumberingAfterBreak="0">
-    <w:nsid w:val="39EF4C86"/>
-    <w:multiLevelType w:val="hybridMultilevel"/>
-    <w:tmpl w:val="0DF27A08"/>
-    <w:lvl w:ilvl="0" w:tplc="29E23834">
-      <w:start w:val="1"/>
-      <w:numFmt w:val="bullet"/>
-      <w:lvlText w:val="-"/>
-      <w:lvlJc w:val="left"/>
-      <w:pPr>
-        <w:ind w:left="139"/>
-      </w:pPr>
-      <w:rPr>
-        <w:rFonts w:ascii="Calibri" w:eastAsia="Calibri" w:hAnsi="Calibri" w:cs="Calibri"/>
-        <w:b w:val="0"/>
-        <w:i w:val="0"/>
-        <w:strike w:val="0"/>
-        <w:dstrike w:val="0"/>
-        <w:color w:val="000000"/>
-        <w:sz w:val="26"/>
-        <w:szCs w:val="26"/>
-        <w:u w:val="none" w:color="000000"/>
-        <w:bdr w:val="none" w:sz="0" w:space="0" w:color="auto"/>
-        <w:shd w:val="clear" w:color="auto" w:fill="auto"/>
-        <w:vertAlign w:val="baseline"/>
-      </w:rPr>
-    </w:lvl>
-    <w:lvl w:ilvl="1" w:tplc="7EF87938">
+        <w:rFonts w:ascii="Arial" w:eastAsia="Arial" w:hAnsi="Arial" w:cs="Arial"/>
+        <w:b w:val="0"/>
+        <w:i w:val="0"/>
+        <w:strike w:val="0"/>
+        <w:dstrike w:val="0"/>
+        <w:color w:val="000000"/>
+        <w:sz w:val="20"/>
+        <w:szCs w:val="20"/>
+        <w:u w:val="none" w:color="000000"/>
+        <w:bdr w:val="none" w:sz="0" w:space="0" w:color="auto"/>
+        <w:shd w:val="clear" w:color="auto" w:fill="auto"/>
+        <w:vertAlign w:val="baseline"/>
+      </w:rPr>
+    </w:lvl>
+    <w:lvl w:ilvl="7" w:tplc="A41C433C">
       <w:start w:val="1"/>
       <w:numFmt w:val="bullet"/>
       <w:lvlText w:val="o"/>
       <w:lvlJc w:val="left"/>
       <w:pPr>
-        <w:ind w:left="1255"/>
-      </w:pPr>
-      <w:rPr>
-        <w:rFonts w:ascii="Calibri" w:eastAsia="Calibri" w:hAnsi="Calibri" w:cs="Calibri"/>
-        <w:b w:val="0"/>
-        <w:i w:val="0"/>
-        <w:strike w:val="0"/>
-        <w:dstrike w:val="0"/>
-        <w:color w:val="000000"/>
-        <w:sz w:val="26"/>
-        <w:szCs w:val="26"/>
-        <w:u w:val="none" w:color="000000"/>
-        <w:bdr w:val="none" w:sz="0" w:space="0" w:color="auto"/>
-        <w:shd w:val="clear" w:color="auto" w:fill="auto"/>
-        <w:vertAlign w:val="baseline"/>
-      </w:rPr>
-    </w:lvl>
-    <w:lvl w:ilvl="2" w:tplc="E08601FC">
+        <w:ind w:left="5040"/>
+      </w:pPr>
+      <w:rPr>
+        <w:rFonts w:ascii="Segoe UI Symbol" w:eastAsia="Segoe UI Symbol" w:hAnsi="Segoe UI Symbol" w:cs="Segoe UI Symbol"/>
+        <w:b w:val="0"/>
+        <w:i w:val="0"/>
+        <w:strike w:val="0"/>
+        <w:dstrike w:val="0"/>
+        <w:color w:val="000000"/>
+        <w:sz w:val="20"/>
+        <w:szCs w:val="20"/>
+        <w:u w:val="none" w:color="000000"/>
+        <w:bdr w:val="none" w:sz="0" w:space="0" w:color="auto"/>
+        <w:shd w:val="clear" w:color="auto" w:fill="auto"/>
+        <w:vertAlign w:val="baseline"/>
+      </w:rPr>
+    </w:lvl>
+    <w:lvl w:ilvl="8" w:tplc="A4B64EDE">
       <w:start w:val="1"/>
       <w:numFmt w:val="bullet"/>
       <w:lvlText w:val="▪"/>
       <w:lvlJc w:val="left"/>
       <w:pPr>
-        <w:ind w:left="1975"/>
-      </w:pPr>
-      <w:rPr>
-        <w:rFonts w:ascii="Calibri" w:eastAsia="Calibri" w:hAnsi="Calibri" w:cs="Calibri"/>
-        <w:b w:val="0"/>
-        <w:i w:val="0"/>
-        <w:strike w:val="0"/>
-        <w:dstrike w:val="0"/>
-        <w:color w:val="000000"/>
-        <w:sz w:val="26"/>
-        <w:szCs w:val="26"/>
-        <w:u w:val="none" w:color="000000"/>
-        <w:bdr w:val="none" w:sz="0" w:space="0" w:color="auto"/>
-        <w:shd w:val="clear" w:color="auto" w:fill="auto"/>
-        <w:vertAlign w:val="baseline"/>
-      </w:rPr>
-    </w:lvl>
-    <w:lvl w:ilvl="3" w:tplc="7516328E">
-      <w:start w:val="1"/>
-      <w:numFmt w:val="bullet"/>
-      <w:lvlText w:val="•"/>
-      <w:lvlJc w:val="left"/>
-      <w:pPr>
-        <w:ind w:left="2695"/>
-      </w:pPr>
-      <w:rPr>
-        <w:rFonts w:ascii="Calibri" w:eastAsia="Calibri" w:hAnsi="Calibri" w:cs="Calibri"/>
-        <w:b w:val="0"/>
-        <w:i w:val="0"/>
-        <w:strike w:val="0"/>
-        <w:dstrike w:val="0"/>
-        <w:color w:val="000000"/>
-        <w:sz w:val="26"/>
-        <w:szCs w:val="26"/>
-        <w:u w:val="none" w:color="000000"/>
-        <w:bdr w:val="none" w:sz="0" w:space="0" w:color="auto"/>
-        <w:shd w:val="clear" w:color="auto" w:fill="auto"/>
-        <w:vertAlign w:val="baseline"/>
-      </w:rPr>
-    </w:lvl>
-    <w:lvl w:ilvl="4" w:tplc="E6641C86">
-      <w:start w:val="1"/>
-      <w:numFmt w:val="bullet"/>
-      <w:lvlText w:val="o"/>
-      <w:lvlJc w:val="left"/>
-      <w:pPr>
-        <w:ind w:left="3415"/>
-      </w:pPr>
-      <w:rPr>
-        <w:rFonts w:ascii="Calibri" w:eastAsia="Calibri" w:hAnsi="Calibri" w:cs="Calibri"/>
-        <w:b w:val="0"/>
-        <w:i w:val="0"/>
-        <w:strike w:val="0"/>
-        <w:dstrike w:val="0"/>
-        <w:color w:val="000000"/>
-        <w:sz w:val="26"/>
-        <w:szCs w:val="26"/>
-        <w:u w:val="none" w:color="000000"/>
-        <w:bdr w:val="none" w:sz="0" w:space="0" w:color="auto"/>
-        <w:shd w:val="clear" w:color="auto" w:fill="auto"/>
-        <w:vertAlign w:val="baseline"/>
-      </w:rPr>
-    </w:lvl>
-    <w:lvl w:ilvl="5" w:tplc="C974FAE0">
-      <w:start w:val="1"/>
-      <w:numFmt w:val="bullet"/>
-      <w:lvlText w:val="▪"/>
-      <w:lvlJc w:val="left"/>
-      <w:pPr>
-        <w:ind w:left="4135"/>
-      </w:pPr>
-      <w:rPr>
-        <w:rFonts w:ascii="Calibri" w:eastAsia="Calibri" w:hAnsi="Calibri" w:cs="Calibri"/>
-        <w:b w:val="0"/>
-        <w:i w:val="0"/>
-        <w:strike w:val="0"/>
-        <w:dstrike w:val="0"/>
-        <w:color w:val="000000"/>
-        <w:sz w:val="26"/>
-        <w:szCs w:val="26"/>
-        <w:u w:val="none" w:color="000000"/>
-        <w:bdr w:val="none" w:sz="0" w:space="0" w:color="auto"/>
-        <w:shd w:val="clear" w:color="auto" w:fill="auto"/>
-        <w:vertAlign w:val="baseline"/>
-      </w:rPr>
-    </w:lvl>
-    <w:lvl w:ilvl="6" w:tplc="E8081DB2">
-      <w:start w:val="1"/>
-      <w:numFmt w:val="bullet"/>
-      <w:lvlText w:val="•"/>
-      <w:lvlJc w:val="left"/>
-      <w:pPr>
-        <w:ind w:left="4855"/>
-      </w:pPr>
-      <w:rPr>
-        <w:rFonts w:ascii="Calibri" w:eastAsia="Calibri" w:hAnsi="Calibri" w:cs="Calibri"/>
-        <w:b w:val="0"/>
-        <w:i w:val="0"/>
-        <w:strike w:val="0"/>
-        <w:dstrike w:val="0"/>
-        <w:color w:val="000000"/>
-        <w:sz w:val="26"/>
-        <w:szCs w:val="26"/>
-        <w:u w:val="none" w:color="000000"/>
-        <w:bdr w:val="none" w:sz="0" w:space="0" w:color="auto"/>
-        <w:shd w:val="clear" w:color="auto" w:fill="auto"/>
-        <w:vertAlign w:val="baseline"/>
-      </w:rPr>
-    </w:lvl>
-    <w:lvl w:ilvl="7" w:tplc="BB2E58D0">
-      <w:start w:val="1"/>
-      <w:numFmt w:val="bullet"/>
-      <w:lvlText w:val="o"/>
-      <w:lvlJc w:val="left"/>
-      <w:pPr>
-        <w:ind w:left="5575"/>
-      </w:pPr>
-      <w:rPr>
-        <w:rFonts w:ascii="Calibri" w:eastAsia="Calibri" w:hAnsi="Calibri" w:cs="Calibri"/>
-        <w:b w:val="0"/>
-        <w:i w:val="0"/>
-        <w:strike w:val="0"/>
-        <w:dstrike w:val="0"/>
-        <w:color w:val="000000"/>
-        <w:sz w:val="26"/>
-        <w:szCs w:val="26"/>
-        <w:u w:val="none" w:color="000000"/>
-        <w:bdr w:val="none" w:sz="0" w:space="0" w:color="auto"/>
-        <w:shd w:val="clear" w:color="auto" w:fill="auto"/>
-        <w:vertAlign w:val="baseline"/>
-      </w:rPr>
-    </w:lvl>
-    <w:lvl w:ilvl="8" w:tplc="9A5A0612">
-      <w:start w:val="1"/>
-      <w:numFmt w:val="bullet"/>
-      <w:lvlText w:val="▪"/>
-      <w:lvlJc w:val="left"/>
-      <w:pPr>
-        <w:ind w:left="6295"/>
-      </w:pPr>
-      <w:rPr>
-        <w:rFonts w:ascii="Calibri" w:eastAsia="Calibri" w:hAnsi="Calibri" w:cs="Calibri"/>
-        <w:b w:val="0"/>
-        <w:i w:val="0"/>
-        <w:strike w:val="0"/>
-        <w:dstrike w:val="0"/>
-        <w:color w:val="000000"/>
-        <w:sz w:val="26"/>
-        <w:szCs w:val="26"/>
+        <w:ind w:left="5760"/>
+      </w:pPr>
+      <w:rPr>
+        <w:rFonts w:ascii="Segoe UI Symbol" w:eastAsia="Segoe UI Symbol" w:hAnsi="Segoe UI Symbol" w:cs="Segoe UI Symbol"/>
+        <w:b w:val="0"/>
+        <w:i w:val="0"/>
+        <w:strike w:val="0"/>
+        <w:dstrike w:val="0"/>
+        <w:color w:val="000000"/>
+        <w:sz w:val="20"/>
+        <w:szCs w:val="20"/>
         <w:u w:val="none" w:color="000000"/>
         <w:bdr w:val="none" w:sz="0" w:space="0" w:color="auto"/>
         <w:shd w:val="clear" w:color="auto" w:fill="auto"/>
@@ -6998,647 +8694,11 @@
       </w:rPr>
     </w:lvl>
   </w:abstractNum>
-  <w:abstractNum w:abstractNumId="9" w15:restartNumberingAfterBreak="0">
-    <w:nsid w:val="3BA57690"/>
+  <w:abstractNum w:abstractNumId="17" w15:restartNumberingAfterBreak="0">
+    <w:nsid w:val="590E3611"/>
     <w:multiLevelType w:val="hybridMultilevel"/>
-    <w:tmpl w:val="A6766B48"/>
-    <w:lvl w:ilvl="0" w:tplc="1E1ED294">
-      <w:start w:val="1"/>
-      <w:numFmt w:val="bullet"/>
-      <w:lvlText w:val="o"/>
-      <w:lvlJc w:val="left"/>
-      <w:pPr>
-        <w:ind w:left="10"/>
-      </w:pPr>
-      <w:rPr>
-        <w:rFonts w:ascii="Calibri" w:eastAsia="Calibri" w:hAnsi="Calibri" w:cs="Calibri"/>
-        <w:b w:val="0"/>
-        <w:i w:val="0"/>
-        <w:strike w:val="0"/>
-        <w:dstrike w:val="0"/>
-        <w:color w:val="000000"/>
-        <w:sz w:val="26"/>
-        <w:szCs w:val="26"/>
-        <w:u w:val="none" w:color="000000"/>
-        <w:bdr w:val="none" w:sz="0" w:space="0" w:color="auto"/>
-        <w:shd w:val="clear" w:color="auto" w:fill="auto"/>
-        <w:vertAlign w:val="baseline"/>
-      </w:rPr>
-    </w:lvl>
-    <w:lvl w:ilvl="1" w:tplc="0480E6A8">
-      <w:start w:val="1"/>
-      <w:numFmt w:val="bullet"/>
-      <w:lvlText w:val="o"/>
-      <w:lvlJc w:val="left"/>
-      <w:pPr>
-        <w:ind w:left="1080"/>
-      </w:pPr>
-      <w:rPr>
-        <w:rFonts w:ascii="Calibri" w:eastAsia="Calibri" w:hAnsi="Calibri" w:cs="Calibri"/>
-        <w:b w:val="0"/>
-        <w:i w:val="0"/>
-        <w:strike w:val="0"/>
-        <w:dstrike w:val="0"/>
-        <w:color w:val="000000"/>
-        <w:sz w:val="26"/>
-        <w:szCs w:val="26"/>
-        <w:u w:val="none" w:color="000000"/>
-        <w:bdr w:val="none" w:sz="0" w:space="0" w:color="auto"/>
-        <w:shd w:val="clear" w:color="auto" w:fill="auto"/>
-        <w:vertAlign w:val="baseline"/>
-      </w:rPr>
-    </w:lvl>
-    <w:lvl w:ilvl="2" w:tplc="6C9C0DD0">
-      <w:start w:val="1"/>
-      <w:numFmt w:val="bullet"/>
-      <w:lvlText w:val="▪"/>
-      <w:lvlJc w:val="left"/>
-      <w:pPr>
-        <w:ind w:left="1800"/>
-      </w:pPr>
-      <w:rPr>
-        <w:rFonts w:ascii="Calibri" w:eastAsia="Calibri" w:hAnsi="Calibri" w:cs="Calibri"/>
-        <w:b w:val="0"/>
-        <w:i w:val="0"/>
-        <w:strike w:val="0"/>
-        <w:dstrike w:val="0"/>
-        <w:color w:val="000000"/>
-        <w:sz w:val="26"/>
-        <w:szCs w:val="26"/>
-        <w:u w:val="none" w:color="000000"/>
-        <w:bdr w:val="none" w:sz="0" w:space="0" w:color="auto"/>
-        <w:shd w:val="clear" w:color="auto" w:fill="auto"/>
-        <w:vertAlign w:val="baseline"/>
-      </w:rPr>
-    </w:lvl>
-    <w:lvl w:ilvl="3" w:tplc="4C1056FA">
-      <w:start w:val="1"/>
-      <w:numFmt w:val="bullet"/>
-      <w:lvlText w:val="•"/>
-      <w:lvlJc w:val="left"/>
-      <w:pPr>
-        <w:ind w:left="2520"/>
-      </w:pPr>
-      <w:rPr>
-        <w:rFonts w:ascii="Calibri" w:eastAsia="Calibri" w:hAnsi="Calibri" w:cs="Calibri"/>
-        <w:b w:val="0"/>
-        <w:i w:val="0"/>
-        <w:strike w:val="0"/>
-        <w:dstrike w:val="0"/>
-        <w:color w:val="000000"/>
-        <w:sz w:val="26"/>
-        <w:szCs w:val="26"/>
-        <w:u w:val="none" w:color="000000"/>
-        <w:bdr w:val="none" w:sz="0" w:space="0" w:color="auto"/>
-        <w:shd w:val="clear" w:color="auto" w:fill="auto"/>
-        <w:vertAlign w:val="baseline"/>
-      </w:rPr>
-    </w:lvl>
-    <w:lvl w:ilvl="4" w:tplc="503C7F74">
-      <w:start w:val="1"/>
-      <w:numFmt w:val="bullet"/>
-      <w:lvlText w:val="o"/>
-      <w:lvlJc w:val="left"/>
-      <w:pPr>
-        <w:ind w:left="3240"/>
-      </w:pPr>
-      <w:rPr>
-        <w:rFonts w:ascii="Calibri" w:eastAsia="Calibri" w:hAnsi="Calibri" w:cs="Calibri"/>
-        <w:b w:val="0"/>
-        <w:i w:val="0"/>
-        <w:strike w:val="0"/>
-        <w:dstrike w:val="0"/>
-        <w:color w:val="000000"/>
-        <w:sz w:val="26"/>
-        <w:szCs w:val="26"/>
-        <w:u w:val="none" w:color="000000"/>
-        <w:bdr w:val="none" w:sz="0" w:space="0" w:color="auto"/>
-        <w:shd w:val="clear" w:color="auto" w:fill="auto"/>
-        <w:vertAlign w:val="baseline"/>
-      </w:rPr>
-    </w:lvl>
-    <w:lvl w:ilvl="5" w:tplc="16984B86">
-      <w:start w:val="1"/>
-      <w:numFmt w:val="bullet"/>
-      <w:lvlText w:val="▪"/>
-      <w:lvlJc w:val="left"/>
-      <w:pPr>
-        <w:ind w:left="3960"/>
-      </w:pPr>
-      <w:rPr>
-        <w:rFonts w:ascii="Calibri" w:eastAsia="Calibri" w:hAnsi="Calibri" w:cs="Calibri"/>
-        <w:b w:val="0"/>
-        <w:i w:val="0"/>
-        <w:strike w:val="0"/>
-        <w:dstrike w:val="0"/>
-        <w:color w:val="000000"/>
-        <w:sz w:val="26"/>
-        <w:szCs w:val="26"/>
-        <w:u w:val="none" w:color="000000"/>
-        <w:bdr w:val="none" w:sz="0" w:space="0" w:color="auto"/>
-        <w:shd w:val="clear" w:color="auto" w:fill="auto"/>
-        <w:vertAlign w:val="baseline"/>
-      </w:rPr>
-    </w:lvl>
-    <w:lvl w:ilvl="6" w:tplc="DFBA6DF0">
-      <w:start w:val="1"/>
-      <w:numFmt w:val="bullet"/>
-      <w:lvlText w:val="•"/>
-      <w:lvlJc w:val="left"/>
-      <w:pPr>
-        <w:ind w:left="4680"/>
-      </w:pPr>
-      <w:rPr>
-        <w:rFonts w:ascii="Calibri" w:eastAsia="Calibri" w:hAnsi="Calibri" w:cs="Calibri"/>
-        <w:b w:val="0"/>
-        <w:i w:val="0"/>
-        <w:strike w:val="0"/>
-        <w:dstrike w:val="0"/>
-        <w:color w:val="000000"/>
-        <w:sz w:val="26"/>
-        <w:szCs w:val="26"/>
-        <w:u w:val="none" w:color="000000"/>
-        <w:bdr w:val="none" w:sz="0" w:space="0" w:color="auto"/>
-        <w:shd w:val="clear" w:color="auto" w:fill="auto"/>
-        <w:vertAlign w:val="baseline"/>
-      </w:rPr>
-    </w:lvl>
-    <w:lvl w:ilvl="7" w:tplc="1E26EA94">
-      <w:start w:val="1"/>
-      <w:numFmt w:val="bullet"/>
-      <w:lvlText w:val="o"/>
-      <w:lvlJc w:val="left"/>
-      <w:pPr>
-        <w:ind w:left="5400"/>
-      </w:pPr>
-      <w:rPr>
-        <w:rFonts w:ascii="Calibri" w:eastAsia="Calibri" w:hAnsi="Calibri" w:cs="Calibri"/>
-        <w:b w:val="0"/>
-        <w:i w:val="0"/>
-        <w:strike w:val="0"/>
-        <w:dstrike w:val="0"/>
-        <w:color w:val="000000"/>
-        <w:sz w:val="26"/>
-        <w:szCs w:val="26"/>
-        <w:u w:val="none" w:color="000000"/>
-        <w:bdr w:val="none" w:sz="0" w:space="0" w:color="auto"/>
-        <w:shd w:val="clear" w:color="auto" w:fill="auto"/>
-        <w:vertAlign w:val="baseline"/>
-      </w:rPr>
-    </w:lvl>
-    <w:lvl w:ilvl="8" w:tplc="BFF6EE02">
-      <w:start w:val="1"/>
-      <w:numFmt w:val="bullet"/>
-      <w:lvlText w:val="▪"/>
-      <w:lvlJc w:val="left"/>
-      <w:pPr>
-        <w:ind w:left="6120"/>
-      </w:pPr>
-      <w:rPr>
-        <w:rFonts w:ascii="Calibri" w:eastAsia="Calibri" w:hAnsi="Calibri" w:cs="Calibri"/>
-        <w:b w:val="0"/>
-        <w:i w:val="0"/>
-        <w:strike w:val="0"/>
-        <w:dstrike w:val="0"/>
-        <w:color w:val="000000"/>
-        <w:sz w:val="26"/>
-        <w:szCs w:val="26"/>
-        <w:u w:val="none" w:color="000000"/>
-        <w:bdr w:val="none" w:sz="0" w:space="0" w:color="auto"/>
-        <w:shd w:val="clear" w:color="auto" w:fill="auto"/>
-        <w:vertAlign w:val="baseline"/>
-      </w:rPr>
-    </w:lvl>
-  </w:abstractNum>
-  <w:abstractNum w:abstractNumId="10" w15:restartNumberingAfterBreak="0">
-    <w:nsid w:val="3C8E5D7F"/>
-    <w:multiLevelType w:val="hybridMultilevel"/>
-    <w:tmpl w:val="578AC910"/>
-    <w:lvl w:ilvl="0" w:tplc="DE60B7C2">
-      <w:start w:val="1"/>
-      <w:numFmt w:val="decimal"/>
-      <w:lvlText w:val="%1."/>
-      <w:lvlJc w:val="left"/>
-      <w:pPr>
-        <w:ind w:left="254"/>
-      </w:pPr>
-      <w:rPr>
-        <w:rFonts w:ascii="Calibri" w:eastAsia="Calibri" w:hAnsi="Calibri" w:cs="Calibri"/>
-        <w:b w:val="0"/>
-        <w:i w:val="0"/>
-        <w:strike w:val="0"/>
-        <w:dstrike w:val="0"/>
-        <w:color w:val="000000"/>
-        <w:sz w:val="26"/>
-        <w:szCs w:val="26"/>
-        <w:u w:val="none" w:color="000000"/>
-        <w:bdr w:val="none" w:sz="0" w:space="0" w:color="auto"/>
-        <w:shd w:val="clear" w:color="auto" w:fill="auto"/>
-        <w:vertAlign w:val="baseline"/>
-      </w:rPr>
-    </w:lvl>
-    <w:lvl w:ilvl="1" w:tplc="192AC090">
-      <w:start w:val="1"/>
-      <w:numFmt w:val="lowerLetter"/>
-      <w:lvlText w:val="%2"/>
-      <w:lvlJc w:val="left"/>
-      <w:pPr>
-        <w:ind w:left="1080"/>
-      </w:pPr>
-      <w:rPr>
-        <w:rFonts w:ascii="Calibri" w:eastAsia="Calibri" w:hAnsi="Calibri" w:cs="Calibri"/>
-        <w:b w:val="0"/>
-        <w:i w:val="0"/>
-        <w:strike w:val="0"/>
-        <w:dstrike w:val="0"/>
-        <w:color w:val="000000"/>
-        <w:sz w:val="26"/>
-        <w:szCs w:val="26"/>
-        <w:u w:val="none" w:color="000000"/>
-        <w:bdr w:val="none" w:sz="0" w:space="0" w:color="auto"/>
-        <w:shd w:val="clear" w:color="auto" w:fill="auto"/>
-        <w:vertAlign w:val="baseline"/>
-      </w:rPr>
-    </w:lvl>
-    <w:lvl w:ilvl="2" w:tplc="07D279D6">
-      <w:start w:val="1"/>
-      <w:numFmt w:val="lowerRoman"/>
-      <w:lvlText w:val="%3"/>
-      <w:lvlJc w:val="left"/>
-      <w:pPr>
-        <w:ind w:left="1800"/>
-      </w:pPr>
-      <w:rPr>
-        <w:rFonts w:ascii="Calibri" w:eastAsia="Calibri" w:hAnsi="Calibri" w:cs="Calibri"/>
-        <w:b w:val="0"/>
-        <w:i w:val="0"/>
-        <w:strike w:val="0"/>
-        <w:dstrike w:val="0"/>
-        <w:color w:val="000000"/>
-        <w:sz w:val="26"/>
-        <w:szCs w:val="26"/>
-        <w:u w:val="none" w:color="000000"/>
-        <w:bdr w:val="none" w:sz="0" w:space="0" w:color="auto"/>
-        <w:shd w:val="clear" w:color="auto" w:fill="auto"/>
-        <w:vertAlign w:val="baseline"/>
-      </w:rPr>
-    </w:lvl>
-    <w:lvl w:ilvl="3" w:tplc="6226B4C8">
-      <w:start w:val="1"/>
-      <w:numFmt w:val="decimal"/>
-      <w:lvlText w:val="%4"/>
-      <w:lvlJc w:val="left"/>
-      <w:pPr>
-        <w:ind w:left="2520"/>
-      </w:pPr>
-      <w:rPr>
-        <w:rFonts w:ascii="Calibri" w:eastAsia="Calibri" w:hAnsi="Calibri" w:cs="Calibri"/>
-        <w:b w:val="0"/>
-        <w:i w:val="0"/>
-        <w:strike w:val="0"/>
-        <w:dstrike w:val="0"/>
-        <w:color w:val="000000"/>
-        <w:sz w:val="26"/>
-        <w:szCs w:val="26"/>
-        <w:u w:val="none" w:color="000000"/>
-        <w:bdr w:val="none" w:sz="0" w:space="0" w:color="auto"/>
-        <w:shd w:val="clear" w:color="auto" w:fill="auto"/>
-        <w:vertAlign w:val="baseline"/>
-      </w:rPr>
-    </w:lvl>
-    <w:lvl w:ilvl="4" w:tplc="0CCA028A">
-      <w:start w:val="1"/>
-      <w:numFmt w:val="lowerLetter"/>
-      <w:lvlText w:val="%5"/>
-      <w:lvlJc w:val="left"/>
-      <w:pPr>
-        <w:ind w:left="3240"/>
-      </w:pPr>
-      <w:rPr>
-        <w:rFonts w:ascii="Calibri" w:eastAsia="Calibri" w:hAnsi="Calibri" w:cs="Calibri"/>
-        <w:b w:val="0"/>
-        <w:i w:val="0"/>
-        <w:strike w:val="0"/>
-        <w:dstrike w:val="0"/>
-        <w:color w:val="000000"/>
-        <w:sz w:val="26"/>
-        <w:szCs w:val="26"/>
-        <w:u w:val="none" w:color="000000"/>
-        <w:bdr w:val="none" w:sz="0" w:space="0" w:color="auto"/>
-        <w:shd w:val="clear" w:color="auto" w:fill="auto"/>
-        <w:vertAlign w:val="baseline"/>
-      </w:rPr>
-    </w:lvl>
-    <w:lvl w:ilvl="5" w:tplc="A5B49BF8">
-      <w:start w:val="1"/>
-      <w:numFmt w:val="lowerRoman"/>
-      <w:lvlText w:val="%6"/>
-      <w:lvlJc w:val="left"/>
-      <w:pPr>
-        <w:ind w:left="3960"/>
-      </w:pPr>
-      <w:rPr>
-        <w:rFonts w:ascii="Calibri" w:eastAsia="Calibri" w:hAnsi="Calibri" w:cs="Calibri"/>
-        <w:b w:val="0"/>
-        <w:i w:val="0"/>
-        <w:strike w:val="0"/>
-        <w:dstrike w:val="0"/>
-        <w:color w:val="000000"/>
-        <w:sz w:val="26"/>
-        <w:szCs w:val="26"/>
-        <w:u w:val="none" w:color="000000"/>
-        <w:bdr w:val="none" w:sz="0" w:space="0" w:color="auto"/>
-        <w:shd w:val="clear" w:color="auto" w:fill="auto"/>
-        <w:vertAlign w:val="baseline"/>
-      </w:rPr>
-    </w:lvl>
-    <w:lvl w:ilvl="6" w:tplc="FE7C7C02">
-      <w:start w:val="1"/>
-      <w:numFmt w:val="decimal"/>
-      <w:lvlText w:val="%7"/>
-      <w:lvlJc w:val="left"/>
-      <w:pPr>
-        <w:ind w:left="4680"/>
-      </w:pPr>
-      <w:rPr>
-        <w:rFonts w:ascii="Calibri" w:eastAsia="Calibri" w:hAnsi="Calibri" w:cs="Calibri"/>
-        <w:b w:val="0"/>
-        <w:i w:val="0"/>
-        <w:strike w:val="0"/>
-        <w:dstrike w:val="0"/>
-        <w:color w:val="000000"/>
-        <w:sz w:val="26"/>
-        <w:szCs w:val="26"/>
-        <w:u w:val="none" w:color="000000"/>
-        <w:bdr w:val="none" w:sz="0" w:space="0" w:color="auto"/>
-        <w:shd w:val="clear" w:color="auto" w:fill="auto"/>
-        <w:vertAlign w:val="baseline"/>
-      </w:rPr>
-    </w:lvl>
-    <w:lvl w:ilvl="7" w:tplc="D846B562">
-      <w:start w:val="1"/>
-      <w:numFmt w:val="lowerLetter"/>
-      <w:lvlText w:val="%8"/>
-      <w:lvlJc w:val="left"/>
-      <w:pPr>
-        <w:ind w:left="5400"/>
-      </w:pPr>
-      <w:rPr>
-        <w:rFonts w:ascii="Calibri" w:eastAsia="Calibri" w:hAnsi="Calibri" w:cs="Calibri"/>
-        <w:b w:val="0"/>
-        <w:i w:val="0"/>
-        <w:strike w:val="0"/>
-        <w:dstrike w:val="0"/>
-        <w:color w:val="000000"/>
-        <w:sz w:val="26"/>
-        <w:szCs w:val="26"/>
-        <w:u w:val="none" w:color="000000"/>
-        <w:bdr w:val="none" w:sz="0" w:space="0" w:color="auto"/>
-        <w:shd w:val="clear" w:color="auto" w:fill="auto"/>
-        <w:vertAlign w:val="baseline"/>
-      </w:rPr>
-    </w:lvl>
-    <w:lvl w:ilvl="8" w:tplc="EE08279E">
-      <w:start w:val="1"/>
-      <w:numFmt w:val="lowerRoman"/>
-      <w:lvlText w:val="%9"/>
-      <w:lvlJc w:val="left"/>
-      <w:pPr>
-        <w:ind w:left="6120"/>
-      </w:pPr>
-      <w:rPr>
-        <w:rFonts w:ascii="Calibri" w:eastAsia="Calibri" w:hAnsi="Calibri" w:cs="Calibri"/>
-        <w:b w:val="0"/>
-        <w:i w:val="0"/>
-        <w:strike w:val="0"/>
-        <w:dstrike w:val="0"/>
-        <w:color w:val="000000"/>
-        <w:sz w:val="26"/>
-        <w:szCs w:val="26"/>
-        <w:u w:val="none" w:color="000000"/>
-        <w:bdr w:val="none" w:sz="0" w:space="0" w:color="auto"/>
-        <w:shd w:val="clear" w:color="auto" w:fill="auto"/>
-        <w:vertAlign w:val="baseline"/>
-      </w:rPr>
-    </w:lvl>
-  </w:abstractNum>
-  <w:abstractNum w:abstractNumId="11" w15:restartNumberingAfterBreak="0">
-    <w:nsid w:val="44EE2EA3"/>
-    <w:multiLevelType w:val="hybridMultilevel"/>
-    <w:tmpl w:val="A058B79E"/>
-    <w:lvl w:ilvl="0" w:tplc="ADF4D488">
-      <w:start w:val="1"/>
-      <w:numFmt w:val="decimal"/>
-      <w:lvlText w:val="%1."/>
-      <w:lvlJc w:val="left"/>
-      <w:pPr>
-        <w:ind w:left="254"/>
-      </w:pPr>
-      <w:rPr>
-        <w:rFonts w:ascii="Calibri" w:eastAsia="Calibri" w:hAnsi="Calibri" w:cs="Calibri"/>
-        <w:b w:val="0"/>
-        <w:i w:val="0"/>
-        <w:strike w:val="0"/>
-        <w:dstrike w:val="0"/>
-        <w:color w:val="000000"/>
-        <w:sz w:val="26"/>
-        <w:szCs w:val="26"/>
-        <w:u w:val="none" w:color="000000"/>
-        <w:bdr w:val="none" w:sz="0" w:space="0" w:color="auto"/>
-        <w:shd w:val="clear" w:color="auto" w:fill="auto"/>
-        <w:vertAlign w:val="baseline"/>
-      </w:rPr>
-    </w:lvl>
-    <w:lvl w:ilvl="1" w:tplc="FF74BCD2">
-      <w:start w:val="1"/>
-      <w:numFmt w:val="lowerLetter"/>
-      <w:lvlText w:val="%2"/>
-      <w:lvlJc w:val="left"/>
-      <w:pPr>
-        <w:ind w:left="1080"/>
-      </w:pPr>
-      <w:rPr>
-        <w:rFonts w:ascii="Calibri" w:eastAsia="Calibri" w:hAnsi="Calibri" w:cs="Calibri"/>
-        <w:b w:val="0"/>
-        <w:i w:val="0"/>
-        <w:strike w:val="0"/>
-        <w:dstrike w:val="0"/>
-        <w:color w:val="000000"/>
-        <w:sz w:val="26"/>
-        <w:szCs w:val="26"/>
-        <w:u w:val="none" w:color="000000"/>
-        <w:bdr w:val="none" w:sz="0" w:space="0" w:color="auto"/>
-        <w:shd w:val="clear" w:color="auto" w:fill="auto"/>
-        <w:vertAlign w:val="baseline"/>
-      </w:rPr>
-    </w:lvl>
-    <w:lvl w:ilvl="2" w:tplc="4A2869EC">
-      <w:start w:val="1"/>
-      <w:numFmt w:val="lowerRoman"/>
-      <w:lvlText w:val="%3"/>
-      <w:lvlJc w:val="left"/>
-      <w:pPr>
-        <w:ind w:left="1800"/>
-      </w:pPr>
-      <w:rPr>
-        <w:rFonts w:ascii="Calibri" w:eastAsia="Calibri" w:hAnsi="Calibri" w:cs="Calibri"/>
-        <w:b w:val="0"/>
-        <w:i w:val="0"/>
-        <w:strike w:val="0"/>
-        <w:dstrike w:val="0"/>
-        <w:color w:val="000000"/>
-        <w:sz w:val="26"/>
-        <w:szCs w:val="26"/>
-        <w:u w:val="none" w:color="000000"/>
-        <w:bdr w:val="none" w:sz="0" w:space="0" w:color="auto"/>
-        <w:shd w:val="clear" w:color="auto" w:fill="auto"/>
-        <w:vertAlign w:val="baseline"/>
-      </w:rPr>
-    </w:lvl>
-    <w:lvl w:ilvl="3" w:tplc="F8463CA8">
-      <w:start w:val="1"/>
-      <w:numFmt w:val="decimal"/>
-      <w:lvlText w:val="%4"/>
-      <w:lvlJc w:val="left"/>
-      <w:pPr>
-        <w:ind w:left="2520"/>
-      </w:pPr>
-      <w:rPr>
-        <w:rFonts w:ascii="Calibri" w:eastAsia="Calibri" w:hAnsi="Calibri" w:cs="Calibri"/>
-        <w:b w:val="0"/>
-        <w:i w:val="0"/>
-        <w:strike w:val="0"/>
-        <w:dstrike w:val="0"/>
-        <w:color w:val="000000"/>
-        <w:sz w:val="26"/>
-        <w:szCs w:val="26"/>
-        <w:u w:val="none" w:color="000000"/>
-        <w:bdr w:val="none" w:sz="0" w:space="0" w:color="auto"/>
-        <w:shd w:val="clear" w:color="auto" w:fill="auto"/>
-        <w:vertAlign w:val="baseline"/>
-      </w:rPr>
-    </w:lvl>
-    <w:lvl w:ilvl="4" w:tplc="8DF4480E">
-      <w:start w:val="1"/>
-      <w:numFmt w:val="lowerLetter"/>
-      <w:lvlText w:val="%5"/>
-      <w:lvlJc w:val="left"/>
-      <w:pPr>
-        <w:ind w:left="3240"/>
-      </w:pPr>
-      <w:rPr>
-        <w:rFonts w:ascii="Calibri" w:eastAsia="Calibri" w:hAnsi="Calibri" w:cs="Calibri"/>
-        <w:b w:val="0"/>
-        <w:i w:val="0"/>
-        <w:strike w:val="0"/>
-        <w:dstrike w:val="0"/>
-        <w:color w:val="000000"/>
-        <w:sz w:val="26"/>
-        <w:szCs w:val="26"/>
-        <w:u w:val="none" w:color="000000"/>
-        <w:bdr w:val="none" w:sz="0" w:space="0" w:color="auto"/>
-        <w:shd w:val="clear" w:color="auto" w:fill="auto"/>
-        <w:vertAlign w:val="baseline"/>
-      </w:rPr>
-    </w:lvl>
-    <w:lvl w:ilvl="5" w:tplc="A3C09FFE">
-      <w:start w:val="1"/>
-      <w:numFmt w:val="lowerRoman"/>
-      <w:lvlText w:val="%6"/>
-      <w:lvlJc w:val="left"/>
-      <w:pPr>
-        <w:ind w:left="3960"/>
-      </w:pPr>
-      <w:rPr>
-        <w:rFonts w:ascii="Calibri" w:eastAsia="Calibri" w:hAnsi="Calibri" w:cs="Calibri"/>
-        <w:b w:val="0"/>
-        <w:i w:val="0"/>
-        <w:strike w:val="0"/>
-        <w:dstrike w:val="0"/>
-        <w:color w:val="000000"/>
-        <w:sz w:val="26"/>
-        <w:szCs w:val="26"/>
-        <w:u w:val="none" w:color="000000"/>
-        <w:bdr w:val="none" w:sz="0" w:space="0" w:color="auto"/>
-        <w:shd w:val="clear" w:color="auto" w:fill="auto"/>
-        <w:vertAlign w:val="baseline"/>
-      </w:rPr>
-    </w:lvl>
-    <w:lvl w:ilvl="6" w:tplc="4914D910">
-      <w:start w:val="1"/>
-      <w:numFmt w:val="decimal"/>
-      <w:lvlText w:val="%7"/>
-      <w:lvlJc w:val="left"/>
-      <w:pPr>
-        <w:ind w:left="4680"/>
-      </w:pPr>
-      <w:rPr>
-        <w:rFonts w:ascii="Calibri" w:eastAsia="Calibri" w:hAnsi="Calibri" w:cs="Calibri"/>
-        <w:b w:val="0"/>
-        <w:i w:val="0"/>
-        <w:strike w:val="0"/>
-        <w:dstrike w:val="0"/>
-        <w:color w:val="000000"/>
-        <w:sz w:val="26"/>
-        <w:szCs w:val="26"/>
-        <w:u w:val="none" w:color="000000"/>
-        <w:bdr w:val="none" w:sz="0" w:space="0" w:color="auto"/>
-        <w:shd w:val="clear" w:color="auto" w:fill="auto"/>
-        <w:vertAlign w:val="baseline"/>
-      </w:rPr>
-    </w:lvl>
-    <w:lvl w:ilvl="7" w:tplc="EFFC3B66">
-      <w:start w:val="1"/>
-      <w:numFmt w:val="lowerLetter"/>
-      <w:lvlText w:val="%8"/>
-      <w:lvlJc w:val="left"/>
-      <w:pPr>
-        <w:ind w:left="5400"/>
-      </w:pPr>
-      <w:rPr>
-        <w:rFonts w:ascii="Calibri" w:eastAsia="Calibri" w:hAnsi="Calibri" w:cs="Calibri"/>
-        <w:b w:val="0"/>
-        <w:i w:val="0"/>
-        <w:strike w:val="0"/>
-        <w:dstrike w:val="0"/>
-        <w:color w:val="000000"/>
-        <w:sz w:val="26"/>
-        <w:szCs w:val="26"/>
-        <w:u w:val="none" w:color="000000"/>
-        <w:bdr w:val="none" w:sz="0" w:space="0" w:color="auto"/>
-        <w:shd w:val="clear" w:color="auto" w:fill="auto"/>
-        <w:vertAlign w:val="baseline"/>
-      </w:rPr>
-    </w:lvl>
-    <w:lvl w:ilvl="8" w:tplc="3F5055AC">
-      <w:start w:val="1"/>
-      <w:numFmt w:val="lowerRoman"/>
-      <w:lvlText w:val="%9"/>
-      <w:lvlJc w:val="left"/>
-      <w:pPr>
-        <w:ind w:left="6120"/>
-      </w:pPr>
-      <w:rPr>
-        <w:rFonts w:ascii="Calibri" w:eastAsia="Calibri" w:hAnsi="Calibri" w:cs="Calibri"/>
-        <w:b w:val="0"/>
-        <w:i w:val="0"/>
-        <w:strike w:val="0"/>
-        <w:dstrike w:val="0"/>
-        <w:color w:val="000000"/>
-        <w:sz w:val="26"/>
-        <w:szCs w:val="26"/>
-        <w:u w:val="none" w:color="000000"/>
-        <w:bdr w:val="none" w:sz="0" w:space="0" w:color="auto"/>
-        <w:shd w:val="clear" w:color="auto" w:fill="auto"/>
-        <w:vertAlign w:val="baseline"/>
-      </w:rPr>
-    </w:lvl>
-  </w:abstractNum>
-  <w:abstractNum w:abstractNumId="12" w15:restartNumberingAfterBreak="0">
-    <w:nsid w:val="48FE6EEA"/>
-    <w:multiLevelType w:val="hybridMultilevel"/>
-    <w:tmpl w:val="D130D998"/>
-    <w:lvl w:ilvl="0" w:tplc="1B0888A0">
+    <w:tmpl w:val="B8DA098A"/>
+    <w:lvl w:ilvl="0" w:tplc="32900DBC">
       <w:start w:val="6"/>
       <w:numFmt w:val="decimal"/>
       <w:lvlText w:val="%1."/>
@@ -7661,7 +8721,7 @@
         <w:vertAlign w:val="baseline"/>
       </w:rPr>
     </w:lvl>
-    <w:lvl w:ilvl="1" w:tplc="EB92D19A">
+    <w:lvl w:ilvl="1" w:tplc="64A48842">
       <w:start w:val="1"/>
       <w:numFmt w:val="lowerLetter"/>
       <w:lvlText w:val="%2"/>
@@ -7684,7 +8744,7 @@
         <w:vertAlign w:val="baseline"/>
       </w:rPr>
     </w:lvl>
-    <w:lvl w:ilvl="2" w:tplc="97E238AA">
+    <w:lvl w:ilvl="2" w:tplc="F5DA3718">
       <w:start w:val="1"/>
       <w:numFmt w:val="lowerRoman"/>
       <w:lvlText w:val="%3"/>
@@ -7707,7 +8767,7 @@
         <w:vertAlign w:val="baseline"/>
       </w:rPr>
     </w:lvl>
-    <w:lvl w:ilvl="3" w:tplc="2E168C02">
+    <w:lvl w:ilvl="3" w:tplc="EADA6CBC">
       <w:start w:val="1"/>
       <w:numFmt w:val="decimal"/>
       <w:lvlText w:val="%4"/>
@@ -7730,7 +8790,7 @@
         <w:vertAlign w:val="baseline"/>
       </w:rPr>
     </w:lvl>
-    <w:lvl w:ilvl="4" w:tplc="CC88F50A">
+    <w:lvl w:ilvl="4" w:tplc="EC181372">
       <w:start w:val="1"/>
       <w:numFmt w:val="lowerLetter"/>
       <w:lvlText w:val="%5"/>
@@ -7753,7 +8813,7 @@
         <w:vertAlign w:val="baseline"/>
       </w:rPr>
     </w:lvl>
-    <w:lvl w:ilvl="5" w:tplc="26ECA062">
+    <w:lvl w:ilvl="5" w:tplc="80745402">
       <w:start w:val="1"/>
       <w:numFmt w:val="lowerRoman"/>
       <w:lvlText w:val="%6"/>
@@ -7776,7 +8836,7 @@
         <w:vertAlign w:val="baseline"/>
       </w:rPr>
     </w:lvl>
-    <w:lvl w:ilvl="6" w:tplc="7220AD56">
+    <w:lvl w:ilvl="6" w:tplc="3F868208">
       <w:start w:val="1"/>
       <w:numFmt w:val="decimal"/>
       <w:lvlText w:val="%7"/>
@@ -7799,7 +8859,7 @@
         <w:vertAlign w:val="baseline"/>
       </w:rPr>
     </w:lvl>
-    <w:lvl w:ilvl="7" w:tplc="5DA87BEC">
+    <w:lvl w:ilvl="7" w:tplc="E98C3732">
       <w:start w:val="1"/>
       <w:numFmt w:val="lowerLetter"/>
       <w:lvlText w:val="%8"/>
@@ -7822,7 +8882,7 @@
         <w:vertAlign w:val="baseline"/>
       </w:rPr>
     </w:lvl>
-    <w:lvl w:ilvl="8" w:tplc="8982BDE4">
+    <w:lvl w:ilvl="8" w:tplc="F55C6DC2">
       <w:start w:val="1"/>
       <w:numFmt w:val="lowerRoman"/>
       <w:lvlText w:val="%9"/>
@@ -7846,211 +8906,848 @@
       </w:rPr>
     </w:lvl>
   </w:abstractNum>
-  <w:abstractNum w:abstractNumId="13" w15:restartNumberingAfterBreak="0">
-    <w:nsid w:val="4C6D48EF"/>
+  <w:abstractNum w:abstractNumId="18" w15:restartNumberingAfterBreak="0">
+    <w:nsid w:val="5AB7771B"/>
     <w:multiLevelType w:val="hybridMultilevel"/>
-    <w:tmpl w:val="8904D8C0"/>
-    <w:lvl w:ilvl="0" w:tplc="FEDAAF4C">
+    <w:tmpl w:val="44BC6A82"/>
+    <w:lvl w:ilvl="0" w:tplc="5A62CB00">
+      <w:start w:val="1"/>
+      <w:numFmt w:val="bullet"/>
+      <w:lvlText w:val="•"/>
+      <w:lvlJc w:val="left"/>
+      <w:pPr>
+        <w:ind w:left="720"/>
+      </w:pPr>
+      <w:rPr>
+        <w:rFonts w:ascii="Arial" w:eastAsia="Arial" w:hAnsi="Arial" w:cs="Arial"/>
+        <w:b w:val="0"/>
+        <w:i w:val="0"/>
+        <w:strike w:val="0"/>
+        <w:dstrike w:val="0"/>
+        <w:color w:val="000000"/>
+        <w:sz w:val="20"/>
+        <w:szCs w:val="20"/>
+        <w:u w:val="none" w:color="000000"/>
+        <w:bdr w:val="none" w:sz="0" w:space="0" w:color="auto"/>
+        <w:shd w:val="clear" w:color="auto" w:fill="auto"/>
+        <w:vertAlign w:val="baseline"/>
+      </w:rPr>
+    </w:lvl>
+    <w:lvl w:ilvl="1" w:tplc="3506AD08">
+      <w:start w:val="1"/>
+      <w:numFmt w:val="bullet"/>
+      <w:lvlText w:val="o"/>
+      <w:lvlJc w:val="left"/>
+      <w:pPr>
+        <w:ind w:left="1440"/>
+      </w:pPr>
+      <w:rPr>
+        <w:rFonts w:ascii="Segoe UI Symbol" w:eastAsia="Segoe UI Symbol" w:hAnsi="Segoe UI Symbol" w:cs="Segoe UI Symbol"/>
+        <w:b w:val="0"/>
+        <w:i w:val="0"/>
+        <w:strike w:val="0"/>
+        <w:dstrike w:val="0"/>
+        <w:color w:val="000000"/>
+        <w:sz w:val="20"/>
+        <w:szCs w:val="20"/>
+        <w:u w:val="none" w:color="000000"/>
+        <w:bdr w:val="none" w:sz="0" w:space="0" w:color="auto"/>
+        <w:shd w:val="clear" w:color="auto" w:fill="auto"/>
+        <w:vertAlign w:val="baseline"/>
+      </w:rPr>
+    </w:lvl>
+    <w:lvl w:ilvl="2" w:tplc="96665D60">
+      <w:start w:val="1"/>
+      <w:numFmt w:val="bullet"/>
+      <w:lvlText w:val="▪"/>
+      <w:lvlJc w:val="left"/>
+      <w:pPr>
+        <w:ind w:left="2160"/>
+      </w:pPr>
+      <w:rPr>
+        <w:rFonts w:ascii="Segoe UI Symbol" w:eastAsia="Segoe UI Symbol" w:hAnsi="Segoe UI Symbol" w:cs="Segoe UI Symbol"/>
+        <w:b w:val="0"/>
+        <w:i w:val="0"/>
+        <w:strike w:val="0"/>
+        <w:dstrike w:val="0"/>
+        <w:color w:val="000000"/>
+        <w:sz w:val="20"/>
+        <w:szCs w:val="20"/>
+        <w:u w:val="none" w:color="000000"/>
+        <w:bdr w:val="none" w:sz="0" w:space="0" w:color="auto"/>
+        <w:shd w:val="clear" w:color="auto" w:fill="auto"/>
+        <w:vertAlign w:val="baseline"/>
+      </w:rPr>
+    </w:lvl>
+    <w:lvl w:ilvl="3" w:tplc="7E82B980">
+      <w:start w:val="1"/>
+      <w:numFmt w:val="bullet"/>
+      <w:lvlText w:val="•"/>
+      <w:lvlJc w:val="left"/>
+      <w:pPr>
+        <w:ind w:left="2880"/>
+      </w:pPr>
+      <w:rPr>
+        <w:rFonts w:ascii="Arial" w:eastAsia="Arial" w:hAnsi="Arial" w:cs="Arial"/>
+        <w:b w:val="0"/>
+        <w:i w:val="0"/>
+        <w:strike w:val="0"/>
+        <w:dstrike w:val="0"/>
+        <w:color w:val="000000"/>
+        <w:sz w:val="20"/>
+        <w:szCs w:val="20"/>
+        <w:u w:val="none" w:color="000000"/>
+        <w:bdr w:val="none" w:sz="0" w:space="0" w:color="auto"/>
+        <w:shd w:val="clear" w:color="auto" w:fill="auto"/>
+        <w:vertAlign w:val="baseline"/>
+      </w:rPr>
+    </w:lvl>
+    <w:lvl w:ilvl="4" w:tplc="1948403E">
+      <w:start w:val="1"/>
+      <w:numFmt w:val="bullet"/>
+      <w:lvlText w:val="o"/>
+      <w:lvlJc w:val="left"/>
+      <w:pPr>
+        <w:ind w:left="3600"/>
+      </w:pPr>
+      <w:rPr>
+        <w:rFonts w:ascii="Segoe UI Symbol" w:eastAsia="Segoe UI Symbol" w:hAnsi="Segoe UI Symbol" w:cs="Segoe UI Symbol"/>
+        <w:b w:val="0"/>
+        <w:i w:val="0"/>
+        <w:strike w:val="0"/>
+        <w:dstrike w:val="0"/>
+        <w:color w:val="000000"/>
+        <w:sz w:val="20"/>
+        <w:szCs w:val="20"/>
+        <w:u w:val="none" w:color="000000"/>
+        <w:bdr w:val="none" w:sz="0" w:space="0" w:color="auto"/>
+        <w:shd w:val="clear" w:color="auto" w:fill="auto"/>
+        <w:vertAlign w:val="baseline"/>
+      </w:rPr>
+    </w:lvl>
+    <w:lvl w:ilvl="5" w:tplc="D9E49EE4">
+      <w:start w:val="1"/>
+      <w:numFmt w:val="bullet"/>
+      <w:lvlText w:val="▪"/>
+      <w:lvlJc w:val="left"/>
+      <w:pPr>
+        <w:ind w:left="4320"/>
+      </w:pPr>
+      <w:rPr>
+        <w:rFonts w:ascii="Segoe UI Symbol" w:eastAsia="Segoe UI Symbol" w:hAnsi="Segoe UI Symbol" w:cs="Segoe UI Symbol"/>
+        <w:b w:val="0"/>
+        <w:i w:val="0"/>
+        <w:strike w:val="0"/>
+        <w:dstrike w:val="0"/>
+        <w:color w:val="000000"/>
+        <w:sz w:val="20"/>
+        <w:szCs w:val="20"/>
+        <w:u w:val="none" w:color="000000"/>
+        <w:bdr w:val="none" w:sz="0" w:space="0" w:color="auto"/>
+        <w:shd w:val="clear" w:color="auto" w:fill="auto"/>
+        <w:vertAlign w:val="baseline"/>
+      </w:rPr>
+    </w:lvl>
+    <w:lvl w:ilvl="6" w:tplc="01124A1A">
+      <w:start w:val="1"/>
+      <w:numFmt w:val="bullet"/>
+      <w:lvlText w:val="•"/>
+      <w:lvlJc w:val="left"/>
+      <w:pPr>
+        <w:ind w:left="5040"/>
+      </w:pPr>
+      <w:rPr>
+        <w:rFonts w:ascii="Arial" w:eastAsia="Arial" w:hAnsi="Arial" w:cs="Arial"/>
+        <w:b w:val="0"/>
+        <w:i w:val="0"/>
+        <w:strike w:val="0"/>
+        <w:dstrike w:val="0"/>
+        <w:color w:val="000000"/>
+        <w:sz w:val="20"/>
+        <w:szCs w:val="20"/>
+        <w:u w:val="none" w:color="000000"/>
+        <w:bdr w:val="none" w:sz="0" w:space="0" w:color="auto"/>
+        <w:shd w:val="clear" w:color="auto" w:fill="auto"/>
+        <w:vertAlign w:val="baseline"/>
+      </w:rPr>
+    </w:lvl>
+    <w:lvl w:ilvl="7" w:tplc="2FD2EC9E">
+      <w:start w:val="1"/>
+      <w:numFmt w:val="bullet"/>
+      <w:lvlText w:val="o"/>
+      <w:lvlJc w:val="left"/>
+      <w:pPr>
+        <w:ind w:left="5760"/>
+      </w:pPr>
+      <w:rPr>
+        <w:rFonts w:ascii="Segoe UI Symbol" w:eastAsia="Segoe UI Symbol" w:hAnsi="Segoe UI Symbol" w:cs="Segoe UI Symbol"/>
+        <w:b w:val="0"/>
+        <w:i w:val="0"/>
+        <w:strike w:val="0"/>
+        <w:dstrike w:val="0"/>
+        <w:color w:val="000000"/>
+        <w:sz w:val="20"/>
+        <w:szCs w:val="20"/>
+        <w:u w:val="none" w:color="000000"/>
+        <w:bdr w:val="none" w:sz="0" w:space="0" w:color="auto"/>
+        <w:shd w:val="clear" w:color="auto" w:fill="auto"/>
+        <w:vertAlign w:val="baseline"/>
+      </w:rPr>
+    </w:lvl>
+    <w:lvl w:ilvl="8" w:tplc="1E8071D4">
+      <w:start w:val="1"/>
+      <w:numFmt w:val="bullet"/>
+      <w:lvlText w:val="▪"/>
+      <w:lvlJc w:val="left"/>
+      <w:pPr>
+        <w:ind w:left="6480"/>
+      </w:pPr>
+      <w:rPr>
+        <w:rFonts w:ascii="Segoe UI Symbol" w:eastAsia="Segoe UI Symbol" w:hAnsi="Segoe UI Symbol" w:cs="Segoe UI Symbol"/>
+        <w:b w:val="0"/>
+        <w:i w:val="0"/>
+        <w:strike w:val="0"/>
+        <w:dstrike w:val="0"/>
+        <w:color w:val="000000"/>
+        <w:sz w:val="20"/>
+        <w:szCs w:val="20"/>
+        <w:u w:val="none" w:color="000000"/>
+        <w:bdr w:val="none" w:sz="0" w:space="0" w:color="auto"/>
+        <w:shd w:val="clear" w:color="auto" w:fill="auto"/>
+        <w:vertAlign w:val="baseline"/>
+      </w:rPr>
+    </w:lvl>
+  </w:abstractNum>
+  <w:abstractNum w:abstractNumId="19" w15:restartNumberingAfterBreak="0">
+    <w:nsid w:val="6F2416CA"/>
+    <w:multiLevelType w:val="hybridMultilevel"/>
+    <w:tmpl w:val="F7B20368"/>
+    <w:lvl w:ilvl="0" w:tplc="E924AB78">
+      <w:start w:val="1"/>
+      <w:numFmt w:val="decimal"/>
+      <w:lvlText w:val="%1."/>
+      <w:lvlJc w:val="left"/>
+      <w:pPr>
+        <w:ind w:left="259"/>
+      </w:pPr>
+      <w:rPr>
+        <w:rFonts w:ascii="Calibri" w:eastAsia="Calibri" w:hAnsi="Calibri" w:cs="Calibri"/>
+        <w:b/>
+        <w:bCs/>
+        <w:i w:val="0"/>
+        <w:strike w:val="0"/>
+        <w:dstrike w:val="0"/>
+        <w:color w:val="000000"/>
+        <w:sz w:val="26"/>
+        <w:szCs w:val="26"/>
+        <w:u w:val="none" w:color="000000"/>
+        <w:bdr w:val="none" w:sz="0" w:space="0" w:color="auto"/>
+        <w:shd w:val="clear" w:color="auto" w:fill="auto"/>
+        <w:vertAlign w:val="baseline"/>
+      </w:rPr>
+    </w:lvl>
+    <w:lvl w:ilvl="1" w:tplc="84A2C2B8">
+      <w:start w:val="1"/>
+      <w:numFmt w:val="bullet"/>
+      <w:lvlText w:val="•"/>
+      <w:lvlJc w:val="left"/>
+      <w:pPr>
+        <w:ind w:left="720"/>
+      </w:pPr>
+      <w:rPr>
+        <w:rFonts w:ascii="Arial" w:eastAsia="Arial" w:hAnsi="Arial" w:cs="Arial"/>
+        <w:b w:val="0"/>
+        <w:i w:val="0"/>
+        <w:strike w:val="0"/>
+        <w:dstrike w:val="0"/>
+        <w:color w:val="000000"/>
+        <w:sz w:val="20"/>
+        <w:szCs w:val="20"/>
+        <w:u w:val="none" w:color="000000"/>
+        <w:bdr w:val="none" w:sz="0" w:space="0" w:color="auto"/>
+        <w:shd w:val="clear" w:color="auto" w:fill="auto"/>
+        <w:vertAlign w:val="baseline"/>
+      </w:rPr>
+    </w:lvl>
+    <w:lvl w:ilvl="2" w:tplc="BE30DCA6">
+      <w:start w:val="1"/>
+      <w:numFmt w:val="bullet"/>
+      <w:lvlText w:val="▪"/>
+      <w:lvlJc w:val="left"/>
+      <w:pPr>
+        <w:ind w:left="1440"/>
+      </w:pPr>
+      <w:rPr>
+        <w:rFonts w:ascii="Segoe UI Symbol" w:eastAsia="Segoe UI Symbol" w:hAnsi="Segoe UI Symbol" w:cs="Segoe UI Symbol"/>
+        <w:b w:val="0"/>
+        <w:i w:val="0"/>
+        <w:strike w:val="0"/>
+        <w:dstrike w:val="0"/>
+        <w:color w:val="000000"/>
+        <w:sz w:val="20"/>
+        <w:szCs w:val="20"/>
+        <w:u w:val="none" w:color="000000"/>
+        <w:bdr w:val="none" w:sz="0" w:space="0" w:color="auto"/>
+        <w:shd w:val="clear" w:color="auto" w:fill="auto"/>
+        <w:vertAlign w:val="baseline"/>
+      </w:rPr>
+    </w:lvl>
+    <w:lvl w:ilvl="3" w:tplc="7856D620">
+      <w:start w:val="1"/>
+      <w:numFmt w:val="bullet"/>
+      <w:lvlText w:val="•"/>
+      <w:lvlJc w:val="left"/>
+      <w:pPr>
+        <w:ind w:left="2160"/>
+      </w:pPr>
+      <w:rPr>
+        <w:rFonts w:ascii="Arial" w:eastAsia="Arial" w:hAnsi="Arial" w:cs="Arial"/>
+        <w:b w:val="0"/>
+        <w:i w:val="0"/>
+        <w:strike w:val="0"/>
+        <w:dstrike w:val="0"/>
+        <w:color w:val="000000"/>
+        <w:sz w:val="20"/>
+        <w:szCs w:val="20"/>
+        <w:u w:val="none" w:color="000000"/>
+        <w:bdr w:val="none" w:sz="0" w:space="0" w:color="auto"/>
+        <w:shd w:val="clear" w:color="auto" w:fill="auto"/>
+        <w:vertAlign w:val="baseline"/>
+      </w:rPr>
+    </w:lvl>
+    <w:lvl w:ilvl="4" w:tplc="3D4293DA">
+      <w:start w:val="1"/>
+      <w:numFmt w:val="bullet"/>
+      <w:lvlText w:val="o"/>
+      <w:lvlJc w:val="left"/>
+      <w:pPr>
+        <w:ind w:left="2880"/>
+      </w:pPr>
+      <w:rPr>
+        <w:rFonts w:ascii="Segoe UI Symbol" w:eastAsia="Segoe UI Symbol" w:hAnsi="Segoe UI Symbol" w:cs="Segoe UI Symbol"/>
+        <w:b w:val="0"/>
+        <w:i w:val="0"/>
+        <w:strike w:val="0"/>
+        <w:dstrike w:val="0"/>
+        <w:color w:val="000000"/>
+        <w:sz w:val="20"/>
+        <w:szCs w:val="20"/>
+        <w:u w:val="none" w:color="000000"/>
+        <w:bdr w:val="none" w:sz="0" w:space="0" w:color="auto"/>
+        <w:shd w:val="clear" w:color="auto" w:fill="auto"/>
+        <w:vertAlign w:val="baseline"/>
+      </w:rPr>
+    </w:lvl>
+    <w:lvl w:ilvl="5" w:tplc="B2028686">
+      <w:start w:val="1"/>
+      <w:numFmt w:val="bullet"/>
+      <w:lvlText w:val="▪"/>
+      <w:lvlJc w:val="left"/>
+      <w:pPr>
+        <w:ind w:left="3600"/>
+      </w:pPr>
+      <w:rPr>
+        <w:rFonts w:ascii="Segoe UI Symbol" w:eastAsia="Segoe UI Symbol" w:hAnsi="Segoe UI Symbol" w:cs="Segoe UI Symbol"/>
+        <w:b w:val="0"/>
+        <w:i w:val="0"/>
+        <w:strike w:val="0"/>
+        <w:dstrike w:val="0"/>
+        <w:color w:val="000000"/>
+        <w:sz w:val="20"/>
+        <w:szCs w:val="20"/>
+        <w:u w:val="none" w:color="000000"/>
+        <w:bdr w:val="none" w:sz="0" w:space="0" w:color="auto"/>
+        <w:shd w:val="clear" w:color="auto" w:fill="auto"/>
+        <w:vertAlign w:val="baseline"/>
+      </w:rPr>
+    </w:lvl>
+    <w:lvl w:ilvl="6" w:tplc="346C8BFE">
+      <w:start w:val="1"/>
+      <w:numFmt w:val="bullet"/>
+      <w:lvlText w:val="•"/>
+      <w:lvlJc w:val="left"/>
+      <w:pPr>
+        <w:ind w:left="4320"/>
+      </w:pPr>
+      <w:rPr>
+        <w:rFonts w:ascii="Arial" w:eastAsia="Arial" w:hAnsi="Arial" w:cs="Arial"/>
+        <w:b w:val="0"/>
+        <w:i w:val="0"/>
+        <w:strike w:val="0"/>
+        <w:dstrike w:val="0"/>
+        <w:color w:val="000000"/>
+        <w:sz w:val="20"/>
+        <w:szCs w:val="20"/>
+        <w:u w:val="none" w:color="000000"/>
+        <w:bdr w:val="none" w:sz="0" w:space="0" w:color="auto"/>
+        <w:shd w:val="clear" w:color="auto" w:fill="auto"/>
+        <w:vertAlign w:val="baseline"/>
+      </w:rPr>
+    </w:lvl>
+    <w:lvl w:ilvl="7" w:tplc="24820138">
+      <w:start w:val="1"/>
+      <w:numFmt w:val="bullet"/>
+      <w:lvlText w:val="o"/>
+      <w:lvlJc w:val="left"/>
+      <w:pPr>
+        <w:ind w:left="5040"/>
+      </w:pPr>
+      <w:rPr>
+        <w:rFonts w:ascii="Segoe UI Symbol" w:eastAsia="Segoe UI Symbol" w:hAnsi="Segoe UI Symbol" w:cs="Segoe UI Symbol"/>
+        <w:b w:val="0"/>
+        <w:i w:val="0"/>
+        <w:strike w:val="0"/>
+        <w:dstrike w:val="0"/>
+        <w:color w:val="000000"/>
+        <w:sz w:val="20"/>
+        <w:szCs w:val="20"/>
+        <w:u w:val="none" w:color="000000"/>
+        <w:bdr w:val="none" w:sz="0" w:space="0" w:color="auto"/>
+        <w:shd w:val="clear" w:color="auto" w:fill="auto"/>
+        <w:vertAlign w:val="baseline"/>
+      </w:rPr>
+    </w:lvl>
+    <w:lvl w:ilvl="8" w:tplc="3FFC1642">
+      <w:start w:val="1"/>
+      <w:numFmt w:val="bullet"/>
+      <w:lvlText w:val="▪"/>
+      <w:lvlJc w:val="left"/>
+      <w:pPr>
+        <w:ind w:left="5760"/>
+      </w:pPr>
+      <w:rPr>
+        <w:rFonts w:ascii="Segoe UI Symbol" w:eastAsia="Segoe UI Symbol" w:hAnsi="Segoe UI Symbol" w:cs="Segoe UI Symbol"/>
+        <w:b w:val="0"/>
+        <w:i w:val="0"/>
+        <w:strike w:val="0"/>
+        <w:dstrike w:val="0"/>
+        <w:color w:val="000000"/>
+        <w:sz w:val="20"/>
+        <w:szCs w:val="20"/>
+        <w:u w:val="none" w:color="000000"/>
+        <w:bdr w:val="none" w:sz="0" w:space="0" w:color="auto"/>
+        <w:shd w:val="clear" w:color="auto" w:fill="auto"/>
+        <w:vertAlign w:val="baseline"/>
+      </w:rPr>
+    </w:lvl>
+  </w:abstractNum>
+  <w:abstractNum w:abstractNumId="20" w15:restartNumberingAfterBreak="0">
+    <w:nsid w:val="7023441A"/>
+    <w:multiLevelType w:val="hybridMultilevel"/>
+    <w:tmpl w:val="97D44310"/>
+    <w:lvl w:ilvl="0" w:tplc="31D406DC">
+      <w:start w:val="1"/>
+      <w:numFmt w:val="decimal"/>
+      <w:lvlText w:val="%1."/>
+      <w:lvlJc w:val="left"/>
+      <w:pPr>
+        <w:ind w:left="254"/>
+      </w:pPr>
+      <w:rPr>
+        <w:rFonts w:ascii="Calibri" w:eastAsia="Calibri" w:hAnsi="Calibri" w:cs="Calibri"/>
+        <w:b w:val="0"/>
+        <w:i w:val="0"/>
+        <w:strike w:val="0"/>
+        <w:dstrike w:val="0"/>
+        <w:color w:val="000000"/>
+        <w:sz w:val="26"/>
+        <w:szCs w:val="26"/>
+        <w:u w:val="none" w:color="000000"/>
+        <w:bdr w:val="none" w:sz="0" w:space="0" w:color="auto"/>
+        <w:shd w:val="clear" w:color="auto" w:fill="auto"/>
+        <w:vertAlign w:val="baseline"/>
+      </w:rPr>
+    </w:lvl>
+    <w:lvl w:ilvl="1" w:tplc="833CFBCA">
+      <w:start w:val="1"/>
+      <w:numFmt w:val="bullet"/>
+      <w:lvlText w:val="•"/>
+      <w:lvlJc w:val="left"/>
+      <w:pPr>
+        <w:ind w:left="720"/>
+      </w:pPr>
+      <w:rPr>
+        <w:rFonts w:ascii="Arial" w:eastAsia="Arial" w:hAnsi="Arial" w:cs="Arial"/>
+        <w:b w:val="0"/>
+        <w:i w:val="0"/>
+        <w:strike w:val="0"/>
+        <w:dstrike w:val="0"/>
+        <w:color w:val="000000"/>
+        <w:sz w:val="20"/>
+        <w:szCs w:val="20"/>
+        <w:u w:val="none" w:color="000000"/>
+        <w:bdr w:val="none" w:sz="0" w:space="0" w:color="auto"/>
+        <w:shd w:val="clear" w:color="auto" w:fill="auto"/>
+        <w:vertAlign w:val="baseline"/>
+      </w:rPr>
+    </w:lvl>
+    <w:lvl w:ilvl="2" w:tplc="09CE7218">
+      <w:start w:val="1"/>
+      <w:numFmt w:val="bullet"/>
+      <w:lvlText w:val="▪"/>
+      <w:lvlJc w:val="left"/>
+      <w:pPr>
+        <w:ind w:left="1440"/>
+      </w:pPr>
+      <w:rPr>
+        <w:rFonts w:ascii="Segoe UI Symbol" w:eastAsia="Segoe UI Symbol" w:hAnsi="Segoe UI Symbol" w:cs="Segoe UI Symbol"/>
+        <w:b w:val="0"/>
+        <w:i w:val="0"/>
+        <w:strike w:val="0"/>
+        <w:dstrike w:val="0"/>
+        <w:color w:val="000000"/>
+        <w:sz w:val="20"/>
+        <w:szCs w:val="20"/>
+        <w:u w:val="none" w:color="000000"/>
+        <w:bdr w:val="none" w:sz="0" w:space="0" w:color="auto"/>
+        <w:shd w:val="clear" w:color="auto" w:fill="auto"/>
+        <w:vertAlign w:val="baseline"/>
+      </w:rPr>
+    </w:lvl>
+    <w:lvl w:ilvl="3" w:tplc="5B6818D0">
+      <w:start w:val="1"/>
+      <w:numFmt w:val="bullet"/>
+      <w:lvlText w:val="•"/>
+      <w:lvlJc w:val="left"/>
+      <w:pPr>
+        <w:ind w:left="2160"/>
+      </w:pPr>
+      <w:rPr>
+        <w:rFonts w:ascii="Arial" w:eastAsia="Arial" w:hAnsi="Arial" w:cs="Arial"/>
+        <w:b w:val="0"/>
+        <w:i w:val="0"/>
+        <w:strike w:val="0"/>
+        <w:dstrike w:val="0"/>
+        <w:color w:val="000000"/>
+        <w:sz w:val="20"/>
+        <w:szCs w:val="20"/>
+        <w:u w:val="none" w:color="000000"/>
+        <w:bdr w:val="none" w:sz="0" w:space="0" w:color="auto"/>
+        <w:shd w:val="clear" w:color="auto" w:fill="auto"/>
+        <w:vertAlign w:val="baseline"/>
+      </w:rPr>
+    </w:lvl>
+    <w:lvl w:ilvl="4" w:tplc="48B84484">
+      <w:start w:val="1"/>
+      <w:numFmt w:val="bullet"/>
+      <w:lvlText w:val="o"/>
+      <w:lvlJc w:val="left"/>
+      <w:pPr>
+        <w:ind w:left="2880"/>
+      </w:pPr>
+      <w:rPr>
+        <w:rFonts w:ascii="Segoe UI Symbol" w:eastAsia="Segoe UI Symbol" w:hAnsi="Segoe UI Symbol" w:cs="Segoe UI Symbol"/>
+        <w:b w:val="0"/>
+        <w:i w:val="0"/>
+        <w:strike w:val="0"/>
+        <w:dstrike w:val="0"/>
+        <w:color w:val="000000"/>
+        <w:sz w:val="20"/>
+        <w:szCs w:val="20"/>
+        <w:u w:val="none" w:color="000000"/>
+        <w:bdr w:val="none" w:sz="0" w:space="0" w:color="auto"/>
+        <w:shd w:val="clear" w:color="auto" w:fill="auto"/>
+        <w:vertAlign w:val="baseline"/>
+      </w:rPr>
+    </w:lvl>
+    <w:lvl w:ilvl="5" w:tplc="0D32ADC0">
+      <w:start w:val="1"/>
+      <w:numFmt w:val="bullet"/>
+      <w:lvlText w:val="▪"/>
+      <w:lvlJc w:val="left"/>
+      <w:pPr>
+        <w:ind w:left="3600"/>
+      </w:pPr>
+      <w:rPr>
+        <w:rFonts w:ascii="Segoe UI Symbol" w:eastAsia="Segoe UI Symbol" w:hAnsi="Segoe UI Symbol" w:cs="Segoe UI Symbol"/>
+        <w:b w:val="0"/>
+        <w:i w:val="0"/>
+        <w:strike w:val="0"/>
+        <w:dstrike w:val="0"/>
+        <w:color w:val="000000"/>
+        <w:sz w:val="20"/>
+        <w:szCs w:val="20"/>
+        <w:u w:val="none" w:color="000000"/>
+        <w:bdr w:val="none" w:sz="0" w:space="0" w:color="auto"/>
+        <w:shd w:val="clear" w:color="auto" w:fill="auto"/>
+        <w:vertAlign w:val="baseline"/>
+      </w:rPr>
+    </w:lvl>
+    <w:lvl w:ilvl="6" w:tplc="4DBED0A0">
+      <w:start w:val="1"/>
+      <w:numFmt w:val="bullet"/>
+      <w:lvlText w:val="•"/>
+      <w:lvlJc w:val="left"/>
+      <w:pPr>
+        <w:ind w:left="4320"/>
+      </w:pPr>
+      <w:rPr>
+        <w:rFonts w:ascii="Arial" w:eastAsia="Arial" w:hAnsi="Arial" w:cs="Arial"/>
+        <w:b w:val="0"/>
+        <w:i w:val="0"/>
+        <w:strike w:val="0"/>
+        <w:dstrike w:val="0"/>
+        <w:color w:val="000000"/>
+        <w:sz w:val="20"/>
+        <w:szCs w:val="20"/>
+        <w:u w:val="none" w:color="000000"/>
+        <w:bdr w:val="none" w:sz="0" w:space="0" w:color="auto"/>
+        <w:shd w:val="clear" w:color="auto" w:fill="auto"/>
+        <w:vertAlign w:val="baseline"/>
+      </w:rPr>
+    </w:lvl>
+    <w:lvl w:ilvl="7" w:tplc="220ED766">
+      <w:start w:val="1"/>
+      <w:numFmt w:val="bullet"/>
+      <w:lvlText w:val="o"/>
+      <w:lvlJc w:val="left"/>
+      <w:pPr>
+        <w:ind w:left="5040"/>
+      </w:pPr>
+      <w:rPr>
+        <w:rFonts w:ascii="Segoe UI Symbol" w:eastAsia="Segoe UI Symbol" w:hAnsi="Segoe UI Symbol" w:cs="Segoe UI Symbol"/>
+        <w:b w:val="0"/>
+        <w:i w:val="0"/>
+        <w:strike w:val="0"/>
+        <w:dstrike w:val="0"/>
+        <w:color w:val="000000"/>
+        <w:sz w:val="20"/>
+        <w:szCs w:val="20"/>
+        <w:u w:val="none" w:color="000000"/>
+        <w:bdr w:val="none" w:sz="0" w:space="0" w:color="auto"/>
+        <w:shd w:val="clear" w:color="auto" w:fill="auto"/>
+        <w:vertAlign w:val="baseline"/>
+      </w:rPr>
+    </w:lvl>
+    <w:lvl w:ilvl="8" w:tplc="E98C27A2">
+      <w:start w:val="1"/>
+      <w:numFmt w:val="bullet"/>
+      <w:lvlText w:val="▪"/>
+      <w:lvlJc w:val="left"/>
+      <w:pPr>
+        <w:ind w:left="5760"/>
+      </w:pPr>
+      <w:rPr>
+        <w:rFonts w:ascii="Segoe UI Symbol" w:eastAsia="Segoe UI Symbol" w:hAnsi="Segoe UI Symbol" w:cs="Segoe UI Symbol"/>
+        <w:b w:val="0"/>
+        <w:i w:val="0"/>
+        <w:strike w:val="0"/>
+        <w:dstrike w:val="0"/>
+        <w:color w:val="000000"/>
+        <w:sz w:val="20"/>
+        <w:szCs w:val="20"/>
+        <w:u w:val="none" w:color="000000"/>
+        <w:bdr w:val="none" w:sz="0" w:space="0" w:color="auto"/>
+        <w:shd w:val="clear" w:color="auto" w:fill="auto"/>
+        <w:vertAlign w:val="baseline"/>
+      </w:rPr>
+    </w:lvl>
+  </w:abstractNum>
+  <w:abstractNum w:abstractNumId="21" w15:restartNumberingAfterBreak="0">
+    <w:nsid w:val="75DC55C9"/>
+    <w:multiLevelType w:val="hybridMultilevel"/>
+    <w:tmpl w:val="A282F35E"/>
+    <w:lvl w:ilvl="0" w:tplc="F27AC98A">
       <w:start w:val="1"/>
       <w:numFmt w:val="bullet"/>
       <w:lvlText w:val="-"/>
       <w:lvlJc w:val="left"/>
       <w:pPr>
-        <w:ind w:left="137"/>
-      </w:pPr>
-      <w:rPr>
-        <w:rFonts w:ascii="Calibri" w:eastAsia="Calibri" w:hAnsi="Calibri" w:cs="Calibri"/>
-        <w:b w:val="0"/>
-        <w:i w:val="0"/>
-        <w:strike w:val="0"/>
-        <w:dstrike w:val="0"/>
-        <w:color w:val="000000"/>
-        <w:sz w:val="26"/>
-        <w:szCs w:val="26"/>
-        <w:u w:val="none" w:color="000000"/>
-        <w:bdr w:val="none" w:sz="0" w:space="0" w:color="auto"/>
-        <w:shd w:val="clear" w:color="auto" w:fill="auto"/>
-        <w:vertAlign w:val="baseline"/>
-      </w:rPr>
-    </w:lvl>
-    <w:lvl w:ilvl="1" w:tplc="67CED8B6">
+        <w:ind w:left="139"/>
+      </w:pPr>
+      <w:rPr>
+        <w:rFonts w:ascii="Calibri" w:eastAsia="Calibri" w:hAnsi="Calibri" w:cs="Calibri"/>
+        <w:b w:val="0"/>
+        <w:i w:val="0"/>
+        <w:strike w:val="0"/>
+        <w:dstrike w:val="0"/>
+        <w:color w:val="000000"/>
+        <w:sz w:val="26"/>
+        <w:szCs w:val="26"/>
+        <w:u w:val="none" w:color="000000"/>
+        <w:bdr w:val="none" w:sz="0" w:space="0" w:color="auto"/>
+        <w:shd w:val="clear" w:color="auto" w:fill="auto"/>
+        <w:vertAlign w:val="baseline"/>
+      </w:rPr>
+    </w:lvl>
+    <w:lvl w:ilvl="1" w:tplc="4AC61634">
+      <w:start w:val="1"/>
+      <w:numFmt w:val="bullet"/>
+      <w:lvlText w:val="o"/>
+      <w:lvlJc w:val="left"/>
+      <w:pPr>
+        <w:ind w:left="1255"/>
+      </w:pPr>
+      <w:rPr>
+        <w:rFonts w:ascii="Calibri" w:eastAsia="Calibri" w:hAnsi="Calibri" w:cs="Calibri"/>
+        <w:b w:val="0"/>
+        <w:i w:val="0"/>
+        <w:strike w:val="0"/>
+        <w:dstrike w:val="0"/>
+        <w:color w:val="000000"/>
+        <w:sz w:val="26"/>
+        <w:szCs w:val="26"/>
+        <w:u w:val="none" w:color="000000"/>
+        <w:bdr w:val="none" w:sz="0" w:space="0" w:color="auto"/>
+        <w:shd w:val="clear" w:color="auto" w:fill="auto"/>
+        <w:vertAlign w:val="baseline"/>
+      </w:rPr>
+    </w:lvl>
+    <w:lvl w:ilvl="2" w:tplc="35AC8974">
+      <w:start w:val="1"/>
+      <w:numFmt w:val="bullet"/>
+      <w:lvlText w:val="▪"/>
+      <w:lvlJc w:val="left"/>
+      <w:pPr>
+        <w:ind w:left="1975"/>
+      </w:pPr>
+      <w:rPr>
+        <w:rFonts w:ascii="Calibri" w:eastAsia="Calibri" w:hAnsi="Calibri" w:cs="Calibri"/>
+        <w:b w:val="0"/>
+        <w:i w:val="0"/>
+        <w:strike w:val="0"/>
+        <w:dstrike w:val="0"/>
+        <w:color w:val="000000"/>
+        <w:sz w:val="26"/>
+        <w:szCs w:val="26"/>
+        <w:u w:val="none" w:color="000000"/>
+        <w:bdr w:val="none" w:sz="0" w:space="0" w:color="auto"/>
+        <w:shd w:val="clear" w:color="auto" w:fill="auto"/>
+        <w:vertAlign w:val="baseline"/>
+      </w:rPr>
+    </w:lvl>
+    <w:lvl w:ilvl="3" w:tplc="C9C89F96">
       <w:start w:val="1"/>
       <w:numFmt w:val="bullet"/>
       <w:lvlText w:val="•"/>
       <w:lvlJc w:val="left"/>
       <w:pPr>
-        <w:ind w:left="720"/>
-      </w:pPr>
-      <w:rPr>
-        <w:rFonts w:ascii="Arial" w:eastAsia="Arial" w:hAnsi="Arial" w:cs="Arial"/>
-        <w:b w:val="0"/>
-        <w:i w:val="0"/>
-        <w:strike w:val="0"/>
-        <w:dstrike w:val="0"/>
-        <w:color w:val="000000"/>
-        <w:sz w:val="20"/>
-        <w:szCs w:val="20"/>
-        <w:u w:val="none" w:color="000000"/>
-        <w:bdr w:val="none" w:sz="0" w:space="0" w:color="auto"/>
-        <w:shd w:val="clear" w:color="auto" w:fill="auto"/>
-        <w:vertAlign w:val="baseline"/>
-      </w:rPr>
-    </w:lvl>
-    <w:lvl w:ilvl="2" w:tplc="75A6FE4E">
+        <w:ind w:left="2695"/>
+      </w:pPr>
+      <w:rPr>
+        <w:rFonts w:ascii="Calibri" w:eastAsia="Calibri" w:hAnsi="Calibri" w:cs="Calibri"/>
+        <w:b w:val="0"/>
+        <w:i w:val="0"/>
+        <w:strike w:val="0"/>
+        <w:dstrike w:val="0"/>
+        <w:color w:val="000000"/>
+        <w:sz w:val="26"/>
+        <w:szCs w:val="26"/>
+        <w:u w:val="none" w:color="000000"/>
+        <w:bdr w:val="none" w:sz="0" w:space="0" w:color="auto"/>
+        <w:shd w:val="clear" w:color="auto" w:fill="auto"/>
+        <w:vertAlign w:val="baseline"/>
+      </w:rPr>
+    </w:lvl>
+    <w:lvl w:ilvl="4" w:tplc="E19EF2FE">
+      <w:start w:val="1"/>
+      <w:numFmt w:val="bullet"/>
+      <w:lvlText w:val="o"/>
+      <w:lvlJc w:val="left"/>
+      <w:pPr>
+        <w:ind w:left="3415"/>
+      </w:pPr>
+      <w:rPr>
+        <w:rFonts w:ascii="Calibri" w:eastAsia="Calibri" w:hAnsi="Calibri" w:cs="Calibri"/>
+        <w:b w:val="0"/>
+        <w:i w:val="0"/>
+        <w:strike w:val="0"/>
+        <w:dstrike w:val="0"/>
+        <w:color w:val="000000"/>
+        <w:sz w:val="26"/>
+        <w:szCs w:val="26"/>
+        <w:u w:val="none" w:color="000000"/>
+        <w:bdr w:val="none" w:sz="0" w:space="0" w:color="auto"/>
+        <w:shd w:val="clear" w:color="auto" w:fill="auto"/>
+        <w:vertAlign w:val="baseline"/>
+      </w:rPr>
+    </w:lvl>
+    <w:lvl w:ilvl="5" w:tplc="BB9CFE4C">
       <w:start w:val="1"/>
       <w:numFmt w:val="bullet"/>
       <w:lvlText w:val="▪"/>
       <w:lvlJc w:val="left"/>
       <w:pPr>
-        <w:ind w:left="1440"/>
-      </w:pPr>
-      <w:rPr>
-        <w:rFonts w:ascii="Segoe UI Symbol" w:eastAsia="Segoe UI Symbol" w:hAnsi="Segoe UI Symbol" w:cs="Segoe UI Symbol"/>
-        <w:b w:val="0"/>
-        <w:i w:val="0"/>
-        <w:strike w:val="0"/>
-        <w:dstrike w:val="0"/>
-        <w:color w:val="000000"/>
-        <w:sz w:val="20"/>
-        <w:szCs w:val="20"/>
-        <w:u w:val="none" w:color="000000"/>
-        <w:bdr w:val="none" w:sz="0" w:space="0" w:color="auto"/>
-        <w:shd w:val="clear" w:color="auto" w:fill="auto"/>
-        <w:vertAlign w:val="baseline"/>
-      </w:rPr>
-    </w:lvl>
-    <w:lvl w:ilvl="3" w:tplc="C4A2F286">
+        <w:ind w:left="4135"/>
+      </w:pPr>
+      <w:rPr>
+        <w:rFonts w:ascii="Calibri" w:eastAsia="Calibri" w:hAnsi="Calibri" w:cs="Calibri"/>
+        <w:b w:val="0"/>
+        <w:i w:val="0"/>
+        <w:strike w:val="0"/>
+        <w:dstrike w:val="0"/>
+        <w:color w:val="000000"/>
+        <w:sz w:val="26"/>
+        <w:szCs w:val="26"/>
+        <w:u w:val="none" w:color="000000"/>
+        <w:bdr w:val="none" w:sz="0" w:space="0" w:color="auto"/>
+        <w:shd w:val="clear" w:color="auto" w:fill="auto"/>
+        <w:vertAlign w:val="baseline"/>
+      </w:rPr>
+    </w:lvl>
+    <w:lvl w:ilvl="6" w:tplc="3CCA9B0A">
       <w:start w:val="1"/>
       <w:numFmt w:val="bullet"/>
       <w:lvlText w:val="•"/>
       <w:lvlJc w:val="left"/>
       <w:pPr>
-        <w:ind w:left="2160"/>
-      </w:pPr>
-      <w:rPr>
-        <w:rFonts w:ascii="Arial" w:eastAsia="Arial" w:hAnsi="Arial" w:cs="Arial"/>
-        <w:b w:val="0"/>
-        <w:i w:val="0"/>
-        <w:strike w:val="0"/>
-        <w:dstrike w:val="0"/>
-        <w:color w:val="000000"/>
-        <w:sz w:val="20"/>
-        <w:szCs w:val="20"/>
-        <w:u w:val="none" w:color="000000"/>
-        <w:bdr w:val="none" w:sz="0" w:space="0" w:color="auto"/>
-        <w:shd w:val="clear" w:color="auto" w:fill="auto"/>
-        <w:vertAlign w:val="baseline"/>
-      </w:rPr>
-    </w:lvl>
-    <w:lvl w:ilvl="4" w:tplc="A006A956">
+        <w:ind w:left="4855"/>
+      </w:pPr>
+      <w:rPr>
+        <w:rFonts w:ascii="Calibri" w:eastAsia="Calibri" w:hAnsi="Calibri" w:cs="Calibri"/>
+        <w:b w:val="0"/>
+        <w:i w:val="0"/>
+        <w:strike w:val="0"/>
+        <w:dstrike w:val="0"/>
+        <w:color w:val="000000"/>
+        <w:sz w:val="26"/>
+        <w:szCs w:val="26"/>
+        <w:u w:val="none" w:color="000000"/>
+        <w:bdr w:val="none" w:sz="0" w:space="0" w:color="auto"/>
+        <w:shd w:val="clear" w:color="auto" w:fill="auto"/>
+        <w:vertAlign w:val="baseline"/>
+      </w:rPr>
+    </w:lvl>
+    <w:lvl w:ilvl="7" w:tplc="6C58DC88">
       <w:start w:val="1"/>
       <w:numFmt w:val="bullet"/>
       <w:lvlText w:val="o"/>
       <w:lvlJc w:val="left"/>
       <w:pPr>
-        <w:ind w:left="2880"/>
-      </w:pPr>
-      <w:rPr>
-        <w:rFonts w:ascii="Segoe UI Symbol" w:eastAsia="Segoe UI Symbol" w:hAnsi="Segoe UI Symbol" w:cs="Segoe UI Symbol"/>
-        <w:b w:val="0"/>
-        <w:i w:val="0"/>
-        <w:strike w:val="0"/>
-        <w:dstrike w:val="0"/>
-        <w:color w:val="000000"/>
-        <w:sz w:val="20"/>
-        <w:szCs w:val="20"/>
-        <w:u w:val="none" w:color="000000"/>
-        <w:bdr w:val="none" w:sz="0" w:space="0" w:color="auto"/>
-        <w:shd w:val="clear" w:color="auto" w:fill="auto"/>
-        <w:vertAlign w:val="baseline"/>
-      </w:rPr>
-    </w:lvl>
-    <w:lvl w:ilvl="5" w:tplc="F50C8B8A">
+        <w:ind w:left="5575"/>
+      </w:pPr>
+      <w:rPr>
+        <w:rFonts w:ascii="Calibri" w:eastAsia="Calibri" w:hAnsi="Calibri" w:cs="Calibri"/>
+        <w:b w:val="0"/>
+        <w:i w:val="0"/>
+        <w:strike w:val="0"/>
+        <w:dstrike w:val="0"/>
+        <w:color w:val="000000"/>
+        <w:sz w:val="26"/>
+        <w:szCs w:val="26"/>
+        <w:u w:val="none" w:color="000000"/>
+        <w:bdr w:val="none" w:sz="0" w:space="0" w:color="auto"/>
+        <w:shd w:val="clear" w:color="auto" w:fill="auto"/>
+        <w:vertAlign w:val="baseline"/>
+      </w:rPr>
+    </w:lvl>
+    <w:lvl w:ilvl="8" w:tplc="0B82E486">
       <w:start w:val="1"/>
       <w:numFmt w:val="bullet"/>
       <w:lvlText w:val="▪"/>
       <w:lvlJc w:val="left"/>
       <w:pPr>
-        <w:ind w:left="3600"/>
-      </w:pPr>
-      <w:rPr>
-        <w:rFonts w:ascii="Segoe UI Symbol" w:eastAsia="Segoe UI Symbol" w:hAnsi="Segoe UI Symbol" w:cs="Segoe UI Symbol"/>
-        <w:b w:val="0"/>
-        <w:i w:val="0"/>
-        <w:strike w:val="0"/>
-        <w:dstrike w:val="0"/>
-        <w:color w:val="000000"/>
-        <w:sz w:val="20"/>
-        <w:szCs w:val="20"/>
-        <w:u w:val="none" w:color="000000"/>
-        <w:bdr w:val="none" w:sz="0" w:space="0" w:color="auto"/>
-        <w:shd w:val="clear" w:color="auto" w:fill="auto"/>
-        <w:vertAlign w:val="baseline"/>
-      </w:rPr>
-    </w:lvl>
-    <w:lvl w:ilvl="6" w:tplc="CEECE110">
-      <w:start w:val="1"/>
-      <w:numFmt w:val="bullet"/>
-      <w:lvlText w:val="•"/>
-      <w:lvlJc w:val="left"/>
-      <w:pPr>
-        <w:ind w:left="4320"/>
-      </w:pPr>
-      <w:rPr>
-        <w:rFonts w:ascii="Arial" w:eastAsia="Arial" w:hAnsi="Arial" w:cs="Arial"/>
-        <w:b w:val="0"/>
-        <w:i w:val="0"/>
-        <w:strike w:val="0"/>
-        <w:dstrike w:val="0"/>
-        <w:color w:val="000000"/>
-        <w:sz w:val="20"/>
-        <w:szCs w:val="20"/>
-        <w:u w:val="none" w:color="000000"/>
-        <w:bdr w:val="none" w:sz="0" w:space="0" w:color="auto"/>
-        <w:shd w:val="clear" w:color="auto" w:fill="auto"/>
-        <w:vertAlign w:val="baseline"/>
-      </w:rPr>
-    </w:lvl>
-    <w:lvl w:ilvl="7" w:tplc="AA54EDE0">
-      <w:start w:val="1"/>
-      <w:numFmt w:val="bullet"/>
-      <w:lvlText w:val="o"/>
-      <w:lvlJc w:val="left"/>
-      <w:pPr>
-        <w:ind w:left="5040"/>
-      </w:pPr>
-      <w:rPr>
-        <w:rFonts w:ascii="Segoe UI Symbol" w:eastAsia="Segoe UI Symbol" w:hAnsi="Segoe UI Symbol" w:cs="Segoe UI Symbol"/>
-        <w:b w:val="0"/>
-        <w:i w:val="0"/>
-        <w:strike w:val="0"/>
-        <w:dstrike w:val="0"/>
-        <w:color w:val="000000"/>
-        <w:sz w:val="20"/>
-        <w:szCs w:val="20"/>
-        <w:u w:val="none" w:color="000000"/>
-        <w:bdr w:val="none" w:sz="0" w:space="0" w:color="auto"/>
-        <w:shd w:val="clear" w:color="auto" w:fill="auto"/>
-        <w:vertAlign w:val="baseline"/>
-      </w:rPr>
-    </w:lvl>
-    <w:lvl w:ilvl="8" w:tplc="702A703C">
-      <w:start w:val="1"/>
-      <w:numFmt w:val="bullet"/>
-      <w:lvlText w:val="▪"/>
-      <w:lvlJc w:val="left"/>
-      <w:pPr>
-        <w:ind w:left="5760"/>
-      </w:pPr>
-      <w:rPr>
-        <w:rFonts w:ascii="Segoe UI Symbol" w:eastAsia="Segoe UI Symbol" w:hAnsi="Segoe UI Symbol" w:cs="Segoe UI Symbol"/>
-        <w:b w:val="0"/>
-        <w:i w:val="0"/>
-        <w:strike w:val="0"/>
-        <w:dstrike w:val="0"/>
-        <w:color w:val="000000"/>
-        <w:sz w:val="20"/>
-        <w:szCs w:val="20"/>
+        <w:ind w:left="6295"/>
+      </w:pPr>
+      <w:rPr>
+        <w:rFonts w:ascii="Calibri" w:eastAsia="Calibri" w:hAnsi="Calibri" w:cs="Calibri"/>
+        <w:b w:val="0"/>
+        <w:i w:val="0"/>
+        <w:strike w:val="0"/>
+        <w:dstrike w:val="0"/>
+        <w:color w:val="000000"/>
+        <w:sz w:val="26"/>
+        <w:szCs w:val="26"/>
         <w:u w:val="none" w:color="000000"/>
         <w:bdr w:val="none" w:sz="0" w:space="0" w:color="auto"/>
         <w:shd w:val="clear" w:color="auto" w:fill="auto"/>
@@ -8058,1768 +9755,71 @@
       </w:rPr>
     </w:lvl>
   </w:abstractNum>
-  <w:abstractNum w:abstractNumId="14" w15:restartNumberingAfterBreak="0">
-    <w:nsid w:val="552B1E10"/>
-    <w:multiLevelType w:val="hybridMultilevel"/>
-    <w:tmpl w:val="E1AC1282"/>
-    <w:lvl w:ilvl="0" w:tplc="8018A7FA">
-      <w:start w:val="3"/>
-      <w:numFmt w:val="decimal"/>
-      <w:lvlText w:val="%1."/>
-      <w:lvlJc w:val="left"/>
-      <w:pPr>
-        <w:ind w:left="254"/>
-      </w:pPr>
-      <w:rPr>
-        <w:rFonts w:ascii="Calibri" w:eastAsia="Calibri" w:hAnsi="Calibri" w:cs="Calibri"/>
-        <w:b w:val="0"/>
-        <w:i w:val="0"/>
-        <w:strike w:val="0"/>
-        <w:dstrike w:val="0"/>
-        <w:color w:val="000000"/>
-        <w:sz w:val="26"/>
-        <w:szCs w:val="26"/>
-        <w:u w:val="none" w:color="000000"/>
-        <w:bdr w:val="none" w:sz="0" w:space="0" w:color="auto"/>
-        <w:shd w:val="clear" w:color="auto" w:fill="auto"/>
-        <w:vertAlign w:val="baseline"/>
-      </w:rPr>
-    </w:lvl>
-    <w:lvl w:ilvl="1" w:tplc="9CB098E8">
-      <w:start w:val="1"/>
-      <w:numFmt w:val="lowerLetter"/>
-      <w:lvlText w:val="%2"/>
-      <w:lvlJc w:val="left"/>
-      <w:pPr>
-        <w:ind w:left="1080"/>
-      </w:pPr>
-      <w:rPr>
-        <w:rFonts w:ascii="Calibri" w:eastAsia="Calibri" w:hAnsi="Calibri" w:cs="Calibri"/>
-        <w:b w:val="0"/>
-        <w:i w:val="0"/>
-        <w:strike w:val="0"/>
-        <w:dstrike w:val="0"/>
-        <w:color w:val="000000"/>
-        <w:sz w:val="26"/>
-        <w:szCs w:val="26"/>
-        <w:u w:val="none" w:color="000000"/>
-        <w:bdr w:val="none" w:sz="0" w:space="0" w:color="auto"/>
-        <w:shd w:val="clear" w:color="auto" w:fill="auto"/>
-        <w:vertAlign w:val="baseline"/>
-      </w:rPr>
-    </w:lvl>
-    <w:lvl w:ilvl="2" w:tplc="67EC4710">
-      <w:start w:val="1"/>
-      <w:numFmt w:val="lowerRoman"/>
-      <w:lvlText w:val="%3"/>
-      <w:lvlJc w:val="left"/>
-      <w:pPr>
-        <w:ind w:left="1800"/>
-      </w:pPr>
-      <w:rPr>
-        <w:rFonts w:ascii="Calibri" w:eastAsia="Calibri" w:hAnsi="Calibri" w:cs="Calibri"/>
-        <w:b w:val="0"/>
-        <w:i w:val="0"/>
-        <w:strike w:val="0"/>
-        <w:dstrike w:val="0"/>
-        <w:color w:val="000000"/>
-        <w:sz w:val="26"/>
-        <w:szCs w:val="26"/>
-        <w:u w:val="none" w:color="000000"/>
-        <w:bdr w:val="none" w:sz="0" w:space="0" w:color="auto"/>
-        <w:shd w:val="clear" w:color="auto" w:fill="auto"/>
-        <w:vertAlign w:val="baseline"/>
-      </w:rPr>
-    </w:lvl>
-    <w:lvl w:ilvl="3" w:tplc="9FD8AE4A">
-      <w:start w:val="1"/>
-      <w:numFmt w:val="decimal"/>
-      <w:lvlText w:val="%4"/>
-      <w:lvlJc w:val="left"/>
-      <w:pPr>
-        <w:ind w:left="2520"/>
-      </w:pPr>
-      <w:rPr>
-        <w:rFonts w:ascii="Calibri" w:eastAsia="Calibri" w:hAnsi="Calibri" w:cs="Calibri"/>
-        <w:b w:val="0"/>
-        <w:i w:val="0"/>
-        <w:strike w:val="0"/>
-        <w:dstrike w:val="0"/>
-        <w:color w:val="000000"/>
-        <w:sz w:val="26"/>
-        <w:szCs w:val="26"/>
-        <w:u w:val="none" w:color="000000"/>
-        <w:bdr w:val="none" w:sz="0" w:space="0" w:color="auto"/>
-        <w:shd w:val="clear" w:color="auto" w:fill="auto"/>
-        <w:vertAlign w:val="baseline"/>
-      </w:rPr>
-    </w:lvl>
-    <w:lvl w:ilvl="4" w:tplc="D6261E46">
-      <w:start w:val="1"/>
-      <w:numFmt w:val="lowerLetter"/>
-      <w:lvlText w:val="%5"/>
-      <w:lvlJc w:val="left"/>
-      <w:pPr>
-        <w:ind w:left="3240"/>
-      </w:pPr>
-      <w:rPr>
-        <w:rFonts w:ascii="Calibri" w:eastAsia="Calibri" w:hAnsi="Calibri" w:cs="Calibri"/>
-        <w:b w:val="0"/>
-        <w:i w:val="0"/>
-        <w:strike w:val="0"/>
-        <w:dstrike w:val="0"/>
-        <w:color w:val="000000"/>
-        <w:sz w:val="26"/>
-        <w:szCs w:val="26"/>
-        <w:u w:val="none" w:color="000000"/>
-        <w:bdr w:val="none" w:sz="0" w:space="0" w:color="auto"/>
-        <w:shd w:val="clear" w:color="auto" w:fill="auto"/>
-        <w:vertAlign w:val="baseline"/>
-      </w:rPr>
-    </w:lvl>
-    <w:lvl w:ilvl="5" w:tplc="A7B8C160">
-      <w:start w:val="1"/>
-      <w:numFmt w:val="lowerRoman"/>
-      <w:lvlText w:val="%6"/>
-      <w:lvlJc w:val="left"/>
-      <w:pPr>
-        <w:ind w:left="3960"/>
-      </w:pPr>
-      <w:rPr>
-        <w:rFonts w:ascii="Calibri" w:eastAsia="Calibri" w:hAnsi="Calibri" w:cs="Calibri"/>
-        <w:b w:val="0"/>
-        <w:i w:val="0"/>
-        <w:strike w:val="0"/>
-        <w:dstrike w:val="0"/>
-        <w:color w:val="000000"/>
-        <w:sz w:val="26"/>
-        <w:szCs w:val="26"/>
-        <w:u w:val="none" w:color="000000"/>
-        <w:bdr w:val="none" w:sz="0" w:space="0" w:color="auto"/>
-        <w:shd w:val="clear" w:color="auto" w:fill="auto"/>
-        <w:vertAlign w:val="baseline"/>
-      </w:rPr>
-    </w:lvl>
-    <w:lvl w:ilvl="6" w:tplc="2640B7EE">
-      <w:start w:val="1"/>
-      <w:numFmt w:val="decimal"/>
-      <w:lvlText w:val="%7"/>
-      <w:lvlJc w:val="left"/>
-      <w:pPr>
-        <w:ind w:left="4680"/>
-      </w:pPr>
-      <w:rPr>
-        <w:rFonts w:ascii="Calibri" w:eastAsia="Calibri" w:hAnsi="Calibri" w:cs="Calibri"/>
-        <w:b w:val="0"/>
-        <w:i w:val="0"/>
-        <w:strike w:val="0"/>
-        <w:dstrike w:val="0"/>
-        <w:color w:val="000000"/>
-        <w:sz w:val="26"/>
-        <w:szCs w:val="26"/>
-        <w:u w:val="none" w:color="000000"/>
-        <w:bdr w:val="none" w:sz="0" w:space="0" w:color="auto"/>
-        <w:shd w:val="clear" w:color="auto" w:fill="auto"/>
-        <w:vertAlign w:val="baseline"/>
-      </w:rPr>
-    </w:lvl>
-    <w:lvl w:ilvl="7" w:tplc="CA20A1D8">
-      <w:start w:val="1"/>
-      <w:numFmt w:val="lowerLetter"/>
-      <w:lvlText w:val="%8"/>
-      <w:lvlJc w:val="left"/>
-      <w:pPr>
-        <w:ind w:left="5400"/>
-      </w:pPr>
-      <w:rPr>
-        <w:rFonts w:ascii="Calibri" w:eastAsia="Calibri" w:hAnsi="Calibri" w:cs="Calibri"/>
-        <w:b w:val="0"/>
-        <w:i w:val="0"/>
-        <w:strike w:val="0"/>
-        <w:dstrike w:val="0"/>
-        <w:color w:val="000000"/>
-        <w:sz w:val="26"/>
-        <w:szCs w:val="26"/>
-        <w:u w:val="none" w:color="000000"/>
-        <w:bdr w:val="none" w:sz="0" w:space="0" w:color="auto"/>
-        <w:shd w:val="clear" w:color="auto" w:fill="auto"/>
-        <w:vertAlign w:val="baseline"/>
-      </w:rPr>
-    </w:lvl>
-    <w:lvl w:ilvl="8" w:tplc="7F4033FE">
-      <w:start w:val="1"/>
-      <w:numFmt w:val="lowerRoman"/>
-      <w:lvlText w:val="%9"/>
-      <w:lvlJc w:val="left"/>
-      <w:pPr>
-        <w:ind w:left="6120"/>
-      </w:pPr>
-      <w:rPr>
-        <w:rFonts w:ascii="Calibri" w:eastAsia="Calibri" w:hAnsi="Calibri" w:cs="Calibri"/>
-        <w:b w:val="0"/>
-        <w:i w:val="0"/>
-        <w:strike w:val="0"/>
-        <w:dstrike w:val="0"/>
-        <w:color w:val="000000"/>
-        <w:sz w:val="26"/>
-        <w:szCs w:val="26"/>
-        <w:u w:val="none" w:color="000000"/>
-        <w:bdr w:val="none" w:sz="0" w:space="0" w:color="auto"/>
-        <w:shd w:val="clear" w:color="auto" w:fill="auto"/>
-        <w:vertAlign w:val="baseline"/>
-      </w:rPr>
-    </w:lvl>
-  </w:abstractNum>
-  <w:abstractNum w:abstractNumId="15" w15:restartNumberingAfterBreak="0">
-    <w:nsid w:val="59EF5E04"/>
-    <w:multiLevelType w:val="hybridMultilevel"/>
-    <w:tmpl w:val="2E90BFF4"/>
-    <w:lvl w:ilvl="0" w:tplc="96DAC038">
-      <w:start w:val="10"/>
-      <w:numFmt w:val="decimal"/>
-      <w:lvlText w:val="%1."/>
-      <w:lvlJc w:val="left"/>
-      <w:pPr>
-        <w:ind w:left="10"/>
-      </w:pPr>
-      <w:rPr>
-        <w:rFonts w:ascii="Calibri" w:eastAsia="Calibri" w:hAnsi="Calibri" w:cs="Calibri"/>
-        <w:b w:val="0"/>
-        <w:i w:val="0"/>
-        <w:strike w:val="0"/>
-        <w:dstrike w:val="0"/>
-        <w:color w:val="000000"/>
-        <w:sz w:val="26"/>
-        <w:szCs w:val="26"/>
-        <w:u w:val="none" w:color="000000"/>
-        <w:bdr w:val="none" w:sz="0" w:space="0" w:color="auto"/>
-        <w:shd w:val="clear" w:color="auto" w:fill="auto"/>
-        <w:vertAlign w:val="baseline"/>
-      </w:rPr>
-    </w:lvl>
-    <w:lvl w:ilvl="1" w:tplc="A1F0DE94">
-      <w:start w:val="1"/>
-      <w:numFmt w:val="lowerLetter"/>
-      <w:lvlText w:val="%2"/>
-      <w:lvlJc w:val="left"/>
-      <w:pPr>
-        <w:ind w:left="1080"/>
-      </w:pPr>
-      <w:rPr>
-        <w:rFonts w:ascii="Calibri" w:eastAsia="Calibri" w:hAnsi="Calibri" w:cs="Calibri"/>
-        <w:b w:val="0"/>
-        <w:i w:val="0"/>
-        <w:strike w:val="0"/>
-        <w:dstrike w:val="0"/>
-        <w:color w:val="000000"/>
-        <w:sz w:val="26"/>
-        <w:szCs w:val="26"/>
-        <w:u w:val="none" w:color="000000"/>
-        <w:bdr w:val="none" w:sz="0" w:space="0" w:color="auto"/>
-        <w:shd w:val="clear" w:color="auto" w:fill="auto"/>
-        <w:vertAlign w:val="baseline"/>
-      </w:rPr>
-    </w:lvl>
-    <w:lvl w:ilvl="2" w:tplc="71B007F8">
-      <w:start w:val="1"/>
-      <w:numFmt w:val="lowerRoman"/>
-      <w:lvlText w:val="%3"/>
-      <w:lvlJc w:val="left"/>
-      <w:pPr>
-        <w:ind w:left="1800"/>
-      </w:pPr>
-      <w:rPr>
-        <w:rFonts w:ascii="Calibri" w:eastAsia="Calibri" w:hAnsi="Calibri" w:cs="Calibri"/>
-        <w:b w:val="0"/>
-        <w:i w:val="0"/>
-        <w:strike w:val="0"/>
-        <w:dstrike w:val="0"/>
-        <w:color w:val="000000"/>
-        <w:sz w:val="26"/>
-        <w:szCs w:val="26"/>
-        <w:u w:val="none" w:color="000000"/>
-        <w:bdr w:val="none" w:sz="0" w:space="0" w:color="auto"/>
-        <w:shd w:val="clear" w:color="auto" w:fill="auto"/>
-        <w:vertAlign w:val="baseline"/>
-      </w:rPr>
-    </w:lvl>
-    <w:lvl w:ilvl="3" w:tplc="2BB40A32">
-      <w:start w:val="1"/>
-      <w:numFmt w:val="decimal"/>
-      <w:lvlText w:val="%4"/>
-      <w:lvlJc w:val="left"/>
-      <w:pPr>
-        <w:ind w:left="2520"/>
-      </w:pPr>
-      <w:rPr>
-        <w:rFonts w:ascii="Calibri" w:eastAsia="Calibri" w:hAnsi="Calibri" w:cs="Calibri"/>
-        <w:b w:val="0"/>
-        <w:i w:val="0"/>
-        <w:strike w:val="0"/>
-        <w:dstrike w:val="0"/>
-        <w:color w:val="000000"/>
-        <w:sz w:val="26"/>
-        <w:szCs w:val="26"/>
-        <w:u w:val="none" w:color="000000"/>
-        <w:bdr w:val="none" w:sz="0" w:space="0" w:color="auto"/>
-        <w:shd w:val="clear" w:color="auto" w:fill="auto"/>
-        <w:vertAlign w:val="baseline"/>
-      </w:rPr>
-    </w:lvl>
-    <w:lvl w:ilvl="4" w:tplc="5E0C6C16">
-      <w:start w:val="1"/>
-      <w:numFmt w:val="lowerLetter"/>
-      <w:lvlText w:val="%5"/>
-      <w:lvlJc w:val="left"/>
-      <w:pPr>
-        <w:ind w:left="3240"/>
-      </w:pPr>
-      <w:rPr>
-        <w:rFonts w:ascii="Calibri" w:eastAsia="Calibri" w:hAnsi="Calibri" w:cs="Calibri"/>
-        <w:b w:val="0"/>
-        <w:i w:val="0"/>
-        <w:strike w:val="0"/>
-        <w:dstrike w:val="0"/>
-        <w:color w:val="000000"/>
-        <w:sz w:val="26"/>
-        <w:szCs w:val="26"/>
-        <w:u w:val="none" w:color="000000"/>
-        <w:bdr w:val="none" w:sz="0" w:space="0" w:color="auto"/>
-        <w:shd w:val="clear" w:color="auto" w:fill="auto"/>
-        <w:vertAlign w:val="baseline"/>
-      </w:rPr>
-    </w:lvl>
-    <w:lvl w:ilvl="5" w:tplc="146A92BC">
-      <w:start w:val="1"/>
-      <w:numFmt w:val="lowerRoman"/>
-      <w:lvlText w:val="%6"/>
-      <w:lvlJc w:val="left"/>
-      <w:pPr>
-        <w:ind w:left="3960"/>
-      </w:pPr>
-      <w:rPr>
-        <w:rFonts w:ascii="Calibri" w:eastAsia="Calibri" w:hAnsi="Calibri" w:cs="Calibri"/>
-        <w:b w:val="0"/>
-        <w:i w:val="0"/>
-        <w:strike w:val="0"/>
-        <w:dstrike w:val="0"/>
-        <w:color w:val="000000"/>
-        <w:sz w:val="26"/>
-        <w:szCs w:val="26"/>
-        <w:u w:val="none" w:color="000000"/>
-        <w:bdr w:val="none" w:sz="0" w:space="0" w:color="auto"/>
-        <w:shd w:val="clear" w:color="auto" w:fill="auto"/>
-        <w:vertAlign w:val="baseline"/>
-      </w:rPr>
-    </w:lvl>
-    <w:lvl w:ilvl="6" w:tplc="A5C64FD0">
-      <w:start w:val="1"/>
-      <w:numFmt w:val="decimal"/>
-      <w:lvlText w:val="%7"/>
-      <w:lvlJc w:val="left"/>
-      <w:pPr>
-        <w:ind w:left="4680"/>
-      </w:pPr>
-      <w:rPr>
-        <w:rFonts w:ascii="Calibri" w:eastAsia="Calibri" w:hAnsi="Calibri" w:cs="Calibri"/>
-        <w:b w:val="0"/>
-        <w:i w:val="0"/>
-        <w:strike w:val="0"/>
-        <w:dstrike w:val="0"/>
-        <w:color w:val="000000"/>
-        <w:sz w:val="26"/>
-        <w:szCs w:val="26"/>
-        <w:u w:val="none" w:color="000000"/>
-        <w:bdr w:val="none" w:sz="0" w:space="0" w:color="auto"/>
-        <w:shd w:val="clear" w:color="auto" w:fill="auto"/>
-        <w:vertAlign w:val="baseline"/>
-      </w:rPr>
-    </w:lvl>
-    <w:lvl w:ilvl="7" w:tplc="4BFEAD56">
-      <w:start w:val="1"/>
-      <w:numFmt w:val="lowerLetter"/>
-      <w:lvlText w:val="%8"/>
-      <w:lvlJc w:val="left"/>
-      <w:pPr>
-        <w:ind w:left="5400"/>
-      </w:pPr>
-      <w:rPr>
-        <w:rFonts w:ascii="Calibri" w:eastAsia="Calibri" w:hAnsi="Calibri" w:cs="Calibri"/>
-        <w:b w:val="0"/>
-        <w:i w:val="0"/>
-        <w:strike w:val="0"/>
-        <w:dstrike w:val="0"/>
-        <w:color w:val="000000"/>
-        <w:sz w:val="26"/>
-        <w:szCs w:val="26"/>
-        <w:u w:val="none" w:color="000000"/>
-        <w:bdr w:val="none" w:sz="0" w:space="0" w:color="auto"/>
-        <w:shd w:val="clear" w:color="auto" w:fill="auto"/>
-        <w:vertAlign w:val="baseline"/>
-      </w:rPr>
-    </w:lvl>
-    <w:lvl w:ilvl="8" w:tplc="6C520128">
-      <w:start w:val="1"/>
-      <w:numFmt w:val="lowerRoman"/>
-      <w:lvlText w:val="%9"/>
-      <w:lvlJc w:val="left"/>
-      <w:pPr>
-        <w:ind w:left="6120"/>
-      </w:pPr>
-      <w:rPr>
-        <w:rFonts w:ascii="Calibri" w:eastAsia="Calibri" w:hAnsi="Calibri" w:cs="Calibri"/>
-        <w:b w:val="0"/>
-        <w:i w:val="0"/>
-        <w:strike w:val="0"/>
-        <w:dstrike w:val="0"/>
-        <w:color w:val="000000"/>
-        <w:sz w:val="26"/>
-        <w:szCs w:val="26"/>
-        <w:u w:val="none" w:color="000000"/>
-        <w:bdr w:val="none" w:sz="0" w:space="0" w:color="auto"/>
-        <w:shd w:val="clear" w:color="auto" w:fill="auto"/>
-        <w:vertAlign w:val="baseline"/>
-      </w:rPr>
-    </w:lvl>
-  </w:abstractNum>
-  <w:abstractNum w:abstractNumId="16" w15:restartNumberingAfterBreak="0">
-    <w:nsid w:val="5D583136"/>
-    <w:multiLevelType w:val="hybridMultilevel"/>
-    <w:tmpl w:val="3A66C4A4"/>
-    <w:lvl w:ilvl="0" w:tplc="61CC2F84">
-      <w:start w:val="3"/>
-      <w:numFmt w:val="decimal"/>
-      <w:lvlText w:val="%1."/>
-      <w:lvlJc w:val="left"/>
-      <w:pPr>
-        <w:ind w:left="254"/>
-      </w:pPr>
-      <w:rPr>
-        <w:rFonts w:ascii="Calibri" w:eastAsia="Calibri" w:hAnsi="Calibri" w:cs="Calibri"/>
-        <w:b w:val="0"/>
-        <w:i w:val="0"/>
-        <w:strike w:val="0"/>
-        <w:dstrike w:val="0"/>
-        <w:color w:val="000000"/>
-        <w:sz w:val="26"/>
-        <w:szCs w:val="26"/>
-        <w:u w:val="none" w:color="000000"/>
-        <w:bdr w:val="none" w:sz="0" w:space="0" w:color="auto"/>
-        <w:shd w:val="clear" w:color="auto" w:fill="auto"/>
-        <w:vertAlign w:val="baseline"/>
-      </w:rPr>
-    </w:lvl>
-    <w:lvl w:ilvl="1" w:tplc="69C04F1A">
-      <w:start w:val="1"/>
-      <w:numFmt w:val="lowerLetter"/>
-      <w:lvlText w:val="%2"/>
-      <w:lvlJc w:val="left"/>
-      <w:pPr>
-        <w:ind w:left="1080"/>
-      </w:pPr>
-      <w:rPr>
-        <w:rFonts w:ascii="Calibri" w:eastAsia="Calibri" w:hAnsi="Calibri" w:cs="Calibri"/>
-        <w:b w:val="0"/>
-        <w:i w:val="0"/>
-        <w:strike w:val="0"/>
-        <w:dstrike w:val="0"/>
-        <w:color w:val="000000"/>
-        <w:sz w:val="26"/>
-        <w:szCs w:val="26"/>
-        <w:u w:val="none" w:color="000000"/>
-        <w:bdr w:val="none" w:sz="0" w:space="0" w:color="auto"/>
-        <w:shd w:val="clear" w:color="auto" w:fill="auto"/>
-        <w:vertAlign w:val="baseline"/>
-      </w:rPr>
-    </w:lvl>
-    <w:lvl w:ilvl="2" w:tplc="2C564432">
-      <w:start w:val="1"/>
-      <w:numFmt w:val="lowerRoman"/>
-      <w:lvlText w:val="%3"/>
-      <w:lvlJc w:val="left"/>
-      <w:pPr>
-        <w:ind w:left="1800"/>
-      </w:pPr>
-      <w:rPr>
-        <w:rFonts w:ascii="Calibri" w:eastAsia="Calibri" w:hAnsi="Calibri" w:cs="Calibri"/>
-        <w:b w:val="0"/>
-        <w:i w:val="0"/>
-        <w:strike w:val="0"/>
-        <w:dstrike w:val="0"/>
-        <w:color w:val="000000"/>
-        <w:sz w:val="26"/>
-        <w:szCs w:val="26"/>
-        <w:u w:val="none" w:color="000000"/>
-        <w:bdr w:val="none" w:sz="0" w:space="0" w:color="auto"/>
-        <w:shd w:val="clear" w:color="auto" w:fill="auto"/>
-        <w:vertAlign w:val="baseline"/>
-      </w:rPr>
-    </w:lvl>
-    <w:lvl w:ilvl="3" w:tplc="9710EB38">
-      <w:start w:val="1"/>
-      <w:numFmt w:val="decimal"/>
-      <w:lvlText w:val="%4"/>
-      <w:lvlJc w:val="left"/>
-      <w:pPr>
-        <w:ind w:left="2520"/>
-      </w:pPr>
-      <w:rPr>
-        <w:rFonts w:ascii="Calibri" w:eastAsia="Calibri" w:hAnsi="Calibri" w:cs="Calibri"/>
-        <w:b w:val="0"/>
-        <w:i w:val="0"/>
-        <w:strike w:val="0"/>
-        <w:dstrike w:val="0"/>
-        <w:color w:val="000000"/>
-        <w:sz w:val="26"/>
-        <w:szCs w:val="26"/>
-        <w:u w:val="none" w:color="000000"/>
-        <w:bdr w:val="none" w:sz="0" w:space="0" w:color="auto"/>
-        <w:shd w:val="clear" w:color="auto" w:fill="auto"/>
-        <w:vertAlign w:val="baseline"/>
-      </w:rPr>
-    </w:lvl>
-    <w:lvl w:ilvl="4" w:tplc="78C0FBEE">
-      <w:start w:val="1"/>
-      <w:numFmt w:val="lowerLetter"/>
-      <w:lvlText w:val="%5"/>
-      <w:lvlJc w:val="left"/>
-      <w:pPr>
-        <w:ind w:left="3240"/>
-      </w:pPr>
-      <w:rPr>
-        <w:rFonts w:ascii="Calibri" w:eastAsia="Calibri" w:hAnsi="Calibri" w:cs="Calibri"/>
-        <w:b w:val="0"/>
-        <w:i w:val="0"/>
-        <w:strike w:val="0"/>
-        <w:dstrike w:val="0"/>
-        <w:color w:val="000000"/>
-        <w:sz w:val="26"/>
-        <w:szCs w:val="26"/>
-        <w:u w:val="none" w:color="000000"/>
-        <w:bdr w:val="none" w:sz="0" w:space="0" w:color="auto"/>
-        <w:shd w:val="clear" w:color="auto" w:fill="auto"/>
-        <w:vertAlign w:val="baseline"/>
-      </w:rPr>
-    </w:lvl>
-    <w:lvl w:ilvl="5" w:tplc="738E76D8">
-      <w:start w:val="1"/>
-      <w:numFmt w:val="lowerRoman"/>
-      <w:lvlText w:val="%6"/>
-      <w:lvlJc w:val="left"/>
-      <w:pPr>
-        <w:ind w:left="3960"/>
-      </w:pPr>
-      <w:rPr>
-        <w:rFonts w:ascii="Calibri" w:eastAsia="Calibri" w:hAnsi="Calibri" w:cs="Calibri"/>
-        <w:b w:val="0"/>
-        <w:i w:val="0"/>
-        <w:strike w:val="0"/>
-        <w:dstrike w:val="0"/>
-        <w:color w:val="000000"/>
-        <w:sz w:val="26"/>
-        <w:szCs w:val="26"/>
-        <w:u w:val="none" w:color="000000"/>
-        <w:bdr w:val="none" w:sz="0" w:space="0" w:color="auto"/>
-        <w:shd w:val="clear" w:color="auto" w:fill="auto"/>
-        <w:vertAlign w:val="baseline"/>
-      </w:rPr>
-    </w:lvl>
-    <w:lvl w:ilvl="6" w:tplc="C6A66A8C">
-      <w:start w:val="1"/>
-      <w:numFmt w:val="decimal"/>
-      <w:lvlText w:val="%7"/>
-      <w:lvlJc w:val="left"/>
-      <w:pPr>
-        <w:ind w:left="4680"/>
-      </w:pPr>
-      <w:rPr>
-        <w:rFonts w:ascii="Calibri" w:eastAsia="Calibri" w:hAnsi="Calibri" w:cs="Calibri"/>
-        <w:b w:val="0"/>
-        <w:i w:val="0"/>
-        <w:strike w:val="0"/>
-        <w:dstrike w:val="0"/>
-        <w:color w:val="000000"/>
-        <w:sz w:val="26"/>
-        <w:szCs w:val="26"/>
-        <w:u w:val="none" w:color="000000"/>
-        <w:bdr w:val="none" w:sz="0" w:space="0" w:color="auto"/>
-        <w:shd w:val="clear" w:color="auto" w:fill="auto"/>
-        <w:vertAlign w:val="baseline"/>
-      </w:rPr>
-    </w:lvl>
-    <w:lvl w:ilvl="7" w:tplc="150AA2F6">
-      <w:start w:val="1"/>
-      <w:numFmt w:val="lowerLetter"/>
-      <w:lvlText w:val="%8"/>
-      <w:lvlJc w:val="left"/>
-      <w:pPr>
-        <w:ind w:left="5400"/>
-      </w:pPr>
-      <w:rPr>
-        <w:rFonts w:ascii="Calibri" w:eastAsia="Calibri" w:hAnsi="Calibri" w:cs="Calibri"/>
-        <w:b w:val="0"/>
-        <w:i w:val="0"/>
-        <w:strike w:val="0"/>
-        <w:dstrike w:val="0"/>
-        <w:color w:val="000000"/>
-        <w:sz w:val="26"/>
-        <w:szCs w:val="26"/>
-        <w:u w:val="none" w:color="000000"/>
-        <w:bdr w:val="none" w:sz="0" w:space="0" w:color="auto"/>
-        <w:shd w:val="clear" w:color="auto" w:fill="auto"/>
-        <w:vertAlign w:val="baseline"/>
-      </w:rPr>
-    </w:lvl>
-    <w:lvl w:ilvl="8" w:tplc="6A58494C">
-      <w:start w:val="1"/>
-      <w:numFmt w:val="lowerRoman"/>
-      <w:lvlText w:val="%9"/>
-      <w:lvlJc w:val="left"/>
-      <w:pPr>
-        <w:ind w:left="6120"/>
-      </w:pPr>
-      <w:rPr>
-        <w:rFonts w:ascii="Calibri" w:eastAsia="Calibri" w:hAnsi="Calibri" w:cs="Calibri"/>
-        <w:b w:val="0"/>
-        <w:i w:val="0"/>
-        <w:strike w:val="0"/>
-        <w:dstrike w:val="0"/>
-        <w:color w:val="000000"/>
-        <w:sz w:val="26"/>
-        <w:szCs w:val="26"/>
-        <w:u w:val="none" w:color="000000"/>
-        <w:bdr w:val="none" w:sz="0" w:space="0" w:color="auto"/>
-        <w:shd w:val="clear" w:color="auto" w:fill="auto"/>
-        <w:vertAlign w:val="baseline"/>
-      </w:rPr>
-    </w:lvl>
-  </w:abstractNum>
-  <w:abstractNum w:abstractNumId="17" w15:restartNumberingAfterBreak="0">
-    <w:nsid w:val="64542F41"/>
-    <w:multiLevelType w:val="hybridMultilevel"/>
-    <w:tmpl w:val="38F69912"/>
-    <w:lvl w:ilvl="0" w:tplc="ECC262D2">
-      <w:start w:val="3"/>
-      <w:numFmt w:val="decimal"/>
-      <w:lvlText w:val="%1."/>
-      <w:lvlJc w:val="left"/>
-      <w:pPr>
-        <w:ind w:left="254"/>
-      </w:pPr>
-      <w:rPr>
-        <w:rFonts w:ascii="Calibri" w:eastAsia="Calibri" w:hAnsi="Calibri" w:cs="Calibri"/>
-        <w:b w:val="0"/>
-        <w:i w:val="0"/>
-        <w:strike w:val="0"/>
-        <w:dstrike w:val="0"/>
-        <w:color w:val="000000"/>
-        <w:sz w:val="26"/>
-        <w:szCs w:val="26"/>
-        <w:u w:val="none" w:color="000000"/>
-        <w:bdr w:val="none" w:sz="0" w:space="0" w:color="auto"/>
-        <w:shd w:val="clear" w:color="auto" w:fill="auto"/>
-        <w:vertAlign w:val="baseline"/>
-      </w:rPr>
-    </w:lvl>
-    <w:lvl w:ilvl="1" w:tplc="97E6B9FC">
-      <w:start w:val="1"/>
-      <w:numFmt w:val="lowerLetter"/>
-      <w:lvlText w:val="%2"/>
-      <w:lvlJc w:val="left"/>
-      <w:pPr>
-        <w:ind w:left="1080"/>
-      </w:pPr>
-      <w:rPr>
-        <w:rFonts w:ascii="Calibri" w:eastAsia="Calibri" w:hAnsi="Calibri" w:cs="Calibri"/>
-        <w:b w:val="0"/>
-        <w:i w:val="0"/>
-        <w:strike w:val="0"/>
-        <w:dstrike w:val="0"/>
-        <w:color w:val="000000"/>
-        <w:sz w:val="26"/>
-        <w:szCs w:val="26"/>
-        <w:u w:val="none" w:color="000000"/>
-        <w:bdr w:val="none" w:sz="0" w:space="0" w:color="auto"/>
-        <w:shd w:val="clear" w:color="auto" w:fill="auto"/>
-        <w:vertAlign w:val="baseline"/>
-      </w:rPr>
-    </w:lvl>
-    <w:lvl w:ilvl="2" w:tplc="7F1AB11E">
-      <w:start w:val="1"/>
-      <w:numFmt w:val="lowerRoman"/>
-      <w:lvlText w:val="%3"/>
-      <w:lvlJc w:val="left"/>
-      <w:pPr>
-        <w:ind w:left="1800"/>
-      </w:pPr>
-      <w:rPr>
-        <w:rFonts w:ascii="Calibri" w:eastAsia="Calibri" w:hAnsi="Calibri" w:cs="Calibri"/>
-        <w:b w:val="0"/>
-        <w:i w:val="0"/>
-        <w:strike w:val="0"/>
-        <w:dstrike w:val="0"/>
-        <w:color w:val="000000"/>
-        <w:sz w:val="26"/>
-        <w:szCs w:val="26"/>
-        <w:u w:val="none" w:color="000000"/>
-        <w:bdr w:val="none" w:sz="0" w:space="0" w:color="auto"/>
-        <w:shd w:val="clear" w:color="auto" w:fill="auto"/>
-        <w:vertAlign w:val="baseline"/>
-      </w:rPr>
-    </w:lvl>
-    <w:lvl w:ilvl="3" w:tplc="73FAA9D0">
-      <w:start w:val="1"/>
-      <w:numFmt w:val="decimal"/>
-      <w:lvlText w:val="%4"/>
-      <w:lvlJc w:val="left"/>
-      <w:pPr>
-        <w:ind w:left="2520"/>
-      </w:pPr>
-      <w:rPr>
-        <w:rFonts w:ascii="Calibri" w:eastAsia="Calibri" w:hAnsi="Calibri" w:cs="Calibri"/>
-        <w:b w:val="0"/>
-        <w:i w:val="0"/>
-        <w:strike w:val="0"/>
-        <w:dstrike w:val="0"/>
-        <w:color w:val="000000"/>
-        <w:sz w:val="26"/>
-        <w:szCs w:val="26"/>
-        <w:u w:val="none" w:color="000000"/>
-        <w:bdr w:val="none" w:sz="0" w:space="0" w:color="auto"/>
-        <w:shd w:val="clear" w:color="auto" w:fill="auto"/>
-        <w:vertAlign w:val="baseline"/>
-      </w:rPr>
-    </w:lvl>
-    <w:lvl w:ilvl="4" w:tplc="2E9A252E">
-      <w:start w:val="1"/>
-      <w:numFmt w:val="lowerLetter"/>
-      <w:lvlText w:val="%5"/>
-      <w:lvlJc w:val="left"/>
-      <w:pPr>
-        <w:ind w:left="3240"/>
-      </w:pPr>
-      <w:rPr>
-        <w:rFonts w:ascii="Calibri" w:eastAsia="Calibri" w:hAnsi="Calibri" w:cs="Calibri"/>
-        <w:b w:val="0"/>
-        <w:i w:val="0"/>
-        <w:strike w:val="0"/>
-        <w:dstrike w:val="0"/>
-        <w:color w:val="000000"/>
-        <w:sz w:val="26"/>
-        <w:szCs w:val="26"/>
-        <w:u w:val="none" w:color="000000"/>
-        <w:bdr w:val="none" w:sz="0" w:space="0" w:color="auto"/>
-        <w:shd w:val="clear" w:color="auto" w:fill="auto"/>
-        <w:vertAlign w:val="baseline"/>
-      </w:rPr>
-    </w:lvl>
-    <w:lvl w:ilvl="5" w:tplc="A9688A5A">
-      <w:start w:val="1"/>
-      <w:numFmt w:val="lowerRoman"/>
-      <w:lvlText w:val="%6"/>
-      <w:lvlJc w:val="left"/>
-      <w:pPr>
-        <w:ind w:left="3960"/>
-      </w:pPr>
-      <w:rPr>
-        <w:rFonts w:ascii="Calibri" w:eastAsia="Calibri" w:hAnsi="Calibri" w:cs="Calibri"/>
-        <w:b w:val="0"/>
-        <w:i w:val="0"/>
-        <w:strike w:val="0"/>
-        <w:dstrike w:val="0"/>
-        <w:color w:val="000000"/>
-        <w:sz w:val="26"/>
-        <w:szCs w:val="26"/>
-        <w:u w:val="none" w:color="000000"/>
-        <w:bdr w:val="none" w:sz="0" w:space="0" w:color="auto"/>
-        <w:shd w:val="clear" w:color="auto" w:fill="auto"/>
-        <w:vertAlign w:val="baseline"/>
-      </w:rPr>
-    </w:lvl>
-    <w:lvl w:ilvl="6" w:tplc="4A2A89A8">
-      <w:start w:val="1"/>
-      <w:numFmt w:val="decimal"/>
-      <w:lvlText w:val="%7"/>
-      <w:lvlJc w:val="left"/>
-      <w:pPr>
-        <w:ind w:left="4680"/>
-      </w:pPr>
-      <w:rPr>
-        <w:rFonts w:ascii="Calibri" w:eastAsia="Calibri" w:hAnsi="Calibri" w:cs="Calibri"/>
-        <w:b w:val="0"/>
-        <w:i w:val="0"/>
-        <w:strike w:val="0"/>
-        <w:dstrike w:val="0"/>
-        <w:color w:val="000000"/>
-        <w:sz w:val="26"/>
-        <w:szCs w:val="26"/>
-        <w:u w:val="none" w:color="000000"/>
-        <w:bdr w:val="none" w:sz="0" w:space="0" w:color="auto"/>
-        <w:shd w:val="clear" w:color="auto" w:fill="auto"/>
-        <w:vertAlign w:val="baseline"/>
-      </w:rPr>
-    </w:lvl>
-    <w:lvl w:ilvl="7" w:tplc="6B284594">
-      <w:start w:val="1"/>
-      <w:numFmt w:val="lowerLetter"/>
-      <w:lvlText w:val="%8"/>
-      <w:lvlJc w:val="left"/>
-      <w:pPr>
-        <w:ind w:left="5400"/>
-      </w:pPr>
-      <w:rPr>
-        <w:rFonts w:ascii="Calibri" w:eastAsia="Calibri" w:hAnsi="Calibri" w:cs="Calibri"/>
-        <w:b w:val="0"/>
-        <w:i w:val="0"/>
-        <w:strike w:val="0"/>
-        <w:dstrike w:val="0"/>
-        <w:color w:val="000000"/>
-        <w:sz w:val="26"/>
-        <w:szCs w:val="26"/>
-        <w:u w:val="none" w:color="000000"/>
-        <w:bdr w:val="none" w:sz="0" w:space="0" w:color="auto"/>
-        <w:shd w:val="clear" w:color="auto" w:fill="auto"/>
-        <w:vertAlign w:val="baseline"/>
-      </w:rPr>
-    </w:lvl>
-    <w:lvl w:ilvl="8" w:tplc="A8AEB3D4">
-      <w:start w:val="1"/>
-      <w:numFmt w:val="lowerRoman"/>
-      <w:lvlText w:val="%9"/>
-      <w:lvlJc w:val="left"/>
-      <w:pPr>
-        <w:ind w:left="6120"/>
-      </w:pPr>
-      <w:rPr>
-        <w:rFonts w:ascii="Calibri" w:eastAsia="Calibri" w:hAnsi="Calibri" w:cs="Calibri"/>
-        <w:b w:val="0"/>
-        <w:i w:val="0"/>
-        <w:strike w:val="0"/>
-        <w:dstrike w:val="0"/>
-        <w:color w:val="000000"/>
-        <w:sz w:val="26"/>
-        <w:szCs w:val="26"/>
-        <w:u w:val="none" w:color="000000"/>
-        <w:bdr w:val="none" w:sz="0" w:space="0" w:color="auto"/>
-        <w:shd w:val="clear" w:color="auto" w:fill="auto"/>
-        <w:vertAlign w:val="baseline"/>
-      </w:rPr>
-    </w:lvl>
-  </w:abstractNum>
-  <w:abstractNum w:abstractNumId="18" w15:restartNumberingAfterBreak="0">
-    <w:nsid w:val="64706C0E"/>
-    <w:multiLevelType w:val="hybridMultilevel"/>
-    <w:tmpl w:val="35F8D558"/>
-    <w:lvl w:ilvl="0" w:tplc="09FAF8BE">
-      <w:start w:val="1"/>
-      <w:numFmt w:val="decimal"/>
-      <w:lvlText w:val="%1."/>
-      <w:lvlJc w:val="left"/>
-      <w:pPr>
-        <w:ind w:left="254"/>
-      </w:pPr>
-      <w:rPr>
-        <w:rFonts w:ascii="Calibri" w:eastAsia="Calibri" w:hAnsi="Calibri" w:cs="Calibri"/>
-        <w:b w:val="0"/>
-        <w:i w:val="0"/>
-        <w:strike w:val="0"/>
-        <w:dstrike w:val="0"/>
-        <w:color w:val="000000"/>
-        <w:sz w:val="26"/>
-        <w:szCs w:val="26"/>
-        <w:u w:val="none" w:color="000000"/>
-        <w:bdr w:val="none" w:sz="0" w:space="0" w:color="auto"/>
-        <w:shd w:val="clear" w:color="auto" w:fill="auto"/>
-        <w:vertAlign w:val="baseline"/>
-      </w:rPr>
-    </w:lvl>
-    <w:lvl w:ilvl="1" w:tplc="4682554A">
-      <w:start w:val="1"/>
-      <w:numFmt w:val="bullet"/>
-      <w:lvlText w:val="•"/>
-      <w:lvlJc w:val="left"/>
-      <w:pPr>
-        <w:ind w:left="720"/>
-      </w:pPr>
-      <w:rPr>
-        <w:rFonts w:ascii="Arial" w:eastAsia="Arial" w:hAnsi="Arial" w:cs="Arial"/>
-        <w:b w:val="0"/>
-        <w:i w:val="0"/>
-        <w:strike w:val="0"/>
-        <w:dstrike w:val="0"/>
-        <w:color w:val="000000"/>
-        <w:sz w:val="20"/>
-        <w:szCs w:val="20"/>
-        <w:u w:val="none" w:color="000000"/>
-        <w:bdr w:val="none" w:sz="0" w:space="0" w:color="auto"/>
-        <w:shd w:val="clear" w:color="auto" w:fill="auto"/>
-        <w:vertAlign w:val="baseline"/>
-      </w:rPr>
-    </w:lvl>
-    <w:lvl w:ilvl="2" w:tplc="4E3A851E">
-      <w:start w:val="1"/>
-      <w:numFmt w:val="bullet"/>
-      <w:lvlText w:val="▪"/>
-      <w:lvlJc w:val="left"/>
-      <w:pPr>
-        <w:ind w:left="1440"/>
-      </w:pPr>
-      <w:rPr>
-        <w:rFonts w:ascii="Segoe UI Symbol" w:eastAsia="Segoe UI Symbol" w:hAnsi="Segoe UI Symbol" w:cs="Segoe UI Symbol"/>
-        <w:b w:val="0"/>
-        <w:i w:val="0"/>
-        <w:strike w:val="0"/>
-        <w:dstrike w:val="0"/>
-        <w:color w:val="000000"/>
-        <w:sz w:val="20"/>
-        <w:szCs w:val="20"/>
-        <w:u w:val="none" w:color="000000"/>
-        <w:bdr w:val="none" w:sz="0" w:space="0" w:color="auto"/>
-        <w:shd w:val="clear" w:color="auto" w:fill="auto"/>
-        <w:vertAlign w:val="baseline"/>
-      </w:rPr>
-    </w:lvl>
-    <w:lvl w:ilvl="3" w:tplc="4DDC51A2">
-      <w:start w:val="1"/>
-      <w:numFmt w:val="bullet"/>
-      <w:lvlText w:val="•"/>
-      <w:lvlJc w:val="left"/>
-      <w:pPr>
-        <w:ind w:left="2160"/>
-      </w:pPr>
-      <w:rPr>
-        <w:rFonts w:ascii="Arial" w:eastAsia="Arial" w:hAnsi="Arial" w:cs="Arial"/>
-        <w:b w:val="0"/>
-        <w:i w:val="0"/>
-        <w:strike w:val="0"/>
-        <w:dstrike w:val="0"/>
-        <w:color w:val="000000"/>
-        <w:sz w:val="20"/>
-        <w:szCs w:val="20"/>
-        <w:u w:val="none" w:color="000000"/>
-        <w:bdr w:val="none" w:sz="0" w:space="0" w:color="auto"/>
-        <w:shd w:val="clear" w:color="auto" w:fill="auto"/>
-        <w:vertAlign w:val="baseline"/>
-      </w:rPr>
-    </w:lvl>
-    <w:lvl w:ilvl="4" w:tplc="2932C830">
-      <w:start w:val="1"/>
-      <w:numFmt w:val="bullet"/>
-      <w:lvlText w:val="o"/>
-      <w:lvlJc w:val="left"/>
-      <w:pPr>
-        <w:ind w:left="2880"/>
-      </w:pPr>
-      <w:rPr>
-        <w:rFonts w:ascii="Segoe UI Symbol" w:eastAsia="Segoe UI Symbol" w:hAnsi="Segoe UI Symbol" w:cs="Segoe UI Symbol"/>
-        <w:b w:val="0"/>
-        <w:i w:val="0"/>
-        <w:strike w:val="0"/>
-        <w:dstrike w:val="0"/>
-        <w:color w:val="000000"/>
-        <w:sz w:val="20"/>
-        <w:szCs w:val="20"/>
-        <w:u w:val="none" w:color="000000"/>
-        <w:bdr w:val="none" w:sz="0" w:space="0" w:color="auto"/>
-        <w:shd w:val="clear" w:color="auto" w:fill="auto"/>
-        <w:vertAlign w:val="baseline"/>
-      </w:rPr>
-    </w:lvl>
-    <w:lvl w:ilvl="5" w:tplc="6F72E1D4">
-      <w:start w:val="1"/>
-      <w:numFmt w:val="bullet"/>
-      <w:lvlText w:val="▪"/>
-      <w:lvlJc w:val="left"/>
-      <w:pPr>
-        <w:ind w:left="3600"/>
-      </w:pPr>
-      <w:rPr>
-        <w:rFonts w:ascii="Segoe UI Symbol" w:eastAsia="Segoe UI Symbol" w:hAnsi="Segoe UI Symbol" w:cs="Segoe UI Symbol"/>
-        <w:b w:val="0"/>
-        <w:i w:val="0"/>
-        <w:strike w:val="0"/>
-        <w:dstrike w:val="0"/>
-        <w:color w:val="000000"/>
-        <w:sz w:val="20"/>
-        <w:szCs w:val="20"/>
-        <w:u w:val="none" w:color="000000"/>
-        <w:bdr w:val="none" w:sz="0" w:space="0" w:color="auto"/>
-        <w:shd w:val="clear" w:color="auto" w:fill="auto"/>
-        <w:vertAlign w:val="baseline"/>
-      </w:rPr>
-    </w:lvl>
-    <w:lvl w:ilvl="6" w:tplc="10BA2E14">
-      <w:start w:val="1"/>
-      <w:numFmt w:val="bullet"/>
-      <w:lvlText w:val="•"/>
-      <w:lvlJc w:val="left"/>
-      <w:pPr>
-        <w:ind w:left="4320"/>
-      </w:pPr>
-      <w:rPr>
-        <w:rFonts w:ascii="Arial" w:eastAsia="Arial" w:hAnsi="Arial" w:cs="Arial"/>
-        <w:b w:val="0"/>
-        <w:i w:val="0"/>
-        <w:strike w:val="0"/>
-        <w:dstrike w:val="0"/>
-        <w:color w:val="000000"/>
-        <w:sz w:val="20"/>
-        <w:szCs w:val="20"/>
-        <w:u w:val="none" w:color="000000"/>
-        <w:bdr w:val="none" w:sz="0" w:space="0" w:color="auto"/>
-        <w:shd w:val="clear" w:color="auto" w:fill="auto"/>
-        <w:vertAlign w:val="baseline"/>
-      </w:rPr>
-    </w:lvl>
-    <w:lvl w:ilvl="7" w:tplc="2E2A6448">
-      <w:start w:val="1"/>
-      <w:numFmt w:val="bullet"/>
-      <w:lvlText w:val="o"/>
-      <w:lvlJc w:val="left"/>
-      <w:pPr>
-        <w:ind w:left="5040"/>
-      </w:pPr>
-      <w:rPr>
-        <w:rFonts w:ascii="Segoe UI Symbol" w:eastAsia="Segoe UI Symbol" w:hAnsi="Segoe UI Symbol" w:cs="Segoe UI Symbol"/>
-        <w:b w:val="0"/>
-        <w:i w:val="0"/>
-        <w:strike w:val="0"/>
-        <w:dstrike w:val="0"/>
-        <w:color w:val="000000"/>
-        <w:sz w:val="20"/>
-        <w:szCs w:val="20"/>
-        <w:u w:val="none" w:color="000000"/>
-        <w:bdr w:val="none" w:sz="0" w:space="0" w:color="auto"/>
-        <w:shd w:val="clear" w:color="auto" w:fill="auto"/>
-        <w:vertAlign w:val="baseline"/>
-      </w:rPr>
-    </w:lvl>
-    <w:lvl w:ilvl="8" w:tplc="9E76A898">
-      <w:start w:val="1"/>
-      <w:numFmt w:val="bullet"/>
-      <w:lvlText w:val="▪"/>
-      <w:lvlJc w:val="left"/>
-      <w:pPr>
-        <w:ind w:left="5760"/>
-      </w:pPr>
-      <w:rPr>
-        <w:rFonts w:ascii="Segoe UI Symbol" w:eastAsia="Segoe UI Symbol" w:hAnsi="Segoe UI Symbol" w:cs="Segoe UI Symbol"/>
-        <w:b w:val="0"/>
-        <w:i w:val="0"/>
-        <w:strike w:val="0"/>
-        <w:dstrike w:val="0"/>
-        <w:color w:val="000000"/>
-        <w:sz w:val="20"/>
-        <w:szCs w:val="20"/>
-        <w:u w:val="none" w:color="000000"/>
-        <w:bdr w:val="none" w:sz="0" w:space="0" w:color="auto"/>
-        <w:shd w:val="clear" w:color="auto" w:fill="auto"/>
-        <w:vertAlign w:val="baseline"/>
-      </w:rPr>
-    </w:lvl>
-  </w:abstractNum>
-  <w:abstractNum w:abstractNumId="19" w15:restartNumberingAfterBreak="0">
-    <w:nsid w:val="6C263416"/>
-    <w:multiLevelType w:val="hybridMultilevel"/>
-    <w:tmpl w:val="BA783346"/>
-    <w:lvl w:ilvl="0" w:tplc="7F02E1D6">
-      <w:start w:val="1"/>
-      <w:numFmt w:val="lowerLetter"/>
-      <w:lvlText w:val="%1."/>
-      <w:lvlJc w:val="left"/>
-      <w:pPr>
-        <w:ind w:left="260"/>
-      </w:pPr>
-      <w:rPr>
-        <w:rFonts w:ascii="Calibri" w:eastAsia="Calibri" w:hAnsi="Calibri" w:cs="Calibri"/>
-        <w:b w:val="0"/>
-        <w:i w:val="0"/>
-        <w:strike w:val="0"/>
-        <w:dstrike w:val="0"/>
-        <w:color w:val="000000"/>
-        <w:sz w:val="26"/>
-        <w:szCs w:val="26"/>
-        <w:u w:val="none" w:color="000000"/>
-        <w:bdr w:val="none" w:sz="0" w:space="0" w:color="auto"/>
-        <w:shd w:val="clear" w:color="auto" w:fill="auto"/>
-        <w:vertAlign w:val="baseline"/>
-      </w:rPr>
-    </w:lvl>
-    <w:lvl w:ilvl="1" w:tplc="71508756">
-      <w:start w:val="1"/>
-      <w:numFmt w:val="lowerLetter"/>
-      <w:lvlText w:val="%2"/>
-      <w:lvlJc w:val="left"/>
-      <w:pPr>
-        <w:ind w:left="1080"/>
-      </w:pPr>
-      <w:rPr>
-        <w:rFonts w:ascii="Calibri" w:eastAsia="Calibri" w:hAnsi="Calibri" w:cs="Calibri"/>
-        <w:b w:val="0"/>
-        <w:i w:val="0"/>
-        <w:strike w:val="0"/>
-        <w:dstrike w:val="0"/>
-        <w:color w:val="000000"/>
-        <w:sz w:val="26"/>
-        <w:szCs w:val="26"/>
-        <w:u w:val="none" w:color="000000"/>
-        <w:bdr w:val="none" w:sz="0" w:space="0" w:color="auto"/>
-        <w:shd w:val="clear" w:color="auto" w:fill="auto"/>
-        <w:vertAlign w:val="baseline"/>
-      </w:rPr>
-    </w:lvl>
-    <w:lvl w:ilvl="2" w:tplc="4E02077E">
-      <w:start w:val="1"/>
-      <w:numFmt w:val="lowerRoman"/>
-      <w:lvlText w:val="%3"/>
-      <w:lvlJc w:val="left"/>
-      <w:pPr>
-        <w:ind w:left="1800"/>
-      </w:pPr>
-      <w:rPr>
-        <w:rFonts w:ascii="Calibri" w:eastAsia="Calibri" w:hAnsi="Calibri" w:cs="Calibri"/>
-        <w:b w:val="0"/>
-        <w:i w:val="0"/>
-        <w:strike w:val="0"/>
-        <w:dstrike w:val="0"/>
-        <w:color w:val="000000"/>
-        <w:sz w:val="26"/>
-        <w:szCs w:val="26"/>
-        <w:u w:val="none" w:color="000000"/>
-        <w:bdr w:val="none" w:sz="0" w:space="0" w:color="auto"/>
-        <w:shd w:val="clear" w:color="auto" w:fill="auto"/>
-        <w:vertAlign w:val="baseline"/>
-      </w:rPr>
-    </w:lvl>
-    <w:lvl w:ilvl="3" w:tplc="B29A5E9A">
-      <w:start w:val="1"/>
-      <w:numFmt w:val="decimal"/>
-      <w:lvlText w:val="%4"/>
-      <w:lvlJc w:val="left"/>
-      <w:pPr>
-        <w:ind w:left="2520"/>
-      </w:pPr>
-      <w:rPr>
-        <w:rFonts w:ascii="Calibri" w:eastAsia="Calibri" w:hAnsi="Calibri" w:cs="Calibri"/>
-        <w:b w:val="0"/>
-        <w:i w:val="0"/>
-        <w:strike w:val="0"/>
-        <w:dstrike w:val="0"/>
-        <w:color w:val="000000"/>
-        <w:sz w:val="26"/>
-        <w:szCs w:val="26"/>
-        <w:u w:val="none" w:color="000000"/>
-        <w:bdr w:val="none" w:sz="0" w:space="0" w:color="auto"/>
-        <w:shd w:val="clear" w:color="auto" w:fill="auto"/>
-        <w:vertAlign w:val="baseline"/>
-      </w:rPr>
-    </w:lvl>
-    <w:lvl w:ilvl="4" w:tplc="B606A8A2">
-      <w:start w:val="1"/>
-      <w:numFmt w:val="lowerLetter"/>
-      <w:lvlText w:val="%5"/>
-      <w:lvlJc w:val="left"/>
-      <w:pPr>
-        <w:ind w:left="3240"/>
-      </w:pPr>
-      <w:rPr>
-        <w:rFonts w:ascii="Calibri" w:eastAsia="Calibri" w:hAnsi="Calibri" w:cs="Calibri"/>
-        <w:b w:val="0"/>
-        <w:i w:val="0"/>
-        <w:strike w:val="0"/>
-        <w:dstrike w:val="0"/>
-        <w:color w:val="000000"/>
-        <w:sz w:val="26"/>
-        <w:szCs w:val="26"/>
-        <w:u w:val="none" w:color="000000"/>
-        <w:bdr w:val="none" w:sz="0" w:space="0" w:color="auto"/>
-        <w:shd w:val="clear" w:color="auto" w:fill="auto"/>
-        <w:vertAlign w:val="baseline"/>
-      </w:rPr>
-    </w:lvl>
-    <w:lvl w:ilvl="5" w:tplc="E604E374">
-      <w:start w:val="1"/>
-      <w:numFmt w:val="lowerRoman"/>
-      <w:lvlText w:val="%6"/>
-      <w:lvlJc w:val="left"/>
-      <w:pPr>
-        <w:ind w:left="3960"/>
-      </w:pPr>
-      <w:rPr>
-        <w:rFonts w:ascii="Calibri" w:eastAsia="Calibri" w:hAnsi="Calibri" w:cs="Calibri"/>
-        <w:b w:val="0"/>
-        <w:i w:val="0"/>
-        <w:strike w:val="0"/>
-        <w:dstrike w:val="0"/>
-        <w:color w:val="000000"/>
-        <w:sz w:val="26"/>
-        <w:szCs w:val="26"/>
-        <w:u w:val="none" w:color="000000"/>
-        <w:bdr w:val="none" w:sz="0" w:space="0" w:color="auto"/>
-        <w:shd w:val="clear" w:color="auto" w:fill="auto"/>
-        <w:vertAlign w:val="baseline"/>
-      </w:rPr>
-    </w:lvl>
-    <w:lvl w:ilvl="6" w:tplc="7F3CA462">
-      <w:start w:val="1"/>
-      <w:numFmt w:val="decimal"/>
-      <w:lvlText w:val="%7"/>
-      <w:lvlJc w:val="left"/>
-      <w:pPr>
-        <w:ind w:left="4680"/>
-      </w:pPr>
-      <w:rPr>
-        <w:rFonts w:ascii="Calibri" w:eastAsia="Calibri" w:hAnsi="Calibri" w:cs="Calibri"/>
-        <w:b w:val="0"/>
-        <w:i w:val="0"/>
-        <w:strike w:val="0"/>
-        <w:dstrike w:val="0"/>
-        <w:color w:val="000000"/>
-        <w:sz w:val="26"/>
-        <w:szCs w:val="26"/>
-        <w:u w:val="none" w:color="000000"/>
-        <w:bdr w:val="none" w:sz="0" w:space="0" w:color="auto"/>
-        <w:shd w:val="clear" w:color="auto" w:fill="auto"/>
-        <w:vertAlign w:val="baseline"/>
-      </w:rPr>
-    </w:lvl>
-    <w:lvl w:ilvl="7" w:tplc="C4AA4422">
-      <w:start w:val="1"/>
-      <w:numFmt w:val="lowerLetter"/>
-      <w:lvlText w:val="%8"/>
-      <w:lvlJc w:val="left"/>
-      <w:pPr>
-        <w:ind w:left="5400"/>
-      </w:pPr>
-      <w:rPr>
-        <w:rFonts w:ascii="Calibri" w:eastAsia="Calibri" w:hAnsi="Calibri" w:cs="Calibri"/>
-        <w:b w:val="0"/>
-        <w:i w:val="0"/>
-        <w:strike w:val="0"/>
-        <w:dstrike w:val="0"/>
-        <w:color w:val="000000"/>
-        <w:sz w:val="26"/>
-        <w:szCs w:val="26"/>
-        <w:u w:val="none" w:color="000000"/>
-        <w:bdr w:val="none" w:sz="0" w:space="0" w:color="auto"/>
-        <w:shd w:val="clear" w:color="auto" w:fill="auto"/>
-        <w:vertAlign w:val="baseline"/>
-      </w:rPr>
-    </w:lvl>
-    <w:lvl w:ilvl="8" w:tplc="47448812">
-      <w:start w:val="1"/>
-      <w:numFmt w:val="lowerRoman"/>
-      <w:lvlText w:val="%9"/>
-      <w:lvlJc w:val="left"/>
-      <w:pPr>
-        <w:ind w:left="6120"/>
-      </w:pPr>
-      <w:rPr>
-        <w:rFonts w:ascii="Calibri" w:eastAsia="Calibri" w:hAnsi="Calibri" w:cs="Calibri"/>
-        <w:b w:val="0"/>
-        <w:i w:val="0"/>
-        <w:strike w:val="0"/>
-        <w:dstrike w:val="0"/>
-        <w:color w:val="000000"/>
-        <w:sz w:val="26"/>
-        <w:szCs w:val="26"/>
-        <w:u w:val="none" w:color="000000"/>
-        <w:bdr w:val="none" w:sz="0" w:space="0" w:color="auto"/>
-        <w:shd w:val="clear" w:color="auto" w:fill="auto"/>
-        <w:vertAlign w:val="baseline"/>
-      </w:rPr>
-    </w:lvl>
-  </w:abstractNum>
-  <w:abstractNum w:abstractNumId="20" w15:restartNumberingAfterBreak="0">
-    <w:nsid w:val="73BB3072"/>
-    <w:multiLevelType w:val="hybridMultilevel"/>
-    <w:tmpl w:val="7536F312"/>
-    <w:lvl w:ilvl="0" w:tplc="8A80CAB2">
-      <w:start w:val="1"/>
-      <w:numFmt w:val="decimal"/>
-      <w:lvlText w:val="%1."/>
-      <w:lvlJc w:val="left"/>
-      <w:pPr>
-        <w:ind w:left="259"/>
-      </w:pPr>
-      <w:rPr>
-        <w:rFonts w:ascii="Calibri" w:eastAsia="Calibri" w:hAnsi="Calibri" w:cs="Calibri"/>
-        <w:b/>
-        <w:bCs/>
-        <w:i w:val="0"/>
-        <w:strike w:val="0"/>
-        <w:dstrike w:val="0"/>
-        <w:color w:val="000000"/>
-        <w:sz w:val="26"/>
-        <w:szCs w:val="26"/>
-        <w:u w:val="none" w:color="000000"/>
-        <w:bdr w:val="none" w:sz="0" w:space="0" w:color="auto"/>
-        <w:shd w:val="clear" w:color="auto" w:fill="auto"/>
-        <w:vertAlign w:val="baseline"/>
-      </w:rPr>
-    </w:lvl>
-    <w:lvl w:ilvl="1" w:tplc="A51A3FFC">
-      <w:start w:val="1"/>
-      <w:numFmt w:val="bullet"/>
-      <w:lvlText w:val="•"/>
-      <w:lvlJc w:val="left"/>
-      <w:pPr>
-        <w:ind w:left="720"/>
-      </w:pPr>
-      <w:rPr>
-        <w:rFonts w:ascii="Arial" w:eastAsia="Arial" w:hAnsi="Arial" w:cs="Arial"/>
-        <w:b w:val="0"/>
-        <w:i w:val="0"/>
-        <w:strike w:val="0"/>
-        <w:dstrike w:val="0"/>
-        <w:color w:val="000000"/>
-        <w:sz w:val="20"/>
-        <w:szCs w:val="20"/>
-        <w:u w:val="none" w:color="000000"/>
-        <w:bdr w:val="none" w:sz="0" w:space="0" w:color="auto"/>
-        <w:shd w:val="clear" w:color="auto" w:fill="auto"/>
-        <w:vertAlign w:val="baseline"/>
-      </w:rPr>
-    </w:lvl>
-    <w:lvl w:ilvl="2" w:tplc="1C8227FA">
-      <w:start w:val="1"/>
-      <w:numFmt w:val="bullet"/>
-      <w:lvlText w:val="▪"/>
-      <w:lvlJc w:val="left"/>
-      <w:pPr>
-        <w:ind w:left="1440"/>
-      </w:pPr>
-      <w:rPr>
-        <w:rFonts w:ascii="Segoe UI Symbol" w:eastAsia="Segoe UI Symbol" w:hAnsi="Segoe UI Symbol" w:cs="Segoe UI Symbol"/>
-        <w:b w:val="0"/>
-        <w:i w:val="0"/>
-        <w:strike w:val="0"/>
-        <w:dstrike w:val="0"/>
-        <w:color w:val="000000"/>
-        <w:sz w:val="20"/>
-        <w:szCs w:val="20"/>
-        <w:u w:val="none" w:color="000000"/>
-        <w:bdr w:val="none" w:sz="0" w:space="0" w:color="auto"/>
-        <w:shd w:val="clear" w:color="auto" w:fill="auto"/>
-        <w:vertAlign w:val="baseline"/>
-      </w:rPr>
-    </w:lvl>
-    <w:lvl w:ilvl="3" w:tplc="266423E6">
-      <w:start w:val="1"/>
-      <w:numFmt w:val="bullet"/>
-      <w:lvlText w:val="•"/>
-      <w:lvlJc w:val="left"/>
-      <w:pPr>
-        <w:ind w:left="2160"/>
-      </w:pPr>
-      <w:rPr>
-        <w:rFonts w:ascii="Arial" w:eastAsia="Arial" w:hAnsi="Arial" w:cs="Arial"/>
-        <w:b w:val="0"/>
-        <w:i w:val="0"/>
-        <w:strike w:val="0"/>
-        <w:dstrike w:val="0"/>
-        <w:color w:val="000000"/>
-        <w:sz w:val="20"/>
-        <w:szCs w:val="20"/>
-        <w:u w:val="none" w:color="000000"/>
-        <w:bdr w:val="none" w:sz="0" w:space="0" w:color="auto"/>
-        <w:shd w:val="clear" w:color="auto" w:fill="auto"/>
-        <w:vertAlign w:val="baseline"/>
-      </w:rPr>
-    </w:lvl>
-    <w:lvl w:ilvl="4" w:tplc="B4AA63F8">
-      <w:start w:val="1"/>
-      <w:numFmt w:val="bullet"/>
-      <w:lvlText w:val="o"/>
-      <w:lvlJc w:val="left"/>
-      <w:pPr>
-        <w:ind w:left="2880"/>
-      </w:pPr>
-      <w:rPr>
-        <w:rFonts w:ascii="Segoe UI Symbol" w:eastAsia="Segoe UI Symbol" w:hAnsi="Segoe UI Symbol" w:cs="Segoe UI Symbol"/>
-        <w:b w:val="0"/>
-        <w:i w:val="0"/>
-        <w:strike w:val="0"/>
-        <w:dstrike w:val="0"/>
-        <w:color w:val="000000"/>
-        <w:sz w:val="20"/>
-        <w:szCs w:val="20"/>
-        <w:u w:val="none" w:color="000000"/>
-        <w:bdr w:val="none" w:sz="0" w:space="0" w:color="auto"/>
-        <w:shd w:val="clear" w:color="auto" w:fill="auto"/>
-        <w:vertAlign w:val="baseline"/>
-      </w:rPr>
-    </w:lvl>
-    <w:lvl w:ilvl="5" w:tplc="9216D398">
-      <w:start w:val="1"/>
-      <w:numFmt w:val="bullet"/>
-      <w:lvlText w:val="▪"/>
-      <w:lvlJc w:val="left"/>
-      <w:pPr>
-        <w:ind w:left="3600"/>
-      </w:pPr>
-      <w:rPr>
-        <w:rFonts w:ascii="Segoe UI Symbol" w:eastAsia="Segoe UI Symbol" w:hAnsi="Segoe UI Symbol" w:cs="Segoe UI Symbol"/>
-        <w:b w:val="0"/>
-        <w:i w:val="0"/>
-        <w:strike w:val="0"/>
-        <w:dstrike w:val="0"/>
-        <w:color w:val="000000"/>
-        <w:sz w:val="20"/>
-        <w:szCs w:val="20"/>
-        <w:u w:val="none" w:color="000000"/>
-        <w:bdr w:val="none" w:sz="0" w:space="0" w:color="auto"/>
-        <w:shd w:val="clear" w:color="auto" w:fill="auto"/>
-        <w:vertAlign w:val="baseline"/>
-      </w:rPr>
-    </w:lvl>
-    <w:lvl w:ilvl="6" w:tplc="F6EA00D6">
-      <w:start w:val="1"/>
-      <w:numFmt w:val="bullet"/>
-      <w:lvlText w:val="•"/>
-      <w:lvlJc w:val="left"/>
-      <w:pPr>
-        <w:ind w:left="4320"/>
-      </w:pPr>
-      <w:rPr>
-        <w:rFonts w:ascii="Arial" w:eastAsia="Arial" w:hAnsi="Arial" w:cs="Arial"/>
-        <w:b w:val="0"/>
-        <w:i w:val="0"/>
-        <w:strike w:val="0"/>
-        <w:dstrike w:val="0"/>
-        <w:color w:val="000000"/>
-        <w:sz w:val="20"/>
-        <w:szCs w:val="20"/>
-        <w:u w:val="none" w:color="000000"/>
-        <w:bdr w:val="none" w:sz="0" w:space="0" w:color="auto"/>
-        <w:shd w:val="clear" w:color="auto" w:fill="auto"/>
-        <w:vertAlign w:val="baseline"/>
-      </w:rPr>
-    </w:lvl>
-    <w:lvl w:ilvl="7" w:tplc="7DB04B0E">
-      <w:start w:val="1"/>
-      <w:numFmt w:val="bullet"/>
-      <w:lvlText w:val="o"/>
-      <w:lvlJc w:val="left"/>
-      <w:pPr>
-        <w:ind w:left="5040"/>
-      </w:pPr>
-      <w:rPr>
-        <w:rFonts w:ascii="Segoe UI Symbol" w:eastAsia="Segoe UI Symbol" w:hAnsi="Segoe UI Symbol" w:cs="Segoe UI Symbol"/>
-        <w:b w:val="0"/>
-        <w:i w:val="0"/>
-        <w:strike w:val="0"/>
-        <w:dstrike w:val="0"/>
-        <w:color w:val="000000"/>
-        <w:sz w:val="20"/>
-        <w:szCs w:val="20"/>
-        <w:u w:val="none" w:color="000000"/>
-        <w:bdr w:val="none" w:sz="0" w:space="0" w:color="auto"/>
-        <w:shd w:val="clear" w:color="auto" w:fill="auto"/>
-        <w:vertAlign w:val="baseline"/>
-      </w:rPr>
-    </w:lvl>
-    <w:lvl w:ilvl="8" w:tplc="A882F354">
-      <w:start w:val="1"/>
-      <w:numFmt w:val="bullet"/>
-      <w:lvlText w:val="▪"/>
-      <w:lvlJc w:val="left"/>
-      <w:pPr>
-        <w:ind w:left="5760"/>
-      </w:pPr>
-      <w:rPr>
-        <w:rFonts w:ascii="Segoe UI Symbol" w:eastAsia="Segoe UI Symbol" w:hAnsi="Segoe UI Symbol" w:cs="Segoe UI Symbol"/>
-        <w:b w:val="0"/>
-        <w:i w:val="0"/>
-        <w:strike w:val="0"/>
-        <w:dstrike w:val="0"/>
-        <w:color w:val="000000"/>
-        <w:sz w:val="20"/>
-        <w:szCs w:val="20"/>
-        <w:u w:val="none" w:color="000000"/>
-        <w:bdr w:val="none" w:sz="0" w:space="0" w:color="auto"/>
-        <w:shd w:val="clear" w:color="auto" w:fill="auto"/>
-        <w:vertAlign w:val="baseline"/>
-      </w:rPr>
-    </w:lvl>
-  </w:abstractNum>
-  <w:abstractNum w:abstractNumId="21" w15:restartNumberingAfterBreak="0">
-    <w:nsid w:val="7D131430"/>
-    <w:multiLevelType w:val="hybridMultilevel"/>
-    <w:tmpl w:val="2D8A8A76"/>
-    <w:lvl w:ilvl="0" w:tplc="64F43A30">
-      <w:start w:val="1"/>
-      <w:numFmt w:val="bullet"/>
-      <w:lvlText w:val="•"/>
-      <w:lvlJc w:val="left"/>
-      <w:pPr>
-        <w:ind w:left="720"/>
-      </w:pPr>
-      <w:rPr>
-        <w:rFonts w:ascii="Arial" w:eastAsia="Arial" w:hAnsi="Arial" w:cs="Arial"/>
-        <w:b w:val="0"/>
-        <w:i w:val="0"/>
-        <w:strike w:val="0"/>
-        <w:dstrike w:val="0"/>
-        <w:color w:val="000000"/>
-        <w:sz w:val="20"/>
-        <w:szCs w:val="20"/>
-        <w:u w:val="none" w:color="000000"/>
-        <w:bdr w:val="none" w:sz="0" w:space="0" w:color="auto"/>
-        <w:shd w:val="clear" w:color="auto" w:fill="auto"/>
-        <w:vertAlign w:val="baseline"/>
-      </w:rPr>
-    </w:lvl>
-    <w:lvl w:ilvl="1" w:tplc="ADD68E90">
-      <w:start w:val="1"/>
-      <w:numFmt w:val="bullet"/>
-      <w:lvlText w:val="o"/>
-      <w:lvlJc w:val="left"/>
-      <w:pPr>
-        <w:ind w:left="1440"/>
-      </w:pPr>
-      <w:rPr>
-        <w:rFonts w:ascii="Segoe UI Symbol" w:eastAsia="Segoe UI Symbol" w:hAnsi="Segoe UI Symbol" w:cs="Segoe UI Symbol"/>
-        <w:b w:val="0"/>
-        <w:i w:val="0"/>
-        <w:strike w:val="0"/>
-        <w:dstrike w:val="0"/>
-        <w:color w:val="000000"/>
-        <w:sz w:val="20"/>
-        <w:szCs w:val="20"/>
-        <w:u w:val="none" w:color="000000"/>
-        <w:bdr w:val="none" w:sz="0" w:space="0" w:color="auto"/>
-        <w:shd w:val="clear" w:color="auto" w:fill="auto"/>
-        <w:vertAlign w:val="baseline"/>
-      </w:rPr>
-    </w:lvl>
-    <w:lvl w:ilvl="2" w:tplc="8D100358">
-      <w:start w:val="1"/>
-      <w:numFmt w:val="bullet"/>
-      <w:lvlText w:val="▪"/>
-      <w:lvlJc w:val="left"/>
-      <w:pPr>
-        <w:ind w:left="2160"/>
-      </w:pPr>
-      <w:rPr>
-        <w:rFonts w:ascii="Segoe UI Symbol" w:eastAsia="Segoe UI Symbol" w:hAnsi="Segoe UI Symbol" w:cs="Segoe UI Symbol"/>
-        <w:b w:val="0"/>
-        <w:i w:val="0"/>
-        <w:strike w:val="0"/>
-        <w:dstrike w:val="0"/>
-        <w:color w:val="000000"/>
-        <w:sz w:val="20"/>
-        <w:szCs w:val="20"/>
-        <w:u w:val="none" w:color="000000"/>
-        <w:bdr w:val="none" w:sz="0" w:space="0" w:color="auto"/>
-        <w:shd w:val="clear" w:color="auto" w:fill="auto"/>
-        <w:vertAlign w:val="baseline"/>
-      </w:rPr>
-    </w:lvl>
-    <w:lvl w:ilvl="3" w:tplc="A3D220EA">
-      <w:start w:val="1"/>
-      <w:numFmt w:val="bullet"/>
-      <w:lvlText w:val="•"/>
-      <w:lvlJc w:val="left"/>
-      <w:pPr>
-        <w:ind w:left="2880"/>
-      </w:pPr>
-      <w:rPr>
-        <w:rFonts w:ascii="Arial" w:eastAsia="Arial" w:hAnsi="Arial" w:cs="Arial"/>
-        <w:b w:val="0"/>
-        <w:i w:val="0"/>
-        <w:strike w:val="0"/>
-        <w:dstrike w:val="0"/>
-        <w:color w:val="000000"/>
-        <w:sz w:val="20"/>
-        <w:szCs w:val="20"/>
-        <w:u w:val="none" w:color="000000"/>
-        <w:bdr w:val="none" w:sz="0" w:space="0" w:color="auto"/>
-        <w:shd w:val="clear" w:color="auto" w:fill="auto"/>
-        <w:vertAlign w:val="baseline"/>
-      </w:rPr>
-    </w:lvl>
-    <w:lvl w:ilvl="4" w:tplc="3A80B74E">
-      <w:start w:val="1"/>
-      <w:numFmt w:val="bullet"/>
-      <w:lvlText w:val="o"/>
-      <w:lvlJc w:val="left"/>
-      <w:pPr>
-        <w:ind w:left="3600"/>
-      </w:pPr>
-      <w:rPr>
-        <w:rFonts w:ascii="Segoe UI Symbol" w:eastAsia="Segoe UI Symbol" w:hAnsi="Segoe UI Symbol" w:cs="Segoe UI Symbol"/>
-        <w:b w:val="0"/>
-        <w:i w:val="0"/>
-        <w:strike w:val="0"/>
-        <w:dstrike w:val="0"/>
-        <w:color w:val="000000"/>
-        <w:sz w:val="20"/>
-        <w:szCs w:val="20"/>
-        <w:u w:val="none" w:color="000000"/>
-        <w:bdr w:val="none" w:sz="0" w:space="0" w:color="auto"/>
-        <w:shd w:val="clear" w:color="auto" w:fill="auto"/>
-        <w:vertAlign w:val="baseline"/>
-      </w:rPr>
-    </w:lvl>
-    <w:lvl w:ilvl="5" w:tplc="AEC8D26E">
-      <w:start w:val="1"/>
-      <w:numFmt w:val="bullet"/>
-      <w:lvlText w:val="▪"/>
-      <w:lvlJc w:val="left"/>
-      <w:pPr>
-        <w:ind w:left="4320"/>
-      </w:pPr>
-      <w:rPr>
-        <w:rFonts w:ascii="Segoe UI Symbol" w:eastAsia="Segoe UI Symbol" w:hAnsi="Segoe UI Symbol" w:cs="Segoe UI Symbol"/>
-        <w:b w:val="0"/>
-        <w:i w:val="0"/>
-        <w:strike w:val="0"/>
-        <w:dstrike w:val="0"/>
-        <w:color w:val="000000"/>
-        <w:sz w:val="20"/>
-        <w:szCs w:val="20"/>
-        <w:u w:val="none" w:color="000000"/>
-        <w:bdr w:val="none" w:sz="0" w:space="0" w:color="auto"/>
-        <w:shd w:val="clear" w:color="auto" w:fill="auto"/>
-        <w:vertAlign w:val="baseline"/>
-      </w:rPr>
-    </w:lvl>
-    <w:lvl w:ilvl="6" w:tplc="7BF28620">
-      <w:start w:val="1"/>
-      <w:numFmt w:val="bullet"/>
-      <w:lvlText w:val="•"/>
-      <w:lvlJc w:val="left"/>
-      <w:pPr>
-        <w:ind w:left="5040"/>
-      </w:pPr>
-      <w:rPr>
-        <w:rFonts w:ascii="Arial" w:eastAsia="Arial" w:hAnsi="Arial" w:cs="Arial"/>
-        <w:b w:val="0"/>
-        <w:i w:val="0"/>
-        <w:strike w:val="0"/>
-        <w:dstrike w:val="0"/>
-        <w:color w:val="000000"/>
-        <w:sz w:val="20"/>
-        <w:szCs w:val="20"/>
-        <w:u w:val="none" w:color="000000"/>
-        <w:bdr w:val="none" w:sz="0" w:space="0" w:color="auto"/>
-        <w:shd w:val="clear" w:color="auto" w:fill="auto"/>
-        <w:vertAlign w:val="baseline"/>
-      </w:rPr>
-    </w:lvl>
-    <w:lvl w:ilvl="7" w:tplc="15721F56">
-      <w:start w:val="1"/>
-      <w:numFmt w:val="bullet"/>
-      <w:lvlText w:val="o"/>
-      <w:lvlJc w:val="left"/>
-      <w:pPr>
-        <w:ind w:left="5760"/>
-      </w:pPr>
-      <w:rPr>
-        <w:rFonts w:ascii="Segoe UI Symbol" w:eastAsia="Segoe UI Symbol" w:hAnsi="Segoe UI Symbol" w:cs="Segoe UI Symbol"/>
-        <w:b w:val="0"/>
-        <w:i w:val="0"/>
-        <w:strike w:val="0"/>
-        <w:dstrike w:val="0"/>
-        <w:color w:val="000000"/>
-        <w:sz w:val="20"/>
-        <w:szCs w:val="20"/>
-        <w:u w:val="none" w:color="000000"/>
-        <w:bdr w:val="none" w:sz="0" w:space="0" w:color="auto"/>
-        <w:shd w:val="clear" w:color="auto" w:fill="auto"/>
-        <w:vertAlign w:val="baseline"/>
-      </w:rPr>
-    </w:lvl>
-    <w:lvl w:ilvl="8" w:tplc="79ECC9E0">
-      <w:start w:val="1"/>
-      <w:numFmt w:val="bullet"/>
-      <w:lvlText w:val="▪"/>
-      <w:lvlJc w:val="left"/>
-      <w:pPr>
-        <w:ind w:left="6480"/>
-      </w:pPr>
-      <w:rPr>
-        <w:rFonts w:ascii="Segoe UI Symbol" w:eastAsia="Segoe UI Symbol" w:hAnsi="Segoe UI Symbol" w:cs="Segoe UI Symbol"/>
-        <w:b w:val="0"/>
-        <w:i w:val="0"/>
-        <w:strike w:val="0"/>
-        <w:dstrike w:val="0"/>
-        <w:color w:val="000000"/>
-        <w:sz w:val="20"/>
-        <w:szCs w:val="20"/>
-        <w:u w:val="none" w:color="000000"/>
-        <w:bdr w:val="none" w:sz="0" w:space="0" w:color="auto"/>
-        <w:shd w:val="clear" w:color="auto" w:fill="auto"/>
-        <w:vertAlign w:val="baseline"/>
-      </w:rPr>
-    </w:lvl>
-  </w:abstractNum>
-  <w:num w:numId="1" w16cid:durableId="443577761">
+  <w:num w:numId="1" w16cid:durableId="1917668971">
     <w:abstractNumId w:val="2"/>
   </w:num>
-  <w:num w:numId="2" w16cid:durableId="1105269914">
-    <w:abstractNumId w:val="18"/>
+  <w:num w:numId="2" w16cid:durableId="638732892">
+    <w:abstractNumId w:val="20"/>
   </w:num>
-  <w:num w:numId="3" w16cid:durableId="1517965256">
+  <w:num w:numId="3" w16cid:durableId="1085419889">
+    <w:abstractNumId w:val="17"/>
+  </w:num>
+  <w:num w:numId="4" w16cid:durableId="514272621">
+    <w:abstractNumId w:val="15"/>
+  </w:num>
+  <w:num w:numId="5" w16cid:durableId="1430469448">
+    <w:abstractNumId w:val="4"/>
+  </w:num>
+  <w:num w:numId="6" w16cid:durableId="1688406026">
+    <w:abstractNumId w:val="10"/>
+  </w:num>
+  <w:num w:numId="7" w16cid:durableId="334919634">
+    <w:abstractNumId w:val="8"/>
+  </w:num>
+  <w:num w:numId="8" w16cid:durableId="501625329">
+    <w:abstractNumId w:val="21"/>
+  </w:num>
+  <w:num w:numId="9" w16cid:durableId="513305093">
+    <w:abstractNumId w:val="1"/>
+  </w:num>
+  <w:num w:numId="10" w16cid:durableId="1297025085">
+    <w:abstractNumId w:val="7"/>
+  </w:num>
+  <w:num w:numId="11" w16cid:durableId="819922993">
+    <w:abstractNumId w:val="14"/>
+  </w:num>
+  <w:num w:numId="12" w16cid:durableId="1373848847">
     <w:abstractNumId w:val="12"/>
   </w:num>
-  <w:num w:numId="4" w16cid:durableId="1110970179">
+  <w:num w:numId="13" w16cid:durableId="1236549551">
+    <w:abstractNumId w:val="3"/>
+  </w:num>
+  <w:num w:numId="14" w16cid:durableId="1148982825">
+    <w:abstractNumId w:val="0"/>
+  </w:num>
+  <w:num w:numId="15" w16cid:durableId="562254494">
+    <w:abstractNumId w:val="19"/>
+  </w:num>
+  <w:num w:numId="16" w16cid:durableId="1164586013">
     <w:abstractNumId w:val="13"/>
   </w:num>
-  <w:num w:numId="5" w16cid:durableId="1677151445">
-    <w:abstractNumId w:val="0"/>
+  <w:num w:numId="17" w16cid:durableId="1616205386">
+    <w:abstractNumId w:val="11"/>
   </w:num>
-  <w:num w:numId="6" w16cid:durableId="1927693332">
-    <w:abstractNumId w:val="15"/>
-  </w:num>
-  <w:num w:numId="7" w16cid:durableId="794176963">
+  <w:num w:numId="18" w16cid:durableId="554316341">
     <w:abstractNumId w:val="6"/>
   </w:num>
-  <w:num w:numId="8" w16cid:durableId="542643602">
-    <w:abstractNumId w:val="8"/>
-  </w:num>
-  <w:num w:numId="9" w16cid:durableId="1903446300">
-    <w:abstractNumId w:val="7"/>
-  </w:num>
-  <w:num w:numId="10" w16cid:durableId="1915703983">
+  <w:num w:numId="19" w16cid:durableId="496309835">
     <w:abstractNumId w:val="9"/>
   </w:num>
-  <w:num w:numId="11" w16cid:durableId="652761930">
-    <w:abstractNumId w:val="19"/>
+  <w:num w:numId="20" w16cid:durableId="1188833299">
+    <w:abstractNumId w:val="5"/>
   </w:num>
-  <w:num w:numId="12" w16cid:durableId="2054188740">
+  <w:num w:numId="21" w16cid:durableId="1612973386">
     <w:abstractNumId w:val="16"/>
   </w:num>
-  <w:num w:numId="13" w16cid:durableId="971255632">
-    <w:abstractNumId w:val="5"/>
-  </w:num>
-  <w:num w:numId="14" w16cid:durableId="497308916">
-    <w:abstractNumId w:val="14"/>
-  </w:num>
-  <w:num w:numId="15" w16cid:durableId="446311214">
-    <w:abstractNumId w:val="20"/>
-  </w:num>
-  <w:num w:numId="16" w16cid:durableId="1981835750">
-    <w:abstractNumId w:val="10"/>
-  </w:num>
-  <w:num w:numId="17" w16cid:durableId="363017558">
-    <w:abstractNumId w:val="3"/>
-  </w:num>
-  <w:num w:numId="18" w16cid:durableId="1985620837">
-    <w:abstractNumId w:val="17"/>
-  </w:num>
-  <w:num w:numId="19" w16cid:durableId="1658343683">
-    <w:abstractNumId w:val="11"/>
-  </w:num>
-  <w:num w:numId="20" w16cid:durableId="500005628">
-    <w:abstractNumId w:val="4"/>
-  </w:num>
-  <w:num w:numId="21" w16cid:durableId="2096781668">
-    <w:abstractNumId w:val="1"/>
-  </w:num>
-  <w:num w:numId="22" w16cid:durableId="1038700413">
-    <w:abstractNumId w:val="21"/>
+  <w:num w:numId="22" w16cid:durableId="721759004">
+    <w:abstractNumId w:val="18"/>
   </w:num>
 </w:numbering>
 </file>
